--- a/WEEK2/Embedded_SW_Project2_Report.docx
+++ b/WEEK2/Embedded_SW_Project2_Report.docx
@@ -145,25 +145,7 @@
           <w:sz w:val="24"/>
           <w:szCs w:val="24"/>
         </w:rPr>
-        <w:t xml:space="preserve">OpenMP and </w:t>
-      </w:r>
-      <w:proofErr w:type="spellStart"/>
-      <w:r>
-        <w:rPr>
-          <w:rFonts w:ascii="Robo" w:hAnsi="Robo" w:cs="Times New Roman"/>
-          <w:sz w:val="24"/>
-          <w:szCs w:val="24"/>
-        </w:rPr>
-        <w:t>pthread</w:t>
-      </w:r>
-      <w:proofErr w:type="spellEnd"/>
-      <w:r>
-        <w:rPr>
-          <w:rFonts w:ascii="Robo" w:hAnsi="Robo" w:cs="Times New Roman"/>
-          <w:sz w:val="24"/>
-          <w:szCs w:val="24"/>
-        </w:rPr>
-        <w:t xml:space="preserve"> are explored and implemented.</w:t>
+        <w:t>OpenMP and pthread are explored and implemented.</w:t>
       </w:r>
     </w:p>
     <w:p>
@@ -191,25 +173,7 @@
           <w:sz w:val="24"/>
           <w:szCs w:val="24"/>
         </w:rPr>
-        <w:t xml:space="preserve">improvement </w:t>
-      </w:r>
-      <w:proofErr w:type="gramStart"/>
-      <w:r>
-        <w:rPr>
-          <w:rFonts w:ascii="Robo" w:hAnsi="Robo" w:cs="Times New Roman"/>
-          <w:sz w:val="24"/>
-          <w:szCs w:val="24"/>
-        </w:rPr>
-        <w:t>of</w:t>
-      </w:r>
-      <w:proofErr w:type="gramEnd"/>
-      <w:r>
-        <w:rPr>
-          <w:rFonts w:ascii="Robo" w:hAnsi="Robo" w:cs="Times New Roman"/>
-          <w:sz w:val="24"/>
-          <w:szCs w:val="24"/>
-        </w:rPr>
-        <w:t xml:space="preserve"> performance</w:t>
+        <w:t>improvement of performance</w:t>
       </w:r>
       <w:r>
         <w:rPr>
@@ -462,25 +426,7 @@
           <w:b/>
           <w:bCs/>
         </w:rPr>
-        <w:t xml:space="preserve">Step 2 – Understanding the modifications on </w:t>
-      </w:r>
-      <w:proofErr w:type="spellStart"/>
-      <w:r>
-        <w:rPr>
-          <w:rFonts w:ascii="Robo" w:hAnsi="Robo"/>
-          <w:b/>
-          <w:bCs/>
-        </w:rPr>
-        <w:t>canny_local.c</w:t>
-      </w:r>
-      <w:proofErr w:type="spellEnd"/>
-      <w:r>
-        <w:rPr>
-          <w:rFonts w:ascii="Robo" w:hAnsi="Robo"/>
-          <w:b/>
-          <w:bCs/>
-        </w:rPr>
-        <w:t xml:space="preserve"> with OpenMP</w:t>
+        <w:t>Step 2 – Understanding the modifications on canny_local.c with OpenMP</w:t>
       </w:r>
     </w:p>
     <w:tbl>
@@ -517,7 +463,6 @@
                 <w:szCs w:val="32"/>
               </w:rPr>
             </w:pPr>
-            <w:proofErr w:type="spellStart"/>
             <w:r>
               <w:rPr>
                 <w:rFonts w:ascii="Robo" w:hAnsi="Robo"/>
@@ -528,7 +473,6 @@
               </w:rPr>
               <w:t>canny_local_omp.c</w:t>
             </w:r>
-            <w:proofErr w:type="spellEnd"/>
           </w:p>
         </w:tc>
         <w:tc>
@@ -554,7 +498,6 @@
                 <w:szCs w:val="32"/>
               </w:rPr>
             </w:pPr>
-            <w:proofErr w:type="spellStart"/>
             <w:r>
               <w:rPr>
                 <w:rFonts w:ascii="Robo" w:hAnsi="Robo"/>
@@ -565,7 +508,6 @@
               </w:rPr>
               <w:t>canny_local_.c</w:t>
             </w:r>
-            <w:proofErr w:type="spellEnd"/>
           </w:p>
         </w:tc>
       </w:tr>
@@ -647,35 +589,13 @@
               <w:rPr>
                 <w:rFonts w:ascii="Robo" w:hAnsi="Robo"/>
               </w:rPr>
-              <w:t xml:space="preserve">In </w:t>
+              <w:t xml:space="preserve">In Blur_x, </w:t>
             </w:r>
-            <w:proofErr w:type="spellStart"/>
             <w:r>
               <w:rPr>
                 <w:rFonts w:ascii="Robo" w:hAnsi="Robo"/>
               </w:rPr>
-              <w:t>Blur_x</w:t>
-            </w:r>
-            <w:proofErr w:type="spellEnd"/>
-            <w:r>
-              <w:rPr>
-                <w:rFonts w:ascii="Robo" w:hAnsi="Robo"/>
-              </w:rPr>
-              <w:t xml:space="preserve">, </w:t>
-            </w:r>
-            <w:proofErr w:type="spellStart"/>
-            <w:r>
-              <w:rPr>
-                <w:rFonts w:ascii="Robo" w:hAnsi="Robo"/>
-              </w:rPr>
-              <w:t>omp</w:t>
-            </w:r>
-            <w:proofErr w:type="spellEnd"/>
-            <w:r>
-              <w:rPr>
-                <w:rFonts w:ascii="Robo" w:hAnsi="Robo"/>
-              </w:rPr>
-              <w:t xml:space="preserve"> is implemented to </w:t>
+              <w:t xml:space="preserve">omp is implemented to </w:t>
             </w:r>
             <w:r>
               <w:rPr>
@@ -704,39 +624,17 @@
                 <w:rFonts w:ascii="Robo" w:hAnsi="Robo"/>
               </w:rPr>
             </w:pPr>
-            <w:proofErr w:type="spellStart"/>
             <w:r>
               <w:rPr>
                 <w:rFonts w:ascii="Robo" w:hAnsi="Robo"/>
               </w:rPr>
-              <w:t>omp_set_dynamic</w:t>
-            </w:r>
-            <w:proofErr w:type="spellEnd"/>
-            <w:r>
-              <w:rPr>
-                <w:rFonts w:ascii="Robo" w:hAnsi="Robo"/>
-              </w:rPr>
-              <w:t>(0)</w:t>
+              <w:t>omp_set_dynamic(0)</w:t>
             </w:r>
             <w:r>
               <w:rPr>
                 <w:rFonts w:ascii="Robo" w:hAnsi="Robo"/>
               </w:rPr>
-              <w:t xml:space="preserve"> configured </w:t>
-            </w:r>
-            <w:proofErr w:type="spellStart"/>
-            <w:r>
-              <w:rPr>
-                <w:rFonts w:ascii="Robo" w:hAnsi="Robo"/>
-              </w:rPr>
-              <w:t>omp</w:t>
-            </w:r>
-            <w:proofErr w:type="spellEnd"/>
-            <w:r>
-              <w:rPr>
-                <w:rFonts w:ascii="Robo" w:hAnsi="Robo"/>
-              </w:rPr>
-              <w:t xml:space="preserve"> to not changing thread numbers dynamically unless limited by hardware resource.</w:t>
+              <w:t xml:space="preserve"> configured omp to not changing thread numbers dynamically unless limited by hardware resource.</w:t>
             </w:r>
           </w:p>
         </w:tc>
@@ -1045,41 +943,13 @@
               <w:rPr>
                 <w:rFonts w:ascii="Robo" w:hAnsi="Robo"/>
               </w:rPr>
-              <w:t xml:space="preserve">#pragma </w:t>
-            </w:r>
-            <w:proofErr w:type="spellStart"/>
-            <w:r>
-              <w:rPr>
-                <w:rFonts w:ascii="Robo" w:hAnsi="Robo"/>
-              </w:rPr>
-              <w:t>omp</w:t>
-            </w:r>
-            <w:proofErr w:type="spellEnd"/>
-            <w:r>
-              <w:rPr>
-                <w:rFonts w:ascii="Robo" w:hAnsi="Robo"/>
-              </w:rPr>
-              <w:t xml:space="preserve"> for</w:t>
+              <w:t>#pragma omp for</w:t>
             </w:r>
             <w:r>
               <w:rPr>
                 <w:rFonts w:ascii="Robo" w:hAnsi="Robo"/>
               </w:rPr>
-              <w:t xml:space="preserve">… </w:t>
-            </w:r>
-            <w:proofErr w:type="spellStart"/>
-            <w:r>
-              <w:rPr>
-                <w:rFonts w:ascii="Robo" w:hAnsi="Robo"/>
-              </w:rPr>
-              <w:t>dertermins</w:t>
-            </w:r>
-            <w:proofErr w:type="spellEnd"/>
-            <w:r>
-              <w:rPr>
-                <w:rFonts w:ascii="Robo" w:hAnsi="Robo"/>
-              </w:rPr>
-              <w:t xml:space="preserve"> the for loop to be run separately in each thread. </w:t>
+              <w:t xml:space="preserve">… dertermins the for loop to be run separately in each thread. </w:t>
             </w:r>
             <w:r>
               <w:rPr>
@@ -1527,56 +1397,16 @@
           <w:u w:color="000000"/>
           <w:lang w:eastAsia="zh-CN"/>
         </w:rPr>
-        <w:t xml:space="preserve"> the user time is the total </w:t>
-      </w:r>
-      <w:proofErr w:type="spellStart"/>
-      <w:r>
-        <w:rPr>
-          <w:rFonts w:ascii="Robo" w:eastAsia="Calibri" w:hAnsi="Robo"/>
-          <w:color w:val="000000"/>
-          <w:u w:color="000000"/>
-          <w:lang w:eastAsia="zh-CN"/>
-        </w:rPr>
-        <w:t>cpu</w:t>
-      </w:r>
-      <w:proofErr w:type="spellEnd"/>
-      <w:r>
-        <w:rPr>
-          <w:rFonts w:ascii="Robo" w:eastAsia="Calibri" w:hAnsi="Robo"/>
-          <w:color w:val="000000"/>
-          <w:u w:color="000000"/>
-          <w:lang w:eastAsia="zh-CN"/>
-        </w:rPr>
-        <w:t xml:space="preserve"> time and system time is the kernel time. With multithreading, the wall time is improved</w:t>
-      </w:r>
-      <w:r>
-        <w:rPr>
-          <w:rFonts w:ascii="Robo" w:eastAsia="Calibri" w:hAnsi="Robo"/>
-          <w:color w:val="000000"/>
-          <w:u w:color="000000"/>
-          <w:lang w:eastAsia="zh-CN"/>
-        </w:rPr>
-        <w:t xml:space="preserve"> and </w:t>
-      </w:r>
-      <w:proofErr w:type="spellStart"/>
-      <w:r>
-        <w:rPr>
-          <w:rFonts w:ascii="Robo" w:eastAsia="Calibri" w:hAnsi="Robo"/>
-          <w:color w:val="000000"/>
-          <w:u w:color="000000"/>
-          <w:lang w:eastAsia="zh-CN"/>
-        </w:rPr>
-        <w:t>cpu</w:t>
-      </w:r>
-      <w:proofErr w:type="spellEnd"/>
-      <w:r>
-        <w:rPr>
-          <w:rFonts w:ascii="Robo" w:eastAsia="Calibri" w:hAnsi="Robo"/>
-          <w:color w:val="000000"/>
-          <w:u w:color="000000"/>
-          <w:lang w:eastAsia="zh-CN"/>
-        </w:rPr>
-        <w:t>/system time increased due to multithread/core execution.</w:t>
+        <w:t xml:space="preserve"> the user time is the total cpu time and system time is the kernel time. With multithreading, the wall time is improved</w:t>
+      </w:r>
+      <w:r>
+        <w:rPr>
+          <w:rFonts w:ascii="Robo" w:eastAsia="Calibri" w:hAnsi="Robo"/>
+          <w:color w:val="000000"/>
+          <w:u w:color="000000"/>
+          <w:lang w:eastAsia="zh-CN"/>
+        </w:rPr>
+        <w:t xml:space="preserve"> and cpu/system time increased due to multithread/core execution.</w:t>
       </w:r>
       <w:r>
         <w:rPr>
@@ -1601,7 +1431,6 @@
     </w:p>
     <w:p>
       <w:pPr>
-        <w:jc w:val="both"/>
         <w:rPr>
           <w:rFonts w:ascii="Robo" w:eastAsia="Calibri" w:hAnsi="Robo"/>
           <w:b/>
@@ -1620,7 +1449,7 @@
           <w:u w:color="000000"/>
           <w:lang w:eastAsia="zh-CN"/>
         </w:rPr>
-        <w:t>Step 4 – Use OpenMP to parallelize Blur in the y direction</w:t>
+        <w:br w:type="page"/>
       </w:r>
     </w:p>
     <w:p>
@@ -1635,10 +1464,1343 @@
           <w:lang w:eastAsia="zh-CN"/>
         </w:rPr>
       </w:pPr>
+      <w:r>
+        <w:rPr>
+          <w:rFonts w:ascii="Robo" w:eastAsia="Calibri" w:hAnsi="Robo"/>
+          <w:b/>
+          <w:bCs/>
+          <w:color w:val="000000"/>
+          <w:u w:color="000000"/>
+          <w:lang w:eastAsia="zh-CN"/>
+        </w:rPr>
+        <w:lastRenderedPageBreak/>
+        <w:t>Step 4 – Use OpenMP to parallelize Blur in the y direction</w:t>
+      </w:r>
     </w:p>
     <w:p>
       <w:pPr>
         <w:jc w:val="both"/>
+        <w:rPr>
+          <w:rFonts w:ascii="Robo" w:eastAsia="Calibri" w:hAnsi="Robo"/>
+          <w:b/>
+          <w:bCs/>
+          <w:color w:val="000000"/>
+          <w:u w:color="000000"/>
+          <w:lang w:eastAsia="zh-CN"/>
+        </w:rPr>
+      </w:pPr>
+      <w:r>
+        <w:rPr>
+          <w:rFonts w:ascii="Robo" w:eastAsia="Calibri" w:hAnsi="Robo"/>
+          <w:b/>
+          <w:bCs/>
+          <w:color w:val="000000"/>
+          <w:u w:color="000000"/>
+          <w:lang w:eastAsia="zh-CN"/>
+        </w:rPr>
+        <w:drawing>
+          <wp:inline distT="0" distB="0" distL="0" distR="0" wp14:anchorId="30666DA8" wp14:editId="7B177AC5">
+            <wp:extent cx="4876800" cy="2415475"/>
+            <wp:effectExtent l="0" t="0" r="0" b="4445"/>
+            <wp:docPr id="862161568" name="圖片 1" descr="一張含有 文字, 螢幕擷取畫面, 字型, 數字 的圖片&#10;&#10;AI 產生的內容可能不正確。"/>
+            <wp:cNvGraphicFramePr>
+              <a:graphicFrameLocks xmlns:a="http://schemas.openxmlformats.org/drawingml/2006/main" noChangeAspect="1"/>
+            </wp:cNvGraphicFramePr>
+            <a:graphic xmlns:a="http://schemas.openxmlformats.org/drawingml/2006/main">
+              <a:graphicData uri="http://schemas.openxmlformats.org/drawingml/2006/picture">
+                <pic:pic xmlns:pic="http://schemas.openxmlformats.org/drawingml/2006/picture">
+                  <pic:nvPicPr>
+                    <pic:cNvPr id="862161568" name="圖片 1" descr="一張含有 文字, 螢幕擷取畫面, 字型, 數字 的圖片&#10;&#10;AI 產生的內容可能不正確。"/>
+                    <pic:cNvPicPr/>
+                  </pic:nvPicPr>
+                  <pic:blipFill>
+                    <a:blip r:embed="rId12"/>
+                    <a:stretch>
+                      <a:fillRect/>
+                    </a:stretch>
+                  </pic:blipFill>
+                  <pic:spPr>
+                    <a:xfrm>
+                      <a:off x="0" y="0"/>
+                      <a:ext cx="4879841" cy="2416981"/>
+                    </a:xfrm>
+                    <a:prstGeom prst="rect">
+                      <a:avLst/>
+                    </a:prstGeom>
+                  </pic:spPr>
+                </pic:pic>
+              </a:graphicData>
+            </a:graphic>
+          </wp:inline>
+        </w:drawing>
+      </w:r>
+    </w:p>
+    <w:p>
+      <w:pPr>
+        <w:jc w:val="both"/>
+        <w:rPr>
+          <w:rFonts w:ascii="Robo" w:eastAsia="Calibri" w:hAnsi="Robo"/>
+          <w:color w:val="000000"/>
+          <w:u w:color="000000"/>
+          <w:lang w:eastAsia="zh-CN"/>
+        </w:rPr>
+      </w:pPr>
+      <w:r>
+        <w:rPr>
+          <w:rFonts w:ascii="Robo" w:eastAsia="Calibri" w:hAnsi="Robo"/>
+          <w:color w:val="000000"/>
+          <w:u w:color="000000"/>
+          <w:lang w:eastAsia="zh-CN"/>
+        </w:rPr>
+        <w:t xml:space="preserve">OpenMP is implemented for Blur Y shown as above. </w:t>
+      </w:r>
+      <w:r>
+        <w:rPr>
+          <w:rFonts w:ascii="Robo" w:eastAsia="Calibri" w:hAnsi="Robo"/>
+          <w:color w:val="000000"/>
+          <w:u w:color="000000"/>
+          <w:lang w:eastAsia="zh-CN"/>
+        </w:rPr>
+        <w:t xml:space="preserve">In BlurY multithreading implementation, </w:t>
+      </w:r>
+      <w:r>
+        <w:rPr>
+          <w:rFonts w:ascii="Robo" w:eastAsia="Calibri" w:hAnsi="Robo"/>
+          <w:color w:val="000000"/>
+          <w:u w:color="000000"/>
+          <w:lang w:eastAsia="zh-CN"/>
+        </w:rPr>
+        <w:t xml:space="preserve">n_thread isn’t declared again since </w:t>
+      </w:r>
+      <w:r>
+        <w:rPr>
+          <w:rFonts w:ascii="Robo" w:eastAsia="Calibri" w:hAnsi="Robo"/>
+          <w:color w:val="000000"/>
+          <w:u w:color="000000"/>
+          <w:lang w:eastAsia="zh-CN"/>
+        </w:rPr>
+        <w:t xml:space="preserve">it was done before BlurX. </w:t>
+      </w:r>
+      <w:r>
+        <w:rPr>
+          <w:rFonts w:ascii="Robo" w:eastAsia="Calibri" w:hAnsi="Robo"/>
+          <w:color w:val="000000"/>
+          <w:u w:color="000000"/>
+          <w:lang w:eastAsia="zh-CN"/>
+        </w:rPr>
+        <w:t xml:space="preserve">The variables to be copied are </w:t>
+      </w:r>
+      <w:r>
+        <w:rPr>
+          <w:rFonts w:ascii="Robo" w:eastAsia="Calibri" w:hAnsi="Robo"/>
+          <w:color w:val="000000"/>
+          <w:u w:color="000000"/>
+          <w:lang w:eastAsia="zh-CN"/>
+        </w:rPr>
+        <w:t>(</w:t>
+      </w:r>
+      <w:r>
+        <w:rPr>
+          <w:rFonts w:ascii="Robo" w:eastAsia="Calibri" w:hAnsi="Robo"/>
+          <w:color w:val="000000"/>
+          <w:u w:color="000000"/>
+          <w:lang w:eastAsia="zh-CN"/>
+        </w:rPr>
+        <w:t>r, rr, dot, sum</w:t>
+      </w:r>
+      <w:r>
+        <w:rPr>
+          <w:rFonts w:ascii="Robo" w:eastAsia="Calibri" w:hAnsi="Robo"/>
+          <w:color w:val="000000"/>
+          <w:u w:color="000000"/>
+          <w:lang w:eastAsia="zh-CN"/>
+        </w:rPr>
+        <w:t>)</w:t>
+      </w:r>
+      <w:r>
+        <w:rPr>
+          <w:rFonts w:ascii="Robo" w:eastAsia="Calibri" w:hAnsi="Robo"/>
+          <w:color w:val="000000"/>
+          <w:u w:color="000000"/>
+          <w:lang w:eastAsia="zh-CN"/>
+        </w:rPr>
+        <w:t>.</w:t>
+      </w:r>
+    </w:p>
+    <w:p>
+      <w:pPr>
+        <w:jc w:val="both"/>
+        <w:rPr>
+          <w:rFonts w:ascii="Robo" w:eastAsia="Calibri" w:hAnsi="Robo"/>
+          <w:color w:val="000000"/>
+          <w:u w:color="000000"/>
+          <w:lang w:eastAsia="zh-CN"/>
+        </w:rPr>
+      </w:pPr>
+      <w:r>
+        <w:rPr>
+          <w:rFonts w:ascii="Robo" w:eastAsia="Calibri" w:hAnsi="Robo"/>
+          <w:color w:val="000000"/>
+          <w:u w:color="000000"/>
+          <w:lang w:eastAsia="zh-CN"/>
+        </w:rPr>
+        <w:t>t</w:t>
+      </w:r>
+      <w:r>
+        <w:rPr>
+          <w:rFonts w:ascii="Robo" w:eastAsia="Calibri" w:hAnsi="Robo"/>
+          <w:color w:val="000000"/>
+          <w:u w:color="000000"/>
+          <w:lang w:eastAsia="zh-CN"/>
+        </w:rPr>
+        <w:t>empim and kernel are free</w:t>
+      </w:r>
+      <w:r>
+        <w:rPr>
+          <w:rFonts w:ascii="Robo" w:eastAsia="Calibri" w:hAnsi="Robo"/>
+          <w:color w:val="000000"/>
+          <w:u w:color="000000"/>
+          <w:lang w:eastAsia="zh-CN"/>
+        </w:rPr>
+        <w:t xml:space="preserve">d </w:t>
+      </w:r>
+      <w:r>
+        <w:rPr>
+          <w:rFonts w:ascii="Robo" w:eastAsia="Calibri" w:hAnsi="Robo"/>
+          <w:color w:val="000000"/>
+          <w:u w:color="000000"/>
+          <w:lang w:eastAsia="zh-CN"/>
+        </w:rPr>
+        <w:t>after all the threads are done execution.</w:t>
+      </w:r>
+    </w:p>
+    <w:p>
+      <w:pPr>
+        <w:jc w:val="both"/>
+        <w:rPr>
+          <w:rFonts w:ascii="Robo" w:eastAsia="Calibri" w:hAnsi="Robo"/>
+          <w:color w:val="000000"/>
+          <w:u w:color="000000"/>
+          <w:lang w:eastAsia="zh-CN"/>
+        </w:rPr>
+      </w:pPr>
+    </w:p>
+    <w:p>
+      <w:pPr>
+        <w:jc w:val="both"/>
+        <w:rPr>
+          <w:rFonts w:ascii="Robo" w:eastAsia="Calibri" w:hAnsi="Robo"/>
+          <w:color w:val="000000"/>
+          <w:u w:color="000000"/>
+          <w:lang w:eastAsia="zh-CN"/>
+        </w:rPr>
+      </w:pPr>
+      <w:r>
+        <w:rPr>
+          <w:rFonts w:ascii="Robo" w:eastAsia="Calibri" w:hAnsi="Robo"/>
+          <w:color w:val="000000"/>
+          <w:u w:color="000000"/>
+          <w:lang w:eastAsia="zh-CN"/>
+        </w:rPr>
+        <w:drawing>
+          <wp:inline distT="0" distB="0" distL="0" distR="0" wp14:anchorId="5B4A05FA" wp14:editId="5A75594A">
+            <wp:extent cx="3800475" cy="2684695"/>
+            <wp:effectExtent l="0" t="0" r="0" b="1905"/>
+            <wp:docPr id="340170767" name="圖片 1" descr="一張含有 文字, 螢幕擷取畫面 的圖片&#10;&#10;AI 產生的內容可能不正確。"/>
+            <wp:cNvGraphicFramePr>
+              <a:graphicFrameLocks xmlns:a="http://schemas.openxmlformats.org/drawingml/2006/main" noChangeAspect="1"/>
+            </wp:cNvGraphicFramePr>
+            <a:graphic xmlns:a="http://schemas.openxmlformats.org/drawingml/2006/main">
+              <a:graphicData uri="http://schemas.openxmlformats.org/drawingml/2006/picture">
+                <pic:pic xmlns:pic="http://schemas.openxmlformats.org/drawingml/2006/picture">
+                  <pic:nvPicPr>
+                    <pic:cNvPr id="340170767" name="圖片 1" descr="一張含有 文字, 螢幕擷取畫面 的圖片&#10;&#10;AI 產生的內容可能不正確。"/>
+                    <pic:cNvPicPr/>
+                  </pic:nvPicPr>
+                  <pic:blipFill>
+                    <a:blip r:embed="rId13"/>
+                    <a:stretch>
+                      <a:fillRect/>
+                    </a:stretch>
+                  </pic:blipFill>
+                  <pic:spPr>
+                    <a:xfrm>
+                      <a:off x="0" y="0"/>
+                      <a:ext cx="3808422" cy="2690309"/>
+                    </a:xfrm>
+                    <a:prstGeom prst="rect">
+                      <a:avLst/>
+                    </a:prstGeom>
+                  </pic:spPr>
+                </pic:pic>
+              </a:graphicData>
+            </a:graphic>
+          </wp:inline>
+        </w:drawing>
+      </w:r>
+    </w:p>
+    <w:p>
+      <w:pPr>
+        <w:jc w:val="both"/>
+        <w:rPr>
+          <w:rFonts w:ascii="Robo" w:eastAsia="Calibri" w:hAnsi="Robo"/>
+          <w:color w:val="000000"/>
+          <w:u w:color="000000"/>
+          <w:lang w:eastAsia="zh-CN"/>
+        </w:rPr>
+      </w:pPr>
+      <w:r>
+        <w:rPr>
+          <w:rFonts w:ascii="Robo" w:eastAsia="Calibri" w:hAnsi="Robo"/>
+          <w:color w:val="000000"/>
+          <w:u w:color="000000"/>
+          <w:lang w:eastAsia="zh-CN"/>
+        </w:rPr>
+        <w:t xml:space="preserve">From this </w:t>
+      </w:r>
+      <w:r>
+        <w:rPr>
+          <w:rFonts w:ascii="Robo" w:eastAsia="Calibri" w:hAnsi="Robo"/>
+          <w:color w:val="000000"/>
+          <w:u w:color="000000"/>
+          <w:lang w:eastAsia="zh-CN"/>
+        </w:rPr>
+        <w:t>snapshot</w:t>
+      </w:r>
+      <w:r>
+        <w:rPr>
+          <w:rFonts w:ascii="Robo" w:eastAsia="Calibri" w:hAnsi="Robo"/>
+          <w:color w:val="000000"/>
+          <w:u w:color="000000"/>
+          <w:lang w:eastAsia="zh-CN"/>
+        </w:rPr>
+        <w:t xml:space="preserve">, we can see there are also 4 threads </w:t>
+      </w:r>
+      <w:r>
+        <w:rPr>
+          <w:rFonts w:ascii="Robo" w:eastAsia="Calibri" w:hAnsi="Robo"/>
+          <w:color w:val="000000"/>
+          <w:u w:color="000000"/>
+          <w:lang w:eastAsia="zh-CN"/>
+        </w:rPr>
+        <w:t>created</w:t>
+      </w:r>
+      <w:r>
+        <w:rPr>
+          <w:rFonts w:ascii="Robo" w:eastAsia="Calibri" w:hAnsi="Robo"/>
+          <w:color w:val="000000"/>
+          <w:u w:color="000000"/>
+          <w:lang w:eastAsia="zh-CN"/>
+        </w:rPr>
+        <w:t xml:space="preserve"> for </w:t>
+      </w:r>
+      <w:r>
+        <w:rPr>
+          <w:rFonts w:ascii="Robo" w:eastAsia="Calibri" w:hAnsi="Robo"/>
+          <w:color w:val="000000"/>
+          <w:u w:color="000000"/>
+          <w:lang w:eastAsia="zh-CN"/>
+        </w:rPr>
+        <w:t>Blur Y.</w:t>
+      </w:r>
+    </w:p>
+    <w:p>
+      <w:pPr>
+        <w:jc w:val="both"/>
+        <w:rPr>
+          <w:rFonts w:ascii="Robo" w:eastAsia="Calibri" w:hAnsi="Robo"/>
+          <w:color w:val="000000"/>
+          <w:u w:color="000000"/>
+          <w:lang w:eastAsia="zh-CN"/>
+        </w:rPr>
+      </w:pPr>
+      <w:r>
+        <w:rPr>
+          <w:rFonts w:ascii="Robo" w:eastAsia="Calibri" w:hAnsi="Robo"/>
+          <w:color w:val="000000"/>
+          <w:u w:color="000000"/>
+          <w:lang w:eastAsia="zh-CN"/>
+        </w:rPr>
+        <w:t xml:space="preserve">And from the time result below, we can tell the </w:t>
+      </w:r>
+      <w:r>
+        <w:rPr>
+          <w:rFonts w:ascii="Robo" w:eastAsia="Calibri" w:hAnsi="Robo"/>
+          <w:color w:val="000000"/>
+          <w:u w:color="000000"/>
+          <w:lang w:eastAsia="zh-CN"/>
+        </w:rPr>
+        <w:t xml:space="preserve">real time is improved by </w:t>
+      </w:r>
+      <w:r>
+        <w:rPr>
+          <w:rFonts w:ascii="Robo" w:eastAsia="Calibri" w:hAnsi="Robo"/>
+          <w:color w:val="000000"/>
+          <w:u w:color="000000"/>
+          <w:lang w:eastAsia="zh-CN"/>
+        </w:rPr>
+        <w:t xml:space="preserve">approximately </w:t>
+      </w:r>
+      <w:r>
+        <w:rPr>
+          <w:rFonts w:ascii="Robo" w:eastAsia="Calibri" w:hAnsi="Robo"/>
+          <w:b/>
+          <w:bCs/>
+          <w:color w:val="000000"/>
+          <w:u w:color="000000"/>
+          <w:lang w:eastAsia="zh-CN"/>
+        </w:rPr>
+        <w:t>33</w:t>
+      </w:r>
+      <w:r>
+        <w:rPr>
+          <w:rFonts w:ascii="Robo" w:eastAsia="Calibri" w:hAnsi="Robo"/>
+          <w:b/>
+          <w:bCs/>
+          <w:color w:val="000000"/>
+          <w:u w:color="000000"/>
+          <w:lang w:eastAsia="zh-CN"/>
+        </w:rPr>
+        <w:t xml:space="preserve">% </w:t>
+      </w:r>
+      <w:r>
+        <w:rPr>
+          <w:rFonts w:ascii="Robo" w:eastAsia="Calibri" w:hAnsi="Robo"/>
+          <w:color w:val="000000"/>
+          <w:u w:color="000000"/>
+          <w:lang w:eastAsia="zh-CN"/>
+        </w:rPr>
+        <w:t xml:space="preserve">compared to </w:t>
+      </w:r>
+      <w:r>
+        <w:rPr>
+          <w:rFonts w:ascii="Robo" w:eastAsia="Calibri" w:hAnsi="Robo"/>
+          <w:color w:val="000000"/>
+          <w:u w:color="000000"/>
+          <w:lang w:eastAsia="zh-CN"/>
+        </w:rPr>
+        <w:t xml:space="preserve">the original </w:t>
+      </w:r>
+      <w:r>
+        <w:rPr>
+          <w:rFonts w:ascii="Robo" w:eastAsia="Calibri" w:hAnsi="Robo"/>
+          <w:color w:val="000000"/>
+          <w:u w:color="000000"/>
+          <w:lang w:eastAsia="zh-CN"/>
+        </w:rPr>
+        <w:t>application without multithreading</w:t>
+      </w:r>
+      <w:r>
+        <w:rPr>
+          <w:rFonts w:ascii="Robo" w:eastAsia="Calibri" w:hAnsi="Robo"/>
+          <w:color w:val="000000"/>
+          <w:u w:color="000000"/>
+          <w:lang w:eastAsia="zh-CN"/>
+        </w:rPr>
+        <w:t xml:space="preserve"> and </w:t>
+      </w:r>
+      <w:r>
+        <w:rPr>
+          <w:rFonts w:ascii="Robo" w:eastAsia="Calibri" w:hAnsi="Robo"/>
+          <w:b/>
+          <w:bCs/>
+          <w:color w:val="000000"/>
+          <w:u w:color="000000"/>
+          <w:lang w:eastAsia="zh-CN"/>
+        </w:rPr>
+        <w:t>15 %</w:t>
+      </w:r>
+      <w:r>
+        <w:rPr>
+          <w:rFonts w:ascii="Robo" w:eastAsia="Calibri" w:hAnsi="Robo"/>
+          <w:color w:val="000000"/>
+          <w:u w:color="000000"/>
+          <w:lang w:eastAsia="zh-CN"/>
+        </w:rPr>
+        <w:t xml:space="preserve"> </w:t>
+      </w:r>
+      <w:r>
+        <w:rPr>
+          <w:rFonts w:ascii="Robo" w:eastAsia="Calibri" w:hAnsi="Robo"/>
+          <w:color w:val="000000"/>
+          <w:u w:color="000000"/>
+          <w:lang w:eastAsia="zh-CN"/>
+        </w:rPr>
+        <w:t>compared</w:t>
+      </w:r>
+      <w:r>
+        <w:rPr>
+          <w:rFonts w:ascii="Robo" w:eastAsia="Calibri" w:hAnsi="Robo"/>
+          <w:color w:val="000000"/>
+          <w:u w:color="000000"/>
+          <w:lang w:eastAsia="zh-CN"/>
+        </w:rPr>
+        <w:t xml:space="preserve"> to the application which only implemented m</w:t>
+      </w:r>
+      <w:r>
+        <w:rPr>
+          <w:rFonts w:ascii="Robo" w:eastAsia="Calibri" w:hAnsi="Robo"/>
+          <w:color w:val="000000"/>
+          <w:u w:color="000000"/>
+          <w:lang w:eastAsia="zh-CN"/>
+        </w:rPr>
+        <w:t>u</w:t>
+      </w:r>
+      <w:r>
+        <w:rPr>
+          <w:rFonts w:ascii="Robo" w:eastAsia="Calibri" w:hAnsi="Robo"/>
+          <w:color w:val="000000"/>
+          <w:u w:color="000000"/>
+          <w:lang w:eastAsia="zh-CN"/>
+        </w:rPr>
+        <w:t>ltithreading in BlurX.</w:t>
+      </w:r>
+    </w:p>
+    <w:p>
+      <w:pPr>
+        <w:jc w:val="both"/>
+        <w:rPr>
+          <w:rFonts w:ascii="Robo" w:eastAsia="Calibri" w:hAnsi="Robo"/>
+          <w:color w:val="000000"/>
+          <w:u w:color="000000"/>
+          <w:lang w:eastAsia="zh-CN"/>
+        </w:rPr>
+      </w:pPr>
+    </w:p>
+    <w:p>
+      <w:pPr>
+        <w:jc w:val="both"/>
+        <w:rPr>
+          <w:rFonts w:ascii="Robo" w:eastAsia="Calibri" w:hAnsi="Robo"/>
+          <w:color w:val="000000"/>
+          <w:u w:color="000000"/>
+          <w:lang w:eastAsia="zh-CN"/>
+        </w:rPr>
+      </w:pPr>
+      <w:r>
+        <w:rPr>
+          <w:rFonts w:ascii="Robo" w:eastAsia="Calibri" w:hAnsi="Robo"/>
+          <w:color w:val="000000"/>
+          <w:u w:color="000000"/>
+          <w:lang w:eastAsia="zh-CN"/>
+        </w:rPr>
+        <w:t>real</w:t>
+      </w:r>
+      <w:r>
+        <w:rPr>
+          <w:rFonts w:ascii="Robo" w:eastAsia="Calibri" w:hAnsi="Robo"/>
+          <w:color w:val="000000"/>
+          <w:u w:color="000000"/>
+          <w:lang w:eastAsia="zh-CN"/>
+        </w:rPr>
+        <w:tab/>
+        <w:t>0m0.662s</w:t>
+      </w:r>
+    </w:p>
+    <w:p>
+      <w:pPr>
+        <w:jc w:val="both"/>
+        <w:rPr>
+          <w:rFonts w:ascii="Robo" w:eastAsia="Calibri" w:hAnsi="Robo"/>
+          <w:color w:val="000000"/>
+          <w:u w:color="000000"/>
+          <w:lang w:eastAsia="zh-CN"/>
+        </w:rPr>
+      </w:pPr>
+      <w:r>
+        <w:rPr>
+          <w:rFonts w:ascii="Robo" w:eastAsia="Calibri" w:hAnsi="Robo"/>
+          <w:color w:val="000000"/>
+          <w:u w:color="000000"/>
+          <w:lang w:eastAsia="zh-CN"/>
+        </w:rPr>
+        <w:t>user</w:t>
+      </w:r>
+      <w:r>
+        <w:rPr>
+          <w:rFonts w:ascii="Robo" w:eastAsia="Calibri" w:hAnsi="Robo"/>
+          <w:color w:val="000000"/>
+          <w:u w:color="000000"/>
+          <w:lang w:eastAsia="zh-CN"/>
+        </w:rPr>
+        <w:tab/>
+        <w:t>0m0.913s</w:t>
+      </w:r>
+    </w:p>
+    <w:p>
+      <w:pPr>
+        <w:jc w:val="both"/>
+        <w:rPr>
+          <w:rFonts w:ascii="Robo" w:eastAsia="Calibri" w:hAnsi="Robo"/>
+          <w:color w:val="000000"/>
+          <w:u w:color="000000"/>
+          <w:lang w:eastAsia="zh-CN"/>
+        </w:rPr>
+      </w:pPr>
+      <w:r>
+        <w:rPr>
+          <w:rFonts w:ascii="Robo" w:eastAsia="Calibri" w:hAnsi="Robo"/>
+          <w:color w:val="000000"/>
+          <w:u w:color="000000"/>
+          <w:lang w:eastAsia="zh-CN"/>
+        </w:rPr>
+        <w:t>sys</w:t>
+      </w:r>
+      <w:r>
+        <w:rPr>
+          <w:rFonts w:ascii="Robo" w:eastAsia="Calibri" w:hAnsi="Robo"/>
+          <w:color w:val="000000"/>
+          <w:u w:color="000000"/>
+          <w:lang w:eastAsia="zh-CN"/>
+        </w:rPr>
+        <w:tab/>
+        <w:t>0m0.044s</w:t>
+      </w:r>
+    </w:p>
+    <w:p>
+      <w:pPr>
+        <w:rPr>
+          <w:rFonts w:ascii="Robo" w:eastAsia="Calibri" w:hAnsi="Robo"/>
+          <w:color w:val="000000"/>
+          <w:u w:color="000000"/>
+          <w:lang w:eastAsia="zh-CN"/>
+        </w:rPr>
+      </w:pPr>
+      <w:r>
+        <w:rPr>
+          <w:rFonts w:ascii="Robo" w:eastAsia="Calibri" w:hAnsi="Robo"/>
+          <w:color w:val="000000"/>
+          <w:u w:color="000000"/>
+          <w:lang w:eastAsia="zh-CN"/>
+        </w:rPr>
+        <w:br w:type="page"/>
+      </w:r>
+    </w:p>
+    <w:p>
+      <w:pPr>
+        <w:rPr>
+          <w:rFonts w:ascii="Robo" w:eastAsia="Calibri" w:hAnsi="Robo"/>
+          <w:b/>
+          <w:bCs/>
+          <w:color w:val="000000"/>
+          <w:u w:color="000000"/>
+          <w:lang w:eastAsia="zh-CN"/>
+        </w:rPr>
+      </w:pPr>
+      <w:r>
+        <w:rPr>
+          <w:rFonts w:ascii="Robo" w:eastAsia="Calibri" w:hAnsi="Robo"/>
+          <w:b/>
+          <w:bCs/>
+          <w:color w:val="000000"/>
+          <w:u w:color="000000"/>
+          <w:lang w:eastAsia="zh-CN"/>
+        </w:rPr>
+        <w:lastRenderedPageBreak/>
+        <w:t>Step 6 – Understanding the modifications on canny_local.c with pthread</w:t>
+      </w:r>
+    </w:p>
+    <w:p>
+      <w:pPr>
+        <w:rPr>
+          <w:rFonts w:ascii="Robo" w:eastAsia="Calibri" w:hAnsi="Robo"/>
+          <w:b/>
+          <w:bCs/>
+          <w:color w:val="000000"/>
+          <w:u w:color="000000"/>
+          <w:lang w:eastAsia="zh-CN"/>
+        </w:rPr>
+      </w:pPr>
+    </w:p>
+    <w:tbl>
+      <w:tblPr>
+        <w:tblStyle w:val="af2"/>
+        <w:tblW w:w="0" w:type="auto"/>
+        <w:tblLook w:val="04A0" w:firstRow="1" w:lastRow="0" w:firstColumn="1" w:lastColumn="0" w:noHBand="0" w:noVBand="1"/>
+      </w:tblPr>
+      <w:tblGrid>
+        <w:gridCol w:w="5240"/>
+        <w:gridCol w:w="4110"/>
+      </w:tblGrid>
+      <w:tr>
+        <w:tc>
+          <w:tcPr>
+            <w:tcW w:w="5240" w:type="dxa"/>
+          </w:tcPr>
+          <w:p>
+            <w:pPr>
+              <w:pBdr>
+                <w:top w:val="none" w:sz="0" w:space="0" w:color="auto"/>
+                <w:left w:val="none" w:sz="0" w:space="0" w:color="auto"/>
+                <w:bottom w:val="none" w:sz="0" w:space="0" w:color="auto"/>
+                <w:right w:val="none" w:sz="0" w:space="0" w:color="auto"/>
+                <w:between w:val="none" w:sz="0" w:space="0" w:color="auto"/>
+                <w:bar w:val="none" w:sz="0" w:color="auto"/>
+              </w:pBdr>
+              <w:jc w:val="center"/>
+              <w:rPr>
+                <w:rFonts w:ascii="Robo" w:hAnsi="Robo"/>
+                <w:b/>
+                <w:bCs/>
+                <w:sz w:val="32"/>
+                <w:szCs w:val="32"/>
+              </w:rPr>
+            </w:pPr>
+            <w:r>
+              <w:rPr>
+                <w:rFonts w:ascii="Robo" w:hAnsi="Robo"/>
+                <w:b/>
+                <w:bCs/>
+                <w:sz w:val="32"/>
+                <w:szCs w:val="32"/>
+              </w:rPr>
+              <w:t>canny_local_</w:t>
+            </w:r>
+            <w:r>
+              <w:rPr>
+                <w:rFonts w:ascii="Robo" w:hAnsi="Robo"/>
+                <w:b/>
+                <w:bCs/>
+                <w:sz w:val="32"/>
+                <w:szCs w:val="32"/>
+              </w:rPr>
+              <w:t>pthread</w:t>
+            </w:r>
+            <w:r>
+              <w:rPr>
+                <w:rFonts w:ascii="Robo" w:hAnsi="Robo"/>
+                <w:b/>
+                <w:bCs/>
+                <w:sz w:val="32"/>
+                <w:szCs w:val="32"/>
+              </w:rPr>
+              <w:t>.c</w:t>
+            </w:r>
+          </w:p>
+        </w:tc>
+        <w:tc>
+          <w:tcPr>
+            <w:tcW w:w="4110" w:type="dxa"/>
+          </w:tcPr>
+          <w:p>
+            <w:pPr>
+              <w:pBdr>
+                <w:top w:val="none" w:sz="0" w:space="0" w:color="auto"/>
+                <w:left w:val="none" w:sz="0" w:space="0" w:color="auto"/>
+                <w:bottom w:val="none" w:sz="0" w:space="0" w:color="auto"/>
+                <w:right w:val="none" w:sz="0" w:space="0" w:color="auto"/>
+                <w:between w:val="none" w:sz="0" w:space="0" w:color="auto"/>
+                <w:bar w:val="none" w:sz="0" w:color="auto"/>
+              </w:pBdr>
+              <w:jc w:val="center"/>
+              <w:rPr>
+                <w:rFonts w:ascii="Robo" w:hAnsi="Robo"/>
+                <w:b/>
+                <w:bCs/>
+                <w:sz w:val="32"/>
+                <w:szCs w:val="32"/>
+              </w:rPr>
+            </w:pPr>
+            <w:r>
+              <w:rPr>
+                <w:rFonts w:ascii="Robo" w:hAnsi="Robo"/>
+                <w:b/>
+                <w:bCs/>
+                <w:sz w:val="32"/>
+                <w:szCs w:val="32"/>
+              </w:rPr>
+              <w:t>canny_local_.c</w:t>
+            </w:r>
+          </w:p>
+        </w:tc>
+      </w:tr>
+      <w:tr>
+        <w:tc>
+          <w:tcPr>
+            <w:tcW w:w="5240" w:type="dxa"/>
+          </w:tcPr>
+          <w:p>
+            <w:pPr>
+              <w:pBdr>
+                <w:top w:val="none" w:sz="0" w:space="0" w:color="auto"/>
+                <w:left w:val="none" w:sz="0" w:space="0" w:color="auto"/>
+                <w:bottom w:val="none" w:sz="0" w:space="0" w:color="auto"/>
+                <w:right w:val="none" w:sz="0" w:space="0" w:color="auto"/>
+                <w:between w:val="none" w:sz="0" w:space="0" w:color="auto"/>
+                <w:bar w:val="none" w:sz="0" w:color="auto"/>
+              </w:pBdr>
+              <w:rPr>
+                <w:rFonts w:ascii="Robo" w:hAnsi="Robo"/>
+              </w:rPr>
+            </w:pPr>
+            <w:r>
+              <w:rPr>
+                <w:rFonts w:ascii="Robo" w:hAnsi="Robo"/>
+              </w:rPr>
+              <w:drawing>
+                <wp:inline distT="0" distB="0" distL="0" distR="0" wp14:anchorId="02B50587" wp14:editId="41148238">
+                  <wp:extent cx="1947862" cy="999162"/>
+                  <wp:effectExtent l="0" t="0" r="0" b="0"/>
+                  <wp:docPr id="1335618939" name="圖片 1"/>
+                  <wp:cNvGraphicFramePr>
+                    <a:graphicFrameLocks xmlns:a="http://schemas.openxmlformats.org/drawingml/2006/main" noChangeAspect="1"/>
+                  </wp:cNvGraphicFramePr>
+                  <a:graphic xmlns:a="http://schemas.openxmlformats.org/drawingml/2006/main">
+                    <a:graphicData uri="http://schemas.openxmlformats.org/drawingml/2006/picture">
+                      <pic:pic xmlns:pic="http://schemas.openxmlformats.org/drawingml/2006/picture">
+                        <pic:nvPicPr>
+                          <pic:cNvPr id="1335618939" name=""/>
+                          <pic:cNvPicPr/>
+                        </pic:nvPicPr>
+                        <pic:blipFill>
+                          <a:blip r:embed="rId14"/>
+                          <a:stretch>
+                            <a:fillRect/>
+                          </a:stretch>
+                        </pic:blipFill>
+                        <pic:spPr>
+                          <a:xfrm>
+                            <a:off x="0" y="0"/>
+                            <a:ext cx="1951725" cy="1001144"/>
+                          </a:xfrm>
+                          <a:prstGeom prst="rect">
+                            <a:avLst/>
+                          </a:prstGeom>
+                        </pic:spPr>
+                      </pic:pic>
+                    </a:graphicData>
+                  </a:graphic>
+                </wp:inline>
+              </w:drawing>
+            </w:r>
+          </w:p>
+          <w:p>
+            <w:pPr>
+              <w:pBdr>
+                <w:top w:val="none" w:sz="0" w:space="0" w:color="auto"/>
+                <w:left w:val="none" w:sz="0" w:space="0" w:color="auto"/>
+                <w:bottom w:val="none" w:sz="0" w:space="0" w:color="auto"/>
+                <w:right w:val="none" w:sz="0" w:space="0" w:color="auto"/>
+                <w:between w:val="none" w:sz="0" w:space="0" w:color="auto"/>
+                <w:bar w:val="none" w:sz="0" w:color="auto"/>
+              </w:pBdr>
+              <w:rPr>
+                <w:rFonts w:ascii="Robo" w:hAnsi="Robo"/>
+              </w:rPr>
+            </w:pPr>
+            <w:r>
+              <w:rPr>
+                <w:rFonts w:ascii="Robo" w:hAnsi="Robo"/>
+              </w:rPr>
+              <w:t>Structure is created for passing arguments for multithreading</w:t>
+            </w:r>
+          </w:p>
+          <w:p>
+            <w:pPr>
+              <w:pBdr>
+                <w:top w:val="none" w:sz="0" w:space="0" w:color="auto"/>
+                <w:left w:val="none" w:sz="0" w:space="0" w:color="auto"/>
+                <w:bottom w:val="none" w:sz="0" w:space="0" w:color="auto"/>
+                <w:right w:val="none" w:sz="0" w:space="0" w:color="auto"/>
+                <w:between w:val="none" w:sz="0" w:space="0" w:color="auto"/>
+                <w:bar w:val="none" w:sz="0" w:color="auto"/>
+              </w:pBdr>
+              <w:rPr>
+                <w:rFonts w:ascii="Robo" w:hAnsi="Robo"/>
+              </w:rPr>
+            </w:pPr>
+          </w:p>
+        </w:tc>
+        <w:tc>
+          <w:tcPr>
+            <w:tcW w:w="4110" w:type="dxa"/>
+          </w:tcPr>
+          <w:p>
+            <w:pPr>
+              <w:pBdr>
+                <w:top w:val="none" w:sz="0" w:space="0" w:color="auto"/>
+                <w:left w:val="none" w:sz="0" w:space="0" w:color="auto"/>
+                <w:bottom w:val="none" w:sz="0" w:space="0" w:color="auto"/>
+                <w:right w:val="none" w:sz="0" w:space="0" w:color="auto"/>
+                <w:between w:val="none" w:sz="0" w:space="0" w:color="auto"/>
+                <w:bar w:val="none" w:sz="0" w:color="auto"/>
+              </w:pBdr>
+              <w:rPr>
+                <w:rFonts w:ascii="Robo" w:hAnsi="Robo"/>
+              </w:rPr>
+            </w:pPr>
+            <w:r>
+              <w:rPr>
+                <w:rFonts w:ascii="Robo" w:hAnsi="Robo"/>
+              </w:rPr>
+              <w:t>None</w:t>
+            </w:r>
+          </w:p>
+        </w:tc>
+      </w:tr>
+      <w:tr>
+        <w:tc>
+          <w:tcPr>
+            <w:tcW w:w="5240" w:type="dxa"/>
+          </w:tcPr>
+          <w:p>
+            <w:pPr>
+              <w:pBdr>
+                <w:top w:val="none" w:sz="0" w:space="0" w:color="auto"/>
+                <w:left w:val="none" w:sz="0" w:space="0" w:color="auto"/>
+                <w:bottom w:val="none" w:sz="0" w:space="0" w:color="auto"/>
+                <w:right w:val="none" w:sz="0" w:space="0" w:color="auto"/>
+                <w:between w:val="none" w:sz="0" w:space="0" w:color="auto"/>
+                <w:bar w:val="none" w:sz="0" w:color="auto"/>
+              </w:pBdr>
+              <w:rPr>
+                <w:rFonts w:ascii="Robo" w:hAnsi="Robo"/>
+              </w:rPr>
+            </w:pPr>
+            <w:r>
+              <w:rPr>
+                <w:rFonts w:ascii="Robo" w:hAnsi="Robo"/>
+              </w:rPr>
+              <w:drawing>
+                <wp:inline distT="0" distB="0" distL="0" distR="0" wp14:anchorId="5EDAAC5A" wp14:editId="027951FD">
+                  <wp:extent cx="2305050" cy="1795526"/>
+                  <wp:effectExtent l="0" t="0" r="0" b="0"/>
+                  <wp:docPr id="1760214900" name="圖片 1"/>
+                  <wp:cNvGraphicFramePr>
+                    <a:graphicFrameLocks xmlns:a="http://schemas.openxmlformats.org/drawingml/2006/main" noChangeAspect="1"/>
+                  </wp:cNvGraphicFramePr>
+                  <a:graphic xmlns:a="http://schemas.openxmlformats.org/drawingml/2006/main">
+                    <a:graphicData uri="http://schemas.openxmlformats.org/drawingml/2006/picture">
+                      <pic:pic xmlns:pic="http://schemas.openxmlformats.org/drawingml/2006/picture">
+                        <pic:nvPicPr>
+                          <pic:cNvPr id="1760214900" name=""/>
+                          <pic:cNvPicPr/>
+                        </pic:nvPicPr>
+                        <pic:blipFill>
+                          <a:blip r:embed="rId15"/>
+                          <a:stretch>
+                            <a:fillRect/>
+                          </a:stretch>
+                        </pic:blipFill>
+                        <pic:spPr>
+                          <a:xfrm>
+                            <a:off x="0" y="0"/>
+                            <a:ext cx="2314375" cy="1802790"/>
+                          </a:xfrm>
+                          <a:prstGeom prst="rect">
+                            <a:avLst/>
+                          </a:prstGeom>
+                        </pic:spPr>
+                      </pic:pic>
+                    </a:graphicData>
+                  </a:graphic>
+                </wp:inline>
+              </w:drawing>
+            </w:r>
+          </w:p>
+          <w:p>
+            <w:pPr>
+              <w:pBdr>
+                <w:top w:val="none" w:sz="0" w:space="0" w:color="auto"/>
+                <w:left w:val="none" w:sz="0" w:space="0" w:color="auto"/>
+                <w:bottom w:val="none" w:sz="0" w:space="0" w:color="auto"/>
+                <w:right w:val="none" w:sz="0" w:space="0" w:color="auto"/>
+                <w:between w:val="none" w:sz="0" w:space="0" w:color="auto"/>
+                <w:bar w:val="none" w:sz="0" w:color="auto"/>
+              </w:pBdr>
+              <w:rPr>
+                <w:rFonts w:ascii="Robo" w:hAnsi="Robo"/>
+              </w:rPr>
+            </w:pPr>
+            <w:r>
+              <w:rPr>
+                <w:rFonts w:ascii="Robo" w:hAnsi="Robo"/>
+              </w:rPr>
+              <w:t>blur_x</w:t>
+            </w:r>
+            <w:r>
+              <w:rPr>
+                <w:rFonts w:ascii="Robo" w:hAnsi="Robo"/>
+              </w:rPr>
+              <w:t xml:space="preserve"> is modified to take argument and </w:t>
+            </w:r>
+            <w:r>
+              <w:rPr>
+                <w:rFonts w:ascii="Robo" w:hAnsi="Robo"/>
+              </w:rPr>
+              <w:t>have local variables declared with init value from the argument,</w:t>
+            </w:r>
+          </w:p>
+        </w:tc>
+        <w:tc>
+          <w:tcPr>
+            <w:tcW w:w="4110" w:type="dxa"/>
+          </w:tcPr>
+          <w:p>
+            <w:pPr>
+              <w:pBdr>
+                <w:top w:val="none" w:sz="0" w:space="0" w:color="auto"/>
+                <w:left w:val="none" w:sz="0" w:space="0" w:color="auto"/>
+                <w:bottom w:val="none" w:sz="0" w:space="0" w:color="auto"/>
+                <w:right w:val="none" w:sz="0" w:space="0" w:color="auto"/>
+                <w:between w:val="none" w:sz="0" w:space="0" w:color="auto"/>
+                <w:bar w:val="none" w:sz="0" w:color="auto"/>
+              </w:pBdr>
+              <w:rPr>
+                <w:rFonts w:ascii="Robo" w:hAnsi="Robo"/>
+              </w:rPr>
+            </w:pPr>
+            <w:r>
+              <w:rPr>
+                <w:rFonts w:ascii="Robo" w:hAnsi="Robo"/>
+              </w:rPr>
+              <w:t>None</w:t>
+            </w:r>
+          </w:p>
+        </w:tc>
+      </w:tr>
+      <w:tr>
+        <w:tc>
+          <w:tcPr>
+            <w:tcW w:w="5240" w:type="dxa"/>
+          </w:tcPr>
+          <w:p>
+            <w:pPr>
+              <w:pBdr>
+                <w:top w:val="none" w:sz="0" w:space="0" w:color="auto"/>
+                <w:left w:val="none" w:sz="0" w:space="0" w:color="auto"/>
+                <w:bottom w:val="none" w:sz="0" w:space="0" w:color="auto"/>
+                <w:right w:val="none" w:sz="0" w:space="0" w:color="auto"/>
+                <w:between w:val="none" w:sz="0" w:space="0" w:color="auto"/>
+                <w:bar w:val="none" w:sz="0" w:color="auto"/>
+              </w:pBdr>
+              <w:rPr>
+                <w:rFonts w:ascii="Robo" w:hAnsi="Robo"/>
+              </w:rPr>
+            </w:pPr>
+            <w:r>
+              <w:rPr>
+                <w:rFonts w:ascii="Robo" w:hAnsi="Robo"/>
+              </w:rPr>
+              <w:drawing>
+                <wp:inline distT="0" distB="0" distL="0" distR="0" wp14:anchorId="06AD91AA" wp14:editId="68C64E71">
+                  <wp:extent cx="2962275" cy="275744"/>
+                  <wp:effectExtent l="0" t="0" r="0" b="0"/>
+                  <wp:docPr id="919788170" name="圖片 1"/>
+                  <wp:cNvGraphicFramePr>
+                    <a:graphicFrameLocks xmlns:a="http://schemas.openxmlformats.org/drawingml/2006/main" noChangeAspect="1"/>
+                  </wp:cNvGraphicFramePr>
+                  <a:graphic xmlns:a="http://schemas.openxmlformats.org/drawingml/2006/main">
+                    <a:graphicData uri="http://schemas.openxmlformats.org/drawingml/2006/picture">
+                      <pic:pic xmlns:pic="http://schemas.openxmlformats.org/drawingml/2006/picture">
+                        <pic:nvPicPr>
+                          <pic:cNvPr id="919788170" name=""/>
+                          <pic:cNvPicPr/>
+                        </pic:nvPicPr>
+                        <pic:blipFill>
+                          <a:blip r:embed="rId16"/>
+                          <a:stretch>
+                            <a:fillRect/>
+                          </a:stretch>
+                        </pic:blipFill>
+                        <pic:spPr>
+                          <a:xfrm>
+                            <a:off x="0" y="0"/>
+                            <a:ext cx="2992436" cy="278552"/>
+                          </a:xfrm>
+                          <a:prstGeom prst="rect">
+                            <a:avLst/>
+                          </a:prstGeom>
+                        </pic:spPr>
+                      </pic:pic>
+                    </a:graphicData>
+                  </a:graphic>
+                </wp:inline>
+              </w:drawing>
+            </w:r>
+          </w:p>
+          <w:p>
+            <w:pPr>
+              <w:pBdr>
+                <w:top w:val="none" w:sz="0" w:space="0" w:color="auto"/>
+                <w:left w:val="none" w:sz="0" w:space="0" w:color="auto"/>
+                <w:bottom w:val="none" w:sz="0" w:space="0" w:color="auto"/>
+                <w:right w:val="none" w:sz="0" w:space="0" w:color="auto"/>
+                <w:between w:val="none" w:sz="0" w:space="0" w:color="auto"/>
+                <w:bar w:val="none" w:sz="0" w:color="auto"/>
+              </w:pBdr>
+              <w:rPr>
+                <w:rFonts w:ascii="Robo" w:hAnsi="Robo"/>
+              </w:rPr>
+            </w:pPr>
+            <w:r>
+              <w:rPr>
+                <w:rFonts w:ascii="Robo" w:hAnsi="Robo"/>
+              </w:rPr>
+              <w:t>Number of thread is defined as 4</w:t>
+            </w:r>
+          </w:p>
+        </w:tc>
+        <w:tc>
+          <w:tcPr>
+            <w:tcW w:w="4110" w:type="dxa"/>
+          </w:tcPr>
+          <w:p>
+            <w:pPr>
+              <w:pBdr>
+                <w:top w:val="none" w:sz="0" w:space="0" w:color="auto"/>
+                <w:left w:val="none" w:sz="0" w:space="0" w:color="auto"/>
+                <w:bottom w:val="none" w:sz="0" w:space="0" w:color="auto"/>
+                <w:right w:val="none" w:sz="0" w:space="0" w:color="auto"/>
+                <w:between w:val="none" w:sz="0" w:space="0" w:color="auto"/>
+                <w:bar w:val="none" w:sz="0" w:color="auto"/>
+              </w:pBdr>
+              <w:rPr>
+                <w:rFonts w:ascii="Robo" w:hAnsi="Robo"/>
+              </w:rPr>
+            </w:pPr>
+            <w:r>
+              <w:rPr>
+                <w:rFonts w:ascii="Robo" w:hAnsi="Robo"/>
+              </w:rPr>
+              <w:t>None</w:t>
+            </w:r>
+          </w:p>
+        </w:tc>
+      </w:tr>
+      <w:tr>
+        <w:tc>
+          <w:tcPr>
+            <w:tcW w:w="5240" w:type="dxa"/>
+          </w:tcPr>
+          <w:p>
+            <w:pPr>
+              <w:pBdr>
+                <w:top w:val="none" w:sz="0" w:space="0" w:color="auto"/>
+                <w:left w:val="none" w:sz="0" w:space="0" w:color="auto"/>
+                <w:bottom w:val="none" w:sz="0" w:space="0" w:color="auto"/>
+                <w:right w:val="none" w:sz="0" w:space="0" w:color="auto"/>
+                <w:between w:val="none" w:sz="0" w:space="0" w:color="auto"/>
+                <w:bar w:val="none" w:sz="0" w:color="auto"/>
+              </w:pBdr>
+              <w:rPr>
+                <w:rFonts w:ascii="Robo" w:hAnsi="Robo"/>
+              </w:rPr>
+            </w:pPr>
+            <w:r>
+              <w:rPr>
+                <w:rFonts w:ascii="Robo" w:hAnsi="Robo"/>
+              </w:rPr>
+              <w:drawing>
+                <wp:inline distT="0" distB="0" distL="0" distR="0" wp14:anchorId="5337350D" wp14:editId="2EC6C51A">
+                  <wp:extent cx="2797285" cy="1409700"/>
+                  <wp:effectExtent l="0" t="0" r="3175" b="0"/>
+                  <wp:docPr id="1779765078" name="圖片 1"/>
+                  <wp:cNvGraphicFramePr>
+                    <a:graphicFrameLocks xmlns:a="http://schemas.openxmlformats.org/drawingml/2006/main" noChangeAspect="1"/>
+                  </wp:cNvGraphicFramePr>
+                  <a:graphic xmlns:a="http://schemas.openxmlformats.org/drawingml/2006/main">
+                    <a:graphicData uri="http://schemas.openxmlformats.org/drawingml/2006/picture">
+                      <pic:pic xmlns:pic="http://schemas.openxmlformats.org/drawingml/2006/picture">
+                        <pic:nvPicPr>
+                          <pic:cNvPr id="1779765078" name=""/>
+                          <pic:cNvPicPr/>
+                        </pic:nvPicPr>
+                        <pic:blipFill>
+                          <a:blip r:embed="rId17"/>
+                          <a:stretch>
+                            <a:fillRect/>
+                          </a:stretch>
+                        </pic:blipFill>
+                        <pic:spPr>
+                          <a:xfrm>
+                            <a:off x="0" y="0"/>
+                            <a:ext cx="2804665" cy="1413419"/>
+                          </a:xfrm>
+                          <a:prstGeom prst="rect">
+                            <a:avLst/>
+                          </a:prstGeom>
+                        </pic:spPr>
+                      </pic:pic>
+                    </a:graphicData>
+                  </a:graphic>
+                </wp:inline>
+              </w:drawing>
+            </w:r>
+          </w:p>
+          <w:p>
+            <w:pPr>
+              <w:pBdr>
+                <w:top w:val="none" w:sz="0" w:space="0" w:color="auto"/>
+                <w:left w:val="none" w:sz="0" w:space="0" w:color="auto"/>
+                <w:bottom w:val="none" w:sz="0" w:space="0" w:color="auto"/>
+                <w:right w:val="none" w:sz="0" w:space="0" w:color="auto"/>
+                <w:between w:val="none" w:sz="0" w:space="0" w:color="auto"/>
+                <w:bar w:val="none" w:sz="0" w:color="auto"/>
+              </w:pBdr>
+              <w:rPr>
+                <w:rFonts w:ascii="Robo" w:hAnsi="Robo"/>
+              </w:rPr>
+            </w:pPr>
+            <w:r>
+              <w:rPr>
+                <w:rFonts w:ascii="Robo" w:hAnsi="Robo"/>
+              </w:rPr>
+              <w:t>In gaussian smooth, threads are created for BlurX and executed</w:t>
+            </w:r>
+          </w:p>
+        </w:tc>
+        <w:tc>
+          <w:tcPr>
+            <w:tcW w:w="4110" w:type="dxa"/>
+          </w:tcPr>
+          <w:p>
+            <w:pPr>
+              <w:pBdr>
+                <w:top w:val="none" w:sz="0" w:space="0" w:color="auto"/>
+                <w:left w:val="none" w:sz="0" w:space="0" w:color="auto"/>
+                <w:bottom w:val="none" w:sz="0" w:space="0" w:color="auto"/>
+                <w:right w:val="none" w:sz="0" w:space="0" w:color="auto"/>
+                <w:between w:val="none" w:sz="0" w:space="0" w:color="auto"/>
+                <w:bar w:val="none" w:sz="0" w:color="auto"/>
+              </w:pBdr>
+              <w:rPr>
+                <w:rFonts w:ascii="Robo" w:hAnsi="Robo"/>
+              </w:rPr>
+            </w:pPr>
+            <w:r>
+              <w:rPr>
+                <w:rFonts w:ascii="Robo" w:hAnsi="Robo"/>
+              </w:rPr>
+              <w:t>None</w:t>
+            </w:r>
+          </w:p>
+        </w:tc>
+      </w:tr>
+      <w:tr>
+        <w:tc>
+          <w:tcPr>
+            <w:tcW w:w="5240" w:type="dxa"/>
+          </w:tcPr>
+          <w:p>
+            <w:pPr>
+              <w:pBdr>
+                <w:top w:val="none" w:sz="0" w:space="0" w:color="auto"/>
+                <w:left w:val="none" w:sz="0" w:space="0" w:color="auto"/>
+                <w:bottom w:val="none" w:sz="0" w:space="0" w:color="auto"/>
+                <w:right w:val="none" w:sz="0" w:space="0" w:color="auto"/>
+                <w:between w:val="none" w:sz="0" w:space="0" w:color="auto"/>
+                <w:bar w:val="none" w:sz="0" w:color="auto"/>
+              </w:pBdr>
+              <w:rPr>
+                <w:rFonts w:ascii="Robo" w:hAnsi="Robo"/>
+              </w:rPr>
+            </w:pPr>
+            <w:r>
+              <w:rPr>
+                <w:rFonts w:ascii="Robo" w:hAnsi="Robo"/>
+              </w:rPr>
+              <w:drawing>
+                <wp:inline distT="0" distB="0" distL="0" distR="0" wp14:anchorId="07F66D81" wp14:editId="63322A7D">
+                  <wp:extent cx="2628900" cy="593623"/>
+                  <wp:effectExtent l="0" t="0" r="0" b="0"/>
+                  <wp:docPr id="151705996" name="圖片 1"/>
+                  <wp:cNvGraphicFramePr>
+                    <a:graphicFrameLocks xmlns:a="http://schemas.openxmlformats.org/drawingml/2006/main" noChangeAspect="1"/>
+                  </wp:cNvGraphicFramePr>
+                  <a:graphic xmlns:a="http://schemas.openxmlformats.org/drawingml/2006/main">
+                    <a:graphicData uri="http://schemas.openxmlformats.org/drawingml/2006/picture">
+                      <pic:pic xmlns:pic="http://schemas.openxmlformats.org/drawingml/2006/picture">
+                        <pic:nvPicPr>
+                          <pic:cNvPr id="151705996" name=""/>
+                          <pic:cNvPicPr/>
+                        </pic:nvPicPr>
+                        <pic:blipFill>
+                          <a:blip r:embed="rId18"/>
+                          <a:stretch>
+                            <a:fillRect/>
+                          </a:stretch>
+                        </pic:blipFill>
+                        <pic:spPr>
+                          <a:xfrm>
+                            <a:off x="0" y="0"/>
+                            <a:ext cx="2643248" cy="596863"/>
+                          </a:xfrm>
+                          <a:prstGeom prst="rect">
+                            <a:avLst/>
+                          </a:prstGeom>
+                        </pic:spPr>
+                      </pic:pic>
+                    </a:graphicData>
+                  </a:graphic>
+                </wp:inline>
+              </w:drawing>
+            </w:r>
+          </w:p>
+          <w:p>
+            <w:pPr>
+              <w:pBdr>
+                <w:top w:val="none" w:sz="0" w:space="0" w:color="auto"/>
+                <w:left w:val="none" w:sz="0" w:space="0" w:color="auto"/>
+                <w:bottom w:val="none" w:sz="0" w:space="0" w:color="auto"/>
+                <w:right w:val="none" w:sz="0" w:space="0" w:color="auto"/>
+                <w:between w:val="none" w:sz="0" w:space="0" w:color="auto"/>
+                <w:bar w:val="none" w:sz="0" w:color="auto"/>
+              </w:pBdr>
+              <w:rPr>
+                <w:rFonts w:ascii="Robo" w:hAnsi="Robo"/>
+              </w:rPr>
+            </w:pPr>
+            <w:r>
+              <w:rPr>
+                <w:rFonts w:ascii="Robo" w:hAnsi="Robo"/>
+              </w:rPr>
+              <w:t>Each thread are waited to join before process moves on.</w:t>
+            </w:r>
+          </w:p>
+        </w:tc>
+        <w:tc>
+          <w:tcPr>
+            <w:tcW w:w="4110" w:type="dxa"/>
+          </w:tcPr>
+          <w:p>
+            <w:pPr>
+              <w:pBdr>
+                <w:top w:val="none" w:sz="0" w:space="0" w:color="auto"/>
+                <w:left w:val="none" w:sz="0" w:space="0" w:color="auto"/>
+                <w:bottom w:val="none" w:sz="0" w:space="0" w:color="auto"/>
+                <w:right w:val="none" w:sz="0" w:space="0" w:color="auto"/>
+                <w:between w:val="none" w:sz="0" w:space="0" w:color="auto"/>
+                <w:bar w:val="none" w:sz="0" w:color="auto"/>
+              </w:pBdr>
+              <w:rPr>
+                <w:rFonts w:ascii="Robo" w:hAnsi="Robo"/>
+              </w:rPr>
+            </w:pPr>
+            <w:r>
+              <w:rPr>
+                <w:rFonts w:ascii="Robo" w:hAnsi="Robo"/>
+              </w:rPr>
+              <w:t>None</w:t>
+            </w:r>
+          </w:p>
+        </w:tc>
+      </w:tr>
+    </w:tbl>
+    <w:p>
+      <w:pPr>
+        <w:rPr>
+          <w:rFonts w:ascii="Robo" w:eastAsia="Calibri" w:hAnsi="Robo"/>
+          <w:b/>
+          <w:bCs/>
+          <w:color w:val="000000"/>
+          <w:u w:color="000000"/>
+          <w:lang w:eastAsia="zh-CN"/>
+        </w:rPr>
+      </w:pPr>
+    </w:p>
+    <w:p>
+      <w:pPr>
         <w:rPr>
           <w:rFonts w:ascii="Robo" w:eastAsia="Calibri" w:hAnsi="Robo"/>
           <w:color w:val="000000"/>
@@ -1670,6 +2832,7 @@
           <w:sz w:val="36"/>
           <w:szCs w:val="36"/>
         </w:rPr>
+        <w:lastRenderedPageBreak/>
         <w:t>Problems and Discussion</w:t>
       </w:r>
       <w:r>
@@ -1760,21 +2923,7 @@
         <w:rPr>
           <w:rFonts w:ascii="Robo" w:hAnsi="Robo"/>
         </w:rPr>
-        <w:t xml:space="preserve">by switching to </w:t>
-      </w:r>
-      <w:proofErr w:type="spellStart"/>
-      <w:r>
-        <w:rPr>
-          <w:rFonts w:ascii="Robo" w:hAnsi="Robo"/>
-        </w:rPr>
-        <w:t>libcamera</w:t>
-      </w:r>
-      <w:proofErr w:type="spellEnd"/>
-      <w:r>
-        <w:rPr>
-          <w:rFonts w:ascii="Robo" w:hAnsi="Robo"/>
-        </w:rPr>
-        <w:t>.</w:t>
+        <w:t>by switching to libcamera.</w:t>
       </w:r>
     </w:p>
     <w:p>
@@ -1870,7 +3019,6 @@
           <w:sz w:val="36"/>
           <w:szCs w:val="36"/>
         </w:rPr>
-        <w:lastRenderedPageBreak/>
         <w:t xml:space="preserve">Conclusion </w:t>
       </w:r>
       <w:r>
@@ -1953,21 +3101,7 @@
         <w:rPr>
           <w:rFonts w:ascii="Robo" w:hAnsi="Robo"/>
         </w:rPr>
-        <w:t>defines the magnitude of smoothing; &lt;</w:t>
-      </w:r>
-      <w:proofErr w:type="spellStart"/>
-      <w:r>
-        <w:rPr>
-          <w:rFonts w:ascii="Robo" w:hAnsi="Robo"/>
-        </w:rPr>
-        <w:t>tlow</w:t>
-      </w:r>
-      <w:proofErr w:type="spellEnd"/>
-      <w:r>
-        <w:rPr>
-          <w:rFonts w:ascii="Robo" w:hAnsi="Robo"/>
-        </w:rPr>
-        <w:t xml:space="preserve">&gt; defines the </w:t>
+        <w:t xml:space="preserve">defines the magnitude of smoothing; &lt;tlow&gt; defines the </w:t>
       </w:r>
       <w:r>
         <w:rPr>

--- a/WEEK2/Embedded_SW_Project2_Report.docx
+++ b/WEEK2/Embedded_SW_Project2_Report.docx
@@ -145,7 +145,25 @@
           <w:sz w:val="24"/>
           <w:szCs w:val="24"/>
         </w:rPr>
-        <w:t>OpenMP and pthread are explored and implemented.</w:t>
+        <w:t xml:space="preserve">OpenMP and </w:t>
+      </w:r>
+      <w:proofErr w:type="spellStart"/>
+      <w:r>
+        <w:rPr>
+          <w:rFonts w:ascii="Robo" w:hAnsi="Robo" w:cs="Times New Roman"/>
+          <w:sz w:val="24"/>
+          <w:szCs w:val="24"/>
+        </w:rPr>
+        <w:t>pthread</w:t>
+      </w:r>
+      <w:proofErr w:type="spellEnd"/>
+      <w:r>
+        <w:rPr>
+          <w:rFonts w:ascii="Robo" w:hAnsi="Robo" w:cs="Times New Roman"/>
+          <w:sz w:val="24"/>
+          <w:szCs w:val="24"/>
+        </w:rPr>
+        <w:t xml:space="preserve"> are explored and implemented.</w:t>
       </w:r>
     </w:p>
     <w:p>
@@ -173,7 +191,25 @@
           <w:sz w:val="24"/>
           <w:szCs w:val="24"/>
         </w:rPr>
-        <w:t>improvement of performance</w:t>
+        <w:t xml:space="preserve">improvement </w:t>
+      </w:r>
+      <w:proofErr w:type="gramStart"/>
+      <w:r>
+        <w:rPr>
+          <w:rFonts w:ascii="Robo" w:hAnsi="Robo" w:cs="Times New Roman"/>
+          <w:sz w:val="24"/>
+          <w:szCs w:val="24"/>
+        </w:rPr>
+        <w:t>of</w:t>
+      </w:r>
+      <w:proofErr w:type="gramEnd"/>
+      <w:r>
+        <w:rPr>
+          <w:rFonts w:ascii="Robo" w:hAnsi="Robo" w:cs="Times New Roman"/>
+          <w:sz w:val="24"/>
+          <w:szCs w:val="24"/>
+        </w:rPr>
+        <w:t xml:space="preserve"> performance</w:t>
       </w:r>
       <w:r>
         <w:rPr>
@@ -426,7 +462,25 @@
           <w:b/>
           <w:bCs/>
         </w:rPr>
-        <w:t>Step 2 – Understanding the modifications on canny_local.c with OpenMP</w:t>
+        <w:t xml:space="preserve">Step 2 – Understanding the modifications on </w:t>
+      </w:r>
+      <w:proofErr w:type="spellStart"/>
+      <w:r>
+        <w:rPr>
+          <w:rFonts w:ascii="Robo" w:hAnsi="Robo"/>
+          <w:b/>
+          <w:bCs/>
+        </w:rPr>
+        <w:t>canny_local.c</w:t>
+      </w:r>
+      <w:proofErr w:type="spellEnd"/>
+      <w:r>
+        <w:rPr>
+          <w:rFonts w:ascii="Robo" w:hAnsi="Robo"/>
+          <w:b/>
+          <w:bCs/>
+        </w:rPr>
+        <w:t xml:space="preserve"> with OpenMP</w:t>
       </w:r>
     </w:p>
     <w:tbl>
@@ -463,6 +517,7 @@
                 <w:szCs w:val="32"/>
               </w:rPr>
             </w:pPr>
+            <w:proofErr w:type="spellStart"/>
             <w:r>
               <w:rPr>
                 <w:rFonts w:ascii="Robo" w:hAnsi="Robo"/>
@@ -473,6 +528,7 @@
               </w:rPr>
               <w:t>canny_local_omp.c</w:t>
             </w:r>
+            <w:proofErr w:type="spellEnd"/>
           </w:p>
         </w:tc>
         <w:tc>
@@ -498,6 +554,7 @@
                 <w:szCs w:val="32"/>
               </w:rPr>
             </w:pPr>
+            <w:proofErr w:type="spellStart"/>
             <w:r>
               <w:rPr>
                 <w:rFonts w:ascii="Robo" w:hAnsi="Robo"/>
@@ -508,6 +565,7 @@
               </w:rPr>
               <w:t>canny_local_.c</w:t>
             </w:r>
+            <w:proofErr w:type="spellEnd"/>
           </w:p>
         </w:tc>
       </w:tr>
@@ -589,13 +647,35 @@
               <w:rPr>
                 <w:rFonts w:ascii="Robo" w:hAnsi="Robo"/>
               </w:rPr>
-              <w:t xml:space="preserve">In Blur_x, </w:t>
+              <w:t xml:space="preserve">In </w:t>
             </w:r>
+            <w:proofErr w:type="spellStart"/>
             <w:r>
               <w:rPr>
                 <w:rFonts w:ascii="Robo" w:hAnsi="Robo"/>
               </w:rPr>
-              <w:t xml:space="preserve">omp is implemented to </w:t>
+              <w:t>Blur_x</w:t>
+            </w:r>
+            <w:proofErr w:type="spellEnd"/>
+            <w:r>
+              <w:rPr>
+                <w:rFonts w:ascii="Robo" w:hAnsi="Robo"/>
+              </w:rPr>
+              <w:t xml:space="preserve">, </w:t>
+            </w:r>
+            <w:proofErr w:type="spellStart"/>
+            <w:r>
+              <w:rPr>
+                <w:rFonts w:ascii="Robo" w:hAnsi="Robo"/>
+              </w:rPr>
+              <w:t>omp</w:t>
+            </w:r>
+            <w:proofErr w:type="spellEnd"/>
+            <w:r>
+              <w:rPr>
+                <w:rFonts w:ascii="Robo" w:hAnsi="Robo"/>
+              </w:rPr>
+              <w:t xml:space="preserve"> is implemented to </w:t>
             </w:r>
             <w:r>
               <w:rPr>
@@ -624,17 +704,39 @@
                 <w:rFonts w:ascii="Robo" w:hAnsi="Robo"/>
               </w:rPr>
             </w:pPr>
+            <w:proofErr w:type="spellStart"/>
             <w:r>
               <w:rPr>
                 <w:rFonts w:ascii="Robo" w:hAnsi="Robo"/>
               </w:rPr>
-              <w:t>omp_set_dynamic(0)</w:t>
+              <w:t>omp_set_dynamic</w:t>
+            </w:r>
+            <w:proofErr w:type="spellEnd"/>
+            <w:r>
+              <w:rPr>
+                <w:rFonts w:ascii="Robo" w:hAnsi="Robo"/>
+              </w:rPr>
+              <w:t>(0)</w:t>
             </w:r>
             <w:r>
               <w:rPr>
                 <w:rFonts w:ascii="Robo" w:hAnsi="Robo"/>
               </w:rPr>
-              <w:t xml:space="preserve"> configured omp to not changing thread numbers dynamically unless limited by hardware resource.</w:t>
+              <w:t xml:space="preserve"> configured </w:t>
+            </w:r>
+            <w:proofErr w:type="spellStart"/>
+            <w:r>
+              <w:rPr>
+                <w:rFonts w:ascii="Robo" w:hAnsi="Robo"/>
+              </w:rPr>
+              <w:t>omp</w:t>
+            </w:r>
+            <w:proofErr w:type="spellEnd"/>
+            <w:r>
+              <w:rPr>
+                <w:rFonts w:ascii="Robo" w:hAnsi="Robo"/>
+              </w:rPr>
+              <w:t xml:space="preserve"> to not changing thread numbers dynamically unless limited by hardware resource.</w:t>
             </w:r>
           </w:p>
         </w:tc>
@@ -943,13 +1045,41 @@
               <w:rPr>
                 <w:rFonts w:ascii="Robo" w:hAnsi="Robo"/>
               </w:rPr>
-              <w:t>#pragma omp for</w:t>
+              <w:t xml:space="preserve">#pragma </w:t>
+            </w:r>
+            <w:proofErr w:type="spellStart"/>
+            <w:r>
+              <w:rPr>
+                <w:rFonts w:ascii="Robo" w:hAnsi="Robo"/>
+              </w:rPr>
+              <w:t>omp</w:t>
+            </w:r>
+            <w:proofErr w:type="spellEnd"/>
+            <w:r>
+              <w:rPr>
+                <w:rFonts w:ascii="Robo" w:hAnsi="Robo"/>
+              </w:rPr>
+              <w:t xml:space="preserve"> for</w:t>
             </w:r>
             <w:r>
               <w:rPr>
                 <w:rFonts w:ascii="Robo" w:hAnsi="Robo"/>
               </w:rPr>
-              <w:t xml:space="preserve">… dertermins the for loop to be run separately in each thread. </w:t>
+              <w:t xml:space="preserve">… </w:t>
+            </w:r>
+            <w:proofErr w:type="spellStart"/>
+            <w:r>
+              <w:rPr>
+                <w:rFonts w:ascii="Robo" w:hAnsi="Robo"/>
+              </w:rPr>
+              <w:t>dertermins</w:t>
+            </w:r>
+            <w:proofErr w:type="spellEnd"/>
+            <w:r>
+              <w:rPr>
+                <w:rFonts w:ascii="Robo" w:hAnsi="Robo"/>
+              </w:rPr>
+              <w:t xml:space="preserve"> the for loop to be run separately in each thread. </w:t>
             </w:r>
             <w:r>
               <w:rPr>
@@ -1397,16 +1527,56 @@
           <w:u w:color="000000"/>
           <w:lang w:eastAsia="zh-CN"/>
         </w:rPr>
-        <w:t xml:space="preserve"> the user time is the total cpu time and system time is the kernel time. With multithreading, the wall time is improved</w:t>
-      </w:r>
-      <w:r>
-        <w:rPr>
-          <w:rFonts w:ascii="Robo" w:eastAsia="Calibri" w:hAnsi="Robo"/>
-          <w:color w:val="000000"/>
-          <w:u w:color="000000"/>
-          <w:lang w:eastAsia="zh-CN"/>
-        </w:rPr>
-        <w:t xml:space="preserve"> and cpu/system time increased due to multithread/core execution.</w:t>
+        <w:t xml:space="preserve"> the user time is the total </w:t>
+      </w:r>
+      <w:proofErr w:type="spellStart"/>
+      <w:r>
+        <w:rPr>
+          <w:rFonts w:ascii="Robo" w:eastAsia="Calibri" w:hAnsi="Robo"/>
+          <w:color w:val="000000"/>
+          <w:u w:color="000000"/>
+          <w:lang w:eastAsia="zh-CN"/>
+        </w:rPr>
+        <w:t>cpu</w:t>
+      </w:r>
+      <w:proofErr w:type="spellEnd"/>
+      <w:r>
+        <w:rPr>
+          <w:rFonts w:ascii="Robo" w:eastAsia="Calibri" w:hAnsi="Robo"/>
+          <w:color w:val="000000"/>
+          <w:u w:color="000000"/>
+          <w:lang w:eastAsia="zh-CN"/>
+        </w:rPr>
+        <w:t xml:space="preserve"> time and system time is the kernel time. With multithreading, the wall time is improved</w:t>
+      </w:r>
+      <w:r>
+        <w:rPr>
+          <w:rFonts w:ascii="Robo" w:eastAsia="Calibri" w:hAnsi="Robo"/>
+          <w:color w:val="000000"/>
+          <w:u w:color="000000"/>
+          <w:lang w:eastAsia="zh-CN"/>
+        </w:rPr>
+        <w:t xml:space="preserve"> and </w:t>
+      </w:r>
+      <w:proofErr w:type="spellStart"/>
+      <w:r>
+        <w:rPr>
+          <w:rFonts w:ascii="Robo" w:eastAsia="Calibri" w:hAnsi="Robo"/>
+          <w:color w:val="000000"/>
+          <w:u w:color="000000"/>
+          <w:lang w:eastAsia="zh-CN"/>
+        </w:rPr>
+        <w:t>cpu</w:t>
+      </w:r>
+      <w:proofErr w:type="spellEnd"/>
+      <w:r>
+        <w:rPr>
+          <w:rFonts w:ascii="Robo" w:eastAsia="Calibri" w:hAnsi="Robo"/>
+          <w:color w:val="000000"/>
+          <w:u w:color="000000"/>
+          <w:lang w:eastAsia="zh-CN"/>
+        </w:rPr>
+        <w:t>/system time increased due to multithread/core execution.</w:t>
       </w:r>
       <w:r>
         <w:rPr>
@@ -1561,25 +1731,76 @@
           <w:u w:color="000000"/>
           <w:lang w:eastAsia="zh-CN"/>
         </w:rPr>
-        <w:t xml:space="preserve">In BlurY multithreading implementation, </w:t>
-      </w:r>
-      <w:r>
-        <w:rPr>
-          <w:rFonts w:ascii="Robo" w:eastAsia="Calibri" w:hAnsi="Robo"/>
-          <w:color w:val="000000"/>
-          <w:u w:color="000000"/>
-          <w:lang w:eastAsia="zh-CN"/>
-        </w:rPr>
-        <w:t xml:space="preserve">n_thread isn’t declared again since </w:t>
-      </w:r>
-      <w:r>
-        <w:rPr>
-          <w:rFonts w:ascii="Robo" w:eastAsia="Calibri" w:hAnsi="Robo"/>
-          <w:color w:val="000000"/>
-          <w:u w:color="000000"/>
-          <w:lang w:eastAsia="zh-CN"/>
-        </w:rPr>
-        <w:t xml:space="preserve">it was done before BlurX. </w:t>
+        <w:t xml:space="preserve">In </w:t>
+      </w:r>
+      <w:proofErr w:type="spellStart"/>
+      <w:r>
+        <w:rPr>
+          <w:rFonts w:ascii="Robo" w:eastAsia="Calibri" w:hAnsi="Robo"/>
+          <w:color w:val="000000"/>
+          <w:u w:color="000000"/>
+          <w:lang w:eastAsia="zh-CN"/>
+        </w:rPr>
+        <w:t>BlurY</w:t>
+      </w:r>
+      <w:proofErr w:type="spellEnd"/>
+      <w:r>
+        <w:rPr>
+          <w:rFonts w:ascii="Robo" w:eastAsia="Calibri" w:hAnsi="Robo"/>
+          <w:color w:val="000000"/>
+          <w:u w:color="000000"/>
+          <w:lang w:eastAsia="zh-CN"/>
+        </w:rPr>
+        <w:t xml:space="preserve"> multithreading implementation, </w:t>
+      </w:r>
+      <w:proofErr w:type="spellStart"/>
+      <w:r>
+        <w:rPr>
+          <w:rFonts w:ascii="Robo" w:eastAsia="Calibri" w:hAnsi="Robo"/>
+          <w:color w:val="000000"/>
+          <w:u w:color="000000"/>
+          <w:lang w:eastAsia="zh-CN"/>
+        </w:rPr>
+        <w:t>n_thread</w:t>
+      </w:r>
+      <w:proofErr w:type="spellEnd"/>
+      <w:r>
+        <w:rPr>
+          <w:rFonts w:ascii="Robo" w:eastAsia="Calibri" w:hAnsi="Robo"/>
+          <w:color w:val="000000"/>
+          <w:u w:color="000000"/>
+          <w:lang w:eastAsia="zh-CN"/>
+        </w:rPr>
+        <w:t xml:space="preserve"> isn’t declared again since </w:t>
+      </w:r>
+      <w:r>
+        <w:rPr>
+          <w:rFonts w:ascii="Robo" w:eastAsia="Calibri" w:hAnsi="Robo"/>
+          <w:color w:val="000000"/>
+          <w:u w:color="000000"/>
+          <w:lang w:eastAsia="zh-CN"/>
+        </w:rPr>
+        <w:t xml:space="preserve">it was done before </w:t>
+      </w:r>
+      <w:proofErr w:type="spellStart"/>
+      <w:r>
+        <w:rPr>
+          <w:rFonts w:ascii="Robo" w:eastAsia="Calibri" w:hAnsi="Robo"/>
+          <w:color w:val="000000"/>
+          <w:u w:color="000000"/>
+          <w:lang w:eastAsia="zh-CN"/>
+        </w:rPr>
+        <w:t>BlurX</w:t>
+      </w:r>
+      <w:proofErr w:type="spellEnd"/>
+      <w:r>
+        <w:rPr>
+          <w:rFonts w:ascii="Robo" w:eastAsia="Calibri" w:hAnsi="Robo"/>
+          <w:color w:val="000000"/>
+          <w:u w:color="000000"/>
+          <w:lang w:eastAsia="zh-CN"/>
+        </w:rPr>
+        <w:t xml:space="preserve">. </w:t>
       </w:r>
       <w:r>
         <w:rPr>
@@ -1606,7 +1827,27 @@
           <w:u w:color="000000"/>
           <w:lang w:eastAsia="zh-CN"/>
         </w:rPr>
-        <w:t>r, rr, dot, sum</w:t>
+        <w:t xml:space="preserve">r, </w:t>
+      </w:r>
+      <w:proofErr w:type="spellStart"/>
+      <w:r>
+        <w:rPr>
+          <w:rFonts w:ascii="Robo" w:eastAsia="Calibri" w:hAnsi="Robo"/>
+          <w:color w:val="000000"/>
+          <w:u w:color="000000"/>
+          <w:lang w:eastAsia="zh-CN"/>
+        </w:rPr>
+        <w:t>rr</w:t>
+      </w:r>
+      <w:proofErr w:type="spellEnd"/>
+      <w:r>
+        <w:rPr>
+          <w:rFonts w:ascii="Robo" w:eastAsia="Calibri" w:hAnsi="Robo"/>
+          <w:color w:val="000000"/>
+          <w:u w:color="000000"/>
+          <w:lang w:eastAsia="zh-CN"/>
+        </w:rPr>
+        <w:t>, dot, sum</w:t>
       </w:r>
       <w:r>
         <w:rPr>
@@ -1637,6 +1878,7 @@
           <w:lang w:eastAsia="zh-CN"/>
         </w:rPr>
       </w:pPr>
+      <w:proofErr w:type="spellStart"/>
       <w:r>
         <w:rPr>
           <w:rFonts w:ascii="Robo" w:eastAsia="Calibri" w:hAnsi="Robo"/>
@@ -1653,7 +1895,17 @@
           <w:u w:color="000000"/>
           <w:lang w:eastAsia="zh-CN"/>
         </w:rPr>
-        <w:t>empim and kernel are free</w:t>
+        <w:t>empim</w:t>
+      </w:r>
+      <w:proofErr w:type="spellEnd"/>
+      <w:r>
+        <w:rPr>
+          <w:rFonts w:ascii="Robo" w:eastAsia="Calibri" w:hAnsi="Robo"/>
+          <w:color w:val="000000"/>
+          <w:u w:color="000000"/>
+          <w:lang w:eastAsia="zh-CN"/>
+        </w:rPr>
+        <w:t xml:space="preserve"> and kernel are free</w:t>
       </w:r>
       <w:r>
         <w:rPr>
@@ -1953,7 +2205,27 @@
           <w:u w:color="000000"/>
           <w:lang w:eastAsia="zh-CN"/>
         </w:rPr>
-        <w:t>ltithreading in BlurX.</w:t>
+        <w:t xml:space="preserve">ltithreading in </w:t>
+      </w:r>
+      <w:proofErr w:type="spellStart"/>
+      <w:r>
+        <w:rPr>
+          <w:rFonts w:ascii="Robo" w:eastAsia="Calibri" w:hAnsi="Robo"/>
+          <w:color w:val="000000"/>
+          <w:u w:color="000000"/>
+          <w:lang w:eastAsia="zh-CN"/>
+        </w:rPr>
+        <w:t>BlurX</w:t>
+      </w:r>
+      <w:proofErr w:type="spellEnd"/>
+      <w:r>
+        <w:rPr>
+          <w:rFonts w:ascii="Robo" w:eastAsia="Calibri" w:hAnsi="Robo"/>
+          <w:color w:val="000000"/>
+          <w:u w:color="000000"/>
+          <w:lang w:eastAsia="zh-CN"/>
+        </w:rPr>
+        <w:t>.</w:t>
       </w:r>
     </w:p>
     <w:p>
@@ -2097,8 +2369,45 @@
           <w:lang w:eastAsia="zh-CN"/>
         </w:rPr>
         <w:lastRenderedPageBreak/>
-        <w:t>Step 6 – Understanding the modifications on canny_local.c with pthread</w:t>
-      </w:r>
+        <w:t xml:space="preserve">Step 6 – Understanding the modifications on </w:t>
+      </w:r>
+      <w:proofErr w:type="spellStart"/>
+      <w:r>
+        <w:rPr>
+          <w:rFonts w:ascii="Robo" w:eastAsia="Calibri" w:hAnsi="Robo"/>
+          <w:b/>
+          <w:bCs/>
+          <w:color w:val="000000"/>
+          <w:u w:color="000000"/>
+          <w:lang w:eastAsia="zh-CN"/>
+        </w:rPr>
+        <w:t>canny_local.c</w:t>
+      </w:r>
+      <w:proofErr w:type="spellEnd"/>
+      <w:r>
+        <w:rPr>
+          <w:rFonts w:ascii="Robo" w:eastAsia="Calibri" w:hAnsi="Robo"/>
+          <w:b/>
+          <w:bCs/>
+          <w:color w:val="000000"/>
+          <w:u w:color="000000"/>
+          <w:lang w:eastAsia="zh-CN"/>
+        </w:rPr>
+        <w:t xml:space="preserve"> with </w:t>
+      </w:r>
+      <w:proofErr w:type="spellStart"/>
+      <w:r>
+        <w:rPr>
+          <w:rFonts w:ascii="Robo" w:eastAsia="Calibri" w:hAnsi="Robo"/>
+          <w:b/>
+          <w:bCs/>
+          <w:color w:val="000000"/>
+          <w:u w:color="000000"/>
+          <w:lang w:eastAsia="zh-CN"/>
+        </w:rPr>
+        <w:t>pthread</w:t>
+      </w:r>
+      <w:proofErr w:type="spellEnd"/>
     </w:p>
     <w:p>
       <w:pPr>
@@ -2146,6 +2455,7 @@
                 <w:szCs w:val="32"/>
               </w:rPr>
             </w:pPr>
+            <w:proofErr w:type="spellStart"/>
             <w:r>
               <w:rPr>
                 <w:rFonts w:ascii="Robo" w:hAnsi="Robo"/>
@@ -2176,6 +2486,7 @@
               </w:rPr>
               <w:t>.c</w:t>
             </w:r>
+            <w:proofErr w:type="spellEnd"/>
           </w:p>
         </w:tc>
         <w:tc>
@@ -2201,6 +2512,7 @@
                 <w:szCs w:val="32"/>
               </w:rPr>
             </w:pPr>
+            <w:proofErr w:type="spellStart"/>
             <w:r>
               <w:rPr>
                 <w:rFonts w:ascii="Robo" w:hAnsi="Robo"/>
@@ -2211,6 +2523,7 @@
               </w:rPr>
               <w:t>canny_local_.c</w:t>
             </w:r>
+            <w:proofErr w:type="spellEnd"/>
           </w:p>
         </w:tc>
       </w:tr>
@@ -2412,12 +2725,14 @@
                 <w:rFonts w:ascii="Robo" w:hAnsi="Robo"/>
               </w:rPr>
             </w:pPr>
+            <w:proofErr w:type="spellStart"/>
             <w:r>
               <w:rPr>
                 <w:rFonts w:ascii="Robo" w:hAnsi="Robo"/>
               </w:rPr>
               <w:t>blur_x</w:t>
             </w:r>
+            <w:proofErr w:type="spellEnd"/>
             <w:r>
               <w:rPr>
                 <w:rFonts w:ascii="Robo" w:hAnsi="Robo"/>
@@ -2428,7 +2743,21 @@
               <w:rPr>
                 <w:rFonts w:ascii="Robo" w:hAnsi="Robo"/>
               </w:rPr>
-              <w:t>have local variables declared with init value from the argument,</w:t>
+              <w:t xml:space="preserve">have local variables declared with </w:t>
+            </w:r>
+            <w:proofErr w:type="spellStart"/>
+            <w:r>
+              <w:rPr>
+                <w:rFonts w:ascii="Robo" w:hAnsi="Robo"/>
+              </w:rPr>
+              <w:t>init</w:t>
+            </w:r>
+            <w:proofErr w:type="spellEnd"/>
+            <w:r>
+              <w:rPr>
+                <w:rFonts w:ascii="Robo" w:hAnsi="Robo"/>
+              </w:rPr>
+              <w:t xml:space="preserve"> value from the argument,</w:t>
             </w:r>
           </w:p>
         </w:tc>
@@ -2537,7 +2866,21 @@
               <w:rPr>
                 <w:rFonts w:ascii="Robo" w:hAnsi="Robo"/>
               </w:rPr>
-              <w:t>Number of thread is defined as 4</w:t>
+              <w:t xml:space="preserve">Number of </w:t>
+            </w:r>
+            <w:proofErr w:type="gramStart"/>
+            <w:r>
+              <w:rPr>
+                <w:rFonts w:ascii="Robo" w:hAnsi="Robo"/>
+              </w:rPr>
+              <w:t>thread</w:t>
+            </w:r>
+            <w:proofErr w:type="gramEnd"/>
+            <w:r>
+              <w:rPr>
+                <w:rFonts w:ascii="Robo" w:hAnsi="Robo"/>
+              </w:rPr>
+              <w:t xml:space="preserve"> is defined as 4</w:t>
             </w:r>
           </w:p>
         </w:tc>
@@ -2646,7 +2989,21 @@
               <w:rPr>
                 <w:rFonts w:ascii="Robo" w:hAnsi="Robo"/>
               </w:rPr>
-              <w:t>In gaussian smooth, threads are created for BlurX and executed</w:t>
+              <w:t xml:space="preserve">In gaussian smooth, threads are created for </w:t>
+            </w:r>
+            <w:proofErr w:type="spellStart"/>
+            <w:r>
+              <w:rPr>
+                <w:rFonts w:ascii="Robo" w:hAnsi="Robo"/>
+              </w:rPr>
+              <w:t>BlurX</w:t>
+            </w:r>
+            <w:proofErr w:type="spellEnd"/>
+            <w:r>
+              <w:rPr>
+                <w:rFonts w:ascii="Robo" w:hAnsi="Robo"/>
+              </w:rPr>
+              <w:t xml:space="preserve"> and executed</w:t>
             </w:r>
           </w:p>
         </w:tc>
@@ -2755,7 +3112,19 @@
               <w:rPr>
                 <w:rFonts w:ascii="Robo" w:hAnsi="Robo"/>
               </w:rPr>
-              <w:t>Each thread are waited to join before process moves on.</w:t>
+              <w:t xml:space="preserve">Each thread </w:t>
+            </w:r>
+            <w:r>
+              <w:rPr>
+                <w:rFonts w:ascii="Robo" w:hAnsi="Robo"/>
+              </w:rPr>
+              <w:t>is</w:t>
+            </w:r>
+            <w:r>
+              <w:rPr>
+                <w:rFonts w:ascii="Robo" w:hAnsi="Robo"/>
+              </w:rPr>
+              <w:t xml:space="preserve"> waited to join before process moves on.</w:t>
             </w:r>
           </w:p>
         </w:tc>
@@ -2802,10 +3171,605 @@
     <w:p>
       <w:pPr>
         <w:rPr>
-          <w:rFonts w:ascii="Robo" w:eastAsia="Calibri" w:hAnsi="Robo"/>
-          <w:color w:val="000000"/>
-          <w:u w:color="000000"/>
-          <w:lang w:eastAsia="zh-CN"/>
+          <w:rFonts w:ascii="Robo" w:hAnsi="Robo"/>
+          <w:color w:val="000000"/>
+          <w:u w:color="000000"/>
+          <w:lang w:eastAsia="zh-TW"/>
+        </w:rPr>
+      </w:pPr>
+    </w:p>
+    <w:p>
+      <w:pPr>
+        <w:rPr>
+          <w:rFonts w:ascii="Robo" w:hAnsi="Robo" w:hint="eastAsia"/>
+          <w:color w:val="000000"/>
+          <w:u w:color="000000"/>
+          <w:lang w:eastAsia="zh-TW"/>
+        </w:rPr>
+      </w:pPr>
+      <w:r>
+        <w:rPr>
+          <w:rFonts w:ascii="Robo" w:hAnsi="Robo" w:hint="eastAsia"/>
+          <w:color w:val="000000"/>
+          <w:u w:color="000000"/>
+          <w:lang w:eastAsia="zh-TW"/>
+        </w:rPr>
+        <w:br w:type="page"/>
+      </w:r>
+    </w:p>
+    <w:p>
+      <w:pPr>
+        <w:rPr>
+          <w:rFonts w:ascii="Robo" w:hAnsi="Robo"/>
+          <w:b/>
+          <w:bCs/>
+          <w:color w:val="000000"/>
+          <w:u w:color="000000"/>
+          <w:lang w:eastAsia="zh-TW"/>
+        </w:rPr>
+      </w:pPr>
+      <w:r>
+        <w:rPr>
+          <w:rFonts w:ascii="Robo" w:hAnsi="Robo"/>
+          <w:b/>
+          <w:bCs/>
+          <w:color w:val="000000"/>
+          <w:u w:color="000000"/>
+          <w:lang w:eastAsia="zh-TW"/>
+        </w:rPr>
+        <w:lastRenderedPageBreak/>
+        <w:t xml:space="preserve">Step 7 – Compiling and running the modified code with </w:t>
+      </w:r>
+      <w:proofErr w:type="spellStart"/>
+      <w:r>
+        <w:rPr>
+          <w:rFonts w:ascii="Robo" w:hAnsi="Robo"/>
+          <w:b/>
+          <w:bCs/>
+          <w:color w:val="000000"/>
+          <w:u w:color="000000"/>
+          <w:lang w:eastAsia="zh-TW"/>
+        </w:rPr>
+        <w:t>pthreads</w:t>
+      </w:r>
+      <w:proofErr w:type="spellEnd"/>
+    </w:p>
+    <w:p>
+      <w:pPr>
+        <w:rPr>
+          <w:rFonts w:ascii="Robo" w:hAnsi="Robo"/>
+          <w:b/>
+          <w:bCs/>
+          <w:color w:val="000000"/>
+          <w:u w:color="000000"/>
+          <w:lang w:eastAsia="zh-TW"/>
+        </w:rPr>
+      </w:pPr>
+      <w:r>
+        <w:rPr>
+          <w:rFonts w:ascii="Robo" w:hAnsi="Robo"/>
+          <w:b/>
+          <w:bCs/>
+          <w:color w:val="000000"/>
+          <w:u w:color="000000"/>
+          <w:lang w:eastAsia="zh-TW"/>
+        </w:rPr>
+        <w:drawing>
+          <wp:inline distT="0" distB="0" distL="0" distR="0" wp14:anchorId="3DFF552E" wp14:editId="007DBE92">
+            <wp:extent cx="4476750" cy="2986891"/>
+            <wp:effectExtent l="0" t="0" r="0" b="4445"/>
+            <wp:docPr id="1019547410" name="圖片 1" descr="一張含有 文字, 螢幕擷取畫面, 軟體, 多媒體軟體 的圖片&#10;&#10;AI 產生的內容可能不正確。"/>
+            <wp:cNvGraphicFramePr>
+              <a:graphicFrameLocks xmlns:a="http://schemas.openxmlformats.org/drawingml/2006/main" noChangeAspect="1"/>
+            </wp:cNvGraphicFramePr>
+            <a:graphic xmlns:a="http://schemas.openxmlformats.org/drawingml/2006/main">
+              <a:graphicData uri="http://schemas.openxmlformats.org/drawingml/2006/picture">
+                <pic:pic xmlns:pic="http://schemas.openxmlformats.org/drawingml/2006/picture">
+                  <pic:nvPicPr>
+                    <pic:cNvPr id="1019547410" name="圖片 1" descr="一張含有 文字, 螢幕擷取畫面, 軟體, 多媒體軟體 的圖片&#10;&#10;AI 產生的內容可能不正確。"/>
+                    <pic:cNvPicPr/>
+                  </pic:nvPicPr>
+                  <pic:blipFill>
+                    <a:blip r:embed="rId19"/>
+                    <a:stretch>
+                      <a:fillRect/>
+                    </a:stretch>
+                  </pic:blipFill>
+                  <pic:spPr>
+                    <a:xfrm>
+                      <a:off x="0" y="0"/>
+                      <a:ext cx="4480381" cy="2989313"/>
+                    </a:xfrm>
+                    <a:prstGeom prst="rect">
+                      <a:avLst/>
+                    </a:prstGeom>
+                  </pic:spPr>
+                </pic:pic>
+              </a:graphicData>
+            </a:graphic>
+          </wp:inline>
+        </w:drawing>
+      </w:r>
+    </w:p>
+    <w:p>
+      <w:pPr>
+        <w:rPr>
+          <w:rFonts w:ascii="Robo" w:hAnsi="Robo" w:hint="eastAsia"/>
+          <w:b/>
+          <w:bCs/>
+          <w:color w:val="000000"/>
+          <w:u w:color="000000"/>
+          <w:lang w:eastAsia="zh-TW"/>
+        </w:rPr>
+      </w:pPr>
+      <w:r>
+        <w:rPr>
+          <w:rFonts w:ascii="Robo" w:eastAsia="Calibri" w:hAnsi="Robo"/>
+          <w:b/>
+          <w:bCs/>
+          <w:color w:val="000000"/>
+          <w:u w:color="000000"/>
+          <w:lang w:eastAsia="zh-CN"/>
+        </w:rPr>
+        <w:t>#canny_</w:t>
+      </w:r>
+      <w:r>
+        <w:rPr>
+          <w:rFonts w:ascii="Robo" w:hAnsi="Robo" w:hint="eastAsia"/>
+          <w:b/>
+          <w:bCs/>
+          <w:color w:val="000000"/>
+          <w:u w:color="000000"/>
+          <w:lang w:eastAsia="zh-TW"/>
+        </w:rPr>
+        <w:t>pthread</w:t>
+      </w:r>
+    </w:p>
+    <w:p>
+      <w:pPr>
+        <w:rPr>
+          <w:rFonts w:ascii="Robo" w:hAnsi="Robo"/>
+          <w:color w:val="000000"/>
+          <w:u w:color="000000"/>
+          <w:lang w:eastAsia="zh-TW"/>
+        </w:rPr>
+      </w:pPr>
+      <w:r>
+        <w:rPr>
+          <w:rFonts w:ascii="Robo" w:hAnsi="Robo"/>
+          <w:color w:val="000000"/>
+          <w:u w:color="000000"/>
+          <w:lang w:eastAsia="zh-TW"/>
+        </w:rPr>
+        <w:t>real</w:t>
+      </w:r>
+      <w:r>
+        <w:rPr>
+          <w:rFonts w:ascii="Robo" w:hAnsi="Robo"/>
+          <w:color w:val="000000"/>
+          <w:u w:color="000000"/>
+          <w:lang w:eastAsia="zh-TW"/>
+        </w:rPr>
+        <w:tab/>
+        <w:t>0m0.852s</w:t>
+      </w:r>
+    </w:p>
+    <w:p>
+      <w:pPr>
+        <w:rPr>
+          <w:rFonts w:ascii="Robo" w:hAnsi="Robo"/>
+          <w:color w:val="000000"/>
+          <w:u w:color="000000"/>
+          <w:lang w:eastAsia="zh-TW"/>
+        </w:rPr>
+      </w:pPr>
+      <w:r>
+        <w:rPr>
+          <w:rFonts w:ascii="Robo" w:hAnsi="Robo"/>
+          <w:color w:val="000000"/>
+          <w:u w:color="000000"/>
+          <w:lang w:eastAsia="zh-TW"/>
+        </w:rPr>
+        <w:t>user</w:t>
+      </w:r>
+      <w:r>
+        <w:rPr>
+          <w:rFonts w:ascii="Robo" w:hAnsi="Robo"/>
+          <w:color w:val="000000"/>
+          <w:u w:color="000000"/>
+          <w:lang w:eastAsia="zh-TW"/>
+        </w:rPr>
+        <w:tab/>
+        <w:t>0m0.954s</w:t>
+      </w:r>
+    </w:p>
+    <w:p>
+      <w:pPr>
+        <w:rPr>
+          <w:rFonts w:ascii="Robo" w:hAnsi="Robo"/>
+          <w:color w:val="000000"/>
+          <w:u w:color="000000"/>
+          <w:lang w:eastAsia="zh-TW"/>
+        </w:rPr>
+      </w:pPr>
+      <w:r>
+        <w:rPr>
+          <w:rFonts w:ascii="Robo" w:hAnsi="Robo"/>
+          <w:color w:val="000000"/>
+          <w:u w:color="000000"/>
+          <w:lang w:eastAsia="zh-TW"/>
+        </w:rPr>
+        <w:t>sys</w:t>
+      </w:r>
+      <w:r>
+        <w:rPr>
+          <w:rFonts w:ascii="Robo" w:hAnsi="Robo"/>
+          <w:color w:val="000000"/>
+          <w:u w:color="000000"/>
+          <w:lang w:eastAsia="zh-TW"/>
+        </w:rPr>
+        <w:tab/>
+        <w:t>0m0.032s</w:t>
+      </w:r>
+    </w:p>
+    <w:p>
+      <w:pPr>
+        <w:rPr>
+          <w:rFonts w:ascii="Robo" w:eastAsia="Calibri" w:hAnsi="Robo"/>
+          <w:b/>
+          <w:bCs/>
+          <w:color w:val="000000"/>
+          <w:u w:color="000000"/>
+          <w:lang w:eastAsia="zh-CN"/>
+        </w:rPr>
+      </w:pPr>
+      <w:r>
+        <w:rPr>
+          <w:rFonts w:ascii="Robo" w:eastAsia="Calibri" w:hAnsi="Robo"/>
+          <w:b/>
+          <w:bCs/>
+          <w:color w:val="000000"/>
+          <w:u w:color="000000"/>
+          <w:lang w:eastAsia="zh-CN"/>
+        </w:rPr>
+        <w:t>#canny_local_omp</w:t>
+      </w:r>
+    </w:p>
+    <w:p>
+      <w:pPr>
+        <w:rPr>
+          <w:rFonts w:ascii="Robo" w:eastAsia="Calibri" w:hAnsi="Robo"/>
+          <w:color w:val="000000"/>
+          <w:u w:color="000000"/>
+          <w:lang w:eastAsia="zh-CN"/>
+        </w:rPr>
+      </w:pPr>
+      <w:r>
+        <w:rPr>
+          <w:rFonts w:ascii="Robo" w:eastAsia="Calibri" w:hAnsi="Robo"/>
+          <w:color w:val="000000"/>
+          <w:u w:color="000000"/>
+          <w:lang w:eastAsia="zh-CN"/>
+        </w:rPr>
+        <w:t>real</w:t>
+      </w:r>
+      <w:r>
+        <w:rPr>
+          <w:rFonts w:ascii="Robo" w:eastAsia="Calibri" w:hAnsi="Robo"/>
+          <w:color w:val="000000"/>
+          <w:u w:color="000000"/>
+          <w:lang w:eastAsia="zh-CN"/>
+        </w:rPr>
+        <w:tab/>
+        <w:t>0m0.782s</w:t>
+      </w:r>
+    </w:p>
+    <w:p>
+      <w:pPr>
+        <w:rPr>
+          <w:rFonts w:ascii="Robo" w:eastAsia="Calibri" w:hAnsi="Robo"/>
+          <w:color w:val="000000"/>
+          <w:u w:color="000000"/>
+          <w:lang w:eastAsia="zh-CN"/>
+        </w:rPr>
+      </w:pPr>
+      <w:r>
+        <w:rPr>
+          <w:rFonts w:ascii="Robo" w:eastAsia="Calibri" w:hAnsi="Robo"/>
+          <w:color w:val="000000"/>
+          <w:u w:color="000000"/>
+          <w:lang w:eastAsia="zh-CN"/>
+        </w:rPr>
+        <w:t>user</w:t>
+      </w:r>
+      <w:r>
+        <w:rPr>
+          <w:rFonts w:ascii="Robo" w:eastAsia="Calibri" w:hAnsi="Robo"/>
+          <w:color w:val="000000"/>
+          <w:u w:color="000000"/>
+          <w:lang w:eastAsia="zh-CN"/>
+        </w:rPr>
+        <w:tab/>
+        <w:t>0m1.006s</w:t>
+      </w:r>
+    </w:p>
+    <w:p>
+      <w:pPr>
+        <w:rPr>
+          <w:rFonts w:ascii="Robo" w:hAnsi="Robo" w:hint="eastAsia"/>
+          <w:color w:val="000000"/>
+          <w:u w:color="000000"/>
+          <w:lang w:eastAsia="zh-TW"/>
+        </w:rPr>
+      </w:pPr>
+      <w:r>
+        <w:rPr>
+          <w:rFonts w:ascii="Robo" w:eastAsia="Calibri" w:hAnsi="Robo"/>
+          <w:color w:val="000000"/>
+          <w:u w:color="000000"/>
+          <w:lang w:eastAsia="zh-CN"/>
+        </w:rPr>
+        <w:t>sys</w:t>
+      </w:r>
+      <w:r>
+        <w:rPr>
+          <w:rFonts w:ascii="Robo" w:eastAsia="Calibri" w:hAnsi="Robo"/>
+          <w:color w:val="000000"/>
+          <w:u w:color="000000"/>
+          <w:lang w:eastAsia="zh-CN"/>
+        </w:rPr>
+        <w:tab/>
+        <w:t>0m0.032s</w:t>
+      </w:r>
+    </w:p>
+    <w:p>
+      <w:pPr>
+        <w:rPr>
+          <w:rFonts w:ascii="Robo" w:eastAsia="Calibri" w:hAnsi="Robo"/>
+          <w:b/>
+          <w:bCs/>
+          <w:color w:val="000000"/>
+          <w:u w:color="000000"/>
+          <w:lang w:eastAsia="zh-CN"/>
+        </w:rPr>
+      </w:pPr>
+      <w:r>
+        <w:rPr>
+          <w:rFonts w:ascii="Robo" w:eastAsia="Calibri" w:hAnsi="Robo"/>
+          <w:b/>
+          <w:bCs/>
+          <w:color w:val="000000"/>
+          <w:u w:color="000000"/>
+          <w:lang w:eastAsia="zh-CN"/>
+        </w:rPr>
+        <w:t>#canny_local</w:t>
+      </w:r>
+    </w:p>
+    <w:p>
+      <w:pPr>
+        <w:rPr>
+          <w:rFonts w:ascii="Robo" w:eastAsia="Calibri" w:hAnsi="Robo"/>
+          <w:color w:val="000000"/>
+          <w:u w:color="000000"/>
+          <w:lang w:eastAsia="zh-CN"/>
+        </w:rPr>
+      </w:pPr>
+      <w:r>
+        <w:rPr>
+          <w:rFonts w:ascii="Robo" w:eastAsia="Calibri" w:hAnsi="Robo"/>
+          <w:color w:val="000000"/>
+          <w:u w:color="000000"/>
+          <w:lang w:eastAsia="zh-CN"/>
+        </w:rPr>
+        <w:t>real</w:t>
+      </w:r>
+      <w:r>
+        <w:rPr>
+          <w:rFonts w:ascii="Robo" w:eastAsia="Calibri" w:hAnsi="Robo"/>
+          <w:color w:val="000000"/>
+          <w:u w:color="000000"/>
+          <w:lang w:eastAsia="zh-CN"/>
+        </w:rPr>
+        <w:tab/>
+        <w:t>0m0.992s</w:t>
+      </w:r>
+    </w:p>
+    <w:p>
+      <w:pPr>
+        <w:rPr>
+          <w:rFonts w:ascii="Robo" w:eastAsia="Calibri" w:hAnsi="Robo"/>
+          <w:color w:val="000000"/>
+          <w:u w:color="000000"/>
+          <w:lang w:eastAsia="zh-CN"/>
+        </w:rPr>
+      </w:pPr>
+      <w:r>
+        <w:rPr>
+          <w:rFonts w:ascii="Robo" w:eastAsia="Calibri" w:hAnsi="Robo"/>
+          <w:color w:val="000000"/>
+          <w:u w:color="000000"/>
+          <w:lang w:eastAsia="zh-CN"/>
+        </w:rPr>
+        <w:t>user</w:t>
+      </w:r>
+      <w:r>
+        <w:rPr>
+          <w:rFonts w:ascii="Robo" w:eastAsia="Calibri" w:hAnsi="Robo"/>
+          <w:color w:val="000000"/>
+          <w:u w:color="000000"/>
+          <w:lang w:eastAsia="zh-CN"/>
+        </w:rPr>
+        <w:tab/>
+        <w:t>0m0.902s</w:t>
+      </w:r>
+    </w:p>
+    <w:p>
+      <w:pPr>
+        <w:rPr>
+          <w:rFonts w:ascii="Robo" w:eastAsia="Calibri" w:hAnsi="Robo"/>
+          <w:color w:val="000000"/>
+          <w:u w:color="000000"/>
+          <w:lang w:eastAsia="zh-CN"/>
+        </w:rPr>
+      </w:pPr>
+      <w:r>
+        <w:rPr>
+          <w:rFonts w:ascii="Robo" w:eastAsia="Calibri" w:hAnsi="Robo"/>
+          <w:color w:val="000000"/>
+          <w:u w:color="000000"/>
+          <w:lang w:eastAsia="zh-CN"/>
+        </w:rPr>
+        <w:t>sys</w:t>
+      </w:r>
+      <w:r>
+        <w:rPr>
+          <w:rFonts w:ascii="Robo" w:eastAsia="Calibri" w:hAnsi="Robo"/>
+          <w:color w:val="000000"/>
+          <w:u w:color="000000"/>
+          <w:lang w:eastAsia="zh-CN"/>
+        </w:rPr>
+        <w:tab/>
+        <w:t>0m0.020s</w:t>
+      </w:r>
+    </w:p>
+    <w:p>
+      <w:pPr>
+        <w:rPr>
+          <w:rFonts w:ascii="Robo" w:hAnsi="Robo"/>
+          <w:color w:val="000000"/>
+          <w:u w:color="000000"/>
+          <w:lang w:eastAsia="zh-TW"/>
+        </w:rPr>
+      </w:pPr>
+    </w:p>
+    <w:p>
+      <w:pPr>
+        <w:rPr>
+          <w:rFonts w:ascii="Robo" w:hAnsi="Robo" w:hint="eastAsia"/>
+          <w:color w:val="000000"/>
+          <w:u w:color="000000"/>
+          <w:lang w:eastAsia="zh-TW"/>
+        </w:rPr>
+      </w:pPr>
+      <w:r>
+        <w:rPr>
+          <w:rFonts w:ascii="Robo" w:hAnsi="Robo" w:hint="eastAsia"/>
+          <w:color w:val="000000"/>
+          <w:u w:color="000000"/>
+          <w:lang w:eastAsia="zh-TW"/>
+        </w:rPr>
+        <w:t>From the results, we can tell the</w:t>
+      </w:r>
+      <w:r>
+        <w:rPr>
+          <w:rFonts w:ascii="Robo" w:hAnsi="Robo" w:hint="eastAsia"/>
+          <w:color w:val="000000"/>
+          <w:u w:color="000000"/>
+          <w:lang w:eastAsia="zh-TW"/>
+        </w:rPr>
+        <w:t xml:space="preserve"> implementation</w:t>
+      </w:r>
+      <w:r>
+        <w:rPr>
+          <w:rFonts w:ascii="Robo" w:hAnsi="Robo" w:hint="eastAsia"/>
+          <w:color w:val="000000"/>
+          <w:u w:color="000000"/>
+          <w:lang w:eastAsia="zh-TW"/>
+        </w:rPr>
+        <w:t xml:space="preserve"> </w:t>
+      </w:r>
+      <w:r>
+        <w:rPr>
+          <w:rFonts w:ascii="Robo" w:hAnsi="Robo" w:hint="eastAsia"/>
+          <w:color w:val="000000"/>
+          <w:u w:color="000000"/>
+          <w:lang w:eastAsia="zh-TW"/>
+        </w:rPr>
+        <w:t xml:space="preserve">of </w:t>
+      </w:r>
+      <w:proofErr w:type="spellStart"/>
+      <w:r>
+        <w:rPr>
+          <w:rFonts w:ascii="Robo" w:hAnsi="Robo" w:hint="eastAsia"/>
+          <w:color w:val="000000"/>
+          <w:u w:color="000000"/>
+          <w:lang w:eastAsia="zh-TW"/>
+        </w:rPr>
+        <w:t>pthread</w:t>
+      </w:r>
+      <w:proofErr w:type="spellEnd"/>
+      <w:r>
+        <w:rPr>
+          <w:rFonts w:ascii="Robo" w:hAnsi="Robo" w:hint="eastAsia"/>
+          <w:color w:val="000000"/>
+          <w:u w:color="000000"/>
+          <w:lang w:eastAsia="zh-TW"/>
+        </w:rPr>
+        <w:t xml:space="preserve"> did improve the w</w:t>
+      </w:r>
+      <w:r>
+        <w:rPr>
+          <w:rFonts w:ascii="Robo" w:hAnsi="Robo" w:hint="eastAsia"/>
+          <w:color w:val="000000"/>
+          <w:u w:color="000000"/>
+          <w:lang w:eastAsia="zh-TW"/>
+        </w:rPr>
+        <w:t>a</w:t>
+      </w:r>
+      <w:r>
+        <w:rPr>
+          <w:rFonts w:ascii="Robo" w:hAnsi="Robo" w:hint="eastAsia"/>
+          <w:color w:val="000000"/>
+          <w:u w:color="000000"/>
+          <w:lang w:eastAsia="zh-TW"/>
+        </w:rPr>
+        <w:t>ll time, but not as much as</w:t>
+      </w:r>
+      <w:r>
+        <w:rPr>
+          <w:rFonts w:ascii="Robo" w:hAnsi="Robo" w:hint="eastAsia"/>
+          <w:color w:val="000000"/>
+          <w:u w:color="000000"/>
+          <w:lang w:eastAsia="zh-TW"/>
+        </w:rPr>
+        <w:t xml:space="preserve"> </w:t>
+      </w:r>
+      <w:r>
+        <w:rPr>
+          <w:rFonts w:ascii="Robo" w:hAnsi="Robo" w:hint="eastAsia"/>
+          <w:color w:val="000000"/>
+          <w:u w:color="000000"/>
+          <w:lang w:eastAsia="zh-TW"/>
+        </w:rPr>
+        <w:t>OpenMP.</w:t>
+      </w:r>
+    </w:p>
+    <w:p>
+      <w:pPr>
+        <w:rPr>
+          <w:rFonts w:ascii="Robo" w:hAnsi="Robo" w:hint="eastAsia"/>
+          <w:color w:val="000000"/>
+          <w:u w:color="000000"/>
+          <w:lang w:eastAsia="zh-TW"/>
+        </w:rPr>
+      </w:pPr>
+      <w:r>
+        <w:rPr>
+          <w:rFonts w:ascii="Robo" w:hAnsi="Robo" w:hint="eastAsia"/>
+          <w:color w:val="000000"/>
+          <w:u w:color="000000"/>
+          <w:lang w:eastAsia="zh-TW"/>
+        </w:rPr>
+        <w:br w:type="page"/>
+      </w:r>
+    </w:p>
+    <w:p>
+      <w:pPr>
+        <w:rPr>
+          <w:rFonts w:ascii="Robo" w:hAnsi="Robo" w:hint="eastAsia"/>
+          <w:color w:val="000000"/>
+          <w:u w:color="000000"/>
+          <w:lang w:eastAsia="zh-TW"/>
         </w:rPr>
       </w:pPr>
     </w:p>
@@ -2832,7 +3796,6 @@
           <w:sz w:val="36"/>
           <w:szCs w:val="36"/>
         </w:rPr>
-        <w:lastRenderedPageBreak/>
         <w:t>Problems and Discussion</w:t>
       </w:r>
       <w:r>
@@ -2923,7 +3886,21 @@
         <w:rPr>
           <w:rFonts w:ascii="Robo" w:hAnsi="Robo"/>
         </w:rPr>
-        <w:t>by switching to libcamera.</w:t>
+        <w:t xml:space="preserve">by switching to </w:t>
+      </w:r>
+      <w:proofErr w:type="spellStart"/>
+      <w:r>
+        <w:rPr>
+          <w:rFonts w:ascii="Robo" w:hAnsi="Robo"/>
+        </w:rPr>
+        <w:t>libcamera</w:t>
+      </w:r>
+      <w:proofErr w:type="spellEnd"/>
+      <w:r>
+        <w:rPr>
+          <w:rFonts w:ascii="Robo" w:hAnsi="Robo"/>
+        </w:rPr>
+        <w:t>.</w:t>
       </w:r>
     </w:p>
     <w:p>
@@ -3101,7 +4078,21 @@
         <w:rPr>
           <w:rFonts w:ascii="Robo" w:hAnsi="Robo"/>
         </w:rPr>
-        <w:t xml:space="preserve">defines the magnitude of smoothing; &lt;tlow&gt; defines the </w:t>
+        <w:t>defines the magnitude of smoothing; &lt;</w:t>
+      </w:r>
+      <w:proofErr w:type="spellStart"/>
+      <w:r>
+        <w:rPr>
+          <w:rFonts w:ascii="Robo" w:hAnsi="Robo"/>
+        </w:rPr>
+        <w:t>tlow</w:t>
+      </w:r>
+      <w:proofErr w:type="spellEnd"/>
+      <w:r>
+        <w:rPr>
+          <w:rFonts w:ascii="Robo" w:hAnsi="Robo"/>
+        </w:rPr>
+        <w:t xml:space="preserve">&gt; defines the </w:t>
       </w:r>
       <w:r>
         <w:rPr>

--- a/WEEK2/Embedded_SW_Project2_Report.docx
+++ b/WEEK2/Embedded_SW_Project2_Report.docx
@@ -3762,6 +3762,1919 @@
         </w:rPr>
         <w:br w:type="page"/>
       </w:r>
+    </w:p>
+    <w:p>
+      <w:pPr>
+        <w:rPr>
+          <w:rFonts w:ascii="Robo" w:hAnsi="Robo"/>
+          <w:b/>
+          <w:bCs/>
+          <w:color w:val="000000"/>
+          <w:u w:color="000000"/>
+          <w:lang w:eastAsia="zh-TW"/>
+        </w:rPr>
+      </w:pPr>
+      <w:r>
+        <w:rPr>
+          <w:rFonts w:ascii="Robo" w:hAnsi="Robo"/>
+          <w:b/>
+          <w:bCs/>
+          <w:color w:val="000000"/>
+          <w:u w:color="000000"/>
+          <w:lang w:eastAsia="zh-TW"/>
+        </w:rPr>
+        <w:lastRenderedPageBreak/>
+        <w:t xml:space="preserve">Step 8 – Modifying the Blur in the y - direction with </w:t>
+      </w:r>
+      <w:proofErr w:type="spellStart"/>
+      <w:r>
+        <w:rPr>
+          <w:rFonts w:ascii="Robo" w:hAnsi="Robo"/>
+          <w:b/>
+          <w:bCs/>
+          <w:color w:val="000000"/>
+          <w:u w:color="000000"/>
+          <w:lang w:eastAsia="zh-TW"/>
+        </w:rPr>
+        <w:t>pthreads</w:t>
+      </w:r>
+      <w:proofErr w:type="spellEnd"/>
+    </w:p>
+    <w:p>
+      <w:pPr>
+        <w:rPr>
+          <w:rFonts w:ascii="Robo" w:hAnsi="Robo"/>
+          <w:b/>
+          <w:bCs/>
+          <w:color w:val="000000"/>
+          <w:u w:color="000000"/>
+          <w:lang w:eastAsia="zh-TW"/>
+        </w:rPr>
+      </w:pPr>
+      <w:r>
+        <w:rPr>
+          <w:rFonts w:ascii="Robo" w:hAnsi="Robo"/>
+          <w:b/>
+          <w:bCs/>
+          <w:color w:val="000000"/>
+          <w:u w:color="000000"/>
+          <w:lang w:eastAsia="zh-TW"/>
+        </w:rPr>
+        <w:drawing>
+          <wp:inline distT="0" distB="0" distL="0" distR="0" wp14:anchorId="5AEDFA5D" wp14:editId="23470190">
+            <wp:extent cx="1833563" cy="1180447"/>
+            <wp:effectExtent l="0" t="0" r="0" b="1270"/>
+            <wp:docPr id="1791241723" name="圖片 1" descr="一張含有 文字, 螢幕擷取畫面, 軟體, 字型 的圖片&#10;&#10;AI 產生的內容可能不正確。"/>
+            <wp:cNvGraphicFramePr>
+              <a:graphicFrameLocks xmlns:a="http://schemas.openxmlformats.org/drawingml/2006/main" noChangeAspect="1"/>
+            </wp:cNvGraphicFramePr>
+            <a:graphic xmlns:a="http://schemas.openxmlformats.org/drawingml/2006/main">
+              <a:graphicData uri="http://schemas.openxmlformats.org/drawingml/2006/picture">
+                <pic:pic xmlns:pic="http://schemas.openxmlformats.org/drawingml/2006/picture">
+                  <pic:nvPicPr>
+                    <pic:cNvPr id="1791241723" name="圖片 1" descr="一張含有 文字, 螢幕擷取畫面, 軟體, 字型 的圖片&#10;&#10;AI 產生的內容可能不正確。"/>
+                    <pic:cNvPicPr/>
+                  </pic:nvPicPr>
+                  <pic:blipFill>
+                    <a:blip r:embed="rId20"/>
+                    <a:stretch>
+                      <a:fillRect/>
+                    </a:stretch>
+                  </pic:blipFill>
+                  <pic:spPr>
+                    <a:xfrm>
+                      <a:off x="0" y="0"/>
+                      <a:ext cx="1839866" cy="1184505"/>
+                    </a:xfrm>
+                    <a:prstGeom prst="rect">
+                      <a:avLst/>
+                    </a:prstGeom>
+                  </pic:spPr>
+                </pic:pic>
+              </a:graphicData>
+            </a:graphic>
+          </wp:inline>
+        </w:drawing>
+      </w:r>
+    </w:p>
+    <w:p>
+      <w:pPr>
+        <w:rPr>
+          <w:rFonts w:ascii="Robo" w:hAnsi="Robo"/>
+          <w:color w:val="000000"/>
+          <w:u w:color="000000"/>
+          <w:lang w:eastAsia="zh-TW"/>
+        </w:rPr>
+      </w:pPr>
+      <w:r>
+        <w:rPr>
+          <w:rFonts w:ascii="Robo" w:hAnsi="Robo"/>
+          <w:color w:val="000000"/>
+          <w:u w:color="000000"/>
+          <w:lang w:eastAsia="zh-TW"/>
+        </w:rPr>
+        <w:t>Argument</w:t>
+      </w:r>
+      <w:r>
+        <w:rPr>
+          <w:rFonts w:ascii="Robo" w:hAnsi="Robo"/>
+          <w:color w:val="000000"/>
+          <w:u w:color="000000"/>
+          <w:lang w:eastAsia="zh-TW"/>
+        </w:rPr>
+        <w:t>s</w:t>
+      </w:r>
+      <w:r>
+        <w:rPr>
+          <w:rFonts w:ascii="Robo" w:hAnsi="Robo"/>
+          <w:color w:val="000000"/>
+          <w:u w:color="000000"/>
+          <w:lang w:eastAsia="zh-TW"/>
+        </w:rPr>
+        <w:t xml:space="preserve"> added for </w:t>
+      </w:r>
+      <w:r>
+        <w:rPr>
+          <w:rFonts w:ascii="Robo" w:hAnsi="Robo"/>
+          <w:color w:val="000000"/>
+          <w:u w:color="000000"/>
+          <w:lang w:eastAsia="zh-TW"/>
+        </w:rPr>
+        <w:t>Blur Y use.</w:t>
+      </w:r>
+    </w:p>
+    <w:p>
+      <w:pPr>
+        <w:rPr>
+          <w:rFonts w:ascii="Robo" w:hAnsi="Robo"/>
+          <w:b/>
+          <w:bCs/>
+          <w:color w:val="000000"/>
+          <w:u w:color="000000"/>
+          <w:lang w:eastAsia="zh-TW"/>
+        </w:rPr>
+      </w:pPr>
+      <w:r>
+        <w:rPr>
+          <w:rFonts w:ascii="Robo" w:hAnsi="Robo"/>
+          <w:b/>
+          <w:bCs/>
+          <w:color w:val="000000"/>
+          <w:u w:color="000000"/>
+          <w:lang w:eastAsia="zh-TW"/>
+        </w:rPr>
+        <w:drawing>
+          <wp:inline distT="0" distB="0" distL="0" distR="0" wp14:anchorId="6692EA68" wp14:editId="56F2716F">
+            <wp:extent cx="3275067" cy="2767012"/>
+            <wp:effectExtent l="0" t="0" r="1905" b="0"/>
+            <wp:docPr id="1434784079" name="圖片 1" descr="一張含有 文字, 螢幕擷取畫面, 數字, 陳列 的圖片&#10;&#10;AI 產生的內容可能不正確。"/>
+            <wp:cNvGraphicFramePr>
+              <a:graphicFrameLocks xmlns:a="http://schemas.openxmlformats.org/drawingml/2006/main" noChangeAspect="1"/>
+            </wp:cNvGraphicFramePr>
+            <a:graphic xmlns:a="http://schemas.openxmlformats.org/drawingml/2006/main">
+              <a:graphicData uri="http://schemas.openxmlformats.org/drawingml/2006/picture">
+                <pic:pic xmlns:pic="http://schemas.openxmlformats.org/drawingml/2006/picture">
+                  <pic:nvPicPr>
+                    <pic:cNvPr id="1434784079" name="圖片 1" descr="一張含有 文字, 螢幕擷取畫面, 數字, 陳列 的圖片&#10;&#10;AI 產生的內容可能不正確。"/>
+                    <pic:cNvPicPr/>
+                  </pic:nvPicPr>
+                  <pic:blipFill>
+                    <a:blip r:embed="rId21"/>
+                    <a:stretch>
+                      <a:fillRect/>
+                    </a:stretch>
+                  </pic:blipFill>
+                  <pic:spPr>
+                    <a:xfrm>
+                      <a:off x="0" y="0"/>
+                      <a:ext cx="3282894" cy="2773625"/>
+                    </a:xfrm>
+                    <a:prstGeom prst="rect">
+                      <a:avLst/>
+                    </a:prstGeom>
+                  </pic:spPr>
+                </pic:pic>
+              </a:graphicData>
+            </a:graphic>
+          </wp:inline>
+        </w:drawing>
+      </w:r>
+    </w:p>
+    <w:p>
+      <w:pPr>
+        <w:rPr>
+          <w:rFonts w:ascii="Robo" w:hAnsi="Robo"/>
+          <w:color w:val="000000"/>
+          <w:u w:color="000000"/>
+          <w:lang w:eastAsia="zh-TW"/>
+        </w:rPr>
+      </w:pPr>
+      <w:r>
+        <w:rPr>
+          <w:rFonts w:ascii="Robo" w:hAnsi="Robo"/>
+          <w:color w:val="000000"/>
+          <w:u w:color="000000"/>
+          <w:lang w:eastAsia="zh-TW"/>
+        </w:rPr>
+        <w:t xml:space="preserve">Blur Y </w:t>
+      </w:r>
+      <w:proofErr w:type="spellStart"/>
+      <w:r>
+        <w:rPr>
+          <w:rFonts w:ascii="Robo" w:hAnsi="Robo"/>
+          <w:color w:val="000000"/>
+          <w:u w:color="000000"/>
+          <w:lang w:eastAsia="zh-TW"/>
+        </w:rPr>
+        <w:t>seperated</w:t>
+      </w:r>
+      <w:proofErr w:type="spellEnd"/>
+      <w:r>
+        <w:rPr>
+          <w:rFonts w:ascii="Robo" w:hAnsi="Robo"/>
+          <w:color w:val="000000"/>
+          <w:u w:color="000000"/>
+          <w:lang w:eastAsia="zh-TW"/>
+        </w:rPr>
+        <w:t xml:space="preserve"> </w:t>
+      </w:r>
+      <w:r>
+        <w:rPr>
+          <w:rFonts w:ascii="Robo" w:hAnsi="Robo"/>
+          <w:color w:val="000000"/>
+          <w:u w:color="000000"/>
+          <w:lang w:eastAsia="zh-TW"/>
+        </w:rPr>
+        <w:t xml:space="preserve">for </w:t>
+      </w:r>
+      <w:r>
+        <w:rPr>
+          <w:rFonts w:ascii="Robo" w:hAnsi="Robo"/>
+          <w:color w:val="000000"/>
+          <w:u w:color="000000"/>
+          <w:lang w:eastAsia="zh-TW"/>
+        </w:rPr>
+        <w:t>multithreading.</w:t>
+      </w:r>
+      <w:r>
+        <w:rPr>
+          <w:rFonts w:ascii="Robo" w:hAnsi="Robo"/>
+          <w:color w:val="000000"/>
+          <w:u w:color="000000"/>
+          <w:lang w:eastAsia="zh-TW"/>
+        </w:rPr>
+        <w:t xml:space="preserve"> </w:t>
+      </w:r>
+      <w:r>
+        <w:rPr>
+          <w:rFonts w:ascii="Robo" w:hAnsi="Robo"/>
+          <w:color w:val="000000"/>
+          <w:u w:color="000000"/>
+          <w:lang w:eastAsia="zh-TW"/>
+        </w:rPr>
+        <w:t xml:space="preserve">Iteration on rows, so we modified the for loops as </w:t>
+      </w:r>
+      <w:proofErr w:type="gramStart"/>
+      <w:r>
+        <w:rPr>
+          <w:rFonts w:ascii="Robo" w:hAnsi="Robo"/>
+          <w:color w:val="000000"/>
+          <w:u w:color="000000"/>
+          <w:lang w:eastAsia="zh-TW"/>
+        </w:rPr>
+        <w:t>cols</w:t>
+      </w:r>
+      <w:proofErr w:type="gramEnd"/>
+      <w:r>
+        <w:rPr>
+          <w:rFonts w:ascii="Robo" w:hAnsi="Robo"/>
+          <w:color w:val="000000"/>
+          <w:u w:color="000000"/>
+          <w:lang w:eastAsia="zh-TW"/>
+        </w:rPr>
+        <w:t xml:space="preserve"> in the inner loop.</w:t>
+      </w:r>
+    </w:p>
+    <w:p>
+      <w:pPr>
+        <w:rPr>
+          <w:rFonts w:ascii="Robo" w:hAnsi="Robo"/>
+          <w:color w:val="000000"/>
+          <w:u w:color="000000"/>
+          <w:lang w:eastAsia="zh-TW"/>
+        </w:rPr>
+      </w:pPr>
+      <w:r>
+        <w:rPr>
+          <w:rFonts w:ascii="Robo" w:hAnsi="Robo"/>
+          <w:color w:val="000000"/>
+          <w:u w:color="000000"/>
+          <w:lang w:eastAsia="zh-TW"/>
+        </w:rPr>
+        <w:drawing>
+          <wp:inline distT="0" distB="0" distL="0" distR="0" wp14:anchorId="6554E3AA" wp14:editId="0396BF37">
+            <wp:extent cx="3310128" cy="2133194"/>
+            <wp:effectExtent l="0" t="0" r="5080" b="635"/>
+            <wp:docPr id="1535424016" name="圖片 1" descr="一張含有 文字, 螢幕擷取畫面, 軟體, 數字 的圖片&#10;&#10;AI 產生的內容可能不正確。"/>
+            <wp:cNvGraphicFramePr>
+              <a:graphicFrameLocks xmlns:a="http://schemas.openxmlformats.org/drawingml/2006/main" noChangeAspect="1"/>
+            </wp:cNvGraphicFramePr>
+            <a:graphic xmlns:a="http://schemas.openxmlformats.org/drawingml/2006/main">
+              <a:graphicData uri="http://schemas.openxmlformats.org/drawingml/2006/picture">
+                <pic:pic xmlns:pic="http://schemas.openxmlformats.org/drawingml/2006/picture">
+                  <pic:nvPicPr>
+                    <pic:cNvPr id="1535424016" name="圖片 1" descr="一張含有 文字, 螢幕擷取畫面, 軟體, 數字 的圖片&#10;&#10;AI 產生的內容可能不正確。"/>
+                    <pic:cNvPicPr/>
+                  </pic:nvPicPr>
+                  <pic:blipFill>
+                    <a:blip r:embed="rId22"/>
+                    <a:stretch>
+                      <a:fillRect/>
+                    </a:stretch>
+                  </pic:blipFill>
+                  <pic:spPr>
+                    <a:xfrm>
+                      <a:off x="0" y="0"/>
+                      <a:ext cx="3313813" cy="2135568"/>
+                    </a:xfrm>
+                    <a:prstGeom prst="rect">
+                      <a:avLst/>
+                    </a:prstGeom>
+                  </pic:spPr>
+                </pic:pic>
+              </a:graphicData>
+            </a:graphic>
+          </wp:inline>
+        </w:drawing>
+      </w:r>
+    </w:p>
+    <w:p>
+      <w:pPr>
+        <w:rPr>
+          <w:rFonts w:ascii="Robo" w:hAnsi="Robo"/>
+          <w:color w:val="000000"/>
+          <w:u w:color="000000"/>
+          <w:lang w:eastAsia="zh-TW"/>
+        </w:rPr>
+      </w:pPr>
+      <w:r>
+        <w:rPr>
+          <w:rFonts w:ascii="Robo" w:hAnsi="Robo"/>
+          <w:color w:val="000000"/>
+          <w:u w:color="000000"/>
+          <w:lang w:eastAsia="zh-TW"/>
+        </w:rPr>
+        <w:t>Threads created for Blur Y.</w:t>
+      </w:r>
+    </w:p>
+    <w:p>
+      <w:pPr>
+        <w:rPr>
+          <w:rFonts w:ascii="Robo" w:hAnsi="Robo"/>
+          <w:color w:val="000000"/>
+          <w:u w:color="000000"/>
+          <w:lang w:eastAsia="zh-TW"/>
+        </w:rPr>
+      </w:pPr>
+      <w:r>
+        <w:rPr>
+          <w:rFonts w:ascii="Robo" w:hAnsi="Robo"/>
+          <w:color w:val="000000"/>
+          <w:u w:color="000000"/>
+          <w:lang w:eastAsia="zh-TW"/>
+        </w:rPr>
+        <w:lastRenderedPageBreak/>
+        <w:drawing>
+          <wp:inline distT="0" distB="0" distL="0" distR="0" wp14:anchorId="334D4423" wp14:editId="66162311">
+            <wp:extent cx="3912435" cy="2681021"/>
+            <wp:effectExtent l="0" t="0" r="0" b="5080"/>
+            <wp:docPr id="435542928" name="圖片 1" descr="一張含有 文字, 螢幕擷取畫面, 軟體, 多媒體軟體 的圖片&#10;&#10;AI 產生的內容可能不正確。"/>
+            <wp:cNvGraphicFramePr>
+              <a:graphicFrameLocks xmlns:a="http://schemas.openxmlformats.org/drawingml/2006/main" noChangeAspect="1"/>
+            </wp:cNvGraphicFramePr>
+            <a:graphic xmlns:a="http://schemas.openxmlformats.org/drawingml/2006/main">
+              <a:graphicData uri="http://schemas.openxmlformats.org/drawingml/2006/picture">
+                <pic:pic xmlns:pic="http://schemas.openxmlformats.org/drawingml/2006/picture">
+                  <pic:nvPicPr>
+                    <pic:cNvPr id="435542928" name="圖片 1" descr="一張含有 文字, 螢幕擷取畫面, 軟體, 多媒體軟體 的圖片&#10;&#10;AI 產生的內容可能不正確。"/>
+                    <pic:cNvPicPr/>
+                  </pic:nvPicPr>
+                  <pic:blipFill>
+                    <a:blip r:embed="rId23"/>
+                    <a:stretch>
+                      <a:fillRect/>
+                    </a:stretch>
+                  </pic:blipFill>
+                  <pic:spPr>
+                    <a:xfrm>
+                      <a:off x="0" y="0"/>
+                      <a:ext cx="3916765" cy="2683988"/>
+                    </a:xfrm>
+                    <a:prstGeom prst="rect">
+                      <a:avLst/>
+                    </a:prstGeom>
+                  </pic:spPr>
+                </pic:pic>
+              </a:graphicData>
+            </a:graphic>
+          </wp:inline>
+        </w:drawing>
+      </w:r>
+    </w:p>
+    <w:p>
+      <w:pPr>
+        <w:rPr>
+          <w:rFonts w:ascii="Robo" w:hAnsi="Robo"/>
+          <w:color w:val="000000"/>
+          <w:u w:color="000000"/>
+          <w:lang w:eastAsia="zh-TW"/>
+        </w:rPr>
+      </w:pPr>
+      <w:r>
+        <w:rPr>
+          <w:rFonts w:ascii="Robo" w:hAnsi="Robo"/>
+          <w:color w:val="000000"/>
+          <w:u w:color="000000"/>
+          <w:lang w:eastAsia="zh-TW"/>
+        </w:rPr>
+        <w:t>Now from the snapshot, we can see the</w:t>
+      </w:r>
+      <w:r>
+        <w:rPr>
+          <w:rFonts w:ascii="Robo" w:hAnsi="Robo"/>
+          <w:color w:val="000000"/>
+          <w:u w:color="000000"/>
+          <w:lang w:eastAsia="zh-TW"/>
+        </w:rPr>
+        <w:t>re are 4 threads created for Blur Y</w:t>
+      </w:r>
+      <w:r>
+        <w:rPr>
+          <w:rFonts w:ascii="Robo" w:hAnsi="Robo"/>
+          <w:color w:val="000000"/>
+          <w:u w:color="000000"/>
+          <w:lang w:eastAsia="zh-TW"/>
+        </w:rPr>
+        <w:t>.</w:t>
+      </w:r>
+    </w:p>
+    <w:p>
+      <w:pPr>
+        <w:rPr>
+          <w:rFonts w:ascii="Robo" w:hAnsi="Robo"/>
+          <w:color w:val="000000"/>
+          <w:u w:color="000000"/>
+          <w:lang w:eastAsia="zh-TW"/>
+        </w:rPr>
+      </w:pPr>
+      <w:r>
+        <w:rPr>
+          <w:rFonts w:ascii="Robo" w:hAnsi="Robo"/>
+          <w:color w:val="000000"/>
+          <w:u w:color="000000"/>
+          <w:lang w:eastAsia="zh-TW"/>
+        </w:rPr>
+        <w:t>Time results are below:</w:t>
+      </w:r>
+    </w:p>
+    <w:p>
+      <w:pPr>
+        <w:rPr>
+          <w:rFonts w:ascii="Robo" w:hAnsi="Robo"/>
+          <w:b/>
+          <w:bCs/>
+          <w:color w:val="000000"/>
+          <w:u w:color="000000"/>
+          <w:lang w:eastAsia="zh-TW"/>
+        </w:rPr>
+      </w:pPr>
+      <w:r>
+        <w:rPr>
+          <w:rFonts w:ascii="Robo" w:eastAsia="Calibri" w:hAnsi="Robo"/>
+          <w:b/>
+          <w:bCs/>
+          <w:color w:val="000000"/>
+          <w:u w:color="000000"/>
+          <w:lang w:eastAsia="zh-CN"/>
+        </w:rPr>
+        <w:t>#canny_</w:t>
+      </w:r>
+      <w:r>
+        <w:rPr>
+          <w:rFonts w:ascii="Robo" w:hAnsi="Robo" w:hint="eastAsia"/>
+          <w:b/>
+          <w:bCs/>
+          <w:color w:val="000000"/>
+          <w:u w:color="000000"/>
+          <w:lang w:eastAsia="zh-TW"/>
+        </w:rPr>
+        <w:t>pthread</w:t>
+      </w:r>
+      <w:r>
+        <w:rPr>
+          <w:rFonts w:ascii="Robo" w:hAnsi="Robo"/>
+          <w:b/>
+          <w:bCs/>
+          <w:color w:val="000000"/>
+          <w:u w:color="000000"/>
+          <w:lang w:eastAsia="zh-TW"/>
+        </w:rPr>
+        <w:t xml:space="preserve"> X+Y</w:t>
+      </w:r>
+    </w:p>
+    <w:p>
+      <w:pPr>
+        <w:rPr>
+          <w:rFonts w:ascii="Robo" w:hAnsi="Robo"/>
+          <w:color w:val="000000"/>
+          <w:u w:color="000000"/>
+          <w:lang w:eastAsia="zh-TW"/>
+        </w:rPr>
+      </w:pPr>
+      <w:r>
+        <w:rPr>
+          <w:rFonts w:ascii="Robo" w:hAnsi="Robo"/>
+          <w:color w:val="000000"/>
+          <w:u w:color="000000"/>
+          <w:lang w:eastAsia="zh-TW"/>
+        </w:rPr>
+        <w:t>real</w:t>
+      </w:r>
+      <w:r>
+        <w:rPr>
+          <w:rFonts w:ascii="Robo" w:hAnsi="Robo"/>
+          <w:color w:val="000000"/>
+          <w:u w:color="000000"/>
+          <w:lang w:eastAsia="zh-TW"/>
+        </w:rPr>
+        <w:tab/>
+        <w:t>0m0.530s</w:t>
+      </w:r>
+    </w:p>
+    <w:p>
+      <w:pPr>
+        <w:rPr>
+          <w:rFonts w:ascii="Robo" w:hAnsi="Robo"/>
+          <w:color w:val="000000"/>
+          <w:u w:color="000000"/>
+          <w:lang w:eastAsia="zh-TW"/>
+        </w:rPr>
+      </w:pPr>
+      <w:r>
+        <w:rPr>
+          <w:rFonts w:ascii="Robo" w:hAnsi="Robo"/>
+          <w:color w:val="000000"/>
+          <w:u w:color="000000"/>
+          <w:lang w:eastAsia="zh-TW"/>
+        </w:rPr>
+        <w:t>user</w:t>
+      </w:r>
+      <w:r>
+        <w:rPr>
+          <w:rFonts w:ascii="Robo" w:hAnsi="Robo"/>
+          <w:color w:val="000000"/>
+          <w:u w:color="000000"/>
+          <w:lang w:eastAsia="zh-TW"/>
+        </w:rPr>
+        <w:tab/>
+        <w:t>0m0.779s</w:t>
+      </w:r>
+    </w:p>
+    <w:p>
+      <w:pPr>
+        <w:rPr>
+          <w:rFonts w:ascii="Robo" w:hAnsi="Robo"/>
+          <w:color w:val="000000"/>
+          <w:u w:color="000000"/>
+          <w:lang w:eastAsia="zh-TW"/>
+        </w:rPr>
+      </w:pPr>
+      <w:r>
+        <w:rPr>
+          <w:rFonts w:ascii="Robo" w:hAnsi="Robo"/>
+          <w:color w:val="000000"/>
+          <w:u w:color="000000"/>
+          <w:lang w:eastAsia="zh-TW"/>
+        </w:rPr>
+        <w:t>sys</w:t>
+      </w:r>
+      <w:r>
+        <w:rPr>
+          <w:rFonts w:ascii="Robo" w:hAnsi="Robo"/>
+          <w:color w:val="000000"/>
+          <w:u w:color="000000"/>
+          <w:lang w:eastAsia="zh-TW"/>
+        </w:rPr>
+        <w:tab/>
+        <w:t>0m0.032s</w:t>
+      </w:r>
+    </w:p>
+    <w:p>
+      <w:pPr>
+        <w:rPr>
+          <w:rFonts w:ascii="Robo" w:eastAsia="Calibri" w:hAnsi="Robo"/>
+          <w:b/>
+          <w:bCs/>
+          <w:color w:val="000000"/>
+          <w:u w:color="000000"/>
+          <w:lang w:eastAsia="zh-CN"/>
+        </w:rPr>
+      </w:pPr>
+      <w:r>
+        <w:rPr>
+          <w:rFonts w:ascii="Robo" w:eastAsia="Calibri" w:hAnsi="Robo"/>
+          <w:b/>
+          <w:bCs/>
+          <w:color w:val="000000"/>
+          <w:u w:color="000000"/>
+          <w:lang w:eastAsia="zh-CN"/>
+        </w:rPr>
+        <w:t>#canny_local_omp</w:t>
+      </w:r>
+    </w:p>
+    <w:p>
+      <w:pPr>
+        <w:jc w:val="both"/>
+        <w:rPr>
+          <w:rFonts w:ascii="Robo" w:eastAsia="Calibri" w:hAnsi="Robo"/>
+          <w:color w:val="000000"/>
+          <w:u w:color="000000"/>
+          <w:lang w:eastAsia="zh-CN"/>
+        </w:rPr>
+      </w:pPr>
+      <w:r>
+        <w:rPr>
+          <w:rFonts w:ascii="Robo" w:eastAsia="Calibri" w:hAnsi="Robo"/>
+          <w:color w:val="000000"/>
+          <w:u w:color="000000"/>
+          <w:lang w:eastAsia="zh-CN"/>
+        </w:rPr>
+        <w:t>real</w:t>
+      </w:r>
+      <w:r>
+        <w:rPr>
+          <w:rFonts w:ascii="Robo" w:eastAsia="Calibri" w:hAnsi="Robo"/>
+          <w:color w:val="000000"/>
+          <w:u w:color="000000"/>
+          <w:lang w:eastAsia="zh-CN"/>
+        </w:rPr>
+        <w:tab/>
+        <w:t>0m0.662s</w:t>
+      </w:r>
+    </w:p>
+    <w:p>
+      <w:pPr>
+        <w:jc w:val="both"/>
+        <w:rPr>
+          <w:rFonts w:ascii="Robo" w:eastAsia="Calibri" w:hAnsi="Robo"/>
+          <w:color w:val="000000"/>
+          <w:u w:color="000000"/>
+          <w:lang w:eastAsia="zh-CN"/>
+        </w:rPr>
+      </w:pPr>
+      <w:r>
+        <w:rPr>
+          <w:rFonts w:ascii="Robo" w:eastAsia="Calibri" w:hAnsi="Robo"/>
+          <w:color w:val="000000"/>
+          <w:u w:color="000000"/>
+          <w:lang w:eastAsia="zh-CN"/>
+        </w:rPr>
+        <w:t>user</w:t>
+      </w:r>
+      <w:r>
+        <w:rPr>
+          <w:rFonts w:ascii="Robo" w:eastAsia="Calibri" w:hAnsi="Robo"/>
+          <w:color w:val="000000"/>
+          <w:u w:color="000000"/>
+          <w:lang w:eastAsia="zh-CN"/>
+        </w:rPr>
+        <w:tab/>
+        <w:t>0m0.913s</w:t>
+      </w:r>
+    </w:p>
+    <w:p>
+      <w:pPr>
+        <w:jc w:val="both"/>
+        <w:rPr>
+          <w:rFonts w:ascii="Robo" w:eastAsia="Calibri" w:hAnsi="Robo"/>
+          <w:color w:val="000000"/>
+          <w:u w:color="000000"/>
+          <w:lang w:eastAsia="zh-CN"/>
+        </w:rPr>
+      </w:pPr>
+      <w:r>
+        <w:rPr>
+          <w:rFonts w:ascii="Robo" w:eastAsia="Calibri" w:hAnsi="Robo"/>
+          <w:color w:val="000000"/>
+          <w:u w:color="000000"/>
+          <w:lang w:eastAsia="zh-CN"/>
+        </w:rPr>
+        <w:t>sys</w:t>
+      </w:r>
+      <w:r>
+        <w:rPr>
+          <w:rFonts w:ascii="Robo" w:eastAsia="Calibri" w:hAnsi="Robo"/>
+          <w:color w:val="000000"/>
+          <w:u w:color="000000"/>
+          <w:lang w:eastAsia="zh-CN"/>
+        </w:rPr>
+        <w:tab/>
+        <w:t>0m0.044s</w:t>
+      </w:r>
+    </w:p>
+    <w:p>
+      <w:pPr>
+        <w:rPr>
+          <w:rFonts w:ascii="Robo" w:eastAsia="Calibri" w:hAnsi="Robo"/>
+          <w:b/>
+          <w:bCs/>
+          <w:color w:val="000000"/>
+          <w:u w:color="000000"/>
+          <w:lang w:eastAsia="zh-CN"/>
+        </w:rPr>
+      </w:pPr>
+      <w:r>
+        <w:rPr>
+          <w:rFonts w:ascii="Robo" w:eastAsia="Calibri" w:hAnsi="Robo"/>
+          <w:b/>
+          <w:bCs/>
+          <w:color w:val="000000"/>
+          <w:u w:color="000000"/>
+          <w:lang w:eastAsia="zh-CN"/>
+        </w:rPr>
+        <w:t>#canny_local</w:t>
+      </w:r>
+    </w:p>
+    <w:p>
+      <w:pPr>
+        <w:rPr>
+          <w:rFonts w:ascii="Robo" w:eastAsia="Calibri" w:hAnsi="Robo"/>
+          <w:color w:val="000000"/>
+          <w:u w:color="000000"/>
+          <w:lang w:eastAsia="zh-CN"/>
+        </w:rPr>
+      </w:pPr>
+      <w:r>
+        <w:rPr>
+          <w:rFonts w:ascii="Robo" w:eastAsia="Calibri" w:hAnsi="Robo"/>
+          <w:color w:val="000000"/>
+          <w:u w:color="000000"/>
+          <w:lang w:eastAsia="zh-CN"/>
+        </w:rPr>
+        <w:t>real</w:t>
+      </w:r>
+      <w:r>
+        <w:rPr>
+          <w:rFonts w:ascii="Robo" w:eastAsia="Calibri" w:hAnsi="Robo"/>
+          <w:color w:val="000000"/>
+          <w:u w:color="000000"/>
+          <w:lang w:eastAsia="zh-CN"/>
+        </w:rPr>
+        <w:tab/>
+        <w:t>0m0.992s</w:t>
+      </w:r>
+    </w:p>
+    <w:p>
+      <w:pPr>
+        <w:rPr>
+          <w:rFonts w:ascii="Robo" w:eastAsia="Calibri" w:hAnsi="Robo"/>
+          <w:color w:val="000000"/>
+          <w:u w:color="000000"/>
+          <w:lang w:eastAsia="zh-CN"/>
+        </w:rPr>
+      </w:pPr>
+      <w:r>
+        <w:rPr>
+          <w:rFonts w:ascii="Robo" w:eastAsia="Calibri" w:hAnsi="Robo"/>
+          <w:color w:val="000000"/>
+          <w:u w:color="000000"/>
+          <w:lang w:eastAsia="zh-CN"/>
+        </w:rPr>
+        <w:t>user</w:t>
+      </w:r>
+      <w:r>
+        <w:rPr>
+          <w:rFonts w:ascii="Robo" w:eastAsia="Calibri" w:hAnsi="Robo"/>
+          <w:color w:val="000000"/>
+          <w:u w:color="000000"/>
+          <w:lang w:eastAsia="zh-CN"/>
+        </w:rPr>
+        <w:tab/>
+        <w:t>0m0.902s</w:t>
+      </w:r>
+    </w:p>
+    <w:p>
+      <w:pPr>
+        <w:rPr>
+          <w:rFonts w:ascii="Robo" w:eastAsia="Calibri" w:hAnsi="Robo"/>
+          <w:color w:val="000000"/>
+          <w:u w:color="000000"/>
+          <w:lang w:eastAsia="zh-CN"/>
+        </w:rPr>
+      </w:pPr>
+      <w:r>
+        <w:rPr>
+          <w:rFonts w:ascii="Robo" w:eastAsia="Calibri" w:hAnsi="Robo"/>
+          <w:color w:val="000000"/>
+          <w:u w:color="000000"/>
+          <w:lang w:eastAsia="zh-CN"/>
+        </w:rPr>
+        <w:t>sys</w:t>
+      </w:r>
+      <w:r>
+        <w:rPr>
+          <w:rFonts w:ascii="Robo" w:eastAsia="Calibri" w:hAnsi="Robo"/>
+          <w:color w:val="000000"/>
+          <w:u w:color="000000"/>
+          <w:lang w:eastAsia="zh-CN"/>
+        </w:rPr>
+        <w:tab/>
+        <w:t>0m0.020s</w:t>
+      </w:r>
+    </w:p>
+    <w:p>
+      <w:pPr>
+        <w:rPr>
+          <w:rFonts w:ascii="Robo" w:hAnsi="Robo"/>
+          <w:color w:val="000000"/>
+          <w:u w:color="000000"/>
+          <w:lang w:eastAsia="zh-TW"/>
+        </w:rPr>
+      </w:pPr>
+    </w:p>
+    <w:p>
+      <w:pPr>
+        <w:rPr>
+          <w:rFonts w:ascii="Robo" w:hAnsi="Robo"/>
+          <w:color w:val="000000"/>
+          <w:u w:color="000000"/>
+          <w:lang w:eastAsia="zh-TW"/>
+        </w:rPr>
+      </w:pPr>
+      <w:r>
+        <w:rPr>
+          <w:rFonts w:ascii="Robo" w:hAnsi="Robo"/>
+          <w:color w:val="000000"/>
+          <w:u w:color="000000"/>
+          <w:lang w:eastAsia="zh-TW"/>
+        </w:rPr>
+        <w:t xml:space="preserve">We can see the wall time is improved </w:t>
+      </w:r>
+      <w:r>
+        <w:rPr>
+          <w:rFonts w:ascii="Robo" w:hAnsi="Robo"/>
+          <w:color w:val="000000"/>
+          <w:u w:color="000000"/>
+          <w:lang w:eastAsia="zh-TW"/>
+        </w:rPr>
+        <w:t xml:space="preserve">and having better performance than </w:t>
+      </w:r>
+      <w:proofErr w:type="spellStart"/>
+      <w:r>
+        <w:rPr>
+          <w:rFonts w:ascii="Robo" w:hAnsi="Robo"/>
+          <w:color w:val="000000"/>
+          <w:u w:color="000000"/>
+          <w:lang w:eastAsia="zh-TW"/>
+        </w:rPr>
+        <w:t>omp</w:t>
+      </w:r>
+      <w:proofErr w:type="spellEnd"/>
+      <w:r>
+        <w:rPr>
+          <w:rFonts w:ascii="Robo" w:hAnsi="Robo"/>
+          <w:color w:val="000000"/>
+          <w:u w:color="000000"/>
+          <w:lang w:eastAsia="zh-TW"/>
+        </w:rPr>
+        <w:t>.</w:t>
+      </w:r>
+    </w:p>
+    <w:p>
+      <w:pPr>
+        <w:rPr>
+          <w:rFonts w:ascii="Robo" w:hAnsi="Robo"/>
+          <w:b/>
+          <w:bCs/>
+          <w:color w:val="000000"/>
+          <w:u w:color="000000"/>
+          <w:lang w:eastAsia="zh-TW"/>
+        </w:rPr>
+      </w:pPr>
+    </w:p>
+    <w:p>
+      <w:pPr>
+        <w:rPr>
+          <w:rFonts w:ascii="Robo" w:hAnsi="Robo"/>
+          <w:b/>
+          <w:bCs/>
+          <w:color w:val="000000"/>
+          <w:u w:color="000000"/>
+          <w:lang w:eastAsia="zh-TW"/>
+        </w:rPr>
+      </w:pPr>
+      <w:r>
+        <w:rPr>
+          <w:rFonts w:ascii="Robo" w:hAnsi="Robo"/>
+          <w:b/>
+          <w:bCs/>
+          <w:color w:val="000000"/>
+          <w:u w:color="000000"/>
+          <w:lang w:eastAsia="zh-TW"/>
+        </w:rPr>
+        <w:t xml:space="preserve">Step 9 – Comparing OpenMP and </w:t>
+      </w:r>
+      <w:proofErr w:type="spellStart"/>
+      <w:r>
+        <w:rPr>
+          <w:rFonts w:ascii="Robo" w:hAnsi="Robo"/>
+          <w:b/>
+          <w:bCs/>
+          <w:color w:val="000000"/>
+          <w:u w:color="000000"/>
+          <w:lang w:eastAsia="zh-TW"/>
+        </w:rPr>
+        <w:t>pthreads</w:t>
+      </w:r>
+      <w:proofErr w:type="spellEnd"/>
+    </w:p>
+    <w:p>
+      <w:pPr>
+        <w:rPr>
+          <w:rFonts w:ascii="Robo" w:hAnsi="Robo"/>
+          <w:b/>
+          <w:bCs/>
+          <w:color w:val="000000"/>
+          <w:u w:color="000000"/>
+          <w:lang w:eastAsia="zh-TW"/>
+        </w:rPr>
+      </w:pPr>
+    </w:p>
+    <w:tbl>
+      <w:tblPr>
+        <w:tblStyle w:val="af2"/>
+        <w:tblW w:w="0" w:type="auto"/>
+        <w:tblLook w:val="04A0" w:firstRow="1" w:lastRow="0" w:firstColumn="1" w:lastColumn="0" w:noHBand="0" w:noVBand="1"/>
+      </w:tblPr>
+      <w:tblGrid>
+        <w:gridCol w:w="758"/>
+        <w:gridCol w:w="1404"/>
+        <w:gridCol w:w="1400"/>
+        <w:gridCol w:w="2103"/>
+        <w:gridCol w:w="1382"/>
+        <w:gridCol w:w="2303"/>
+      </w:tblGrid>
+      <w:tr>
+        <w:tc>
+          <w:tcPr>
+            <w:tcW w:w="758" w:type="dxa"/>
+          </w:tcPr>
+          <w:p>
+            <w:pPr>
+              <w:pBdr>
+                <w:top w:val="none" w:sz="0" w:space="0" w:color="auto"/>
+                <w:left w:val="none" w:sz="0" w:space="0" w:color="auto"/>
+                <w:bottom w:val="none" w:sz="0" w:space="0" w:color="auto"/>
+                <w:right w:val="none" w:sz="0" w:space="0" w:color="auto"/>
+                <w:between w:val="none" w:sz="0" w:space="0" w:color="auto"/>
+                <w:bar w:val="none" w:sz="0" w:color="auto"/>
+              </w:pBdr>
+              <w:rPr>
+                <w:rFonts w:ascii="Robo" w:hAnsi="Robo"/>
+                <w:color w:val="000000"/>
+                <w:u w:color="000000"/>
+                <w:lang w:eastAsia="zh-TW"/>
+              </w:rPr>
+            </w:pPr>
+          </w:p>
+        </w:tc>
+        <w:tc>
+          <w:tcPr>
+            <w:tcW w:w="1404" w:type="dxa"/>
+            <w:shd w:val="clear" w:color="auto" w:fill="7F7F7F" w:themeFill="text1" w:themeFillTint="80"/>
+          </w:tcPr>
+          <w:p>
+            <w:pPr>
+              <w:pBdr>
+                <w:top w:val="none" w:sz="0" w:space="0" w:color="auto"/>
+                <w:left w:val="none" w:sz="0" w:space="0" w:color="auto"/>
+                <w:bottom w:val="none" w:sz="0" w:space="0" w:color="auto"/>
+                <w:right w:val="none" w:sz="0" w:space="0" w:color="auto"/>
+                <w:between w:val="none" w:sz="0" w:space="0" w:color="auto"/>
+                <w:bar w:val="none" w:sz="0" w:color="auto"/>
+              </w:pBdr>
+              <w:rPr>
+                <w:rFonts w:ascii="Robo" w:hAnsi="Robo"/>
+                <w:color w:val="000000"/>
+                <w:u w:color="000000"/>
+                <w:lang w:eastAsia="zh-TW"/>
+              </w:rPr>
+            </w:pPr>
+            <w:r>
+              <w:rPr>
+                <w:rFonts w:ascii="Robo" w:hAnsi="Robo"/>
+                <w:color w:val="000000"/>
+                <w:u w:color="000000"/>
+                <w:lang w:eastAsia="zh-TW"/>
+              </w:rPr>
+              <w:t>Original</w:t>
+            </w:r>
+          </w:p>
+        </w:tc>
+        <w:tc>
+          <w:tcPr>
+            <w:tcW w:w="1400" w:type="dxa"/>
+            <w:shd w:val="clear" w:color="auto" w:fill="FBE4D5" w:themeFill="accent2" w:themeFillTint="33"/>
+          </w:tcPr>
+          <w:p>
+            <w:pPr>
+              <w:pBdr>
+                <w:top w:val="none" w:sz="0" w:space="0" w:color="auto"/>
+                <w:left w:val="none" w:sz="0" w:space="0" w:color="auto"/>
+                <w:bottom w:val="none" w:sz="0" w:space="0" w:color="auto"/>
+                <w:right w:val="none" w:sz="0" w:space="0" w:color="auto"/>
+                <w:between w:val="none" w:sz="0" w:space="0" w:color="auto"/>
+                <w:bar w:val="none" w:sz="0" w:color="auto"/>
+              </w:pBdr>
+              <w:rPr>
+                <w:rFonts w:ascii="Robo" w:hAnsi="Robo"/>
+                <w:color w:val="000000"/>
+                <w:u w:color="000000"/>
+                <w:lang w:eastAsia="zh-TW"/>
+              </w:rPr>
+            </w:pPr>
+            <w:r>
+              <w:rPr>
+                <w:rFonts w:ascii="Robo" w:hAnsi="Robo"/>
+                <w:color w:val="000000"/>
+                <w:u w:color="000000"/>
+                <w:lang w:eastAsia="zh-TW"/>
+              </w:rPr>
+              <w:t>OMP</w:t>
+            </w:r>
+          </w:p>
+        </w:tc>
+        <w:tc>
+          <w:tcPr>
+            <w:tcW w:w="2103" w:type="dxa"/>
+            <w:shd w:val="clear" w:color="auto" w:fill="F7CAAC" w:themeFill="accent2" w:themeFillTint="66"/>
+          </w:tcPr>
+          <w:p>
+            <w:pPr>
+              <w:pBdr>
+                <w:top w:val="none" w:sz="0" w:space="0" w:color="auto"/>
+                <w:left w:val="none" w:sz="0" w:space="0" w:color="auto"/>
+                <w:bottom w:val="none" w:sz="0" w:space="0" w:color="auto"/>
+                <w:right w:val="none" w:sz="0" w:space="0" w:color="auto"/>
+                <w:between w:val="none" w:sz="0" w:space="0" w:color="auto"/>
+                <w:bar w:val="none" w:sz="0" w:color="auto"/>
+              </w:pBdr>
+              <w:rPr>
+                <w:rFonts w:ascii="Robo" w:hAnsi="Robo"/>
+                <w:color w:val="000000"/>
+                <w:u w:color="000000"/>
+                <w:lang w:eastAsia="zh-TW"/>
+              </w:rPr>
+            </w:pPr>
+            <w:r>
+              <w:rPr>
+                <w:rFonts w:ascii="Robo" w:hAnsi="Robo"/>
+                <w:color w:val="000000"/>
+                <w:u w:color="000000"/>
+                <w:lang w:eastAsia="zh-TW"/>
+              </w:rPr>
+              <w:t>OMP to Original</w:t>
+            </w:r>
+          </w:p>
+        </w:tc>
+        <w:tc>
+          <w:tcPr>
+            <w:tcW w:w="1382" w:type="dxa"/>
+            <w:shd w:val="clear" w:color="auto" w:fill="E2EFD9" w:themeFill="accent6" w:themeFillTint="33"/>
+          </w:tcPr>
+          <w:p>
+            <w:pPr>
+              <w:pBdr>
+                <w:top w:val="none" w:sz="0" w:space="0" w:color="auto"/>
+                <w:left w:val="none" w:sz="0" w:space="0" w:color="auto"/>
+                <w:bottom w:val="none" w:sz="0" w:space="0" w:color="auto"/>
+                <w:right w:val="none" w:sz="0" w:space="0" w:color="auto"/>
+                <w:between w:val="none" w:sz="0" w:space="0" w:color="auto"/>
+                <w:bar w:val="none" w:sz="0" w:color="auto"/>
+              </w:pBdr>
+              <w:rPr>
+                <w:rFonts w:ascii="Robo" w:hAnsi="Robo"/>
+                <w:color w:val="000000"/>
+                <w:u w:color="000000"/>
+                <w:lang w:eastAsia="zh-TW"/>
+              </w:rPr>
+            </w:pPr>
+            <w:proofErr w:type="spellStart"/>
+            <w:r>
+              <w:rPr>
+                <w:rFonts w:ascii="Robo" w:hAnsi="Robo"/>
+                <w:color w:val="000000"/>
+                <w:u w:color="000000"/>
+                <w:lang w:eastAsia="zh-TW"/>
+              </w:rPr>
+              <w:t>pThread</w:t>
+            </w:r>
+            <w:proofErr w:type="spellEnd"/>
+          </w:p>
+        </w:tc>
+        <w:tc>
+          <w:tcPr>
+            <w:tcW w:w="2303" w:type="dxa"/>
+            <w:shd w:val="clear" w:color="auto" w:fill="C5E0B3" w:themeFill="accent6" w:themeFillTint="66"/>
+          </w:tcPr>
+          <w:p>
+            <w:pPr>
+              <w:pBdr>
+                <w:top w:val="none" w:sz="0" w:space="0" w:color="auto"/>
+                <w:left w:val="none" w:sz="0" w:space="0" w:color="auto"/>
+                <w:bottom w:val="none" w:sz="0" w:space="0" w:color="auto"/>
+                <w:right w:val="none" w:sz="0" w:space="0" w:color="auto"/>
+                <w:between w:val="none" w:sz="0" w:space="0" w:color="auto"/>
+                <w:bar w:val="none" w:sz="0" w:color="auto"/>
+              </w:pBdr>
+              <w:rPr>
+                <w:rFonts w:ascii="Robo" w:hAnsi="Robo"/>
+                <w:color w:val="000000"/>
+                <w:u w:color="000000"/>
+                <w:lang w:eastAsia="zh-TW"/>
+              </w:rPr>
+            </w:pPr>
+            <w:proofErr w:type="spellStart"/>
+            <w:r>
+              <w:rPr>
+                <w:rFonts w:ascii="Robo" w:hAnsi="Robo"/>
+                <w:color w:val="000000"/>
+                <w:u w:color="000000"/>
+                <w:lang w:eastAsia="zh-TW"/>
+              </w:rPr>
+              <w:t>pThread</w:t>
+            </w:r>
+            <w:proofErr w:type="spellEnd"/>
+            <w:r>
+              <w:rPr>
+                <w:rFonts w:ascii="Robo" w:hAnsi="Robo"/>
+                <w:color w:val="000000"/>
+                <w:u w:color="000000"/>
+                <w:lang w:eastAsia="zh-TW"/>
+              </w:rPr>
+              <w:t xml:space="preserve"> to Original</w:t>
+            </w:r>
+          </w:p>
+        </w:tc>
+      </w:tr>
+      <w:tr>
+        <w:tc>
+          <w:tcPr>
+            <w:tcW w:w="758" w:type="dxa"/>
+          </w:tcPr>
+          <w:p>
+            <w:pPr>
+              <w:pBdr>
+                <w:top w:val="none" w:sz="0" w:space="0" w:color="auto"/>
+                <w:left w:val="none" w:sz="0" w:space="0" w:color="auto"/>
+                <w:bottom w:val="none" w:sz="0" w:space="0" w:color="auto"/>
+                <w:right w:val="none" w:sz="0" w:space="0" w:color="auto"/>
+                <w:between w:val="none" w:sz="0" w:space="0" w:color="auto"/>
+                <w:bar w:val="none" w:sz="0" w:color="auto"/>
+              </w:pBdr>
+              <w:rPr>
+                <w:rFonts w:ascii="Robo" w:hAnsi="Robo"/>
+                <w:color w:val="000000"/>
+                <w:u w:color="000000"/>
+                <w:lang w:eastAsia="zh-TW"/>
+              </w:rPr>
+            </w:pPr>
+            <w:r>
+              <w:rPr>
+                <w:rFonts w:ascii="Robo" w:eastAsia="Calibri" w:hAnsi="Robo"/>
+                <w:color w:val="000000"/>
+                <w:u w:color="000000"/>
+                <w:lang w:eastAsia="zh-CN"/>
+              </w:rPr>
+              <w:t>real</w:t>
+            </w:r>
+          </w:p>
+        </w:tc>
+        <w:tc>
+          <w:tcPr>
+            <w:tcW w:w="1404" w:type="dxa"/>
+          </w:tcPr>
+          <w:p>
+            <w:pPr>
+              <w:pBdr>
+                <w:top w:val="none" w:sz="0" w:space="0" w:color="auto"/>
+                <w:left w:val="none" w:sz="0" w:space="0" w:color="auto"/>
+                <w:bottom w:val="none" w:sz="0" w:space="0" w:color="auto"/>
+                <w:right w:val="none" w:sz="0" w:space="0" w:color="auto"/>
+                <w:between w:val="none" w:sz="0" w:space="0" w:color="auto"/>
+                <w:bar w:val="none" w:sz="0" w:color="auto"/>
+              </w:pBdr>
+              <w:jc w:val="center"/>
+              <w:rPr>
+                <w:rFonts w:ascii="Robo" w:hAnsi="Robo"/>
+                <w:color w:val="000000"/>
+                <w:sz w:val="20"/>
+                <w:szCs w:val="20"/>
+                <w:u w:color="000000"/>
+                <w:lang w:eastAsia="zh-TW"/>
+              </w:rPr>
+            </w:pPr>
+            <w:r>
+              <w:rPr>
+                <w:rFonts w:ascii="Robo" w:eastAsia="Calibri" w:hAnsi="Robo"/>
+                <w:color w:val="000000"/>
+                <w:sz w:val="20"/>
+                <w:szCs w:val="20"/>
+                <w:u w:color="000000"/>
+                <w:lang w:eastAsia="zh-CN"/>
+              </w:rPr>
+              <w:t>0m0.992s</w:t>
+            </w:r>
+          </w:p>
+        </w:tc>
+        <w:tc>
+          <w:tcPr>
+            <w:tcW w:w="1400" w:type="dxa"/>
+          </w:tcPr>
+          <w:p>
+            <w:pPr>
+              <w:jc w:val="center"/>
+              <w:rPr>
+                <w:rFonts w:ascii="Robo" w:eastAsia="Calibri" w:hAnsi="Robo"/>
+                <w:color w:val="000000"/>
+                <w:sz w:val="20"/>
+                <w:szCs w:val="20"/>
+                <w:u w:color="000000"/>
+                <w:lang w:eastAsia="zh-CN"/>
+              </w:rPr>
+            </w:pPr>
+            <w:r>
+              <w:rPr>
+                <w:rFonts w:ascii="Robo" w:eastAsia="Calibri" w:hAnsi="Robo"/>
+                <w:color w:val="000000"/>
+                <w:sz w:val="20"/>
+                <w:szCs w:val="20"/>
+                <w:u w:color="000000"/>
+                <w:lang w:eastAsia="zh-CN"/>
+              </w:rPr>
+              <w:t>0m0.662s</w:t>
+            </w:r>
+          </w:p>
+        </w:tc>
+        <w:tc>
+          <w:tcPr>
+            <w:tcW w:w="2103" w:type="dxa"/>
+          </w:tcPr>
+          <w:p>
+            <w:pPr>
+              <w:jc w:val="center"/>
+              <w:rPr>
+                <w:rFonts w:ascii="Robo" w:hAnsi="Robo"/>
+                <w:color w:val="000000"/>
+                <w:sz w:val="20"/>
+                <w:szCs w:val="20"/>
+                <w:u w:color="000000"/>
+                <w:lang w:eastAsia="zh-TW"/>
+              </w:rPr>
+            </w:pPr>
+            <w:r>
+              <w:rPr>
+                <w:rFonts w:ascii="Robo" w:hAnsi="Robo"/>
+                <w:color w:val="000000"/>
+                <w:sz w:val="20"/>
+                <w:szCs w:val="20"/>
+                <w:u w:color="000000"/>
+                <w:lang w:eastAsia="zh-TW"/>
+              </w:rPr>
+              <w:t xml:space="preserve">Improve </w:t>
+            </w:r>
+            <w:r>
+              <w:rPr>
+                <w:rFonts w:ascii="Robo" w:hAnsi="Robo"/>
+                <w:color w:val="000000"/>
+                <w:sz w:val="20"/>
+                <w:szCs w:val="20"/>
+                <w:u w:color="000000"/>
+                <w:lang w:eastAsia="zh-TW"/>
+              </w:rPr>
+              <w:t>33.3%</w:t>
+            </w:r>
+          </w:p>
+        </w:tc>
+        <w:tc>
+          <w:tcPr>
+            <w:tcW w:w="1382" w:type="dxa"/>
+          </w:tcPr>
+          <w:p>
+            <w:pPr>
+              <w:jc w:val="center"/>
+              <w:rPr>
+                <w:rFonts w:ascii="Robo" w:hAnsi="Robo"/>
+                <w:color w:val="000000"/>
+                <w:sz w:val="20"/>
+                <w:szCs w:val="20"/>
+                <w:u w:color="000000"/>
+                <w:lang w:eastAsia="zh-TW"/>
+              </w:rPr>
+            </w:pPr>
+            <w:r>
+              <w:rPr>
+                <w:rFonts w:ascii="Robo" w:hAnsi="Robo"/>
+                <w:color w:val="000000"/>
+                <w:sz w:val="20"/>
+                <w:szCs w:val="20"/>
+                <w:u w:color="000000"/>
+                <w:lang w:eastAsia="zh-TW"/>
+              </w:rPr>
+              <w:t>0m0.530s</w:t>
+            </w:r>
+          </w:p>
+        </w:tc>
+        <w:tc>
+          <w:tcPr>
+            <w:tcW w:w="2303" w:type="dxa"/>
+          </w:tcPr>
+          <w:p>
+            <w:pPr>
+              <w:jc w:val="center"/>
+              <w:rPr>
+                <w:rFonts w:ascii="Robo" w:hAnsi="Robo"/>
+                <w:color w:val="000000"/>
+                <w:sz w:val="20"/>
+                <w:szCs w:val="20"/>
+                <w:u w:color="000000"/>
+                <w:lang w:eastAsia="zh-TW"/>
+              </w:rPr>
+            </w:pPr>
+            <w:r>
+              <w:rPr>
+                <w:rFonts w:ascii="Robo" w:hAnsi="Robo"/>
+                <w:color w:val="000000"/>
+                <w:sz w:val="20"/>
+                <w:szCs w:val="20"/>
+                <w:u w:color="000000"/>
+                <w:lang w:eastAsia="zh-TW"/>
+              </w:rPr>
+              <w:t>Improve 46.6%</w:t>
+            </w:r>
+          </w:p>
+        </w:tc>
+      </w:tr>
+      <w:tr>
+        <w:tc>
+          <w:tcPr>
+            <w:tcW w:w="758" w:type="dxa"/>
+          </w:tcPr>
+          <w:p>
+            <w:pPr>
+              <w:pBdr>
+                <w:top w:val="none" w:sz="0" w:space="0" w:color="auto"/>
+                <w:left w:val="none" w:sz="0" w:space="0" w:color="auto"/>
+                <w:bottom w:val="none" w:sz="0" w:space="0" w:color="auto"/>
+                <w:right w:val="none" w:sz="0" w:space="0" w:color="auto"/>
+                <w:between w:val="none" w:sz="0" w:space="0" w:color="auto"/>
+                <w:bar w:val="none" w:sz="0" w:color="auto"/>
+              </w:pBdr>
+              <w:rPr>
+                <w:rFonts w:ascii="Robo" w:hAnsi="Robo"/>
+                <w:color w:val="000000"/>
+                <w:u w:color="000000"/>
+                <w:lang w:eastAsia="zh-TW"/>
+              </w:rPr>
+            </w:pPr>
+            <w:r>
+              <w:rPr>
+                <w:rFonts w:ascii="Robo" w:eastAsia="Calibri" w:hAnsi="Robo"/>
+                <w:color w:val="000000"/>
+                <w:u w:color="000000"/>
+                <w:lang w:eastAsia="zh-CN"/>
+              </w:rPr>
+              <w:t>user</w:t>
+            </w:r>
+          </w:p>
+        </w:tc>
+        <w:tc>
+          <w:tcPr>
+            <w:tcW w:w="1404" w:type="dxa"/>
+          </w:tcPr>
+          <w:p>
+            <w:pPr>
+              <w:jc w:val="center"/>
+              <w:rPr>
+                <w:rFonts w:ascii="Robo" w:eastAsia="Calibri" w:hAnsi="Robo"/>
+                <w:color w:val="000000"/>
+                <w:sz w:val="20"/>
+                <w:szCs w:val="20"/>
+                <w:u w:color="000000"/>
+                <w:lang w:eastAsia="zh-CN"/>
+              </w:rPr>
+            </w:pPr>
+            <w:r>
+              <w:rPr>
+                <w:rFonts w:ascii="Robo" w:eastAsia="Calibri" w:hAnsi="Robo"/>
+                <w:color w:val="000000"/>
+                <w:sz w:val="20"/>
+                <w:szCs w:val="20"/>
+                <w:u w:color="000000"/>
+                <w:lang w:eastAsia="zh-CN"/>
+              </w:rPr>
+              <w:t>0m0.902s</w:t>
+            </w:r>
+          </w:p>
+        </w:tc>
+        <w:tc>
+          <w:tcPr>
+            <w:tcW w:w="1400" w:type="dxa"/>
+          </w:tcPr>
+          <w:p>
+            <w:pPr>
+              <w:jc w:val="center"/>
+              <w:rPr>
+                <w:rFonts w:ascii="Robo" w:eastAsia="Calibri" w:hAnsi="Robo"/>
+                <w:color w:val="000000"/>
+                <w:sz w:val="20"/>
+                <w:szCs w:val="20"/>
+                <w:u w:color="000000"/>
+                <w:lang w:eastAsia="zh-CN"/>
+              </w:rPr>
+            </w:pPr>
+            <w:r>
+              <w:rPr>
+                <w:rFonts w:ascii="Robo" w:eastAsia="Calibri" w:hAnsi="Robo"/>
+                <w:color w:val="000000"/>
+                <w:sz w:val="20"/>
+                <w:szCs w:val="20"/>
+                <w:u w:color="000000"/>
+                <w:lang w:eastAsia="zh-CN"/>
+              </w:rPr>
+              <w:t>0m0.913s</w:t>
+            </w:r>
+          </w:p>
+        </w:tc>
+        <w:tc>
+          <w:tcPr>
+            <w:tcW w:w="2103" w:type="dxa"/>
+          </w:tcPr>
+          <w:p>
+            <w:pPr>
+              <w:jc w:val="center"/>
+              <w:rPr>
+                <w:rFonts w:ascii="Robo" w:hAnsi="Robo"/>
+                <w:color w:val="000000"/>
+                <w:sz w:val="20"/>
+                <w:szCs w:val="20"/>
+                <w:u w:color="000000"/>
+                <w:lang w:eastAsia="zh-TW"/>
+              </w:rPr>
+            </w:pPr>
+            <w:r>
+              <w:rPr>
+                <w:rFonts w:ascii="Robo" w:hAnsi="Robo"/>
+                <w:color w:val="000000"/>
+                <w:sz w:val="20"/>
+                <w:szCs w:val="20"/>
+                <w:u w:color="000000"/>
+                <w:lang w:eastAsia="zh-TW"/>
+              </w:rPr>
+              <w:t xml:space="preserve">Deteriorate </w:t>
+            </w:r>
+            <w:r>
+              <w:rPr>
+                <w:rFonts w:ascii="Robo" w:hAnsi="Robo"/>
+                <w:color w:val="000000"/>
+                <w:sz w:val="20"/>
+                <w:szCs w:val="20"/>
+                <w:u w:color="000000"/>
+                <w:lang w:eastAsia="zh-TW"/>
+              </w:rPr>
+              <w:t>1.2%</w:t>
+            </w:r>
+          </w:p>
+        </w:tc>
+        <w:tc>
+          <w:tcPr>
+            <w:tcW w:w="1382" w:type="dxa"/>
+          </w:tcPr>
+          <w:p>
+            <w:pPr>
+              <w:jc w:val="center"/>
+              <w:rPr>
+                <w:rFonts w:ascii="Robo" w:hAnsi="Robo"/>
+                <w:color w:val="000000"/>
+                <w:sz w:val="20"/>
+                <w:szCs w:val="20"/>
+                <w:u w:color="000000"/>
+                <w:lang w:eastAsia="zh-TW"/>
+              </w:rPr>
+            </w:pPr>
+            <w:r>
+              <w:rPr>
+                <w:rFonts w:ascii="Robo" w:hAnsi="Robo"/>
+                <w:color w:val="000000"/>
+                <w:sz w:val="20"/>
+                <w:szCs w:val="20"/>
+                <w:u w:color="000000"/>
+                <w:lang w:eastAsia="zh-TW"/>
+              </w:rPr>
+              <w:t>0m0.779s</w:t>
+            </w:r>
+          </w:p>
+        </w:tc>
+        <w:tc>
+          <w:tcPr>
+            <w:tcW w:w="2303" w:type="dxa"/>
+          </w:tcPr>
+          <w:p>
+            <w:pPr>
+              <w:jc w:val="center"/>
+              <w:rPr>
+                <w:rFonts w:ascii="Robo" w:hAnsi="Robo"/>
+                <w:color w:val="000000"/>
+                <w:sz w:val="20"/>
+                <w:szCs w:val="20"/>
+                <w:u w:color="000000"/>
+                <w:lang w:eastAsia="zh-TW"/>
+              </w:rPr>
+            </w:pPr>
+            <w:r>
+              <w:rPr>
+                <w:rFonts w:ascii="Robo" w:hAnsi="Robo"/>
+                <w:color w:val="000000"/>
+                <w:sz w:val="20"/>
+                <w:szCs w:val="20"/>
+                <w:u w:color="000000"/>
+                <w:lang w:eastAsia="zh-TW"/>
+              </w:rPr>
+              <w:t>Improve 13.6%</w:t>
+            </w:r>
+          </w:p>
+        </w:tc>
+      </w:tr>
+      <w:tr>
+        <w:tc>
+          <w:tcPr>
+            <w:tcW w:w="758" w:type="dxa"/>
+          </w:tcPr>
+          <w:p>
+            <w:pPr>
+              <w:pBdr>
+                <w:top w:val="none" w:sz="0" w:space="0" w:color="auto"/>
+                <w:left w:val="none" w:sz="0" w:space="0" w:color="auto"/>
+                <w:bottom w:val="none" w:sz="0" w:space="0" w:color="auto"/>
+                <w:right w:val="none" w:sz="0" w:space="0" w:color="auto"/>
+                <w:between w:val="none" w:sz="0" w:space="0" w:color="auto"/>
+                <w:bar w:val="none" w:sz="0" w:color="auto"/>
+              </w:pBdr>
+              <w:rPr>
+                <w:rFonts w:ascii="Robo" w:hAnsi="Robo"/>
+                <w:color w:val="000000"/>
+                <w:u w:color="000000"/>
+                <w:lang w:eastAsia="zh-TW"/>
+              </w:rPr>
+            </w:pPr>
+            <w:r>
+              <w:rPr>
+                <w:rFonts w:ascii="Robo" w:eastAsia="Calibri" w:hAnsi="Robo"/>
+                <w:color w:val="000000"/>
+                <w:u w:color="000000"/>
+                <w:lang w:eastAsia="zh-CN"/>
+              </w:rPr>
+              <w:t>sys</w:t>
+            </w:r>
+          </w:p>
+        </w:tc>
+        <w:tc>
+          <w:tcPr>
+            <w:tcW w:w="1404" w:type="dxa"/>
+          </w:tcPr>
+          <w:p>
+            <w:pPr>
+              <w:jc w:val="center"/>
+              <w:rPr>
+                <w:rFonts w:ascii="Robo" w:eastAsia="Calibri" w:hAnsi="Robo"/>
+                <w:color w:val="000000"/>
+                <w:sz w:val="20"/>
+                <w:szCs w:val="20"/>
+                <w:u w:color="000000"/>
+                <w:lang w:eastAsia="zh-CN"/>
+              </w:rPr>
+            </w:pPr>
+            <w:r>
+              <w:rPr>
+                <w:rFonts w:ascii="Robo" w:eastAsia="Calibri" w:hAnsi="Robo"/>
+                <w:color w:val="000000"/>
+                <w:sz w:val="20"/>
+                <w:szCs w:val="20"/>
+                <w:u w:color="000000"/>
+                <w:lang w:eastAsia="zh-CN"/>
+              </w:rPr>
+              <w:t>0m0.020s</w:t>
+            </w:r>
+          </w:p>
+        </w:tc>
+        <w:tc>
+          <w:tcPr>
+            <w:tcW w:w="1400" w:type="dxa"/>
+          </w:tcPr>
+          <w:p>
+            <w:pPr>
+              <w:jc w:val="center"/>
+              <w:rPr>
+                <w:rFonts w:ascii="Robo" w:eastAsia="Calibri" w:hAnsi="Robo"/>
+                <w:color w:val="000000"/>
+                <w:sz w:val="20"/>
+                <w:szCs w:val="20"/>
+                <w:u w:color="000000"/>
+                <w:lang w:eastAsia="zh-CN"/>
+              </w:rPr>
+            </w:pPr>
+            <w:r>
+              <w:rPr>
+                <w:rFonts w:ascii="Robo" w:eastAsia="Calibri" w:hAnsi="Robo"/>
+                <w:color w:val="000000"/>
+                <w:sz w:val="20"/>
+                <w:szCs w:val="20"/>
+                <w:u w:color="000000"/>
+                <w:lang w:eastAsia="zh-CN"/>
+              </w:rPr>
+              <w:t>0m0.044s</w:t>
+            </w:r>
+          </w:p>
+        </w:tc>
+        <w:tc>
+          <w:tcPr>
+            <w:tcW w:w="2103" w:type="dxa"/>
+          </w:tcPr>
+          <w:p>
+            <w:pPr>
+              <w:jc w:val="center"/>
+              <w:rPr>
+                <w:rFonts w:ascii="Robo" w:hAnsi="Robo"/>
+                <w:color w:val="000000"/>
+                <w:sz w:val="20"/>
+                <w:szCs w:val="20"/>
+                <w:u w:color="000000"/>
+                <w:lang w:eastAsia="zh-TW"/>
+              </w:rPr>
+            </w:pPr>
+            <w:r>
+              <w:rPr>
+                <w:rFonts w:ascii="Robo" w:hAnsi="Robo"/>
+                <w:color w:val="000000"/>
+                <w:sz w:val="20"/>
+                <w:szCs w:val="20"/>
+                <w:u w:color="000000"/>
+                <w:lang w:eastAsia="zh-TW"/>
+              </w:rPr>
+              <w:t xml:space="preserve">Deteriorate </w:t>
+            </w:r>
+            <w:r>
+              <w:rPr>
+                <w:rFonts w:ascii="Robo" w:hAnsi="Robo"/>
+                <w:color w:val="000000"/>
+                <w:sz w:val="20"/>
+                <w:szCs w:val="20"/>
+                <w:u w:color="000000"/>
+                <w:lang w:eastAsia="zh-TW"/>
+              </w:rPr>
+              <w:t>120%</w:t>
+            </w:r>
+          </w:p>
+        </w:tc>
+        <w:tc>
+          <w:tcPr>
+            <w:tcW w:w="1382" w:type="dxa"/>
+          </w:tcPr>
+          <w:p>
+            <w:pPr>
+              <w:jc w:val="center"/>
+              <w:rPr>
+                <w:rFonts w:ascii="Robo" w:hAnsi="Robo"/>
+                <w:color w:val="000000"/>
+                <w:sz w:val="20"/>
+                <w:szCs w:val="20"/>
+                <w:u w:color="000000"/>
+                <w:lang w:eastAsia="zh-TW"/>
+              </w:rPr>
+            </w:pPr>
+            <w:r>
+              <w:rPr>
+                <w:rFonts w:ascii="Robo" w:hAnsi="Robo"/>
+                <w:color w:val="000000"/>
+                <w:sz w:val="20"/>
+                <w:szCs w:val="20"/>
+                <w:u w:color="000000"/>
+                <w:lang w:eastAsia="zh-TW"/>
+              </w:rPr>
+              <w:t>0m0.032s</w:t>
+            </w:r>
+          </w:p>
+        </w:tc>
+        <w:tc>
+          <w:tcPr>
+            <w:tcW w:w="2303" w:type="dxa"/>
+          </w:tcPr>
+          <w:p>
+            <w:pPr>
+              <w:jc w:val="center"/>
+              <w:rPr>
+                <w:rFonts w:ascii="Robo" w:hAnsi="Robo"/>
+                <w:color w:val="000000"/>
+                <w:sz w:val="20"/>
+                <w:szCs w:val="20"/>
+                <w:u w:color="000000"/>
+                <w:lang w:eastAsia="zh-TW"/>
+              </w:rPr>
+            </w:pPr>
+            <w:r>
+              <w:rPr>
+                <w:rFonts w:ascii="Robo" w:hAnsi="Robo"/>
+                <w:color w:val="000000"/>
+                <w:sz w:val="20"/>
+                <w:szCs w:val="20"/>
+                <w:u w:color="000000"/>
+                <w:lang w:eastAsia="zh-TW"/>
+              </w:rPr>
+              <w:t>Deteriorate 60%</w:t>
+            </w:r>
+          </w:p>
+        </w:tc>
+      </w:tr>
+    </w:tbl>
+    <w:p>
+      <w:pPr>
+        <w:rPr>
+          <w:rFonts w:ascii="Robo" w:hAnsi="Robo"/>
+          <w:color w:val="000000"/>
+          <w:u w:color="000000"/>
+          <w:lang w:eastAsia="zh-TW"/>
+        </w:rPr>
+      </w:pPr>
+    </w:p>
+    <w:p>
+      <w:pPr>
+        <w:rPr>
+          <w:rFonts w:ascii="Robo" w:hAnsi="Robo"/>
+          <w:color w:val="000000"/>
+          <w:u w:color="000000"/>
+          <w:lang w:eastAsia="zh-TW"/>
+        </w:rPr>
+      </w:pPr>
+      <w:r>
+        <w:rPr>
+          <w:rFonts w:ascii="Robo" w:hAnsi="Robo"/>
+          <w:color w:val="000000"/>
+          <w:u w:color="000000"/>
+          <w:lang w:eastAsia="zh-TW"/>
+        </w:rPr>
+        <w:t xml:space="preserve">From the comparison, we can see that OpenMP is bringing large overhead to the </w:t>
+      </w:r>
+      <w:r>
+        <w:rPr>
+          <w:rFonts w:ascii="Robo" w:hAnsi="Robo"/>
+          <w:color w:val="000000"/>
+          <w:u w:color="000000"/>
+          <w:lang w:eastAsia="zh-TW"/>
+        </w:rPr>
+        <w:t>kernel loading.</w:t>
+      </w:r>
+      <w:r>
+        <w:rPr>
+          <w:rFonts w:ascii="Robo" w:hAnsi="Robo"/>
+          <w:color w:val="000000"/>
+          <w:u w:color="000000"/>
+          <w:lang w:eastAsia="zh-TW"/>
+        </w:rPr>
+        <w:t xml:space="preserve"> And </w:t>
+      </w:r>
+      <w:proofErr w:type="spellStart"/>
+      <w:r>
+        <w:rPr>
+          <w:rFonts w:ascii="Robo" w:hAnsi="Robo"/>
+          <w:color w:val="000000"/>
+          <w:u w:color="000000"/>
+          <w:lang w:eastAsia="zh-TW"/>
+        </w:rPr>
+        <w:t>pthread</w:t>
+      </w:r>
+      <w:proofErr w:type="spellEnd"/>
+      <w:r>
+        <w:rPr>
+          <w:rFonts w:ascii="Robo" w:hAnsi="Robo"/>
+          <w:color w:val="000000"/>
+          <w:u w:color="000000"/>
+          <w:lang w:eastAsia="zh-TW"/>
+        </w:rPr>
+        <w:t xml:space="preserve"> is also resulting in better WALL time improvement.</w:t>
+      </w:r>
+    </w:p>
+    <w:p>
+      <w:pPr>
+        <w:rPr>
+          <w:rFonts w:ascii="Robo" w:hAnsi="Robo" w:hint="eastAsia"/>
+          <w:color w:val="000000"/>
+          <w:u w:color="000000"/>
+          <w:lang w:eastAsia="zh-TW"/>
+        </w:rPr>
+      </w:pPr>
+      <w:r>
+        <w:rPr>
+          <w:rFonts w:ascii="Robo" w:hAnsi="Robo" w:hint="eastAsia"/>
+          <w:color w:val="000000"/>
+          <w:u w:color="000000"/>
+          <w:lang w:eastAsia="zh-TW"/>
+        </w:rPr>
+        <w:br w:type="page"/>
+      </w:r>
+    </w:p>
+    <w:p>
+      <w:pPr>
+        <w:rPr>
+          <w:rFonts w:ascii="Robo" w:hAnsi="Robo"/>
+          <w:b/>
+          <w:bCs/>
+          <w:color w:val="000000"/>
+          <w:u w:color="000000"/>
+          <w:lang w:eastAsia="zh-TW"/>
+        </w:rPr>
+      </w:pPr>
+      <w:r>
+        <w:rPr>
+          <w:rFonts w:ascii="Robo" w:hAnsi="Robo"/>
+          <w:b/>
+          <w:bCs/>
+          <w:color w:val="000000"/>
+          <w:u w:color="000000"/>
+          <w:lang w:eastAsia="zh-TW"/>
+        </w:rPr>
+        <w:lastRenderedPageBreak/>
+        <w:t xml:space="preserve">Step 10 - Applying multi-threading (in OpenMP and </w:t>
+      </w:r>
+      <w:proofErr w:type="spellStart"/>
+      <w:r>
+        <w:rPr>
+          <w:rFonts w:ascii="Robo" w:hAnsi="Robo"/>
+          <w:b/>
+          <w:bCs/>
+          <w:color w:val="000000"/>
+          <w:u w:color="000000"/>
+          <w:lang w:eastAsia="zh-TW"/>
+        </w:rPr>
+        <w:t>pthread</w:t>
+      </w:r>
+      <w:proofErr w:type="spellEnd"/>
+      <w:r>
+        <w:rPr>
+          <w:rFonts w:ascii="Robo" w:hAnsi="Robo"/>
+          <w:b/>
+          <w:bCs/>
+          <w:color w:val="000000"/>
+          <w:u w:color="000000"/>
+          <w:lang w:eastAsia="zh-TW"/>
+        </w:rPr>
+        <w:t xml:space="preserve"> individually) to the camera-capturing-and-edge-detection system (in </w:t>
+      </w:r>
+      <w:proofErr w:type="spellStart"/>
+      <w:r>
+        <w:rPr>
+          <w:rFonts w:ascii="Robo" w:hAnsi="Robo"/>
+          <w:b/>
+          <w:bCs/>
+          <w:color w:val="000000"/>
+          <w:u w:color="000000"/>
+          <w:lang w:eastAsia="zh-TW"/>
+        </w:rPr>
+        <w:t>Proj</w:t>
+      </w:r>
+      <w:proofErr w:type="spellEnd"/>
+      <w:r>
+        <w:rPr>
+          <w:rFonts w:ascii="Robo" w:hAnsi="Robo"/>
+          <w:b/>
+          <w:bCs/>
+          <w:color w:val="000000"/>
+          <w:u w:color="000000"/>
+          <w:lang w:eastAsia="zh-TW"/>
+        </w:rPr>
+        <w:t xml:space="preserve"> #1-b)</w:t>
+      </w:r>
+    </w:p>
+    <w:p>
+      <w:pPr>
+        <w:rPr>
+          <w:rFonts w:ascii="Robo" w:hAnsi="Robo"/>
+          <w:b/>
+          <w:bCs/>
+          <w:color w:val="000000"/>
+          <w:u w:color="000000"/>
+          <w:lang w:eastAsia="zh-TW"/>
+        </w:rPr>
+      </w:pPr>
     </w:p>
     <w:p>
       <w:pPr>

--- a/WEEK2/Embedded_SW_Project2_Report.docx
+++ b/WEEK2/Embedded_SW_Project2_Report.docx
@@ -145,25 +145,7 @@
           <w:sz w:val="24"/>
           <w:szCs w:val="24"/>
         </w:rPr>
-        <w:t xml:space="preserve">OpenMP and </w:t>
-      </w:r>
-      <w:proofErr w:type="spellStart"/>
-      <w:r>
-        <w:rPr>
-          <w:rFonts w:ascii="Robo" w:hAnsi="Robo" w:cs="Times New Roman"/>
-          <w:sz w:val="24"/>
-          <w:szCs w:val="24"/>
-        </w:rPr>
-        <w:t>pthread</w:t>
-      </w:r>
-      <w:proofErr w:type="spellEnd"/>
-      <w:r>
-        <w:rPr>
-          <w:rFonts w:ascii="Robo" w:hAnsi="Robo" w:cs="Times New Roman"/>
-          <w:sz w:val="24"/>
-          <w:szCs w:val="24"/>
-        </w:rPr>
-        <w:t xml:space="preserve"> are explored and implemented.</w:t>
+        <w:t>OpenMP and pthread are explored and implemented.</w:t>
       </w:r>
     </w:p>
     <w:p>
@@ -2393,21 +2375,8 @@
           <w:u w:color="000000"/>
           <w:lang w:eastAsia="zh-CN"/>
         </w:rPr>
-        <w:t xml:space="preserve"> with </w:t>
-      </w:r>
-      <w:proofErr w:type="spellStart"/>
-      <w:r>
-        <w:rPr>
-          <w:rFonts w:ascii="Robo" w:eastAsia="Calibri" w:hAnsi="Robo"/>
-          <w:b/>
-          <w:bCs/>
-          <w:color w:val="000000"/>
-          <w:u w:color="000000"/>
-          <w:lang w:eastAsia="zh-CN"/>
-        </w:rPr>
-        <w:t>pthread</w:t>
-      </w:r>
-      <w:proofErr w:type="spellEnd"/>
+        <w:t xml:space="preserve"> with pthread</w:t>
+      </w:r>
     </w:p>
     <w:p>
       <w:pPr>
@@ -3685,27 +3654,7 @@
           <w:u w:color="000000"/>
           <w:lang w:eastAsia="zh-TW"/>
         </w:rPr>
-        <w:t xml:space="preserve">of </w:t>
-      </w:r>
-      <w:proofErr w:type="spellStart"/>
-      <w:r>
-        <w:rPr>
-          <w:rFonts w:ascii="Robo" w:hAnsi="Robo" w:hint="eastAsia"/>
-          <w:color w:val="000000"/>
-          <w:u w:color="000000"/>
-          <w:lang w:eastAsia="zh-TW"/>
-        </w:rPr>
-        <w:t>pthread</w:t>
-      </w:r>
-      <w:proofErr w:type="spellEnd"/>
-      <w:r>
-        <w:rPr>
-          <w:rFonts w:ascii="Robo" w:hAnsi="Robo" w:hint="eastAsia"/>
-          <w:color w:val="000000"/>
-          <w:u w:color="000000"/>
-          <w:lang w:eastAsia="zh-TW"/>
-        </w:rPr>
-        <w:t xml:space="preserve"> did improve the w</w:t>
+        <w:t>of pthread did improve the w</w:t>
       </w:r>
       <w:r>
         <w:rPr>
@@ -4869,7 +4818,6 @@
                 <w:lang w:eastAsia="zh-TW"/>
               </w:rPr>
             </w:pPr>
-            <w:proofErr w:type="spellStart"/>
             <w:r>
               <w:rPr>
                 <w:rFonts w:ascii="Robo" w:hAnsi="Robo"/>
@@ -4879,7 +4827,6 @@
               </w:rPr>
               <w:t>pThread</w:t>
             </w:r>
-            <w:proofErr w:type="spellEnd"/>
           </w:p>
         </w:tc>
         <w:tc>
@@ -4904,7 +4851,6 @@
                 <w:lang w:eastAsia="zh-TW"/>
               </w:rPr>
             </w:pPr>
-            <w:proofErr w:type="spellStart"/>
             <w:r>
               <w:rPr>
                 <w:rFonts w:ascii="Robo" w:hAnsi="Robo"/>
@@ -4914,7 +4860,6 @@
               </w:rPr>
               <w:t>pThread</w:t>
             </w:r>
-            <w:proofErr w:type="spellEnd"/>
             <w:r>
               <w:rPr>
                 <w:rFonts w:ascii="Robo" w:hAnsi="Robo"/>
@@ -5550,41 +5495,1083 @@
           <w:u w:color="000000"/>
           <w:lang w:eastAsia="zh-TW"/>
         </w:rPr>
-        <w:t xml:space="preserve"> And </w:t>
+        <w:t xml:space="preserve"> And pthread is also resulting in better WALL time improvement.</w:t>
+      </w:r>
+    </w:p>
+    <w:p>
+      <w:pPr>
+        <w:rPr>
+          <w:rFonts w:ascii="Robo" w:hAnsi="Robo" w:hint="eastAsia"/>
+          <w:color w:val="000000"/>
+          <w:u w:color="000000"/>
+          <w:lang w:eastAsia="zh-TW"/>
+        </w:rPr>
+      </w:pPr>
+      <w:r>
+        <w:rPr>
+          <w:rFonts w:ascii="Robo" w:hAnsi="Robo" w:hint="eastAsia"/>
+          <w:color w:val="000000"/>
+          <w:u w:color="000000"/>
+          <w:lang w:eastAsia="zh-TW"/>
+        </w:rPr>
+        <w:br w:type="page"/>
+      </w:r>
+    </w:p>
+    <w:p>
+      <w:pPr>
+        <w:rPr>
+          <w:rFonts w:ascii="Robo" w:hAnsi="Robo"/>
+          <w:b/>
+          <w:bCs/>
+          <w:color w:val="000000"/>
+          <w:u w:color="000000"/>
+          <w:lang w:eastAsia="zh-TW"/>
+        </w:rPr>
+      </w:pPr>
+      <w:r>
+        <w:rPr>
+          <w:rFonts w:ascii="Robo" w:hAnsi="Robo"/>
+          <w:b/>
+          <w:bCs/>
+          <w:color w:val="000000"/>
+          <w:u w:color="000000"/>
+          <w:lang w:eastAsia="zh-TW"/>
+        </w:rPr>
+        <w:lastRenderedPageBreak/>
+        <w:t xml:space="preserve">Step 10 - Applying multi-threading (in OpenMP and pthread individually) to the camera-capturing-and-edge-detection system (in </w:t>
       </w:r>
       <w:proofErr w:type="spellStart"/>
       <w:r>
         <w:rPr>
           <w:rFonts w:ascii="Robo" w:hAnsi="Robo"/>
-          <w:color w:val="000000"/>
+          <w:b/>
+          <w:bCs/>
+          <w:color w:val="000000"/>
+          <w:u w:color="000000"/>
+          <w:lang w:eastAsia="zh-TW"/>
+        </w:rPr>
+        <w:t>Proj</w:t>
+      </w:r>
+      <w:proofErr w:type="spellEnd"/>
+      <w:r>
+        <w:rPr>
+          <w:rFonts w:ascii="Robo" w:hAnsi="Robo"/>
+          <w:b/>
+          <w:bCs/>
+          <w:color w:val="000000"/>
+          <w:u w:color="000000"/>
+          <w:lang w:eastAsia="zh-TW"/>
+        </w:rPr>
+        <w:t xml:space="preserve"> #1-b)</w:t>
+      </w:r>
+    </w:p>
+    <w:p>
+      <w:pPr>
+        <w:rPr>
+          <w:rFonts w:ascii="Robo" w:hAnsi="Robo"/>
+          <w:b/>
+          <w:bCs/>
+          <w:color w:val="000000"/>
+          <w:u w:color="000000"/>
+          <w:lang w:eastAsia="zh-TW"/>
+        </w:rPr>
+      </w:pPr>
+    </w:p>
+    <w:p>
+      <w:pPr>
+        <w:rPr>
+          <w:rFonts w:ascii="Robo" w:hAnsi="Robo"/>
+          <w:b/>
+          <w:bCs/>
+          <w:color w:val="000000"/>
+          <w:u w:color="000000"/>
+          <w:lang w:eastAsia="zh-TW"/>
+        </w:rPr>
+      </w:pPr>
+      <w:r>
+        <w:rPr>
+          <w:rFonts w:ascii="Robo" w:hAnsi="Robo"/>
+          <w:b/>
+          <w:bCs/>
+          <w:color w:val="000000"/>
+          <w:u w:color="000000"/>
+          <w:lang w:eastAsia="zh-TW"/>
+        </w:rPr>
+        <w:t xml:space="preserve">#150 </w:t>
+      </w:r>
+      <w:r>
+        <w:rPr>
+          <w:rFonts w:ascii="Robo" w:hAnsi="Robo"/>
+          <w:b/>
+          <w:bCs/>
+          <w:color w:val="000000"/>
+          <w:u w:color="000000"/>
+          <w:lang w:eastAsia="zh-TW"/>
+        </w:rPr>
+        <w:t>frames were taken in both OMP and pthread implementations</w:t>
+      </w:r>
+      <w:r>
+        <w:rPr>
+          <w:rFonts w:ascii="Robo" w:hAnsi="Robo"/>
+          <w:b/>
+          <w:bCs/>
+          <w:color w:val="000000"/>
+          <w:u w:color="000000"/>
+          <w:lang w:eastAsia="zh-TW"/>
+        </w:rPr>
+        <w:t>.</w:t>
+      </w:r>
+    </w:p>
+    <w:p>
+      <w:pPr>
+        <w:pStyle w:val="af"/>
+        <w:numPr>
+          <w:ilvl w:val="0"/>
+          <w:numId w:val="14"/>
+        </w:numPr>
+        <w:rPr>
+          <w:rFonts w:ascii="Robo" w:hAnsi="Robo"/>
+          <w:b/>
+          <w:bCs/>
+          <w:color w:val="000000"/>
+          <w:u w:color="000000"/>
+          <w:lang w:eastAsia="zh-TW"/>
+        </w:rPr>
+      </w:pPr>
+      <w:r>
+        <w:rPr>
+          <w:rFonts w:ascii="Robo" w:hAnsi="Robo"/>
+          <w:b/>
+          <w:bCs/>
+          <w:color w:val="000000"/>
+          <w:u w:color="000000"/>
+          <w:lang w:eastAsia="zh-TW"/>
+        </w:rPr>
+        <w:t xml:space="preserve">Implementing </w:t>
+      </w:r>
+      <w:r>
+        <w:rPr>
+          <w:rFonts w:ascii="Robo" w:hAnsi="Robo"/>
+          <w:b/>
+          <w:bCs/>
+          <w:color w:val="EE0000"/>
+          <w:u w:color="000000"/>
+          <w:lang w:eastAsia="zh-TW"/>
+        </w:rPr>
+        <w:t>OpenMP</w:t>
+      </w:r>
+    </w:p>
+    <w:p>
+      <w:pPr>
+        <w:pStyle w:val="af"/>
+        <w:numPr>
+          <w:ilvl w:val="1"/>
+          <w:numId w:val="14"/>
+        </w:numPr>
+        <w:ind w:left="426" w:hanging="142"/>
+        <w:rPr>
+          <w:rFonts w:ascii="Robo" w:hAnsi="Robo"/>
+          <w:b/>
+          <w:bCs/>
+          <w:color w:val="000000"/>
+          <w:u w:color="000000"/>
+          <w:lang w:eastAsia="zh-TW"/>
+        </w:rPr>
+      </w:pPr>
+      <w:r>
+        <w:rPr>
+          <w:rFonts w:ascii="Robo" w:hAnsi="Robo"/>
+          <w:b/>
+          <w:bCs/>
+          <w:color w:val="000000"/>
+          <w:u w:color="000000"/>
+          <w:lang w:eastAsia="zh-TW"/>
+        </w:rPr>
+        <w:t>Snapshot</w:t>
+      </w:r>
+    </w:p>
+    <w:p>
+      <w:pPr>
+        <w:ind w:left="426" w:hanging="142"/>
+        <w:rPr>
+          <w:rFonts w:ascii="Robo" w:hAnsi="Robo"/>
+          <w:b/>
+          <w:bCs/>
+          <w:color w:val="000000"/>
+          <w:u w:color="000000"/>
+          <w:lang w:eastAsia="zh-TW"/>
+        </w:rPr>
+      </w:pPr>
+      <w:r>
+        <w:rPr>
+          <w:u w:color="000000"/>
+          <w:lang w:eastAsia="zh-TW"/>
+        </w:rPr>
+        <w:drawing>
+          <wp:inline distT="0" distB="0" distL="0" distR="0" wp14:anchorId="25FDE529" wp14:editId="5833F8AD">
+            <wp:extent cx="5676595" cy="605867"/>
+            <wp:effectExtent l="0" t="0" r="635" b="3810"/>
+            <wp:docPr id="2025406671" name="圖片 1"/>
+            <wp:cNvGraphicFramePr>
+              <a:graphicFrameLocks xmlns:a="http://schemas.openxmlformats.org/drawingml/2006/main" noChangeAspect="1"/>
+            </wp:cNvGraphicFramePr>
+            <a:graphic xmlns:a="http://schemas.openxmlformats.org/drawingml/2006/main">
+              <a:graphicData uri="http://schemas.openxmlformats.org/drawingml/2006/picture">
+                <pic:pic xmlns:pic="http://schemas.openxmlformats.org/drawingml/2006/picture">
+                  <pic:nvPicPr>
+                    <pic:cNvPr id="2025406671" name=""/>
+                    <pic:cNvPicPr/>
+                  </pic:nvPicPr>
+                  <pic:blipFill>
+                    <a:blip r:embed="rId24"/>
+                    <a:stretch>
+                      <a:fillRect/>
+                    </a:stretch>
+                  </pic:blipFill>
+                  <pic:spPr>
+                    <a:xfrm>
+                      <a:off x="0" y="0"/>
+                      <a:ext cx="5701727" cy="608549"/>
+                    </a:xfrm>
+                    <a:prstGeom prst="rect">
+                      <a:avLst/>
+                    </a:prstGeom>
+                  </pic:spPr>
+                </pic:pic>
+              </a:graphicData>
+            </a:graphic>
+          </wp:inline>
+        </w:drawing>
+      </w:r>
+    </w:p>
+    <w:p>
+      <w:pPr>
+        <w:pStyle w:val="af"/>
+        <w:ind w:left="426" w:hanging="142"/>
+        <w:rPr>
+          <w:rFonts w:ascii="Robo" w:hAnsi="Robo"/>
+          <w:b/>
+          <w:bCs/>
+          <w:color w:val="000000"/>
+          <w:u w:color="000000"/>
+          <w:lang w:eastAsia="zh-TW"/>
+        </w:rPr>
+      </w:pPr>
+      <w:r>
+        <w:rPr>
+          <w:rFonts w:ascii="Robo" w:hAnsi="Robo"/>
+          <w:b/>
+          <w:bCs/>
+          <w:color w:val="000000"/>
+          <w:u w:color="000000"/>
+          <w:lang w:eastAsia="zh-TW"/>
+        </w:rPr>
+        <w:drawing>
+          <wp:inline distT="0" distB="0" distL="0" distR="0" wp14:anchorId="41AEB17D" wp14:editId="2C7AB961">
+            <wp:extent cx="3526404" cy="1203842"/>
+            <wp:effectExtent l="0" t="0" r="0" b="0"/>
+            <wp:docPr id="386012197" name="圖片 1" descr="一張含有 文字, 螢幕擷取畫面, 字型, 黑色 的圖片&#10;&#10;AI 產生的內容可能不正確。"/>
+            <wp:cNvGraphicFramePr>
+              <a:graphicFrameLocks xmlns:a="http://schemas.openxmlformats.org/drawingml/2006/main" noChangeAspect="1"/>
+            </wp:cNvGraphicFramePr>
+            <a:graphic xmlns:a="http://schemas.openxmlformats.org/drawingml/2006/main">
+              <a:graphicData uri="http://schemas.openxmlformats.org/drawingml/2006/picture">
+                <pic:pic xmlns:pic="http://schemas.openxmlformats.org/drawingml/2006/picture">
+                  <pic:nvPicPr>
+                    <pic:cNvPr id="386012197" name="圖片 1" descr="一張含有 文字, 螢幕擷取畫面, 字型, 黑色 的圖片&#10;&#10;AI 產生的內容可能不正確。"/>
+                    <pic:cNvPicPr/>
+                  </pic:nvPicPr>
+                  <pic:blipFill>
+                    <a:blip r:embed="rId25"/>
+                    <a:stretch>
+                      <a:fillRect/>
+                    </a:stretch>
+                  </pic:blipFill>
+                  <pic:spPr>
+                    <a:xfrm>
+                      <a:off x="0" y="0"/>
+                      <a:ext cx="3544005" cy="1209851"/>
+                    </a:xfrm>
+                    <a:prstGeom prst="rect">
+                      <a:avLst/>
+                    </a:prstGeom>
+                  </pic:spPr>
+                </pic:pic>
+              </a:graphicData>
+            </a:graphic>
+          </wp:inline>
+        </w:drawing>
+      </w:r>
+    </w:p>
+    <w:p>
+      <w:pPr>
+        <w:pStyle w:val="af"/>
+        <w:numPr>
+          <w:ilvl w:val="1"/>
+          <w:numId w:val="14"/>
+        </w:numPr>
+        <w:ind w:left="426" w:hanging="142"/>
+        <w:rPr>
+          <w:rFonts w:ascii="Robo" w:hAnsi="Robo"/>
+          <w:b/>
+          <w:bCs/>
+          <w:color w:val="000000"/>
+          <w:u w:color="000000"/>
+          <w:lang w:eastAsia="zh-TW"/>
+        </w:rPr>
+      </w:pPr>
+      <w:r>
+        <w:rPr>
+          <w:rFonts w:ascii="Robo" w:hAnsi="Robo"/>
+          <w:b/>
+          <w:bCs/>
+          <w:color w:val="000000"/>
+          <w:u w:color="000000"/>
+          <w:lang w:eastAsia="zh-TW"/>
+        </w:rPr>
+        <w:t>Performance</w:t>
+      </w:r>
+    </w:p>
+    <w:p>
+      <w:pPr>
+        <w:pStyle w:val="af"/>
+        <w:ind w:left="426" w:hanging="142"/>
+        <w:rPr>
+          <w:rFonts w:ascii="Robo" w:hAnsi="Robo"/>
+          <w:color w:val="000000"/>
+          <w:sz w:val="20"/>
+          <w:szCs w:val="20"/>
+          <w:u w:color="000000"/>
+          <w:lang w:eastAsia="zh-TW"/>
+        </w:rPr>
+      </w:pPr>
+      <w:r>
+        <w:rPr>
+          <w:rFonts w:ascii="Robo" w:hAnsi="Robo"/>
+          <w:color w:val="000000"/>
+          <w:sz w:val="20"/>
+          <w:szCs w:val="20"/>
+          <w:u w:color="000000"/>
+          <w:lang w:eastAsia="zh-TW"/>
+        </w:rPr>
+        <w:t>========== SUMMARY ==========</w:t>
+      </w:r>
+    </w:p>
+    <w:p>
+      <w:pPr>
+        <w:pStyle w:val="af"/>
+        <w:ind w:left="426" w:hanging="142"/>
+        <w:rPr>
+          <w:rFonts w:ascii="Robo" w:hAnsi="Robo"/>
+          <w:color w:val="000000"/>
+          <w:sz w:val="20"/>
+          <w:szCs w:val="20"/>
+          <w:u w:color="000000"/>
+          <w:lang w:eastAsia="zh-TW"/>
+        </w:rPr>
+      </w:pPr>
+      <w:r>
+        <w:rPr>
+          <w:rFonts w:ascii="Robo" w:hAnsi="Robo"/>
+          <w:color w:val="000000"/>
+          <w:sz w:val="20"/>
+          <w:szCs w:val="20"/>
+          <w:u w:color="000000"/>
+          <w:lang w:eastAsia="zh-TW"/>
+        </w:rPr>
+        <w:t>Frames processed: 150</w:t>
+      </w:r>
+    </w:p>
+    <w:p>
+      <w:pPr>
+        <w:pStyle w:val="af"/>
+        <w:ind w:left="426" w:hanging="142"/>
+        <w:rPr>
+          <w:rFonts w:ascii="Robo" w:hAnsi="Robo"/>
+          <w:color w:val="000000"/>
+          <w:sz w:val="20"/>
+          <w:szCs w:val="20"/>
+          <w:u w:color="000000"/>
+          <w:lang w:eastAsia="zh-TW"/>
+        </w:rPr>
+      </w:pPr>
+      <w:r>
+        <w:rPr>
+          <w:rFonts w:ascii="Robo" w:hAnsi="Robo"/>
+          <w:color w:val="000000"/>
+          <w:sz w:val="20"/>
+          <w:szCs w:val="20"/>
+          <w:u w:color="000000"/>
+          <w:lang w:eastAsia="zh-TW"/>
+        </w:rPr>
+        <w:t>Total WALL time (steady_clock): 9.237100 s</w:t>
+      </w:r>
+    </w:p>
+    <w:p>
+      <w:pPr>
+        <w:pStyle w:val="af"/>
+        <w:ind w:left="426" w:hanging="142"/>
+        <w:rPr>
+          <w:rFonts w:ascii="Robo" w:hAnsi="Robo"/>
+          <w:color w:val="000000"/>
+          <w:sz w:val="20"/>
+          <w:szCs w:val="20"/>
+          <w:u w:color="000000"/>
+          <w:lang w:eastAsia="zh-TW"/>
+        </w:rPr>
+      </w:pPr>
+      <w:r>
+        <w:rPr>
+          <w:rFonts w:ascii="Robo" w:hAnsi="Robo"/>
+          <w:color w:val="000000"/>
+          <w:sz w:val="20"/>
+          <w:szCs w:val="20"/>
+          <w:u w:color="000000"/>
+          <w:lang w:eastAsia="zh-TW"/>
+        </w:rPr>
+        <w:t>Total CPU time (clock):         14.016798 s</w:t>
+      </w:r>
+    </w:p>
+    <w:p>
+      <w:pPr>
+        <w:pStyle w:val="af"/>
+        <w:ind w:left="426" w:hanging="142"/>
+        <w:rPr>
+          <w:rFonts w:ascii="Robo" w:hAnsi="Robo"/>
+          <w:color w:val="000000"/>
+          <w:sz w:val="20"/>
+          <w:szCs w:val="20"/>
+          <w:u w:color="000000"/>
+          <w:lang w:eastAsia="zh-TW"/>
+        </w:rPr>
+      </w:pPr>
+      <w:r>
+        <w:rPr>
+          <w:rFonts w:ascii="Robo" w:hAnsi="Robo"/>
+          <w:color w:val="000000"/>
+          <w:sz w:val="20"/>
+          <w:szCs w:val="20"/>
+          <w:u w:color="000000"/>
+          <w:lang w:eastAsia="zh-TW"/>
+        </w:rPr>
+        <w:t>Total CPU capture time:         0.315001 s</w:t>
+      </w:r>
+    </w:p>
+    <w:p>
+      <w:pPr>
+        <w:pStyle w:val="af"/>
+        <w:ind w:left="426" w:hanging="142"/>
+        <w:rPr>
+          <w:rFonts w:ascii="Robo" w:hAnsi="Robo"/>
+          <w:color w:val="000000"/>
+          <w:sz w:val="20"/>
+          <w:szCs w:val="20"/>
+          <w:u w:color="000000"/>
+          <w:lang w:eastAsia="zh-TW"/>
+        </w:rPr>
+      </w:pPr>
+      <w:r>
+        <w:rPr>
+          <w:rFonts w:ascii="Robo" w:hAnsi="Robo"/>
+          <w:color w:val="000000"/>
+          <w:sz w:val="20"/>
+          <w:szCs w:val="20"/>
+          <w:u w:color="000000"/>
+          <w:lang w:eastAsia="zh-TW"/>
+        </w:rPr>
+        <w:t>Total CPU process time:         12.469819 s</w:t>
+      </w:r>
+    </w:p>
+    <w:p>
+      <w:pPr>
+        <w:pStyle w:val="af"/>
+        <w:ind w:left="426" w:hanging="142"/>
+        <w:rPr>
+          <w:rFonts w:ascii="Robo" w:hAnsi="Robo"/>
+          <w:color w:val="000000"/>
+          <w:sz w:val="20"/>
+          <w:szCs w:val="20"/>
+          <w:u w:color="000000"/>
+          <w:lang w:eastAsia="zh-TW"/>
+        </w:rPr>
+      </w:pPr>
+      <w:r>
+        <w:rPr>
+          <w:rFonts w:ascii="Robo" w:hAnsi="Robo"/>
+          <w:color w:val="000000"/>
+          <w:sz w:val="20"/>
+          <w:szCs w:val="20"/>
+          <w:u w:color="000000"/>
+          <w:lang w:eastAsia="zh-TW"/>
+        </w:rPr>
+        <w:t>Avg FPS (WALL):                 16.238863</w:t>
+      </w:r>
+    </w:p>
+    <w:p>
+      <w:pPr>
+        <w:pStyle w:val="af"/>
+        <w:ind w:left="426" w:hanging="142"/>
+        <w:rPr>
+          <w:rFonts w:ascii="Robo" w:hAnsi="Robo"/>
+          <w:color w:val="000000"/>
+          <w:sz w:val="20"/>
+          <w:szCs w:val="20"/>
+          <w:u w:color="000000"/>
+          <w:lang w:eastAsia="zh-TW"/>
+        </w:rPr>
+      </w:pPr>
+      <w:r>
+        <w:rPr>
+          <w:rFonts w:ascii="Robo" w:hAnsi="Robo"/>
+          <w:color w:val="000000"/>
+          <w:sz w:val="20"/>
+          <w:szCs w:val="20"/>
+          <w:u w:color="000000"/>
+          <w:lang w:eastAsia="zh-TW"/>
+        </w:rPr>
+        <w:t>Avg FPS (CPU):                  10.701446</w:t>
+      </w:r>
+    </w:p>
+    <w:p>
+      <w:pPr>
+        <w:pStyle w:val="af"/>
+        <w:ind w:left="426" w:hanging="142"/>
+        <w:rPr>
+          <w:rFonts w:ascii="Robo" w:hAnsi="Robo"/>
+          <w:color w:val="000000"/>
+          <w:sz w:val="20"/>
+          <w:szCs w:val="20"/>
+          <w:u w:color="000000"/>
+          <w:lang w:eastAsia="zh-TW"/>
+        </w:rPr>
+      </w:pPr>
+      <w:r>
+        <w:rPr>
+          <w:rFonts w:ascii="Robo" w:hAnsi="Robo"/>
+          <w:color w:val="000000"/>
+          <w:sz w:val="20"/>
+          <w:szCs w:val="20"/>
+          <w:u w:color="000000"/>
+          <w:lang w:eastAsia="zh-TW"/>
+        </w:rPr>
+        <w:t>Output folder:                  camera_canny_img</w:t>
+      </w:r>
+    </w:p>
+    <w:p>
+      <w:pPr>
+        <w:pStyle w:val="af"/>
+        <w:ind w:left="426" w:hanging="142"/>
+        <w:rPr>
+          <w:rFonts w:ascii="Robo" w:hAnsi="Robo"/>
+          <w:color w:val="000000"/>
+          <w:sz w:val="20"/>
+          <w:szCs w:val="20"/>
+          <w:u w:color="000000"/>
+          <w:lang w:eastAsia="zh-TW"/>
+        </w:rPr>
+      </w:pPr>
+      <w:r>
+        <w:rPr>
+          <w:rFonts w:ascii="Robo" w:hAnsi="Robo"/>
+          <w:color w:val="000000"/>
+          <w:sz w:val="20"/>
+          <w:szCs w:val="20"/>
+          <w:u w:color="000000"/>
+          <w:lang w:eastAsia="zh-TW"/>
+        </w:rPr>
+        <w:t>================================</w:t>
+      </w:r>
+    </w:p>
+    <w:p>
+      <w:pPr>
+        <w:pStyle w:val="af"/>
+        <w:numPr>
+          <w:ilvl w:val="0"/>
+          <w:numId w:val="14"/>
+        </w:numPr>
+        <w:rPr>
+          <w:rFonts w:ascii="Robo" w:hAnsi="Robo"/>
+          <w:b/>
+          <w:bCs/>
+          <w:color w:val="000000"/>
+          <w:u w:color="000000"/>
+          <w:lang w:eastAsia="zh-TW"/>
+        </w:rPr>
+      </w:pPr>
+      <w:r>
+        <w:rPr>
+          <w:rFonts w:ascii="Robo" w:hAnsi="Robo"/>
+          <w:b/>
+          <w:bCs/>
+          <w:color w:val="000000"/>
+          <w:u w:color="000000"/>
+          <w:lang w:eastAsia="zh-TW"/>
+        </w:rPr>
+        <w:t xml:space="preserve">Implementing </w:t>
+      </w:r>
+      <w:proofErr w:type="gramStart"/>
+      <w:r>
+        <w:rPr>
+          <w:rFonts w:ascii="Robo" w:hAnsi="Robo"/>
+          <w:b/>
+          <w:bCs/>
+          <w:color w:val="EE0000"/>
           <w:u w:color="000000"/>
           <w:lang w:eastAsia="zh-TW"/>
         </w:rPr>
         <w:t>pthread</w:t>
       </w:r>
-      <w:proofErr w:type="spellEnd"/>
-      <w:r>
-        <w:rPr>
-          <w:rFonts w:ascii="Robo" w:hAnsi="Robo"/>
-          <w:color w:val="000000"/>
-          <w:u w:color="000000"/>
-          <w:lang w:eastAsia="zh-TW"/>
-        </w:rPr>
-        <w:t xml:space="preserve"> is also resulting in better WALL time improvement.</w:t>
-      </w:r>
-    </w:p>
-    <w:p>
-      <w:pPr>
+      <w:proofErr w:type="gramEnd"/>
+    </w:p>
+    <w:p>
+      <w:pPr>
+        <w:pStyle w:val="af"/>
+        <w:numPr>
+          <w:ilvl w:val="1"/>
+          <w:numId w:val="14"/>
+        </w:numPr>
+        <w:ind w:left="426" w:hanging="142"/>
+        <w:rPr>
+          <w:rFonts w:ascii="Robo" w:hAnsi="Robo"/>
+          <w:b/>
+          <w:bCs/>
+          <w:color w:val="000000"/>
+          <w:u w:color="000000"/>
+          <w:lang w:eastAsia="zh-TW"/>
+        </w:rPr>
+      </w:pPr>
+      <w:r>
+        <w:rPr>
+          <w:rFonts w:ascii="Robo" w:hAnsi="Robo"/>
+          <w:b/>
+          <w:bCs/>
+          <w:color w:val="000000"/>
+          <w:u w:color="000000"/>
+          <w:lang w:eastAsia="zh-TW"/>
+        </w:rPr>
+        <w:t>Snapsho</w:t>
+      </w:r>
+      <w:r>
+        <w:rPr>
+          <w:rFonts w:ascii="Robo" w:hAnsi="Robo"/>
+          <w:b/>
+          <w:bCs/>
+          <w:color w:val="000000"/>
+          <w:u w:color="000000"/>
+          <w:lang w:eastAsia="zh-TW"/>
+        </w:rPr>
+        <w:t>t</w:t>
+      </w:r>
+    </w:p>
+    <w:p>
+      <w:pPr>
+        <w:ind w:left="426" w:hanging="142"/>
+        <w:rPr>
+          <w:rFonts w:ascii="Robo" w:hAnsi="Robo"/>
+          <w:b/>
+          <w:bCs/>
+          <w:color w:val="000000"/>
+          <w:u w:color="000000"/>
+          <w:lang w:eastAsia="zh-TW"/>
+        </w:rPr>
+      </w:pPr>
+      <w:r>
+        <w:rPr>
+          <w:u w:color="000000"/>
+          <w:lang w:eastAsia="zh-TW"/>
+        </w:rPr>
+        <w:drawing>
+          <wp:inline distT="0" distB="0" distL="0" distR="0" wp14:anchorId="22C8AFA6" wp14:editId="0B07CE33">
+            <wp:extent cx="5943600" cy="331470"/>
+            <wp:effectExtent l="0" t="0" r="0" b="0"/>
+            <wp:docPr id="434708306" name="圖片 1"/>
+            <wp:cNvGraphicFramePr>
+              <a:graphicFrameLocks xmlns:a="http://schemas.openxmlformats.org/drawingml/2006/main" noChangeAspect="1"/>
+            </wp:cNvGraphicFramePr>
+            <a:graphic xmlns:a="http://schemas.openxmlformats.org/drawingml/2006/main">
+              <a:graphicData uri="http://schemas.openxmlformats.org/drawingml/2006/picture">
+                <pic:pic xmlns:pic="http://schemas.openxmlformats.org/drawingml/2006/picture">
+                  <pic:nvPicPr>
+                    <pic:cNvPr id="434708306" name=""/>
+                    <pic:cNvPicPr/>
+                  </pic:nvPicPr>
+                  <pic:blipFill>
+                    <a:blip r:embed="rId26"/>
+                    <a:stretch>
+                      <a:fillRect/>
+                    </a:stretch>
+                  </pic:blipFill>
+                  <pic:spPr>
+                    <a:xfrm>
+                      <a:off x="0" y="0"/>
+                      <a:ext cx="5943600" cy="331470"/>
+                    </a:xfrm>
+                    <a:prstGeom prst="rect">
+                      <a:avLst/>
+                    </a:prstGeom>
+                  </pic:spPr>
+                </pic:pic>
+              </a:graphicData>
+            </a:graphic>
+          </wp:inline>
+        </w:drawing>
+      </w:r>
+    </w:p>
+    <w:p>
+      <w:pPr>
+        <w:pStyle w:val="af"/>
+        <w:ind w:left="426" w:hanging="142"/>
+        <w:rPr>
+          <w:rFonts w:ascii="Robo" w:hAnsi="Robo"/>
+          <w:b/>
+          <w:bCs/>
+          <w:color w:val="000000"/>
+          <w:u w:color="000000"/>
+          <w:lang w:eastAsia="zh-TW"/>
+        </w:rPr>
+      </w:pPr>
+      <w:r>
+        <w:rPr>
+          <w:rFonts w:ascii="Robo" w:hAnsi="Robo"/>
+          <w:b/>
+          <w:bCs/>
+          <w:color w:val="000000"/>
+          <w:u w:color="000000"/>
+          <w:lang w:eastAsia="zh-TW"/>
+        </w:rPr>
+        <w:drawing>
+          <wp:inline distT="0" distB="0" distL="0" distR="0" wp14:anchorId="0E402552" wp14:editId="3F8717A2">
+            <wp:extent cx="3510501" cy="1113086"/>
+            <wp:effectExtent l="0" t="0" r="0" b="0"/>
+            <wp:docPr id="1668795941" name="圖片 1" descr="一張含有 文字, 螢幕擷取畫面, 字型 的圖片&#10;&#10;AI 產生的內容可能不正確。"/>
+            <wp:cNvGraphicFramePr>
+              <a:graphicFrameLocks xmlns:a="http://schemas.openxmlformats.org/drawingml/2006/main" noChangeAspect="1"/>
+            </wp:cNvGraphicFramePr>
+            <a:graphic xmlns:a="http://schemas.openxmlformats.org/drawingml/2006/main">
+              <a:graphicData uri="http://schemas.openxmlformats.org/drawingml/2006/picture">
+                <pic:pic xmlns:pic="http://schemas.openxmlformats.org/drawingml/2006/picture">
+                  <pic:nvPicPr>
+                    <pic:cNvPr id="1668795941" name="圖片 1" descr="一張含有 文字, 螢幕擷取畫面, 字型 的圖片&#10;&#10;AI 產生的內容可能不正確。"/>
+                    <pic:cNvPicPr/>
+                  </pic:nvPicPr>
+                  <pic:blipFill>
+                    <a:blip r:embed="rId27"/>
+                    <a:stretch>
+                      <a:fillRect/>
+                    </a:stretch>
+                  </pic:blipFill>
+                  <pic:spPr>
+                    <a:xfrm>
+                      <a:off x="0" y="0"/>
+                      <a:ext cx="3534142" cy="1120582"/>
+                    </a:xfrm>
+                    <a:prstGeom prst="rect">
+                      <a:avLst/>
+                    </a:prstGeom>
+                  </pic:spPr>
+                </pic:pic>
+              </a:graphicData>
+            </a:graphic>
+          </wp:inline>
+        </w:drawing>
+      </w:r>
+    </w:p>
+    <w:p>
+      <w:pPr>
+        <w:pStyle w:val="af"/>
+        <w:numPr>
+          <w:ilvl w:val="1"/>
+          <w:numId w:val="14"/>
+        </w:numPr>
+        <w:ind w:left="426" w:hanging="142"/>
+        <w:rPr>
+          <w:rFonts w:ascii="Robo" w:hAnsi="Robo"/>
+          <w:b/>
+          <w:bCs/>
+          <w:color w:val="000000"/>
+          <w:u w:color="000000"/>
+          <w:lang w:eastAsia="zh-TW"/>
+        </w:rPr>
+      </w:pPr>
+      <w:r>
+        <w:rPr>
+          <w:rFonts w:ascii="Robo" w:hAnsi="Robo"/>
+          <w:b/>
+          <w:bCs/>
+          <w:color w:val="000000"/>
+          <w:u w:color="000000"/>
+          <w:lang w:eastAsia="zh-TW"/>
+        </w:rPr>
+        <w:t>Performanc</w:t>
+      </w:r>
+      <w:r>
+        <w:rPr>
+          <w:rFonts w:ascii="Robo" w:hAnsi="Robo"/>
+          <w:b/>
+          <w:bCs/>
+          <w:color w:val="000000"/>
+          <w:u w:color="000000"/>
+          <w:lang w:eastAsia="zh-TW"/>
+        </w:rPr>
+        <w:t>e</w:t>
+      </w:r>
+    </w:p>
+    <w:p>
+      <w:pPr>
+        <w:pStyle w:val="af"/>
+        <w:rPr>
+          <w:rFonts w:ascii="Robo" w:hAnsi="Robo"/>
+          <w:color w:val="000000"/>
+          <w:sz w:val="20"/>
+          <w:szCs w:val="20"/>
+          <w:u w:color="000000"/>
+          <w:lang w:eastAsia="zh-TW"/>
+        </w:rPr>
+      </w:pPr>
+      <w:r>
+        <w:rPr>
+          <w:rFonts w:ascii="Robo" w:hAnsi="Robo"/>
+          <w:color w:val="000000"/>
+          <w:sz w:val="20"/>
+          <w:szCs w:val="20"/>
+          <w:u w:color="000000"/>
+          <w:lang w:eastAsia="zh-TW"/>
+        </w:rPr>
+        <w:t>========== SUMMARY ==========</w:t>
+      </w:r>
+    </w:p>
+    <w:p>
+      <w:pPr>
+        <w:pStyle w:val="af"/>
+        <w:rPr>
+          <w:rFonts w:ascii="Robo" w:hAnsi="Robo"/>
+          <w:color w:val="000000"/>
+          <w:sz w:val="20"/>
+          <w:szCs w:val="20"/>
+          <w:u w:color="000000"/>
+          <w:lang w:eastAsia="zh-TW"/>
+        </w:rPr>
+      </w:pPr>
+      <w:r>
+        <w:rPr>
+          <w:rFonts w:ascii="Robo" w:hAnsi="Robo"/>
+          <w:color w:val="000000"/>
+          <w:sz w:val="20"/>
+          <w:szCs w:val="20"/>
+          <w:u w:color="000000"/>
+          <w:lang w:eastAsia="zh-TW"/>
+        </w:rPr>
+        <w:t>Frames processed: 150</w:t>
+      </w:r>
+    </w:p>
+    <w:p>
+      <w:pPr>
+        <w:pStyle w:val="af"/>
+        <w:rPr>
+          <w:rFonts w:ascii="Robo" w:hAnsi="Robo"/>
+          <w:color w:val="000000"/>
+          <w:sz w:val="20"/>
+          <w:szCs w:val="20"/>
+          <w:u w:color="000000"/>
+          <w:lang w:eastAsia="zh-TW"/>
+        </w:rPr>
+      </w:pPr>
+      <w:r>
+        <w:rPr>
+          <w:rFonts w:ascii="Robo" w:hAnsi="Robo"/>
+          <w:color w:val="000000"/>
+          <w:sz w:val="20"/>
+          <w:szCs w:val="20"/>
+          <w:u w:color="000000"/>
+          <w:lang w:eastAsia="zh-TW"/>
+        </w:rPr>
+        <w:t>Total WALL time (steady_clock): 8.543042 s</w:t>
+      </w:r>
+    </w:p>
+    <w:p>
+      <w:pPr>
+        <w:pStyle w:val="af"/>
+        <w:rPr>
+          <w:rFonts w:ascii="Robo" w:hAnsi="Robo"/>
+          <w:color w:val="000000"/>
+          <w:sz w:val="20"/>
+          <w:szCs w:val="20"/>
+          <w:u w:color="000000"/>
+          <w:lang w:eastAsia="zh-TW"/>
+        </w:rPr>
+      </w:pPr>
+      <w:r>
+        <w:rPr>
+          <w:rFonts w:ascii="Robo" w:hAnsi="Robo"/>
+          <w:color w:val="000000"/>
+          <w:sz w:val="20"/>
+          <w:szCs w:val="20"/>
+          <w:u w:color="000000"/>
+          <w:lang w:eastAsia="zh-TW"/>
+        </w:rPr>
+        <w:t>Total CPU time (clock):         10.724717 s</w:t>
+      </w:r>
+    </w:p>
+    <w:p>
+      <w:pPr>
+        <w:pStyle w:val="af"/>
+        <w:rPr>
+          <w:rFonts w:ascii="Robo" w:hAnsi="Robo"/>
+          <w:color w:val="000000"/>
+          <w:sz w:val="20"/>
+          <w:szCs w:val="20"/>
+          <w:u w:color="000000"/>
+          <w:lang w:eastAsia="zh-TW"/>
+        </w:rPr>
+      </w:pPr>
+      <w:r>
+        <w:rPr>
+          <w:rFonts w:ascii="Robo" w:hAnsi="Robo"/>
+          <w:color w:val="000000"/>
+          <w:sz w:val="20"/>
+          <w:szCs w:val="20"/>
+          <w:u w:color="000000"/>
+          <w:lang w:eastAsia="zh-TW"/>
+        </w:rPr>
+        <w:t>Total CPU capture time:         0.324200 s</w:t>
+      </w:r>
+    </w:p>
+    <w:p>
+      <w:pPr>
+        <w:pStyle w:val="af"/>
+        <w:rPr>
+          <w:rFonts w:ascii="Robo" w:hAnsi="Robo"/>
+          <w:color w:val="000000"/>
+          <w:sz w:val="20"/>
+          <w:szCs w:val="20"/>
+          <w:u w:color="000000"/>
+          <w:lang w:eastAsia="zh-TW"/>
+        </w:rPr>
+      </w:pPr>
+      <w:r>
+        <w:rPr>
+          <w:rFonts w:ascii="Robo" w:hAnsi="Robo"/>
+          <w:color w:val="000000"/>
+          <w:sz w:val="20"/>
+          <w:szCs w:val="20"/>
+          <w:u w:color="000000"/>
+          <w:lang w:eastAsia="zh-TW"/>
+        </w:rPr>
+        <w:t>Total CPU process time:         9.010140 s</w:t>
+      </w:r>
+    </w:p>
+    <w:p>
+      <w:pPr>
+        <w:pStyle w:val="af"/>
+        <w:rPr>
+          <w:rFonts w:ascii="Robo" w:hAnsi="Robo"/>
+          <w:color w:val="000000"/>
+          <w:sz w:val="20"/>
+          <w:szCs w:val="20"/>
+          <w:u w:color="000000"/>
+          <w:lang w:eastAsia="zh-TW"/>
+        </w:rPr>
+      </w:pPr>
+      <w:r>
+        <w:rPr>
+          <w:rFonts w:ascii="Robo" w:hAnsi="Robo"/>
+          <w:color w:val="000000"/>
+          <w:sz w:val="20"/>
+          <w:szCs w:val="20"/>
+          <w:u w:color="000000"/>
+          <w:lang w:eastAsia="zh-TW"/>
+        </w:rPr>
+        <w:t>Avg FPS (WALL):                 17.558149</w:t>
+      </w:r>
+    </w:p>
+    <w:p>
+      <w:pPr>
+        <w:pStyle w:val="af"/>
+        <w:rPr>
+          <w:rFonts w:ascii="Robo" w:hAnsi="Robo"/>
+          <w:color w:val="000000"/>
+          <w:sz w:val="20"/>
+          <w:szCs w:val="20"/>
+          <w:u w:color="000000"/>
+          <w:lang w:eastAsia="zh-TW"/>
+        </w:rPr>
+      </w:pPr>
+      <w:r>
+        <w:rPr>
+          <w:rFonts w:ascii="Robo" w:hAnsi="Robo"/>
+          <w:color w:val="000000"/>
+          <w:sz w:val="20"/>
+          <w:szCs w:val="20"/>
+          <w:u w:color="000000"/>
+          <w:lang w:eastAsia="zh-TW"/>
+        </w:rPr>
+        <w:t>Avg FPS (CPU):                  13.986383</w:t>
+      </w:r>
+    </w:p>
+    <w:p>
+      <w:pPr>
+        <w:pStyle w:val="af"/>
+        <w:rPr>
+          <w:rFonts w:ascii="Robo" w:hAnsi="Robo"/>
+          <w:color w:val="000000"/>
+          <w:sz w:val="20"/>
+          <w:szCs w:val="20"/>
+          <w:u w:color="000000"/>
+          <w:lang w:eastAsia="zh-TW"/>
+        </w:rPr>
+      </w:pPr>
+      <w:r>
+        <w:rPr>
+          <w:rFonts w:ascii="Robo" w:hAnsi="Robo"/>
+          <w:color w:val="000000"/>
+          <w:sz w:val="20"/>
+          <w:szCs w:val="20"/>
+          <w:u w:color="000000"/>
+          <w:lang w:eastAsia="zh-TW"/>
+        </w:rPr>
+        <w:t>Output folder:                  camera_canny_img</w:t>
+      </w:r>
+    </w:p>
+    <w:p>
+      <w:pPr>
+        <w:pStyle w:val="af"/>
         <w:rPr>
           <w:rFonts w:ascii="Robo" w:hAnsi="Robo" w:hint="eastAsia"/>
           <w:color w:val="000000"/>
-          <w:u w:color="000000"/>
-          <w:lang w:eastAsia="zh-TW"/>
-        </w:rPr>
-      </w:pPr>
-      <w:r>
+          <w:sz w:val="20"/>
+          <w:szCs w:val="20"/>
+          <w:u w:color="000000"/>
+          <w:lang w:eastAsia="zh-TW"/>
+        </w:rPr>
+      </w:pPr>
+      <w:r>
+        <w:rPr>
+          <w:rFonts w:ascii="Robo" w:hAnsi="Robo"/>
+          <w:color w:val="000000"/>
+          <w:sz w:val="20"/>
+          <w:szCs w:val="20"/>
+          <w:u w:color="000000"/>
+          <w:lang w:eastAsia="zh-TW"/>
+        </w:rPr>
+        <w:t>================================</w:t>
+      </w:r>
+    </w:p>
+    <w:p>
+      <w:pPr>
         <w:rPr>
           <w:rFonts w:ascii="Robo" w:hAnsi="Robo" w:hint="eastAsia"/>
+          <w:b/>
+          <w:bCs/>
+          <w:color w:val="000000"/>
+          <w:u w:color="000000"/>
+          <w:lang w:eastAsia="zh-TW"/>
+        </w:rPr>
+      </w:pPr>
+      <w:r>
+        <w:rPr>
+          <w:rFonts w:ascii="Robo" w:hAnsi="Robo" w:hint="eastAsia"/>
+          <w:b/>
+          <w:bCs/>
           <w:color w:val="000000"/>
           <w:u w:color="000000"/>
           <w:lang w:eastAsia="zh-TW"/>
@@ -5594,6 +6581,11 @@
     </w:p>
     <w:p>
       <w:pPr>
+        <w:pStyle w:val="af"/>
+        <w:numPr>
+          <w:ilvl w:val="0"/>
+          <w:numId w:val="14"/>
+        </w:numPr>
         <w:rPr>
           <w:rFonts w:ascii="Robo" w:hAnsi="Robo"/>
           <w:b/>
@@ -5613,78 +6605,2087 @@
           <w:lang w:eastAsia="zh-TW"/>
         </w:rPr>
         <w:lastRenderedPageBreak/>
-        <w:t xml:space="preserve">Step 10 - Applying multi-threading (in OpenMP and </w:t>
-      </w:r>
-      <w:proofErr w:type="spellStart"/>
-      <w:r>
-        <w:rPr>
-          <w:rFonts w:ascii="Robo" w:hAnsi="Robo"/>
-          <w:b/>
-          <w:bCs/>
-          <w:color w:val="000000"/>
-          <w:u w:color="000000"/>
-          <w:lang w:eastAsia="zh-TW"/>
-        </w:rPr>
-        <w:t>pthread</w:t>
-      </w:r>
-      <w:proofErr w:type="spellEnd"/>
-      <w:r>
-        <w:rPr>
-          <w:rFonts w:ascii="Robo" w:hAnsi="Robo"/>
-          <w:b/>
-          <w:bCs/>
-          <w:color w:val="000000"/>
-          <w:u w:color="000000"/>
-          <w:lang w:eastAsia="zh-TW"/>
-        </w:rPr>
-        <w:t xml:space="preserve"> individually) to the camera-capturing-and-edge-detection system (in </w:t>
-      </w:r>
-      <w:proofErr w:type="spellStart"/>
-      <w:r>
-        <w:rPr>
-          <w:rFonts w:ascii="Robo" w:hAnsi="Robo"/>
-          <w:b/>
-          <w:bCs/>
-          <w:color w:val="000000"/>
-          <w:u w:color="000000"/>
-          <w:lang w:eastAsia="zh-TW"/>
-        </w:rPr>
-        <w:t>Proj</w:t>
-      </w:r>
-      <w:proofErr w:type="spellEnd"/>
-      <w:r>
-        <w:rPr>
-          <w:rFonts w:ascii="Robo" w:hAnsi="Robo"/>
-          <w:b/>
-          <w:bCs/>
-          <w:color w:val="000000"/>
-          <w:u w:color="000000"/>
-          <w:lang w:eastAsia="zh-TW"/>
-        </w:rPr>
-        <w:t xml:space="preserve"> #1-b)</w:t>
-      </w:r>
-    </w:p>
-    <w:p>
-      <w:pPr>
-        <w:rPr>
-          <w:rFonts w:ascii="Robo" w:hAnsi="Robo"/>
-          <w:b/>
-          <w:bCs/>
-          <w:color w:val="000000"/>
-          <w:u w:color="000000"/>
-          <w:lang w:eastAsia="zh-TW"/>
-        </w:rPr>
-      </w:pPr>
-    </w:p>
-    <w:p>
-      <w:pPr>
-        <w:rPr>
-          <w:rFonts w:ascii="Robo" w:hAnsi="Robo" w:hint="eastAsia"/>
-          <w:color w:val="000000"/>
-          <w:u w:color="000000"/>
-          <w:lang w:eastAsia="zh-TW"/>
-        </w:rPr>
-      </w:pPr>
+        <w:t>Implementation  from Proj1</w:t>
+      </w:r>
+    </w:p>
+    <w:p>
+      <w:pPr>
+        <w:pStyle w:val="af"/>
+        <w:numPr>
+          <w:ilvl w:val="1"/>
+          <w:numId w:val="14"/>
+        </w:numPr>
+        <w:ind w:left="426" w:hanging="142"/>
+        <w:rPr>
+          <w:rFonts w:ascii="Robo" w:hAnsi="Robo"/>
+          <w:b/>
+          <w:bCs/>
+          <w:color w:val="000000"/>
+          <w:u w:color="000000"/>
+          <w:lang w:eastAsia="zh-TW"/>
+        </w:rPr>
+      </w:pPr>
+      <w:r>
+        <w:rPr>
+          <w:rFonts w:ascii="Robo" w:hAnsi="Robo"/>
+          <w:b/>
+          <w:bCs/>
+          <w:color w:val="000000"/>
+          <w:u w:color="000000"/>
+          <w:lang w:eastAsia="zh-TW"/>
+        </w:rPr>
+        <w:t>Snapshot</w:t>
+      </w:r>
+    </w:p>
+    <w:p>
+      <w:pPr>
+        <w:pStyle w:val="af"/>
+        <w:ind w:left="426"/>
+        <w:rPr>
+          <w:rFonts w:ascii="Robo" w:hAnsi="Robo"/>
+          <w:b/>
+          <w:bCs/>
+          <w:color w:val="000000"/>
+          <w:u w:color="000000"/>
+          <w:lang w:eastAsia="zh-TW"/>
+        </w:rPr>
+      </w:pPr>
+      <w:r>
+        <w:rPr>
+          <w:rFonts w:ascii="Robo" w:hAnsi="Robo"/>
+          <w:b/>
+          <w:bCs/>
+          <w:color w:val="000000"/>
+          <w:u w:color="000000"/>
+          <w:lang w:eastAsia="zh-TW"/>
+        </w:rPr>
+        <w:drawing>
+          <wp:inline distT="0" distB="0" distL="0" distR="0" wp14:anchorId="2907A58B" wp14:editId="52923B9F">
+            <wp:extent cx="5943600" cy="329565"/>
+            <wp:effectExtent l="0" t="0" r="0" b="0"/>
+            <wp:docPr id="593327887" name="圖片 1"/>
+            <wp:cNvGraphicFramePr>
+              <a:graphicFrameLocks xmlns:a="http://schemas.openxmlformats.org/drawingml/2006/main" noChangeAspect="1"/>
+            </wp:cNvGraphicFramePr>
+            <a:graphic xmlns:a="http://schemas.openxmlformats.org/drawingml/2006/main">
+              <a:graphicData uri="http://schemas.openxmlformats.org/drawingml/2006/picture">
+                <pic:pic xmlns:pic="http://schemas.openxmlformats.org/drawingml/2006/picture">
+                  <pic:nvPicPr>
+                    <pic:cNvPr id="593327887" name=""/>
+                    <pic:cNvPicPr/>
+                  </pic:nvPicPr>
+                  <pic:blipFill>
+                    <a:blip r:embed="rId28"/>
+                    <a:stretch>
+                      <a:fillRect/>
+                    </a:stretch>
+                  </pic:blipFill>
+                  <pic:spPr>
+                    <a:xfrm>
+                      <a:off x="0" y="0"/>
+                      <a:ext cx="5943600" cy="329565"/>
+                    </a:xfrm>
+                    <a:prstGeom prst="rect">
+                      <a:avLst/>
+                    </a:prstGeom>
+                  </pic:spPr>
+                </pic:pic>
+              </a:graphicData>
+            </a:graphic>
+          </wp:inline>
+        </w:drawing>
+      </w:r>
+    </w:p>
+    <w:p>
+      <w:pPr>
+        <w:pStyle w:val="af"/>
+        <w:ind w:left="426"/>
+        <w:rPr>
+          <w:rFonts w:ascii="Robo" w:hAnsi="Robo"/>
+          <w:b/>
+          <w:bCs/>
+          <w:color w:val="000000"/>
+          <w:u w:color="000000"/>
+          <w:lang w:eastAsia="zh-TW"/>
+        </w:rPr>
+      </w:pPr>
+      <w:r>
+        <w:rPr>
+          <w:rFonts w:ascii="Robo" w:hAnsi="Robo"/>
+          <w:b/>
+          <w:bCs/>
+          <w:color w:val="000000"/>
+          <w:u w:color="000000"/>
+          <w:lang w:eastAsia="zh-TW"/>
+        </w:rPr>
+        <w:drawing>
+          <wp:inline distT="0" distB="0" distL="0" distR="0" wp14:anchorId="77EADBDA" wp14:editId="1F999006">
+            <wp:extent cx="3383280" cy="1112666"/>
+            <wp:effectExtent l="0" t="0" r="7620" b="0"/>
+            <wp:docPr id="1317866131" name="圖片 1" descr="一張含有 文字, 螢幕擷取畫面, 字型, 黑色 的圖片&#10;&#10;AI 產生的內容可能不正確。"/>
+            <wp:cNvGraphicFramePr>
+              <a:graphicFrameLocks xmlns:a="http://schemas.openxmlformats.org/drawingml/2006/main" noChangeAspect="1"/>
+            </wp:cNvGraphicFramePr>
+            <a:graphic xmlns:a="http://schemas.openxmlformats.org/drawingml/2006/main">
+              <a:graphicData uri="http://schemas.openxmlformats.org/drawingml/2006/picture">
+                <pic:pic xmlns:pic="http://schemas.openxmlformats.org/drawingml/2006/picture">
+                  <pic:nvPicPr>
+                    <pic:cNvPr id="1317866131" name="圖片 1" descr="一張含有 文字, 螢幕擷取畫面, 字型, 黑色 的圖片&#10;&#10;AI 產生的內容可能不正確。"/>
+                    <pic:cNvPicPr/>
+                  </pic:nvPicPr>
+                  <pic:blipFill>
+                    <a:blip r:embed="rId29"/>
+                    <a:stretch>
+                      <a:fillRect/>
+                    </a:stretch>
+                  </pic:blipFill>
+                  <pic:spPr>
+                    <a:xfrm>
+                      <a:off x="0" y="0"/>
+                      <a:ext cx="3393340" cy="1115974"/>
+                    </a:xfrm>
+                    <a:prstGeom prst="rect">
+                      <a:avLst/>
+                    </a:prstGeom>
+                  </pic:spPr>
+                </pic:pic>
+              </a:graphicData>
+            </a:graphic>
+          </wp:inline>
+        </w:drawing>
+      </w:r>
+    </w:p>
+    <w:p>
+      <w:pPr>
+        <w:pStyle w:val="af"/>
+        <w:numPr>
+          <w:ilvl w:val="1"/>
+          <w:numId w:val="14"/>
+        </w:numPr>
+        <w:ind w:left="426" w:hanging="142"/>
+        <w:rPr>
+          <w:rFonts w:ascii="Robo" w:hAnsi="Robo"/>
+          <w:b/>
+          <w:bCs/>
+          <w:color w:val="000000"/>
+          <w:u w:color="000000"/>
+          <w:lang w:eastAsia="zh-TW"/>
+        </w:rPr>
+      </w:pPr>
+      <w:r>
+        <w:rPr>
+          <w:rFonts w:ascii="Robo" w:hAnsi="Robo"/>
+          <w:b/>
+          <w:bCs/>
+          <w:color w:val="000000"/>
+          <w:u w:color="000000"/>
+          <w:lang w:eastAsia="zh-TW"/>
+        </w:rPr>
+        <w:t>Performance</w:t>
+      </w:r>
+    </w:p>
+    <w:p>
+      <w:pPr>
+        <w:ind w:leftChars="295" w:left="709" w:hanging="1"/>
+        <w:rPr>
+          <w:rFonts w:ascii="Robo" w:hAnsi="Robo"/>
+          <w:color w:val="000000"/>
+          <w:sz w:val="20"/>
+          <w:szCs w:val="20"/>
+          <w:u w:color="000000"/>
+          <w:lang w:eastAsia="zh-TW"/>
+        </w:rPr>
+      </w:pPr>
+      <w:r>
+        <w:rPr>
+          <w:rFonts w:ascii="Robo" w:hAnsi="Robo"/>
+          <w:color w:val="000000"/>
+          <w:sz w:val="20"/>
+          <w:szCs w:val="20"/>
+          <w:u w:color="000000"/>
+          <w:lang w:eastAsia="zh-TW"/>
+        </w:rPr>
+        <w:t>========== SUMMARY ==========</w:t>
+      </w:r>
+    </w:p>
+    <w:p>
+      <w:pPr>
+        <w:ind w:leftChars="295" w:left="709" w:hanging="1"/>
+        <w:rPr>
+          <w:rFonts w:ascii="Robo" w:hAnsi="Robo"/>
+          <w:color w:val="000000"/>
+          <w:sz w:val="20"/>
+          <w:szCs w:val="20"/>
+          <w:u w:color="000000"/>
+          <w:lang w:eastAsia="zh-TW"/>
+        </w:rPr>
+      </w:pPr>
+      <w:r>
+        <w:rPr>
+          <w:rFonts w:ascii="Robo" w:hAnsi="Robo"/>
+          <w:color w:val="000000"/>
+          <w:sz w:val="20"/>
+          <w:szCs w:val="20"/>
+          <w:u w:color="000000"/>
+          <w:lang w:eastAsia="zh-TW"/>
+        </w:rPr>
+        <w:t>Frames processed: 150</w:t>
+      </w:r>
+    </w:p>
+    <w:p>
+      <w:pPr>
+        <w:ind w:leftChars="295" w:left="709" w:hanging="1"/>
+        <w:rPr>
+          <w:rFonts w:ascii="Robo" w:hAnsi="Robo"/>
+          <w:color w:val="000000"/>
+          <w:sz w:val="20"/>
+          <w:szCs w:val="20"/>
+          <w:u w:color="000000"/>
+          <w:lang w:eastAsia="zh-TW"/>
+        </w:rPr>
+      </w:pPr>
+      <w:r>
+        <w:rPr>
+          <w:rFonts w:ascii="Robo" w:hAnsi="Robo"/>
+          <w:color w:val="000000"/>
+          <w:sz w:val="20"/>
+          <w:szCs w:val="20"/>
+          <w:u w:color="000000"/>
+          <w:lang w:eastAsia="zh-TW"/>
+        </w:rPr>
+        <w:t>Total WALL time (steady_clock): 12.236731 s</w:t>
+      </w:r>
+    </w:p>
+    <w:p>
+      <w:pPr>
+        <w:ind w:leftChars="295" w:left="709" w:hanging="1"/>
+        <w:rPr>
+          <w:rFonts w:ascii="Robo" w:hAnsi="Robo"/>
+          <w:color w:val="000000"/>
+          <w:sz w:val="20"/>
+          <w:szCs w:val="20"/>
+          <w:u w:color="000000"/>
+          <w:lang w:eastAsia="zh-TW"/>
+        </w:rPr>
+      </w:pPr>
+      <w:r>
+        <w:rPr>
+          <w:rFonts w:ascii="Robo" w:hAnsi="Robo"/>
+          <w:color w:val="000000"/>
+          <w:sz w:val="20"/>
+          <w:szCs w:val="20"/>
+          <w:u w:color="000000"/>
+          <w:lang w:eastAsia="zh-TW"/>
+        </w:rPr>
+        <w:t>Total CPU time (clock):         12.270120 s</w:t>
+      </w:r>
+    </w:p>
+    <w:p>
+      <w:pPr>
+        <w:ind w:leftChars="295" w:left="709" w:hanging="1"/>
+        <w:rPr>
+          <w:rFonts w:ascii="Robo" w:hAnsi="Robo"/>
+          <w:color w:val="000000"/>
+          <w:sz w:val="20"/>
+          <w:szCs w:val="20"/>
+          <w:u w:color="000000"/>
+          <w:lang w:eastAsia="zh-TW"/>
+        </w:rPr>
+      </w:pPr>
+      <w:r>
+        <w:rPr>
+          <w:rFonts w:ascii="Robo" w:hAnsi="Robo"/>
+          <w:color w:val="000000"/>
+          <w:sz w:val="20"/>
+          <w:szCs w:val="20"/>
+          <w:u w:color="000000"/>
+          <w:lang w:eastAsia="zh-TW"/>
+        </w:rPr>
+        <w:t>Total CPU capture time:         0.346681 s</w:t>
+      </w:r>
+    </w:p>
+    <w:p>
+      <w:pPr>
+        <w:ind w:leftChars="295" w:left="709" w:hanging="1"/>
+        <w:rPr>
+          <w:rFonts w:ascii="Robo" w:hAnsi="Robo"/>
+          <w:color w:val="000000"/>
+          <w:sz w:val="20"/>
+          <w:szCs w:val="20"/>
+          <w:u w:color="000000"/>
+          <w:lang w:eastAsia="zh-TW"/>
+        </w:rPr>
+      </w:pPr>
+      <w:r>
+        <w:rPr>
+          <w:rFonts w:ascii="Robo" w:hAnsi="Robo"/>
+          <w:color w:val="000000"/>
+          <w:sz w:val="20"/>
+          <w:szCs w:val="20"/>
+          <w:u w:color="000000"/>
+          <w:lang w:eastAsia="zh-TW"/>
+        </w:rPr>
+        <w:t>Total CPU process time:         10.730583 s</w:t>
+      </w:r>
+    </w:p>
+    <w:p>
+      <w:pPr>
+        <w:ind w:leftChars="295" w:left="709" w:hanging="1"/>
+        <w:rPr>
+          <w:rFonts w:ascii="Robo" w:hAnsi="Robo"/>
+          <w:color w:val="000000"/>
+          <w:sz w:val="20"/>
+          <w:szCs w:val="20"/>
+          <w:u w:color="000000"/>
+          <w:lang w:eastAsia="zh-TW"/>
+        </w:rPr>
+      </w:pPr>
+      <w:r>
+        <w:rPr>
+          <w:rFonts w:ascii="Robo" w:hAnsi="Robo"/>
+          <w:color w:val="000000"/>
+          <w:sz w:val="20"/>
+          <w:szCs w:val="20"/>
+          <w:u w:color="000000"/>
+          <w:lang w:eastAsia="zh-TW"/>
+        </w:rPr>
+        <w:t>Avg FPS (WALL):                 12.258176</w:t>
+      </w:r>
+    </w:p>
+    <w:p>
+      <w:pPr>
+        <w:ind w:leftChars="295" w:left="709" w:hanging="1"/>
+        <w:rPr>
+          <w:rFonts w:ascii="Robo" w:hAnsi="Robo"/>
+          <w:color w:val="000000"/>
+          <w:sz w:val="20"/>
+          <w:szCs w:val="20"/>
+          <w:u w:color="000000"/>
+          <w:lang w:eastAsia="zh-TW"/>
+        </w:rPr>
+      </w:pPr>
+      <w:r>
+        <w:rPr>
+          <w:rFonts w:ascii="Robo" w:hAnsi="Robo"/>
+          <w:color w:val="000000"/>
+          <w:sz w:val="20"/>
+          <w:szCs w:val="20"/>
+          <w:u w:color="000000"/>
+          <w:lang w:eastAsia="zh-TW"/>
+        </w:rPr>
+        <w:t>Avg FPS (CPU):                  12.224819</w:t>
+      </w:r>
+    </w:p>
+    <w:p>
+      <w:pPr>
+        <w:ind w:leftChars="295" w:left="709" w:hanging="1"/>
+        <w:rPr>
+          <w:rFonts w:ascii="Robo" w:hAnsi="Robo"/>
+          <w:color w:val="000000"/>
+          <w:sz w:val="20"/>
+          <w:szCs w:val="20"/>
+          <w:u w:color="000000"/>
+          <w:lang w:eastAsia="zh-TW"/>
+        </w:rPr>
+      </w:pPr>
+      <w:r>
+        <w:rPr>
+          <w:rFonts w:ascii="Robo" w:hAnsi="Robo"/>
+          <w:color w:val="000000"/>
+          <w:sz w:val="20"/>
+          <w:szCs w:val="20"/>
+          <w:u w:color="000000"/>
+          <w:lang w:eastAsia="zh-TW"/>
+        </w:rPr>
+        <w:t>Output folder:                  camera_canny_img</w:t>
+      </w:r>
+    </w:p>
+    <w:p>
+      <w:pPr>
+        <w:ind w:leftChars="295" w:left="709" w:hanging="1"/>
+        <w:rPr>
+          <w:rFonts w:ascii="Robo" w:hAnsi="Robo"/>
+          <w:color w:val="000000"/>
+          <w:sz w:val="20"/>
+          <w:szCs w:val="20"/>
+          <w:u w:color="000000"/>
+          <w:lang w:eastAsia="zh-TW"/>
+        </w:rPr>
+      </w:pPr>
+      <w:r>
+        <w:rPr>
+          <w:rFonts w:ascii="Robo" w:hAnsi="Robo"/>
+          <w:color w:val="000000"/>
+          <w:sz w:val="20"/>
+          <w:szCs w:val="20"/>
+          <w:u w:color="000000"/>
+          <w:lang w:eastAsia="zh-TW"/>
+        </w:rPr>
+        <w:t>================================</w:t>
+      </w:r>
+    </w:p>
+    <w:p>
+      <w:pPr>
+        <w:pStyle w:val="af"/>
+        <w:numPr>
+          <w:ilvl w:val="0"/>
+          <w:numId w:val="14"/>
+        </w:numPr>
+        <w:rPr>
+          <w:rFonts w:ascii="Robo" w:hAnsi="Robo"/>
+          <w:b/>
+          <w:bCs/>
+          <w:color w:val="000000"/>
+          <w:u w:color="000000"/>
+          <w:lang w:eastAsia="zh-TW"/>
+        </w:rPr>
+      </w:pPr>
+      <w:r>
+        <w:rPr>
+          <w:rFonts w:ascii="Robo" w:hAnsi="Robo"/>
+          <w:b/>
+          <w:bCs/>
+          <w:color w:val="000000"/>
+          <w:u w:color="000000"/>
+          <w:lang w:eastAsia="zh-TW"/>
+        </w:rPr>
+        <w:t xml:space="preserve">Performance </w:t>
+      </w:r>
+      <w:r>
+        <w:rPr>
+          <w:rFonts w:ascii="Robo" w:hAnsi="Robo"/>
+          <w:b/>
+          <w:bCs/>
+          <w:color w:val="000000"/>
+          <w:u w:color="000000"/>
+          <w:lang w:eastAsia="zh-TW"/>
+        </w:rPr>
+        <w:t>Comparison</w:t>
+      </w:r>
+    </w:p>
+    <w:tbl>
+      <w:tblPr>
+        <w:tblStyle w:val="af2"/>
+        <w:tblW w:w="11483" w:type="dxa"/>
+        <w:tblInd w:w="-998" w:type="dxa"/>
+        <w:tblLook w:val="04A0" w:firstRow="1" w:lastRow="0" w:firstColumn="1" w:lastColumn="0" w:noHBand="0" w:noVBand="1"/>
+      </w:tblPr>
+      <w:tblGrid>
+        <w:gridCol w:w="2269"/>
+        <w:gridCol w:w="1418"/>
+        <w:gridCol w:w="1423"/>
+        <w:gridCol w:w="2266"/>
+        <w:gridCol w:w="1414"/>
+        <w:gridCol w:w="2693"/>
+      </w:tblGrid>
+      <w:tr>
+        <w:tc>
+          <w:tcPr>
+            <w:tcW w:w="2269" w:type="dxa"/>
+          </w:tcPr>
+          <w:p>
+            <w:pPr>
+              <w:pBdr>
+                <w:top w:val="none" w:sz="0" w:space="0" w:color="auto"/>
+                <w:left w:val="none" w:sz="0" w:space="0" w:color="auto"/>
+                <w:bottom w:val="none" w:sz="0" w:space="0" w:color="auto"/>
+                <w:right w:val="none" w:sz="0" w:space="0" w:color="auto"/>
+                <w:between w:val="none" w:sz="0" w:space="0" w:color="auto"/>
+                <w:bar w:val="none" w:sz="0" w:color="auto"/>
+              </w:pBdr>
+              <w:rPr>
+                <w:rFonts w:ascii="Robo" w:hAnsi="Robo"/>
+                <w:color w:val="000000"/>
+                <w:u w:color="000000"/>
+                <w:lang w:eastAsia="zh-TW"/>
+              </w:rPr>
+            </w:pPr>
+          </w:p>
+        </w:tc>
+        <w:tc>
+          <w:tcPr>
+            <w:tcW w:w="1418" w:type="dxa"/>
+            <w:shd w:val="clear" w:color="auto" w:fill="DCDCDC" w:themeFill="background2" w:themeFillTint="33"/>
+          </w:tcPr>
+          <w:p>
+            <w:pPr>
+              <w:pBdr>
+                <w:top w:val="none" w:sz="0" w:space="0" w:color="auto"/>
+                <w:left w:val="none" w:sz="0" w:space="0" w:color="auto"/>
+                <w:bottom w:val="none" w:sz="0" w:space="0" w:color="auto"/>
+                <w:right w:val="none" w:sz="0" w:space="0" w:color="auto"/>
+                <w:between w:val="none" w:sz="0" w:space="0" w:color="auto"/>
+                <w:bar w:val="none" w:sz="0" w:color="auto"/>
+              </w:pBdr>
+              <w:rPr>
+                <w:rFonts w:ascii="Robo" w:hAnsi="Robo"/>
+                <w:color w:val="000000"/>
+                <w:u w:color="000000"/>
+                <w:lang w:eastAsia="zh-TW"/>
+              </w:rPr>
+            </w:pPr>
+            <w:r>
+              <w:rPr>
+                <w:rFonts w:ascii="Robo" w:hAnsi="Robo"/>
+                <w:color w:val="000000"/>
+                <w:u w:color="000000"/>
+                <w:lang w:eastAsia="zh-TW"/>
+              </w:rPr>
+              <w:t>Proj1</w:t>
+            </w:r>
+          </w:p>
+        </w:tc>
+        <w:tc>
+          <w:tcPr>
+            <w:tcW w:w="1423" w:type="dxa"/>
+            <w:shd w:val="clear" w:color="auto" w:fill="FBE4D5" w:themeFill="accent2" w:themeFillTint="33"/>
+          </w:tcPr>
+          <w:p>
+            <w:pPr>
+              <w:pBdr>
+                <w:top w:val="none" w:sz="0" w:space="0" w:color="auto"/>
+                <w:left w:val="none" w:sz="0" w:space="0" w:color="auto"/>
+                <w:bottom w:val="none" w:sz="0" w:space="0" w:color="auto"/>
+                <w:right w:val="none" w:sz="0" w:space="0" w:color="auto"/>
+                <w:between w:val="none" w:sz="0" w:space="0" w:color="auto"/>
+                <w:bar w:val="none" w:sz="0" w:color="auto"/>
+              </w:pBdr>
+              <w:rPr>
+                <w:rFonts w:ascii="Robo" w:hAnsi="Robo"/>
+                <w:color w:val="000000"/>
+                <w:u w:color="000000"/>
+                <w:lang w:eastAsia="zh-TW"/>
+              </w:rPr>
+            </w:pPr>
+            <w:r>
+              <w:rPr>
+                <w:rFonts w:ascii="Robo" w:hAnsi="Robo"/>
+                <w:color w:val="000000"/>
+                <w:u w:color="000000"/>
+                <w:lang w:eastAsia="zh-TW"/>
+              </w:rPr>
+              <w:t>OMP</w:t>
+            </w:r>
+          </w:p>
+        </w:tc>
+        <w:tc>
+          <w:tcPr>
+            <w:tcW w:w="2266" w:type="dxa"/>
+            <w:shd w:val="clear" w:color="auto" w:fill="F7CAAC" w:themeFill="accent2" w:themeFillTint="66"/>
+          </w:tcPr>
+          <w:p>
+            <w:pPr>
+              <w:pBdr>
+                <w:top w:val="none" w:sz="0" w:space="0" w:color="auto"/>
+                <w:left w:val="none" w:sz="0" w:space="0" w:color="auto"/>
+                <w:bottom w:val="none" w:sz="0" w:space="0" w:color="auto"/>
+                <w:right w:val="none" w:sz="0" w:space="0" w:color="auto"/>
+                <w:between w:val="none" w:sz="0" w:space="0" w:color="auto"/>
+                <w:bar w:val="none" w:sz="0" w:color="auto"/>
+              </w:pBdr>
+              <w:rPr>
+                <w:rFonts w:ascii="Robo" w:hAnsi="Robo"/>
+                <w:color w:val="000000"/>
+                <w:u w:color="000000"/>
+                <w:lang w:eastAsia="zh-TW"/>
+              </w:rPr>
+            </w:pPr>
+            <w:r>
+              <w:rPr>
+                <w:rFonts w:ascii="Robo" w:hAnsi="Robo"/>
+                <w:color w:val="000000"/>
+                <w:u w:color="000000"/>
+                <w:lang w:eastAsia="zh-TW"/>
+              </w:rPr>
+              <w:t>Impv. OMP to Proj1</w:t>
+            </w:r>
+          </w:p>
+        </w:tc>
+        <w:tc>
+          <w:tcPr>
+            <w:tcW w:w="1414" w:type="dxa"/>
+            <w:shd w:val="clear" w:color="auto" w:fill="E2EFD9" w:themeFill="accent6" w:themeFillTint="33"/>
+          </w:tcPr>
+          <w:p>
+            <w:pPr>
+              <w:pBdr>
+                <w:top w:val="none" w:sz="0" w:space="0" w:color="auto"/>
+                <w:left w:val="none" w:sz="0" w:space="0" w:color="auto"/>
+                <w:bottom w:val="none" w:sz="0" w:space="0" w:color="auto"/>
+                <w:right w:val="none" w:sz="0" w:space="0" w:color="auto"/>
+                <w:between w:val="none" w:sz="0" w:space="0" w:color="auto"/>
+                <w:bar w:val="none" w:sz="0" w:color="auto"/>
+              </w:pBdr>
+              <w:rPr>
+                <w:rFonts w:ascii="Robo" w:hAnsi="Robo"/>
+                <w:color w:val="000000"/>
+                <w:u w:color="000000"/>
+                <w:lang w:eastAsia="zh-TW"/>
+              </w:rPr>
+            </w:pPr>
+            <w:r>
+              <w:rPr>
+                <w:rFonts w:ascii="Robo" w:hAnsi="Robo"/>
+                <w:color w:val="000000"/>
+                <w:u w:color="000000"/>
+                <w:lang w:eastAsia="zh-TW"/>
+              </w:rPr>
+              <w:t>pThread</w:t>
+            </w:r>
+          </w:p>
+        </w:tc>
+        <w:tc>
+          <w:tcPr>
+            <w:tcW w:w="2693" w:type="dxa"/>
+            <w:shd w:val="clear" w:color="auto" w:fill="C5E0B3" w:themeFill="accent6" w:themeFillTint="66"/>
+          </w:tcPr>
+          <w:p>
+            <w:pPr>
+              <w:pBdr>
+                <w:top w:val="none" w:sz="0" w:space="0" w:color="auto"/>
+                <w:left w:val="none" w:sz="0" w:space="0" w:color="auto"/>
+                <w:bottom w:val="none" w:sz="0" w:space="0" w:color="auto"/>
+                <w:right w:val="none" w:sz="0" w:space="0" w:color="auto"/>
+                <w:between w:val="none" w:sz="0" w:space="0" w:color="auto"/>
+                <w:bar w:val="none" w:sz="0" w:color="auto"/>
+              </w:pBdr>
+              <w:rPr>
+                <w:rFonts w:ascii="Robo" w:hAnsi="Robo"/>
+                <w:color w:val="000000"/>
+                <w:u w:color="000000"/>
+                <w:lang w:eastAsia="zh-TW"/>
+              </w:rPr>
+            </w:pPr>
+            <w:r>
+              <w:rPr>
+                <w:rFonts w:ascii="Robo" w:hAnsi="Robo"/>
+                <w:color w:val="000000"/>
+                <w:u w:color="000000"/>
+                <w:lang w:eastAsia="zh-TW"/>
+              </w:rPr>
+              <w:t xml:space="preserve">Impv. </w:t>
+            </w:r>
+            <w:r>
+              <w:rPr>
+                <w:rFonts w:ascii="Robo" w:hAnsi="Robo"/>
+                <w:color w:val="000000"/>
+                <w:u w:color="000000"/>
+                <w:lang w:eastAsia="zh-TW"/>
+              </w:rPr>
+              <w:t>pThread</w:t>
+            </w:r>
+            <w:r>
+              <w:rPr>
+                <w:rFonts w:ascii="Robo" w:hAnsi="Robo"/>
+                <w:color w:val="000000"/>
+                <w:u w:color="000000"/>
+                <w:lang w:eastAsia="zh-TW"/>
+              </w:rPr>
+              <w:t xml:space="preserve"> to Proj1</w:t>
+            </w:r>
+          </w:p>
+        </w:tc>
+      </w:tr>
+      <w:tr>
+        <w:tc>
+          <w:tcPr>
+            <w:tcW w:w="2269" w:type="dxa"/>
+          </w:tcPr>
+          <w:p>
+            <w:pPr>
+              <w:pBdr>
+                <w:top w:val="none" w:sz="0" w:space="0" w:color="auto"/>
+                <w:left w:val="none" w:sz="0" w:space="0" w:color="auto"/>
+                <w:bottom w:val="none" w:sz="0" w:space="0" w:color="auto"/>
+                <w:right w:val="none" w:sz="0" w:space="0" w:color="auto"/>
+                <w:between w:val="none" w:sz="0" w:space="0" w:color="auto"/>
+                <w:bar w:val="none" w:sz="0" w:color="auto"/>
+              </w:pBdr>
+              <w:rPr>
+                <w:rFonts w:ascii="Robo" w:hAnsi="Robo"/>
+                <w:color w:val="000000"/>
+                <w:u w:color="000000"/>
+                <w:lang w:eastAsia="zh-TW"/>
+              </w:rPr>
+            </w:pPr>
+            <w:r>
+              <w:rPr>
+                <w:rFonts w:ascii="Robo" w:hAnsi="Robo"/>
+                <w:color w:val="000000"/>
+                <w:sz w:val="20"/>
+                <w:szCs w:val="20"/>
+                <w:u w:color="000000"/>
+                <w:lang w:eastAsia="zh-TW"/>
+              </w:rPr>
+              <w:t>Total WALL time</w:t>
+            </w:r>
+          </w:p>
+        </w:tc>
+        <w:tc>
+          <w:tcPr>
+            <w:tcW w:w="1418" w:type="dxa"/>
+          </w:tcPr>
+          <w:p>
+            <w:pPr>
+              <w:pBdr>
+                <w:top w:val="none" w:sz="0" w:space="0" w:color="auto"/>
+                <w:left w:val="none" w:sz="0" w:space="0" w:color="auto"/>
+                <w:bottom w:val="none" w:sz="0" w:space="0" w:color="auto"/>
+                <w:right w:val="none" w:sz="0" w:space="0" w:color="auto"/>
+                <w:between w:val="none" w:sz="0" w:space="0" w:color="auto"/>
+                <w:bar w:val="none" w:sz="0" w:color="auto"/>
+              </w:pBdr>
+              <w:rPr>
+                <w:rFonts w:ascii="Robo" w:hAnsi="Robo"/>
+                <w:color w:val="000000"/>
+                <w:u w:color="000000"/>
+                <w:lang w:eastAsia="zh-TW"/>
+              </w:rPr>
+            </w:pPr>
+            <w:r>
+              <w:rPr>
+                <w:rFonts w:ascii="Robo" w:hAnsi="Robo"/>
+                <w:color w:val="000000"/>
+                <w:sz w:val="20"/>
+                <w:szCs w:val="20"/>
+                <w:u w:color="000000"/>
+                <w:lang w:eastAsia="zh-TW"/>
+              </w:rPr>
+              <w:t>12.236731 s</w:t>
+            </w:r>
+          </w:p>
+        </w:tc>
+        <w:tc>
+          <w:tcPr>
+            <w:tcW w:w="1423" w:type="dxa"/>
+          </w:tcPr>
+          <w:p>
+            <w:pPr>
+              <w:pBdr>
+                <w:top w:val="none" w:sz="0" w:space="0" w:color="auto"/>
+                <w:left w:val="none" w:sz="0" w:space="0" w:color="auto"/>
+                <w:bottom w:val="none" w:sz="0" w:space="0" w:color="auto"/>
+                <w:right w:val="none" w:sz="0" w:space="0" w:color="auto"/>
+                <w:between w:val="none" w:sz="0" w:space="0" w:color="auto"/>
+                <w:bar w:val="none" w:sz="0" w:color="auto"/>
+              </w:pBdr>
+              <w:rPr>
+                <w:rFonts w:ascii="Robo" w:hAnsi="Robo"/>
+                <w:color w:val="000000"/>
+                <w:u w:color="000000"/>
+                <w:lang w:eastAsia="zh-TW"/>
+              </w:rPr>
+            </w:pPr>
+            <w:r>
+              <w:rPr>
+                <w:rFonts w:ascii="Robo" w:hAnsi="Robo"/>
+                <w:color w:val="000000"/>
+                <w:sz w:val="20"/>
+                <w:szCs w:val="20"/>
+                <w:u w:color="000000"/>
+                <w:lang w:eastAsia="zh-TW"/>
+              </w:rPr>
+              <w:t>9.237100 s</w:t>
+            </w:r>
+          </w:p>
+        </w:tc>
+        <w:tc>
+          <w:tcPr>
+            <w:tcW w:w="2266" w:type="dxa"/>
+          </w:tcPr>
+          <w:p>
+            <w:pPr>
+              <w:pBdr>
+                <w:top w:val="none" w:sz="0" w:space="0" w:color="auto"/>
+                <w:left w:val="none" w:sz="0" w:space="0" w:color="auto"/>
+                <w:bottom w:val="none" w:sz="0" w:space="0" w:color="auto"/>
+                <w:right w:val="none" w:sz="0" w:space="0" w:color="auto"/>
+                <w:between w:val="none" w:sz="0" w:space="0" w:color="auto"/>
+                <w:bar w:val="none" w:sz="0" w:color="auto"/>
+              </w:pBdr>
+              <w:rPr>
+                <w:rFonts w:ascii="Robo" w:hAnsi="Robo"/>
+                <w:color w:val="000000"/>
+                <w:sz w:val="20"/>
+                <w:szCs w:val="20"/>
+                <w:u w:color="000000"/>
+                <w:lang w:eastAsia="zh-TW"/>
+              </w:rPr>
+            </w:pPr>
+            <w:r>
+              <w:rPr>
+                <w:rFonts w:ascii="Robo" w:hAnsi="Robo"/>
+                <w:color w:val="000000"/>
+                <w:sz w:val="20"/>
+                <w:szCs w:val="20"/>
+                <w:u w:color="000000"/>
+                <w:lang w:eastAsia="zh-TW"/>
+              </w:rPr>
+              <w:t>Impv. 24.5%</w:t>
+            </w:r>
+          </w:p>
+        </w:tc>
+        <w:tc>
+          <w:tcPr>
+            <w:tcW w:w="1414" w:type="dxa"/>
+          </w:tcPr>
+          <w:p>
+            <w:pPr>
+              <w:pBdr>
+                <w:top w:val="none" w:sz="0" w:space="0" w:color="auto"/>
+                <w:left w:val="none" w:sz="0" w:space="0" w:color="auto"/>
+                <w:bottom w:val="none" w:sz="0" w:space="0" w:color="auto"/>
+                <w:right w:val="none" w:sz="0" w:space="0" w:color="auto"/>
+                <w:between w:val="none" w:sz="0" w:space="0" w:color="auto"/>
+                <w:bar w:val="none" w:sz="0" w:color="auto"/>
+              </w:pBdr>
+              <w:rPr>
+                <w:rFonts w:ascii="Robo" w:hAnsi="Robo"/>
+                <w:color w:val="000000"/>
+                <w:u w:color="000000"/>
+                <w:lang w:eastAsia="zh-TW"/>
+              </w:rPr>
+            </w:pPr>
+            <w:r>
+              <w:rPr>
+                <w:rFonts w:ascii="Robo" w:hAnsi="Robo"/>
+                <w:color w:val="000000"/>
+                <w:sz w:val="20"/>
+                <w:szCs w:val="20"/>
+                <w:u w:color="000000"/>
+                <w:lang w:eastAsia="zh-TW"/>
+              </w:rPr>
+              <w:t>8.543042 s</w:t>
+            </w:r>
+          </w:p>
+        </w:tc>
+        <w:tc>
+          <w:tcPr>
+            <w:tcW w:w="2693" w:type="dxa"/>
+          </w:tcPr>
+          <w:p>
+            <w:pPr>
+              <w:pBdr>
+                <w:top w:val="none" w:sz="0" w:space="0" w:color="auto"/>
+                <w:left w:val="none" w:sz="0" w:space="0" w:color="auto"/>
+                <w:bottom w:val="none" w:sz="0" w:space="0" w:color="auto"/>
+                <w:right w:val="none" w:sz="0" w:space="0" w:color="auto"/>
+                <w:between w:val="none" w:sz="0" w:space="0" w:color="auto"/>
+                <w:bar w:val="none" w:sz="0" w:color="auto"/>
+              </w:pBdr>
+              <w:rPr>
+                <w:rFonts w:ascii="Robo" w:hAnsi="Robo"/>
+                <w:color w:val="000000"/>
+                <w:sz w:val="20"/>
+                <w:szCs w:val="20"/>
+                <w:u w:color="000000"/>
+                <w:lang w:eastAsia="zh-TW"/>
+              </w:rPr>
+            </w:pPr>
+            <w:r>
+              <w:rPr>
+                <w:rFonts w:ascii="Robo" w:hAnsi="Robo"/>
+                <w:color w:val="000000"/>
+                <w:sz w:val="20"/>
+                <w:szCs w:val="20"/>
+                <w:u w:color="000000"/>
+                <w:lang w:eastAsia="zh-TW"/>
+              </w:rPr>
+              <w:t>Impv. 30.2%</w:t>
+            </w:r>
+          </w:p>
+        </w:tc>
+      </w:tr>
+      <w:tr>
+        <w:tc>
+          <w:tcPr>
+            <w:tcW w:w="2269" w:type="dxa"/>
+          </w:tcPr>
+          <w:p>
+            <w:pPr>
+              <w:pBdr>
+                <w:top w:val="none" w:sz="0" w:space="0" w:color="auto"/>
+                <w:left w:val="none" w:sz="0" w:space="0" w:color="auto"/>
+                <w:bottom w:val="none" w:sz="0" w:space="0" w:color="auto"/>
+                <w:right w:val="none" w:sz="0" w:space="0" w:color="auto"/>
+                <w:between w:val="none" w:sz="0" w:space="0" w:color="auto"/>
+                <w:bar w:val="none" w:sz="0" w:color="auto"/>
+              </w:pBdr>
+              <w:rPr>
+                <w:rFonts w:ascii="Robo" w:hAnsi="Robo"/>
+                <w:color w:val="000000"/>
+                <w:u w:color="000000"/>
+                <w:lang w:eastAsia="zh-TW"/>
+              </w:rPr>
+            </w:pPr>
+            <w:r>
+              <w:rPr>
+                <w:rFonts w:ascii="Robo" w:hAnsi="Robo"/>
+                <w:color w:val="000000"/>
+                <w:sz w:val="20"/>
+                <w:szCs w:val="20"/>
+                <w:u w:color="000000"/>
+                <w:lang w:eastAsia="zh-TW"/>
+              </w:rPr>
+              <w:t>Total CPU time (clock)</w:t>
+            </w:r>
+          </w:p>
+        </w:tc>
+        <w:tc>
+          <w:tcPr>
+            <w:tcW w:w="1418" w:type="dxa"/>
+          </w:tcPr>
+          <w:p>
+            <w:pPr>
+              <w:pBdr>
+                <w:top w:val="none" w:sz="0" w:space="0" w:color="auto"/>
+                <w:left w:val="none" w:sz="0" w:space="0" w:color="auto"/>
+                <w:bottom w:val="none" w:sz="0" w:space="0" w:color="auto"/>
+                <w:right w:val="none" w:sz="0" w:space="0" w:color="auto"/>
+                <w:between w:val="none" w:sz="0" w:space="0" w:color="auto"/>
+                <w:bar w:val="none" w:sz="0" w:color="auto"/>
+              </w:pBdr>
+              <w:rPr>
+                <w:rFonts w:ascii="Robo" w:hAnsi="Robo"/>
+                <w:color w:val="000000"/>
+                <w:u w:color="000000"/>
+                <w:lang w:eastAsia="zh-TW"/>
+              </w:rPr>
+            </w:pPr>
+            <w:r>
+              <w:rPr>
+                <w:rFonts w:ascii="Robo" w:hAnsi="Robo"/>
+                <w:color w:val="000000"/>
+                <w:sz w:val="20"/>
+                <w:szCs w:val="20"/>
+                <w:u w:color="000000"/>
+                <w:lang w:eastAsia="zh-TW"/>
+              </w:rPr>
+              <w:t>12.270120 s</w:t>
+            </w:r>
+          </w:p>
+        </w:tc>
+        <w:tc>
+          <w:tcPr>
+            <w:tcW w:w="1423" w:type="dxa"/>
+          </w:tcPr>
+          <w:p>
+            <w:pPr>
+              <w:pBdr>
+                <w:top w:val="none" w:sz="0" w:space="0" w:color="auto"/>
+                <w:left w:val="none" w:sz="0" w:space="0" w:color="auto"/>
+                <w:bottom w:val="none" w:sz="0" w:space="0" w:color="auto"/>
+                <w:right w:val="none" w:sz="0" w:space="0" w:color="auto"/>
+                <w:between w:val="none" w:sz="0" w:space="0" w:color="auto"/>
+                <w:bar w:val="none" w:sz="0" w:color="auto"/>
+              </w:pBdr>
+              <w:rPr>
+                <w:rFonts w:ascii="Robo" w:hAnsi="Robo"/>
+                <w:color w:val="000000"/>
+                <w:u w:color="000000"/>
+                <w:lang w:eastAsia="zh-TW"/>
+              </w:rPr>
+            </w:pPr>
+            <w:r>
+              <w:rPr>
+                <w:rFonts w:ascii="Robo" w:hAnsi="Robo"/>
+                <w:color w:val="000000"/>
+                <w:sz w:val="20"/>
+                <w:szCs w:val="20"/>
+                <w:u w:color="000000"/>
+                <w:lang w:eastAsia="zh-TW"/>
+              </w:rPr>
+              <w:t>14.016798 s</w:t>
+            </w:r>
+          </w:p>
+        </w:tc>
+        <w:tc>
+          <w:tcPr>
+            <w:tcW w:w="2266" w:type="dxa"/>
+            <w:shd w:val="clear" w:color="auto" w:fill="EE0000"/>
+          </w:tcPr>
+          <w:p>
+            <w:pPr>
+              <w:pBdr>
+                <w:top w:val="none" w:sz="0" w:space="0" w:color="auto"/>
+                <w:left w:val="none" w:sz="0" w:space="0" w:color="auto"/>
+                <w:bottom w:val="none" w:sz="0" w:space="0" w:color="auto"/>
+                <w:right w:val="none" w:sz="0" w:space="0" w:color="auto"/>
+                <w:between w:val="none" w:sz="0" w:space="0" w:color="auto"/>
+                <w:bar w:val="none" w:sz="0" w:color="auto"/>
+              </w:pBdr>
+              <w:rPr>
+                <w:rFonts w:ascii="Robo" w:hAnsi="Robo"/>
+                <w:color w:val="000000"/>
+                <w:sz w:val="20"/>
+                <w:szCs w:val="20"/>
+                <w:u w:color="000000"/>
+                <w:lang w:eastAsia="zh-TW"/>
+              </w:rPr>
+            </w:pPr>
+            <w:r>
+              <w:rPr>
+                <w:rFonts w:ascii="Robo" w:hAnsi="Robo"/>
+                <w:color w:val="000000"/>
+                <w:sz w:val="20"/>
+                <w:szCs w:val="20"/>
+                <w:u w:color="000000"/>
+                <w:lang w:eastAsia="zh-TW"/>
+              </w:rPr>
+              <w:t>Detero. 14.2%</w:t>
+            </w:r>
+          </w:p>
+        </w:tc>
+        <w:tc>
+          <w:tcPr>
+            <w:tcW w:w="1414" w:type="dxa"/>
+          </w:tcPr>
+          <w:p>
+            <w:pPr>
+              <w:pBdr>
+                <w:top w:val="none" w:sz="0" w:space="0" w:color="auto"/>
+                <w:left w:val="none" w:sz="0" w:space="0" w:color="auto"/>
+                <w:bottom w:val="none" w:sz="0" w:space="0" w:color="auto"/>
+                <w:right w:val="none" w:sz="0" w:space="0" w:color="auto"/>
+                <w:between w:val="none" w:sz="0" w:space="0" w:color="auto"/>
+                <w:bar w:val="none" w:sz="0" w:color="auto"/>
+              </w:pBdr>
+              <w:rPr>
+                <w:rFonts w:ascii="Robo" w:hAnsi="Robo"/>
+                <w:color w:val="000000"/>
+                <w:u w:color="000000"/>
+                <w:lang w:eastAsia="zh-TW"/>
+              </w:rPr>
+            </w:pPr>
+            <w:r>
+              <w:rPr>
+                <w:rFonts w:ascii="Robo" w:hAnsi="Robo"/>
+                <w:color w:val="000000"/>
+                <w:sz w:val="20"/>
+                <w:szCs w:val="20"/>
+                <w:u w:color="000000"/>
+                <w:lang w:eastAsia="zh-TW"/>
+              </w:rPr>
+              <w:t>10.724717 s</w:t>
+            </w:r>
+          </w:p>
+        </w:tc>
+        <w:tc>
+          <w:tcPr>
+            <w:tcW w:w="2693" w:type="dxa"/>
+          </w:tcPr>
+          <w:p>
+            <w:pPr>
+              <w:pBdr>
+                <w:top w:val="none" w:sz="0" w:space="0" w:color="auto"/>
+                <w:left w:val="none" w:sz="0" w:space="0" w:color="auto"/>
+                <w:bottom w:val="none" w:sz="0" w:space="0" w:color="auto"/>
+                <w:right w:val="none" w:sz="0" w:space="0" w:color="auto"/>
+                <w:between w:val="none" w:sz="0" w:space="0" w:color="auto"/>
+                <w:bar w:val="none" w:sz="0" w:color="auto"/>
+              </w:pBdr>
+              <w:rPr>
+                <w:rFonts w:ascii="Robo" w:hAnsi="Robo"/>
+                <w:color w:val="000000"/>
+                <w:sz w:val="20"/>
+                <w:szCs w:val="20"/>
+                <w:u w:color="000000"/>
+                <w:lang w:eastAsia="zh-TW"/>
+              </w:rPr>
+            </w:pPr>
+            <w:r>
+              <w:rPr>
+                <w:rFonts w:ascii="Robo" w:hAnsi="Robo"/>
+                <w:color w:val="000000"/>
+                <w:sz w:val="20"/>
+                <w:szCs w:val="20"/>
+                <w:u w:color="000000"/>
+                <w:lang w:eastAsia="zh-TW"/>
+              </w:rPr>
+              <w:t>Impv. 12.6%</w:t>
+            </w:r>
+          </w:p>
+        </w:tc>
+      </w:tr>
+      <w:tr>
+        <w:tc>
+          <w:tcPr>
+            <w:tcW w:w="2269" w:type="dxa"/>
+          </w:tcPr>
+          <w:p>
+            <w:pPr>
+              <w:pBdr>
+                <w:top w:val="none" w:sz="0" w:space="0" w:color="auto"/>
+                <w:left w:val="none" w:sz="0" w:space="0" w:color="auto"/>
+                <w:bottom w:val="none" w:sz="0" w:space="0" w:color="auto"/>
+                <w:right w:val="none" w:sz="0" w:space="0" w:color="auto"/>
+                <w:between w:val="none" w:sz="0" w:space="0" w:color="auto"/>
+                <w:bar w:val="none" w:sz="0" w:color="auto"/>
+              </w:pBdr>
+              <w:rPr>
+                <w:rFonts w:ascii="Robo" w:hAnsi="Robo"/>
+                <w:color w:val="000000"/>
+                <w:u w:color="000000"/>
+                <w:lang w:eastAsia="zh-TW"/>
+              </w:rPr>
+            </w:pPr>
+            <w:r>
+              <w:rPr>
+                <w:rFonts w:ascii="Robo" w:hAnsi="Robo"/>
+                <w:color w:val="000000"/>
+                <w:sz w:val="20"/>
+                <w:szCs w:val="20"/>
+                <w:u w:color="000000"/>
+                <w:lang w:eastAsia="zh-TW"/>
+              </w:rPr>
+              <w:t>Total CPU capture time</w:t>
+            </w:r>
+          </w:p>
+        </w:tc>
+        <w:tc>
+          <w:tcPr>
+            <w:tcW w:w="1418" w:type="dxa"/>
+          </w:tcPr>
+          <w:p>
+            <w:pPr>
+              <w:pBdr>
+                <w:top w:val="none" w:sz="0" w:space="0" w:color="auto"/>
+                <w:left w:val="none" w:sz="0" w:space="0" w:color="auto"/>
+                <w:bottom w:val="none" w:sz="0" w:space="0" w:color="auto"/>
+                <w:right w:val="none" w:sz="0" w:space="0" w:color="auto"/>
+                <w:between w:val="none" w:sz="0" w:space="0" w:color="auto"/>
+                <w:bar w:val="none" w:sz="0" w:color="auto"/>
+              </w:pBdr>
+              <w:rPr>
+                <w:rFonts w:ascii="Robo" w:hAnsi="Robo"/>
+                <w:color w:val="000000"/>
+                <w:u w:color="000000"/>
+                <w:lang w:eastAsia="zh-TW"/>
+              </w:rPr>
+            </w:pPr>
+            <w:r>
+              <w:rPr>
+                <w:rFonts w:ascii="Robo" w:hAnsi="Robo"/>
+                <w:color w:val="000000"/>
+                <w:sz w:val="20"/>
+                <w:szCs w:val="20"/>
+                <w:u w:color="000000"/>
+                <w:lang w:eastAsia="zh-TW"/>
+              </w:rPr>
+              <w:t>0.346681 s</w:t>
+            </w:r>
+          </w:p>
+        </w:tc>
+        <w:tc>
+          <w:tcPr>
+            <w:tcW w:w="1423" w:type="dxa"/>
+          </w:tcPr>
+          <w:p>
+            <w:pPr>
+              <w:pBdr>
+                <w:top w:val="none" w:sz="0" w:space="0" w:color="auto"/>
+                <w:left w:val="none" w:sz="0" w:space="0" w:color="auto"/>
+                <w:bottom w:val="none" w:sz="0" w:space="0" w:color="auto"/>
+                <w:right w:val="none" w:sz="0" w:space="0" w:color="auto"/>
+                <w:between w:val="none" w:sz="0" w:space="0" w:color="auto"/>
+                <w:bar w:val="none" w:sz="0" w:color="auto"/>
+              </w:pBdr>
+              <w:rPr>
+                <w:rFonts w:ascii="Robo" w:hAnsi="Robo"/>
+                <w:color w:val="000000"/>
+                <w:u w:color="000000"/>
+                <w:lang w:eastAsia="zh-TW"/>
+              </w:rPr>
+            </w:pPr>
+            <w:r>
+              <w:rPr>
+                <w:rFonts w:ascii="Robo" w:hAnsi="Robo"/>
+                <w:color w:val="000000"/>
+                <w:sz w:val="20"/>
+                <w:szCs w:val="20"/>
+                <w:u w:color="000000"/>
+                <w:lang w:eastAsia="zh-TW"/>
+              </w:rPr>
+              <w:t>0.315001 s</w:t>
+            </w:r>
+          </w:p>
+        </w:tc>
+        <w:tc>
+          <w:tcPr>
+            <w:tcW w:w="2266" w:type="dxa"/>
+          </w:tcPr>
+          <w:p>
+            <w:pPr>
+              <w:pBdr>
+                <w:top w:val="none" w:sz="0" w:space="0" w:color="auto"/>
+                <w:left w:val="none" w:sz="0" w:space="0" w:color="auto"/>
+                <w:bottom w:val="none" w:sz="0" w:space="0" w:color="auto"/>
+                <w:right w:val="none" w:sz="0" w:space="0" w:color="auto"/>
+                <w:between w:val="none" w:sz="0" w:space="0" w:color="auto"/>
+                <w:bar w:val="none" w:sz="0" w:color="auto"/>
+              </w:pBdr>
+              <w:rPr>
+                <w:rFonts w:ascii="Robo" w:hAnsi="Robo"/>
+                <w:color w:val="000000"/>
+                <w:sz w:val="20"/>
+                <w:szCs w:val="20"/>
+                <w:u w:color="000000"/>
+                <w:lang w:eastAsia="zh-TW"/>
+              </w:rPr>
+            </w:pPr>
+            <w:r>
+              <w:rPr>
+                <w:rFonts w:ascii="Robo" w:hAnsi="Robo"/>
+                <w:color w:val="000000"/>
+                <w:sz w:val="20"/>
+                <w:szCs w:val="20"/>
+                <w:u w:color="000000"/>
+                <w:lang w:eastAsia="zh-TW"/>
+              </w:rPr>
+              <w:t>Impv. 9.1%</w:t>
+            </w:r>
+          </w:p>
+        </w:tc>
+        <w:tc>
+          <w:tcPr>
+            <w:tcW w:w="1414" w:type="dxa"/>
+          </w:tcPr>
+          <w:p>
+            <w:pPr>
+              <w:pBdr>
+                <w:top w:val="none" w:sz="0" w:space="0" w:color="auto"/>
+                <w:left w:val="none" w:sz="0" w:space="0" w:color="auto"/>
+                <w:bottom w:val="none" w:sz="0" w:space="0" w:color="auto"/>
+                <w:right w:val="none" w:sz="0" w:space="0" w:color="auto"/>
+                <w:between w:val="none" w:sz="0" w:space="0" w:color="auto"/>
+                <w:bar w:val="none" w:sz="0" w:color="auto"/>
+              </w:pBdr>
+              <w:rPr>
+                <w:rFonts w:ascii="Robo" w:hAnsi="Robo"/>
+                <w:color w:val="000000"/>
+                <w:u w:color="000000"/>
+                <w:lang w:eastAsia="zh-TW"/>
+              </w:rPr>
+            </w:pPr>
+            <w:r>
+              <w:rPr>
+                <w:rFonts w:ascii="Robo" w:hAnsi="Robo"/>
+                <w:color w:val="000000"/>
+                <w:sz w:val="20"/>
+                <w:szCs w:val="20"/>
+                <w:u w:color="000000"/>
+                <w:lang w:eastAsia="zh-TW"/>
+              </w:rPr>
+              <w:t>0.324200 s</w:t>
+            </w:r>
+          </w:p>
+        </w:tc>
+        <w:tc>
+          <w:tcPr>
+            <w:tcW w:w="2693" w:type="dxa"/>
+          </w:tcPr>
+          <w:p>
+            <w:pPr>
+              <w:pBdr>
+                <w:top w:val="none" w:sz="0" w:space="0" w:color="auto"/>
+                <w:left w:val="none" w:sz="0" w:space="0" w:color="auto"/>
+                <w:bottom w:val="none" w:sz="0" w:space="0" w:color="auto"/>
+                <w:right w:val="none" w:sz="0" w:space="0" w:color="auto"/>
+                <w:between w:val="none" w:sz="0" w:space="0" w:color="auto"/>
+                <w:bar w:val="none" w:sz="0" w:color="auto"/>
+              </w:pBdr>
+              <w:rPr>
+                <w:rFonts w:ascii="Robo" w:hAnsi="Robo"/>
+                <w:color w:val="000000"/>
+                <w:sz w:val="20"/>
+                <w:szCs w:val="20"/>
+                <w:u w:color="000000"/>
+                <w:lang w:eastAsia="zh-TW"/>
+              </w:rPr>
+            </w:pPr>
+            <w:r>
+              <w:rPr>
+                <w:rFonts w:ascii="Robo" w:hAnsi="Robo"/>
+                <w:color w:val="000000"/>
+                <w:sz w:val="20"/>
+                <w:szCs w:val="20"/>
+                <w:u w:color="000000"/>
+                <w:lang w:eastAsia="zh-TW"/>
+              </w:rPr>
+              <w:t>Impv. 6.5%</w:t>
+            </w:r>
+          </w:p>
+        </w:tc>
+      </w:tr>
+      <w:tr>
+        <w:tc>
+          <w:tcPr>
+            <w:tcW w:w="2269" w:type="dxa"/>
+          </w:tcPr>
+          <w:p>
+            <w:pPr>
+              <w:pBdr>
+                <w:top w:val="none" w:sz="0" w:space="0" w:color="auto"/>
+                <w:left w:val="none" w:sz="0" w:space="0" w:color="auto"/>
+                <w:bottom w:val="none" w:sz="0" w:space="0" w:color="auto"/>
+                <w:right w:val="none" w:sz="0" w:space="0" w:color="auto"/>
+                <w:between w:val="none" w:sz="0" w:space="0" w:color="auto"/>
+                <w:bar w:val="none" w:sz="0" w:color="auto"/>
+              </w:pBdr>
+              <w:rPr>
+                <w:rFonts w:ascii="Robo" w:hAnsi="Robo"/>
+                <w:color w:val="000000"/>
+                <w:u w:color="000000"/>
+                <w:lang w:eastAsia="zh-TW"/>
+              </w:rPr>
+            </w:pPr>
+            <w:r>
+              <w:rPr>
+                <w:rFonts w:ascii="Robo" w:hAnsi="Robo"/>
+                <w:color w:val="000000"/>
+                <w:sz w:val="20"/>
+                <w:szCs w:val="20"/>
+                <w:u w:color="000000"/>
+                <w:lang w:eastAsia="zh-TW"/>
+              </w:rPr>
+              <w:t>Total CPU process time</w:t>
+            </w:r>
+          </w:p>
+        </w:tc>
+        <w:tc>
+          <w:tcPr>
+            <w:tcW w:w="1418" w:type="dxa"/>
+          </w:tcPr>
+          <w:p>
+            <w:pPr>
+              <w:pBdr>
+                <w:top w:val="none" w:sz="0" w:space="0" w:color="auto"/>
+                <w:left w:val="none" w:sz="0" w:space="0" w:color="auto"/>
+                <w:bottom w:val="none" w:sz="0" w:space="0" w:color="auto"/>
+                <w:right w:val="none" w:sz="0" w:space="0" w:color="auto"/>
+                <w:between w:val="none" w:sz="0" w:space="0" w:color="auto"/>
+                <w:bar w:val="none" w:sz="0" w:color="auto"/>
+              </w:pBdr>
+              <w:rPr>
+                <w:rFonts w:ascii="Robo" w:hAnsi="Robo"/>
+                <w:color w:val="000000"/>
+                <w:u w:color="000000"/>
+                <w:lang w:eastAsia="zh-TW"/>
+              </w:rPr>
+            </w:pPr>
+            <w:r>
+              <w:rPr>
+                <w:rFonts w:ascii="Robo" w:hAnsi="Robo"/>
+                <w:color w:val="000000"/>
+                <w:sz w:val="20"/>
+                <w:szCs w:val="20"/>
+                <w:u w:color="000000"/>
+                <w:lang w:eastAsia="zh-TW"/>
+              </w:rPr>
+              <w:t>10.730583 s</w:t>
+            </w:r>
+          </w:p>
+        </w:tc>
+        <w:tc>
+          <w:tcPr>
+            <w:tcW w:w="1423" w:type="dxa"/>
+          </w:tcPr>
+          <w:p>
+            <w:pPr>
+              <w:pBdr>
+                <w:top w:val="none" w:sz="0" w:space="0" w:color="auto"/>
+                <w:left w:val="none" w:sz="0" w:space="0" w:color="auto"/>
+                <w:bottom w:val="none" w:sz="0" w:space="0" w:color="auto"/>
+                <w:right w:val="none" w:sz="0" w:space="0" w:color="auto"/>
+                <w:between w:val="none" w:sz="0" w:space="0" w:color="auto"/>
+                <w:bar w:val="none" w:sz="0" w:color="auto"/>
+              </w:pBdr>
+              <w:rPr>
+                <w:rFonts w:ascii="Robo" w:hAnsi="Robo"/>
+                <w:color w:val="000000"/>
+                <w:u w:color="000000"/>
+                <w:lang w:eastAsia="zh-TW"/>
+              </w:rPr>
+            </w:pPr>
+            <w:r>
+              <w:rPr>
+                <w:rFonts w:ascii="Robo" w:hAnsi="Robo"/>
+                <w:color w:val="000000"/>
+                <w:sz w:val="20"/>
+                <w:szCs w:val="20"/>
+                <w:u w:color="000000"/>
+                <w:lang w:eastAsia="zh-TW"/>
+              </w:rPr>
+              <w:t>12.469819 s</w:t>
+            </w:r>
+          </w:p>
+        </w:tc>
+        <w:tc>
+          <w:tcPr>
+            <w:tcW w:w="2266" w:type="dxa"/>
+            <w:shd w:val="clear" w:color="auto" w:fill="EE0000"/>
+          </w:tcPr>
+          <w:p>
+            <w:pPr>
+              <w:pBdr>
+                <w:top w:val="none" w:sz="0" w:space="0" w:color="auto"/>
+                <w:left w:val="none" w:sz="0" w:space="0" w:color="auto"/>
+                <w:bottom w:val="none" w:sz="0" w:space="0" w:color="auto"/>
+                <w:right w:val="none" w:sz="0" w:space="0" w:color="auto"/>
+                <w:between w:val="none" w:sz="0" w:space="0" w:color="auto"/>
+                <w:bar w:val="none" w:sz="0" w:color="auto"/>
+              </w:pBdr>
+              <w:rPr>
+                <w:rFonts w:ascii="Robo" w:hAnsi="Robo"/>
+                <w:color w:val="000000"/>
+                <w:sz w:val="20"/>
+                <w:szCs w:val="20"/>
+                <w:u w:color="000000"/>
+                <w:lang w:eastAsia="zh-TW"/>
+              </w:rPr>
+            </w:pPr>
+            <w:r>
+              <w:rPr>
+                <w:rFonts w:ascii="Robo" w:hAnsi="Robo"/>
+                <w:color w:val="000000"/>
+                <w:sz w:val="20"/>
+                <w:szCs w:val="20"/>
+                <w:u w:color="000000"/>
+                <w:lang w:eastAsia="zh-TW"/>
+              </w:rPr>
+              <w:t>Detero. 16.2%</w:t>
+            </w:r>
+          </w:p>
+        </w:tc>
+        <w:tc>
+          <w:tcPr>
+            <w:tcW w:w="1414" w:type="dxa"/>
+          </w:tcPr>
+          <w:p>
+            <w:pPr>
+              <w:pBdr>
+                <w:top w:val="none" w:sz="0" w:space="0" w:color="auto"/>
+                <w:left w:val="none" w:sz="0" w:space="0" w:color="auto"/>
+                <w:bottom w:val="none" w:sz="0" w:space="0" w:color="auto"/>
+                <w:right w:val="none" w:sz="0" w:space="0" w:color="auto"/>
+                <w:between w:val="none" w:sz="0" w:space="0" w:color="auto"/>
+                <w:bar w:val="none" w:sz="0" w:color="auto"/>
+              </w:pBdr>
+              <w:rPr>
+                <w:rFonts w:ascii="Robo" w:hAnsi="Robo"/>
+                <w:color w:val="000000"/>
+                <w:u w:color="000000"/>
+                <w:lang w:eastAsia="zh-TW"/>
+              </w:rPr>
+            </w:pPr>
+            <w:r>
+              <w:rPr>
+                <w:rFonts w:ascii="Robo" w:hAnsi="Robo"/>
+                <w:color w:val="000000"/>
+                <w:sz w:val="20"/>
+                <w:szCs w:val="20"/>
+                <w:u w:color="000000"/>
+                <w:lang w:eastAsia="zh-TW"/>
+              </w:rPr>
+              <w:t>9.010140 s</w:t>
+            </w:r>
+          </w:p>
+        </w:tc>
+        <w:tc>
+          <w:tcPr>
+            <w:tcW w:w="2693" w:type="dxa"/>
+          </w:tcPr>
+          <w:p>
+            <w:pPr>
+              <w:pBdr>
+                <w:top w:val="none" w:sz="0" w:space="0" w:color="auto"/>
+                <w:left w:val="none" w:sz="0" w:space="0" w:color="auto"/>
+                <w:bottom w:val="none" w:sz="0" w:space="0" w:color="auto"/>
+                <w:right w:val="none" w:sz="0" w:space="0" w:color="auto"/>
+                <w:between w:val="none" w:sz="0" w:space="0" w:color="auto"/>
+                <w:bar w:val="none" w:sz="0" w:color="auto"/>
+              </w:pBdr>
+              <w:rPr>
+                <w:rFonts w:ascii="Robo" w:hAnsi="Robo"/>
+                <w:color w:val="000000"/>
+                <w:sz w:val="20"/>
+                <w:szCs w:val="20"/>
+                <w:u w:color="000000"/>
+                <w:lang w:eastAsia="zh-TW"/>
+              </w:rPr>
+            </w:pPr>
+            <w:r>
+              <w:rPr>
+                <w:rFonts w:ascii="Robo" w:hAnsi="Robo"/>
+                <w:color w:val="000000"/>
+                <w:sz w:val="20"/>
+                <w:szCs w:val="20"/>
+                <w:u w:color="000000"/>
+                <w:lang w:eastAsia="zh-TW"/>
+              </w:rPr>
+              <w:t>Impv. 16.1%</w:t>
+            </w:r>
+          </w:p>
+        </w:tc>
+      </w:tr>
+      <w:tr>
+        <w:tc>
+          <w:tcPr>
+            <w:tcW w:w="2269" w:type="dxa"/>
+          </w:tcPr>
+          <w:p>
+            <w:pPr>
+              <w:pBdr>
+                <w:top w:val="none" w:sz="0" w:space="0" w:color="auto"/>
+                <w:left w:val="none" w:sz="0" w:space="0" w:color="auto"/>
+                <w:bottom w:val="none" w:sz="0" w:space="0" w:color="auto"/>
+                <w:right w:val="none" w:sz="0" w:space="0" w:color="auto"/>
+                <w:between w:val="none" w:sz="0" w:space="0" w:color="auto"/>
+                <w:bar w:val="none" w:sz="0" w:color="auto"/>
+              </w:pBdr>
+              <w:rPr>
+                <w:rFonts w:ascii="Robo" w:hAnsi="Robo"/>
+                <w:color w:val="000000"/>
+                <w:u w:color="000000"/>
+                <w:lang w:eastAsia="zh-TW"/>
+              </w:rPr>
+            </w:pPr>
+            <w:r>
+              <w:rPr>
+                <w:rFonts w:ascii="Robo" w:hAnsi="Robo"/>
+                <w:color w:val="000000"/>
+                <w:sz w:val="20"/>
+                <w:szCs w:val="20"/>
+                <w:u w:color="000000"/>
+                <w:lang w:eastAsia="zh-TW"/>
+              </w:rPr>
+              <w:t>Avg FPS (WALL)</w:t>
+            </w:r>
+          </w:p>
+        </w:tc>
+        <w:tc>
+          <w:tcPr>
+            <w:tcW w:w="1418" w:type="dxa"/>
+          </w:tcPr>
+          <w:p>
+            <w:pPr>
+              <w:pBdr>
+                <w:top w:val="none" w:sz="0" w:space="0" w:color="auto"/>
+                <w:left w:val="none" w:sz="0" w:space="0" w:color="auto"/>
+                <w:bottom w:val="none" w:sz="0" w:space="0" w:color="auto"/>
+                <w:right w:val="none" w:sz="0" w:space="0" w:color="auto"/>
+                <w:between w:val="none" w:sz="0" w:space="0" w:color="auto"/>
+                <w:bar w:val="none" w:sz="0" w:color="auto"/>
+              </w:pBdr>
+              <w:rPr>
+                <w:rFonts w:ascii="Robo" w:hAnsi="Robo"/>
+                <w:color w:val="000000"/>
+                <w:u w:color="000000"/>
+                <w:lang w:eastAsia="zh-TW"/>
+              </w:rPr>
+            </w:pPr>
+            <w:r>
+              <w:rPr>
+                <w:rFonts w:ascii="Robo" w:hAnsi="Robo"/>
+                <w:color w:val="000000"/>
+                <w:sz w:val="20"/>
+                <w:szCs w:val="20"/>
+                <w:u w:color="000000"/>
+                <w:lang w:eastAsia="zh-TW"/>
+              </w:rPr>
+              <w:t>12.258176</w:t>
+            </w:r>
+          </w:p>
+        </w:tc>
+        <w:tc>
+          <w:tcPr>
+            <w:tcW w:w="1423" w:type="dxa"/>
+          </w:tcPr>
+          <w:p>
+            <w:pPr>
+              <w:pBdr>
+                <w:top w:val="none" w:sz="0" w:space="0" w:color="auto"/>
+                <w:left w:val="none" w:sz="0" w:space="0" w:color="auto"/>
+                <w:bottom w:val="none" w:sz="0" w:space="0" w:color="auto"/>
+                <w:right w:val="none" w:sz="0" w:space="0" w:color="auto"/>
+                <w:between w:val="none" w:sz="0" w:space="0" w:color="auto"/>
+                <w:bar w:val="none" w:sz="0" w:color="auto"/>
+              </w:pBdr>
+              <w:rPr>
+                <w:rFonts w:ascii="Robo" w:hAnsi="Robo"/>
+                <w:color w:val="000000"/>
+                <w:u w:color="000000"/>
+                <w:lang w:eastAsia="zh-TW"/>
+              </w:rPr>
+            </w:pPr>
+            <w:r>
+              <w:rPr>
+                <w:rFonts w:ascii="Robo" w:hAnsi="Robo"/>
+                <w:color w:val="000000"/>
+                <w:sz w:val="20"/>
+                <w:szCs w:val="20"/>
+                <w:u w:color="000000"/>
+                <w:lang w:eastAsia="zh-TW"/>
+              </w:rPr>
+              <w:t>16.238863</w:t>
+            </w:r>
+          </w:p>
+        </w:tc>
+        <w:tc>
+          <w:tcPr>
+            <w:tcW w:w="2266" w:type="dxa"/>
+          </w:tcPr>
+          <w:p>
+            <w:pPr>
+              <w:pBdr>
+                <w:top w:val="none" w:sz="0" w:space="0" w:color="auto"/>
+                <w:left w:val="none" w:sz="0" w:space="0" w:color="auto"/>
+                <w:bottom w:val="none" w:sz="0" w:space="0" w:color="auto"/>
+                <w:right w:val="none" w:sz="0" w:space="0" w:color="auto"/>
+                <w:between w:val="none" w:sz="0" w:space="0" w:color="auto"/>
+                <w:bar w:val="none" w:sz="0" w:color="auto"/>
+              </w:pBdr>
+              <w:rPr>
+                <w:rFonts w:ascii="Robo" w:hAnsi="Robo"/>
+                <w:color w:val="000000"/>
+                <w:sz w:val="20"/>
+                <w:szCs w:val="20"/>
+                <w:u w:color="000000"/>
+                <w:lang w:eastAsia="zh-TW"/>
+              </w:rPr>
+            </w:pPr>
+            <w:r>
+              <w:rPr>
+                <w:rFonts w:ascii="Robo" w:hAnsi="Robo"/>
+                <w:color w:val="000000"/>
+                <w:sz w:val="20"/>
+                <w:szCs w:val="20"/>
+                <w:u w:color="000000"/>
+                <w:lang w:eastAsia="zh-TW"/>
+              </w:rPr>
+              <w:t>Impv. 32.5%</w:t>
+            </w:r>
+          </w:p>
+        </w:tc>
+        <w:tc>
+          <w:tcPr>
+            <w:tcW w:w="1414" w:type="dxa"/>
+          </w:tcPr>
+          <w:p>
+            <w:pPr>
+              <w:pBdr>
+                <w:top w:val="none" w:sz="0" w:space="0" w:color="auto"/>
+                <w:left w:val="none" w:sz="0" w:space="0" w:color="auto"/>
+                <w:bottom w:val="none" w:sz="0" w:space="0" w:color="auto"/>
+                <w:right w:val="none" w:sz="0" w:space="0" w:color="auto"/>
+                <w:between w:val="none" w:sz="0" w:space="0" w:color="auto"/>
+                <w:bar w:val="none" w:sz="0" w:color="auto"/>
+              </w:pBdr>
+              <w:rPr>
+                <w:rFonts w:ascii="Robo" w:hAnsi="Robo"/>
+                <w:color w:val="000000"/>
+                <w:u w:color="000000"/>
+                <w:lang w:eastAsia="zh-TW"/>
+              </w:rPr>
+            </w:pPr>
+            <w:r>
+              <w:rPr>
+                <w:rFonts w:ascii="Robo" w:hAnsi="Robo"/>
+                <w:color w:val="000000"/>
+                <w:sz w:val="20"/>
+                <w:szCs w:val="20"/>
+                <w:u w:color="000000"/>
+                <w:lang w:eastAsia="zh-TW"/>
+              </w:rPr>
+              <w:t>17.558149</w:t>
+            </w:r>
+          </w:p>
+        </w:tc>
+        <w:tc>
+          <w:tcPr>
+            <w:tcW w:w="2693" w:type="dxa"/>
+          </w:tcPr>
+          <w:p>
+            <w:pPr>
+              <w:pBdr>
+                <w:top w:val="none" w:sz="0" w:space="0" w:color="auto"/>
+                <w:left w:val="none" w:sz="0" w:space="0" w:color="auto"/>
+                <w:bottom w:val="none" w:sz="0" w:space="0" w:color="auto"/>
+                <w:right w:val="none" w:sz="0" w:space="0" w:color="auto"/>
+                <w:between w:val="none" w:sz="0" w:space="0" w:color="auto"/>
+                <w:bar w:val="none" w:sz="0" w:color="auto"/>
+              </w:pBdr>
+              <w:rPr>
+                <w:rFonts w:ascii="Robo" w:hAnsi="Robo"/>
+                <w:color w:val="000000"/>
+                <w:sz w:val="20"/>
+                <w:szCs w:val="20"/>
+                <w:u w:color="000000"/>
+                <w:lang w:eastAsia="zh-TW"/>
+              </w:rPr>
+            </w:pPr>
+            <w:r>
+              <w:rPr>
+                <w:rFonts w:ascii="Robo" w:hAnsi="Robo"/>
+                <w:color w:val="000000"/>
+                <w:sz w:val="20"/>
+                <w:szCs w:val="20"/>
+                <w:u w:color="000000"/>
+                <w:lang w:eastAsia="zh-TW"/>
+              </w:rPr>
+              <w:t>Impv. 43.3%</w:t>
+            </w:r>
+          </w:p>
+        </w:tc>
+      </w:tr>
+      <w:tr>
+        <w:tc>
+          <w:tcPr>
+            <w:tcW w:w="2269" w:type="dxa"/>
+          </w:tcPr>
+          <w:p>
+            <w:pPr>
+              <w:pBdr>
+                <w:top w:val="none" w:sz="0" w:space="0" w:color="auto"/>
+                <w:left w:val="none" w:sz="0" w:space="0" w:color="auto"/>
+                <w:bottom w:val="none" w:sz="0" w:space="0" w:color="auto"/>
+                <w:right w:val="none" w:sz="0" w:space="0" w:color="auto"/>
+                <w:between w:val="none" w:sz="0" w:space="0" w:color="auto"/>
+                <w:bar w:val="none" w:sz="0" w:color="auto"/>
+              </w:pBdr>
+              <w:rPr>
+                <w:rFonts w:ascii="Robo" w:hAnsi="Robo"/>
+                <w:color w:val="000000"/>
+                <w:u w:color="000000"/>
+                <w:lang w:eastAsia="zh-TW"/>
+              </w:rPr>
+            </w:pPr>
+            <w:r>
+              <w:rPr>
+                <w:rFonts w:ascii="Robo" w:hAnsi="Robo"/>
+                <w:color w:val="000000"/>
+                <w:sz w:val="20"/>
+                <w:szCs w:val="20"/>
+                <w:u w:color="000000"/>
+                <w:lang w:eastAsia="zh-TW"/>
+              </w:rPr>
+              <w:t>Avg FPS (CPU)</w:t>
+            </w:r>
+          </w:p>
+        </w:tc>
+        <w:tc>
+          <w:tcPr>
+            <w:tcW w:w="1418" w:type="dxa"/>
+          </w:tcPr>
+          <w:p>
+            <w:pPr>
+              <w:pBdr>
+                <w:top w:val="none" w:sz="0" w:space="0" w:color="auto"/>
+                <w:left w:val="none" w:sz="0" w:space="0" w:color="auto"/>
+                <w:bottom w:val="none" w:sz="0" w:space="0" w:color="auto"/>
+                <w:right w:val="none" w:sz="0" w:space="0" w:color="auto"/>
+                <w:between w:val="none" w:sz="0" w:space="0" w:color="auto"/>
+                <w:bar w:val="none" w:sz="0" w:color="auto"/>
+              </w:pBdr>
+              <w:rPr>
+                <w:rFonts w:ascii="Robo" w:hAnsi="Robo"/>
+                <w:color w:val="000000"/>
+                <w:u w:color="000000"/>
+                <w:lang w:eastAsia="zh-TW"/>
+              </w:rPr>
+            </w:pPr>
+            <w:r>
+              <w:rPr>
+                <w:rFonts w:ascii="Robo" w:hAnsi="Robo"/>
+                <w:color w:val="000000"/>
+                <w:sz w:val="20"/>
+                <w:szCs w:val="20"/>
+                <w:u w:color="000000"/>
+                <w:lang w:eastAsia="zh-TW"/>
+              </w:rPr>
+              <w:t>12.224819</w:t>
+            </w:r>
+          </w:p>
+        </w:tc>
+        <w:tc>
+          <w:tcPr>
+            <w:tcW w:w="1423" w:type="dxa"/>
+          </w:tcPr>
+          <w:p>
+            <w:pPr>
+              <w:pBdr>
+                <w:top w:val="none" w:sz="0" w:space="0" w:color="auto"/>
+                <w:left w:val="none" w:sz="0" w:space="0" w:color="auto"/>
+                <w:bottom w:val="none" w:sz="0" w:space="0" w:color="auto"/>
+                <w:right w:val="none" w:sz="0" w:space="0" w:color="auto"/>
+                <w:between w:val="none" w:sz="0" w:space="0" w:color="auto"/>
+                <w:bar w:val="none" w:sz="0" w:color="auto"/>
+              </w:pBdr>
+              <w:rPr>
+                <w:rFonts w:ascii="Robo" w:hAnsi="Robo"/>
+                <w:color w:val="000000"/>
+                <w:u w:color="000000"/>
+                <w:lang w:eastAsia="zh-TW"/>
+              </w:rPr>
+            </w:pPr>
+            <w:r>
+              <w:rPr>
+                <w:rFonts w:ascii="Robo" w:hAnsi="Robo"/>
+                <w:color w:val="000000"/>
+                <w:sz w:val="20"/>
+                <w:szCs w:val="20"/>
+                <w:u w:color="000000"/>
+                <w:lang w:eastAsia="zh-TW"/>
+              </w:rPr>
+              <w:t>10.701446</w:t>
+            </w:r>
+          </w:p>
+        </w:tc>
+        <w:tc>
+          <w:tcPr>
+            <w:tcW w:w="2266" w:type="dxa"/>
+            <w:shd w:val="clear" w:color="auto" w:fill="EE0000"/>
+          </w:tcPr>
+          <w:p>
+            <w:pPr>
+              <w:pBdr>
+                <w:top w:val="none" w:sz="0" w:space="0" w:color="auto"/>
+                <w:left w:val="none" w:sz="0" w:space="0" w:color="auto"/>
+                <w:bottom w:val="none" w:sz="0" w:space="0" w:color="auto"/>
+                <w:right w:val="none" w:sz="0" w:space="0" w:color="auto"/>
+                <w:between w:val="none" w:sz="0" w:space="0" w:color="auto"/>
+                <w:bar w:val="none" w:sz="0" w:color="auto"/>
+              </w:pBdr>
+              <w:rPr>
+                <w:rFonts w:ascii="Robo" w:hAnsi="Robo"/>
+                <w:color w:val="000000"/>
+                <w:sz w:val="20"/>
+                <w:szCs w:val="20"/>
+                <w:u w:color="000000"/>
+                <w:lang w:eastAsia="zh-TW"/>
+              </w:rPr>
+            </w:pPr>
+            <w:r>
+              <w:rPr>
+                <w:rFonts w:ascii="Robo" w:hAnsi="Robo"/>
+                <w:color w:val="000000"/>
+                <w:sz w:val="20"/>
+                <w:szCs w:val="20"/>
+                <w:u w:color="000000"/>
+                <w:lang w:eastAsia="zh-TW"/>
+              </w:rPr>
+              <w:t>Detero. 12.5%</w:t>
+            </w:r>
+          </w:p>
+        </w:tc>
+        <w:tc>
+          <w:tcPr>
+            <w:tcW w:w="1414" w:type="dxa"/>
+          </w:tcPr>
+          <w:p>
+            <w:pPr>
+              <w:pBdr>
+                <w:top w:val="none" w:sz="0" w:space="0" w:color="auto"/>
+                <w:left w:val="none" w:sz="0" w:space="0" w:color="auto"/>
+                <w:bottom w:val="none" w:sz="0" w:space="0" w:color="auto"/>
+                <w:right w:val="none" w:sz="0" w:space="0" w:color="auto"/>
+                <w:between w:val="none" w:sz="0" w:space="0" w:color="auto"/>
+                <w:bar w:val="none" w:sz="0" w:color="auto"/>
+              </w:pBdr>
+              <w:rPr>
+                <w:rFonts w:ascii="Robo" w:hAnsi="Robo"/>
+                <w:color w:val="000000"/>
+                <w:u w:color="000000"/>
+                <w:lang w:eastAsia="zh-TW"/>
+              </w:rPr>
+            </w:pPr>
+            <w:r>
+              <w:rPr>
+                <w:rFonts w:ascii="Robo" w:hAnsi="Robo"/>
+                <w:color w:val="000000"/>
+                <w:sz w:val="20"/>
+                <w:szCs w:val="20"/>
+                <w:u w:color="000000"/>
+                <w:lang w:eastAsia="zh-TW"/>
+              </w:rPr>
+              <w:t>13.986383</w:t>
+            </w:r>
+          </w:p>
+        </w:tc>
+        <w:tc>
+          <w:tcPr>
+            <w:tcW w:w="2693" w:type="dxa"/>
+          </w:tcPr>
+          <w:p>
+            <w:pPr>
+              <w:pBdr>
+                <w:top w:val="none" w:sz="0" w:space="0" w:color="auto"/>
+                <w:left w:val="none" w:sz="0" w:space="0" w:color="auto"/>
+                <w:bottom w:val="none" w:sz="0" w:space="0" w:color="auto"/>
+                <w:right w:val="none" w:sz="0" w:space="0" w:color="auto"/>
+                <w:between w:val="none" w:sz="0" w:space="0" w:color="auto"/>
+                <w:bar w:val="none" w:sz="0" w:color="auto"/>
+              </w:pBdr>
+              <w:rPr>
+                <w:rFonts w:ascii="Robo" w:hAnsi="Robo"/>
+                <w:color w:val="000000"/>
+                <w:sz w:val="20"/>
+                <w:szCs w:val="20"/>
+                <w:u w:color="000000"/>
+                <w:lang w:eastAsia="zh-TW"/>
+              </w:rPr>
+            </w:pPr>
+            <w:r>
+              <w:rPr>
+                <w:rFonts w:ascii="Robo" w:hAnsi="Robo"/>
+                <w:color w:val="000000"/>
+                <w:sz w:val="20"/>
+                <w:szCs w:val="20"/>
+                <w:u w:color="000000"/>
+                <w:lang w:eastAsia="zh-TW"/>
+              </w:rPr>
+              <w:t>Impv. 14.4%</w:t>
+            </w:r>
+          </w:p>
+        </w:tc>
+      </w:tr>
+    </w:tbl>
+    <w:p>
+      <w:pPr>
+        <w:rPr>
+          <w:rFonts w:ascii="Robo" w:hAnsi="Robo"/>
+          <w:color w:val="000000"/>
+          <w:u w:color="000000"/>
+          <w:lang w:eastAsia="zh-TW"/>
+        </w:rPr>
+      </w:pPr>
+    </w:p>
+    <w:p>
+      <w:pPr>
+        <w:rPr>
+          <w:rFonts w:ascii="Robo" w:hAnsi="Robo"/>
+          <w:color w:val="000000"/>
+          <w:u w:color="000000"/>
+          <w:lang w:eastAsia="zh-TW"/>
+        </w:rPr>
+      </w:pPr>
+      <w:r>
+        <w:rPr>
+          <w:rFonts w:ascii="Robo" w:hAnsi="Robo"/>
+          <w:color w:val="000000"/>
+          <w:u w:color="000000"/>
+          <w:lang w:eastAsia="zh-TW"/>
+        </w:rPr>
+        <w:t xml:space="preserve">From our implementation and testing, we </w:t>
+      </w:r>
+      <w:r>
+        <w:rPr>
+          <w:rFonts w:ascii="Robo" w:hAnsi="Robo"/>
+          <w:color w:val="000000"/>
+          <w:u w:color="000000"/>
+          <w:lang w:eastAsia="zh-TW"/>
+        </w:rPr>
+        <w:t>notice</w:t>
+      </w:r>
+      <w:r>
+        <w:rPr>
+          <w:rFonts w:ascii="Robo" w:hAnsi="Robo"/>
+          <w:color w:val="000000"/>
+          <w:u w:color="000000"/>
+          <w:lang w:eastAsia="zh-TW"/>
+        </w:rPr>
+        <w:t>d</w:t>
+      </w:r>
+      <w:r>
+        <w:rPr>
+          <w:rFonts w:ascii="Robo" w:hAnsi="Robo"/>
+          <w:color w:val="000000"/>
+          <w:u w:color="000000"/>
+          <w:lang w:eastAsia="zh-TW"/>
+        </w:rPr>
+        <w:t xml:space="preserve"> that OMP performs worse than pthread, which is quite </w:t>
+      </w:r>
+      <w:r>
+        <w:rPr>
+          <w:rFonts w:ascii="Robo" w:hAnsi="Robo"/>
+          <w:color w:val="000000"/>
+          <w:u w:color="000000"/>
+          <w:lang w:eastAsia="zh-TW"/>
+        </w:rPr>
+        <w:t>identical</w:t>
+      </w:r>
+      <w:r>
+        <w:rPr>
+          <w:rFonts w:ascii="Robo" w:hAnsi="Robo"/>
+          <w:color w:val="000000"/>
+          <w:u w:color="000000"/>
+          <w:lang w:eastAsia="zh-TW"/>
+        </w:rPr>
+        <w:t xml:space="preserve"> in the previous “local” single image application.</w:t>
+      </w:r>
+    </w:p>
+    <w:p>
+      <w:pPr>
+        <w:rPr>
+          <w:rFonts w:ascii="Robo" w:hAnsi="Robo"/>
+          <w:color w:val="000000"/>
+          <w:u w:color="000000"/>
+          <w:lang w:eastAsia="zh-TW"/>
+        </w:rPr>
+      </w:pPr>
+      <w:r>
+        <w:rPr>
+          <w:rFonts w:ascii="Robo" w:hAnsi="Robo"/>
+          <w:color w:val="000000"/>
+          <w:u w:color="000000"/>
+          <w:lang w:eastAsia="zh-TW"/>
+        </w:rPr>
+        <w:t xml:space="preserve">However, we get </w:t>
+      </w:r>
+      <w:proofErr w:type="gramStart"/>
+      <w:r>
+        <w:rPr>
+          <w:rFonts w:ascii="Robo" w:hAnsi="Robo"/>
+          <w:color w:val="000000"/>
+          <w:u w:color="000000"/>
+          <w:lang w:eastAsia="zh-TW"/>
+        </w:rPr>
+        <w:t>wall time</w:t>
+      </w:r>
+      <w:proofErr w:type="gramEnd"/>
+      <w:r>
+        <w:rPr>
+          <w:rFonts w:ascii="Robo" w:hAnsi="Robo"/>
+          <w:color w:val="000000"/>
+          <w:u w:color="000000"/>
+          <w:lang w:eastAsia="zh-TW"/>
+        </w:rPr>
+        <w:t xml:space="preserve"> improvement in both implementations.</w:t>
+      </w:r>
+    </w:p>
+    <w:p>
+      <w:pPr>
+        <w:rPr>
+          <w:rFonts w:ascii="Robo" w:eastAsia="Calibri" w:hAnsi="Robo"/>
+          <w:b/>
+          <w:bCs/>
+          <w:color w:val="000000"/>
+          <w:sz w:val="36"/>
+          <w:szCs w:val="36"/>
+          <w:u w:color="000000"/>
+          <w:lang w:eastAsia="zh-CN"/>
+        </w:rPr>
+      </w:pPr>
+      <w:r>
+        <w:rPr>
+          <w:rFonts w:ascii="Robo" w:hAnsi="Robo"/>
+          <w:b/>
+          <w:bCs/>
+          <w:sz w:val="36"/>
+          <w:szCs w:val="36"/>
+        </w:rPr>
+        <w:br w:type="page"/>
+      </w:r>
     </w:p>
     <w:p>
       <w:pPr>
@@ -5709,6 +8710,7 @@
           <w:sz w:val="36"/>
           <w:szCs w:val="36"/>
         </w:rPr>
+        <w:lastRenderedPageBreak/>
         <w:t>Problems and Discussion</w:t>
       </w:r>
       <w:r>
@@ -5763,57 +8765,7 @@
         <w:rPr>
           <w:rFonts w:ascii="Robo" w:hAnsi="Robo"/>
         </w:rPr>
-        <w:t>First,</w:t>
-      </w:r>
-      <w:r>
-        <w:rPr>
-          <w:rFonts w:ascii="Robo" w:hAnsi="Robo"/>
-        </w:rPr>
-        <w:t xml:space="preserve"> </w:t>
-      </w:r>
-      <w:r>
-        <w:rPr>
-          <w:rFonts w:ascii="Robo" w:hAnsi="Robo"/>
-        </w:rPr>
-        <w:t>we</w:t>
-      </w:r>
-      <w:r>
-        <w:rPr>
-          <w:rFonts w:ascii="Robo" w:hAnsi="Robo"/>
-        </w:rPr>
-        <w:t xml:space="preserve"> </w:t>
-      </w:r>
-      <w:r>
-        <w:rPr>
-          <w:rFonts w:ascii="Robo" w:hAnsi="Robo"/>
-        </w:rPr>
-        <w:t>were</w:t>
-      </w:r>
-      <w:r>
-        <w:rPr>
-          <w:rFonts w:ascii="Robo" w:hAnsi="Robo"/>
-        </w:rPr>
-        <w:t xml:space="preserve"> a little stuck by the camera library but that was an easy fix </w:t>
-      </w:r>
-      <w:r>
-        <w:rPr>
-          <w:rFonts w:ascii="Robo" w:hAnsi="Robo"/>
-        </w:rPr>
-        <w:t xml:space="preserve">by switching to </w:t>
-      </w:r>
-      <w:proofErr w:type="spellStart"/>
-      <w:r>
-        <w:rPr>
-          <w:rFonts w:ascii="Robo" w:hAnsi="Robo"/>
-        </w:rPr>
-        <w:t>libcamera</w:t>
-      </w:r>
-      <w:proofErr w:type="spellEnd"/>
-      <w:r>
-        <w:rPr>
-          <w:rFonts w:ascii="Robo" w:hAnsi="Robo"/>
-        </w:rPr>
-        <w:t>.</w:t>
+        <w:t>F</w:t>
       </w:r>
     </w:p>
     <w:p>
@@ -5823,68 +8775,6 @@
           <w:rFonts w:ascii="Robo" w:hAnsi="Robo"/>
         </w:rPr>
       </w:pPr>
-      <w:r>
-        <w:rPr>
-          <w:rFonts w:ascii="Robo" w:hAnsi="Robo"/>
-        </w:rPr>
-        <w:t xml:space="preserve">Setting up the repository took </w:t>
-      </w:r>
-      <w:r>
-        <w:rPr>
-          <w:rFonts w:ascii="Robo" w:hAnsi="Robo"/>
-        </w:rPr>
-        <w:t>us</w:t>
-      </w:r>
-      <w:r>
-        <w:rPr>
-          <w:rFonts w:ascii="Robo" w:hAnsi="Robo"/>
-        </w:rPr>
-        <w:t xml:space="preserve"> a little bit of time since </w:t>
-      </w:r>
-      <w:r>
-        <w:rPr>
-          <w:rFonts w:ascii="Robo" w:hAnsi="Robo"/>
-        </w:rPr>
-        <w:t>we</w:t>
-      </w:r>
-      <w:r>
-        <w:rPr>
-          <w:rFonts w:ascii="Robo" w:hAnsi="Robo"/>
-        </w:rPr>
-        <w:t xml:space="preserve"> </w:t>
-      </w:r>
-      <w:r>
-        <w:rPr>
-          <w:rFonts w:ascii="Robo" w:hAnsi="Robo"/>
-        </w:rPr>
-        <w:t xml:space="preserve">would need the passkey to operate git access on </w:t>
-      </w:r>
-      <w:r>
-        <w:rPr>
-          <w:rFonts w:ascii="Robo" w:hAnsi="Robo"/>
-        </w:rPr>
-        <w:t>the</w:t>
-      </w:r>
-      <w:r>
-        <w:rPr>
-          <w:rFonts w:ascii="Robo" w:hAnsi="Robo"/>
-        </w:rPr>
-        <w:t xml:space="preserve"> RPi.</w:t>
-      </w:r>
-    </w:p>
-    <w:p>
-      <w:pPr>
-        <w:pStyle w:val="a0"/>
-        <w:rPr>
-          <w:rFonts w:ascii="Robo" w:hAnsi="Robo"/>
-        </w:rPr>
-      </w:pPr>
-      <w:r>
-        <w:rPr>
-          <w:rFonts w:ascii="Robo" w:hAnsi="Robo"/>
-        </w:rPr>
-        <w:t>Other parts are fine and clear.</w:t>
-      </w:r>
     </w:p>
     <w:p>
       <w:pPr>
@@ -5953,7 +8843,7 @@
         <w:rPr>
           <w:rFonts w:ascii="Robo" w:hAnsi="Robo"/>
         </w:rPr>
-        <w:t>After setting up the environment and RPi, the camera functioned as expected.</w:t>
+        <w:t>A</w:t>
       </w:r>
     </w:p>
     <w:p>
@@ -5967,57 +8857,7 @@
         <w:rPr>
           <w:rFonts w:ascii="Robo" w:hAnsi="Robo"/>
         </w:rPr>
-        <w:t xml:space="preserve">After testing canny with different parameters, </w:t>
-      </w:r>
-      <w:r>
-        <w:rPr>
-          <w:rFonts w:ascii="Robo" w:hAnsi="Robo"/>
-        </w:rPr>
-        <w:t>we</w:t>
-      </w:r>
-      <w:r>
-        <w:rPr>
-          <w:rFonts w:ascii="Robo" w:hAnsi="Robo"/>
-        </w:rPr>
-        <w:t xml:space="preserve"> </w:t>
-      </w:r>
-      <w:r>
-        <w:rPr>
-          <w:rFonts w:ascii="Robo" w:hAnsi="Robo"/>
-        </w:rPr>
-        <w:t xml:space="preserve">came up with the conclusion that the &lt;sigma&gt; </w:t>
-      </w:r>
-      <w:r>
-        <w:rPr>
-          <w:rFonts w:ascii="Robo" w:hAnsi="Robo"/>
-        </w:rPr>
-        <w:t>defines the magnitude of smoothing; &lt;</w:t>
-      </w:r>
-      <w:proofErr w:type="spellStart"/>
-      <w:r>
-        <w:rPr>
-          <w:rFonts w:ascii="Robo" w:hAnsi="Robo"/>
-        </w:rPr>
-        <w:t>tlow</w:t>
-      </w:r>
-      <w:proofErr w:type="spellEnd"/>
-      <w:r>
-        <w:rPr>
-          <w:rFonts w:ascii="Robo" w:hAnsi="Robo"/>
-        </w:rPr>
-        <w:t xml:space="preserve">&gt; defines the </w:t>
-      </w:r>
-      <w:r>
-        <w:rPr>
-          <w:rFonts w:ascii="Robo" w:hAnsi="Robo"/>
-        </w:rPr>
-        <w:t>low</w:t>
-      </w:r>
-      <w:r>
-        <w:rPr>
-          <w:rFonts w:ascii="Robo" w:hAnsi="Robo"/>
-        </w:rPr>
-        <w:t>er threshold to remove an edge; &lt;thigh&gt; defines the higher threshold to keep an edge.</w:t>
+        <w:t>.</w:t>
       </w:r>
     </w:p>
     <w:p>
@@ -7234,6 +10074,95 @@
       <w:rPr>
         <w:rFonts w:ascii="Wingdings" w:hAnsi="Wingdings" w:hint="default"/>
       </w:rPr>
+    </w:lvl>
+  </w:abstractNum>
+  <w:abstractNum w:abstractNumId="11" w15:restartNumberingAfterBreak="0">
+    <w:nsid w:val="7FA957A5"/>
+    <w:multiLevelType w:val="hybridMultilevel"/>
+    <w:tmpl w:val="F692C1B8"/>
+    <w:lvl w:ilvl="0" w:tplc="080404CC">
+      <w:start w:val="1"/>
+      <w:numFmt w:val="decimal"/>
+      <w:lvlText w:val="%1."/>
+      <w:lvlJc w:val="left"/>
+      <w:pPr>
+        <w:ind w:left="360" w:hanging="360"/>
+      </w:pPr>
+      <w:rPr>
+        <w:rFonts w:hint="default"/>
+      </w:rPr>
+    </w:lvl>
+    <w:lvl w:ilvl="1" w:tplc="0409001B">
+      <w:start w:val="1"/>
+      <w:numFmt w:val="lowerRoman"/>
+      <w:lvlText w:val="%2."/>
+      <w:lvlJc w:val="right"/>
+      <w:pPr>
+        <w:ind w:left="960" w:hanging="480"/>
+      </w:pPr>
+    </w:lvl>
+    <w:lvl w:ilvl="2" w:tplc="0409001B" w:tentative="1">
+      <w:start w:val="1"/>
+      <w:numFmt w:val="lowerRoman"/>
+      <w:lvlText w:val="%3."/>
+      <w:lvlJc w:val="right"/>
+      <w:pPr>
+        <w:ind w:left="1440" w:hanging="480"/>
+      </w:pPr>
+    </w:lvl>
+    <w:lvl w:ilvl="3" w:tplc="0409000F" w:tentative="1">
+      <w:start w:val="1"/>
+      <w:numFmt w:val="decimal"/>
+      <w:lvlText w:val="%4."/>
+      <w:lvlJc w:val="left"/>
+      <w:pPr>
+        <w:ind w:left="1920" w:hanging="480"/>
+      </w:pPr>
+    </w:lvl>
+    <w:lvl w:ilvl="4" w:tplc="04090019" w:tentative="1">
+      <w:start w:val="1"/>
+      <w:numFmt w:val="ideographTraditional"/>
+      <w:lvlText w:val="%5、"/>
+      <w:lvlJc w:val="left"/>
+      <w:pPr>
+        <w:ind w:left="2400" w:hanging="480"/>
+      </w:pPr>
+    </w:lvl>
+    <w:lvl w:ilvl="5" w:tplc="0409001B" w:tentative="1">
+      <w:start w:val="1"/>
+      <w:numFmt w:val="lowerRoman"/>
+      <w:lvlText w:val="%6."/>
+      <w:lvlJc w:val="right"/>
+      <w:pPr>
+        <w:ind w:left="2880" w:hanging="480"/>
+      </w:pPr>
+    </w:lvl>
+    <w:lvl w:ilvl="6" w:tplc="0409000F" w:tentative="1">
+      <w:start w:val="1"/>
+      <w:numFmt w:val="decimal"/>
+      <w:lvlText w:val="%7."/>
+      <w:lvlJc w:val="left"/>
+      <w:pPr>
+        <w:ind w:left="3360" w:hanging="480"/>
+      </w:pPr>
+    </w:lvl>
+    <w:lvl w:ilvl="7" w:tplc="04090019" w:tentative="1">
+      <w:start w:val="1"/>
+      <w:numFmt w:val="ideographTraditional"/>
+      <w:lvlText w:val="%8、"/>
+      <w:lvlJc w:val="left"/>
+      <w:pPr>
+        <w:ind w:left="3840" w:hanging="480"/>
+      </w:pPr>
+    </w:lvl>
+    <w:lvl w:ilvl="8" w:tplc="0409001B" w:tentative="1">
+      <w:start w:val="1"/>
+      <w:numFmt w:val="lowerRoman"/>
+      <w:lvlText w:val="%9."/>
+      <w:lvlJc w:val="right"/>
+      <w:pPr>
+        <w:ind w:left="4320" w:hanging="480"/>
+      </w:pPr>
     </w:lvl>
   </w:abstractNum>
   <w:num w:numId="1" w16cid:durableId="292563692">
@@ -7280,6 +10209,9 @@
     <w:lvlOverride w:ilvl="0">
       <w:startOverride w:val="1"/>
     </w:lvlOverride>
+  </w:num>
+  <w:num w:numId="14" w16cid:durableId="718096194">
+    <w:abstractNumId w:val="11"/>
   </w:num>
 </w:numbering>
 </file>

--- a/WEEK2/Embedded_SW_Project2_Report.docx
+++ b/WEEK2/Embedded_SW_Project2_Report.docx
@@ -6,7 +6,7 @@
       <w:pPr>
         <w:pStyle w:val="af0"/>
         <w:rPr>
-          <w:rFonts w:ascii="Robo" w:hAnsi="Robo"/>
+          <w:rFonts w:ascii="Robo" w:hAnsi="Robo" w:hint="eastAsia"/>
         </w:rPr>
       </w:pPr>
       <w:r>
@@ -43,7 +43,7 @@
     <w:p>
       <w:pPr>
         <w:rPr>
-          <w:rFonts w:ascii="Robo" w:hAnsi="Robo"/>
+          <w:rFonts w:ascii="Robo" w:hAnsi="Robo" w:hint="eastAsia"/>
         </w:rPr>
       </w:pPr>
     </w:p>
@@ -51,7 +51,7 @@
       <w:pPr>
         <w:jc w:val="center"/>
         <w:rPr>
-          <w:rFonts w:ascii="Robo" w:hAnsi="Robo"/>
+          <w:rFonts w:ascii="Robo" w:hAnsi="Robo" w:hint="eastAsia"/>
           <w:lang w:eastAsia="zh-CN"/>
         </w:rPr>
       </w:pPr>
@@ -67,7 +67,7 @@
       <w:pPr>
         <w:jc w:val="center"/>
         <w:rPr>
-          <w:rFonts w:ascii="Robo" w:hAnsi="Robo"/>
+          <w:rFonts w:ascii="Robo" w:hAnsi="Robo" w:hint="eastAsia"/>
           <w:lang w:eastAsia="zh-CN"/>
         </w:rPr>
       </w:pPr>
@@ -173,25 +173,7 @@
           <w:sz w:val="24"/>
           <w:szCs w:val="24"/>
         </w:rPr>
-        <w:t xml:space="preserve">improvement </w:t>
-      </w:r>
-      <w:proofErr w:type="gramStart"/>
-      <w:r>
-        <w:rPr>
-          <w:rFonts w:ascii="Robo" w:hAnsi="Robo" w:cs="Times New Roman"/>
-          <w:sz w:val="24"/>
-          <w:szCs w:val="24"/>
-        </w:rPr>
-        <w:t>of</w:t>
-      </w:r>
-      <w:proofErr w:type="gramEnd"/>
-      <w:r>
-        <w:rPr>
-          <w:rFonts w:ascii="Robo" w:hAnsi="Robo" w:cs="Times New Roman"/>
-          <w:sz w:val="24"/>
-          <w:szCs w:val="24"/>
-        </w:rPr>
-        <w:t xml:space="preserve"> performance</w:t>
+        <w:t>improvement of performance</w:t>
       </w:r>
       <w:r>
         <w:rPr>
@@ -444,25 +426,131 @@
           <w:b/>
           <w:bCs/>
         </w:rPr>
-        <w:t xml:space="preserve">Step 2 – Understanding the modifications on </w:t>
-      </w:r>
-      <w:proofErr w:type="spellStart"/>
-      <w:r>
-        <w:rPr>
-          <w:rFonts w:ascii="Robo" w:hAnsi="Robo"/>
-          <w:b/>
-          <w:bCs/>
-        </w:rPr>
-        <w:t>canny_local.c</w:t>
-      </w:r>
-      <w:proofErr w:type="spellEnd"/>
-      <w:r>
-        <w:rPr>
-          <w:rFonts w:ascii="Robo" w:hAnsi="Robo"/>
-          <w:b/>
-          <w:bCs/>
-        </w:rPr>
-        <w:t xml:space="preserve"> with OpenMP</w:t>
+        <w:t>Step 1 – Learning the basics of multi-thread programming with OpenMP</w:t>
+      </w:r>
+    </w:p>
+    <w:p>
+      <w:pPr>
+        <w:rPr>
+          <w:rFonts w:ascii="Robo" w:hAnsi="Robo"/>
+          <w:b/>
+          <w:bCs/>
+        </w:rPr>
+      </w:pPr>
+    </w:p>
+    <w:p>
+      <w:pPr>
+        <w:jc w:val="both"/>
+        <w:rPr>
+          <w:rFonts w:ascii="Robo" w:hAnsi="Robo"/>
+        </w:rPr>
+      </w:pPr>
+      <w:r>
+        <w:rPr>
+          <w:rFonts w:ascii="Robo" w:hAnsi="Robo"/>
+        </w:rPr>
+        <w:t xml:space="preserve">OpenMP is a simple way to use multiple CPU cores by adding </w:t>
+      </w:r>
+      <w:r>
+        <w:rPr>
+          <w:rFonts w:ascii="Robo" w:hAnsi="Robo"/>
+        </w:rPr>
+        <w:t>instructions</w:t>
+      </w:r>
+      <w:r>
+        <w:rPr>
+          <w:rFonts w:ascii="Robo" w:hAnsi="Robo"/>
+        </w:rPr>
+        <w:t xml:space="preserve"> to existing code instead of rewriting i</w:t>
+      </w:r>
+      <w:r>
+        <w:rPr>
+          <w:rFonts w:ascii="Robo" w:hAnsi="Robo"/>
+        </w:rPr>
+        <w:t>t</w:t>
+      </w:r>
+      <w:r>
+        <w:rPr>
+          <w:rFonts w:ascii="Robo" w:hAnsi="Robo"/>
+        </w:rPr>
+        <w:t xml:space="preserve">. </w:t>
+      </w:r>
+      <w:r>
+        <w:rPr>
+          <w:rFonts w:ascii="Robo" w:hAnsi="Robo"/>
+        </w:rPr>
+        <w:t>OpenMP</w:t>
+      </w:r>
+      <w:r>
+        <w:rPr>
+          <w:rFonts w:ascii="Robo" w:hAnsi="Robo"/>
+        </w:rPr>
+        <w:t xml:space="preserve"> follows a fork–join model, where the program starts with one thread, creates multiple threads to execute parallel regions, and then joins back into a single thread. Parallel behavior is controlled mainly through #pragma </w:t>
+      </w:r>
+      <w:r>
+        <w:rPr>
+          <w:rFonts w:ascii="Robo" w:hAnsi="Robo"/>
+        </w:rPr>
+        <w:t>instructions</w:t>
+      </w:r>
+      <w:r>
+        <w:rPr>
+          <w:rFonts w:ascii="Robo" w:hAnsi="Robo"/>
+        </w:rPr>
+        <w:t xml:space="preserve"> </w:t>
+      </w:r>
+      <w:r>
+        <w:rPr>
+          <w:rFonts w:ascii="Robo" w:hAnsi="Robo"/>
+        </w:rPr>
+        <w:t>like #pragma omp parallel, #pragma omp for, and #pragma omp critical, which tell the compiler how work should be split and synchronized. OpenMP also provides runtime API</w:t>
+      </w:r>
+      <w:r>
+        <w:rPr>
+          <w:rFonts w:ascii="Robo" w:hAnsi="Robo"/>
+        </w:rPr>
+        <w:t>s,</w:t>
+      </w:r>
+      <w:r>
+        <w:rPr>
+          <w:rFonts w:ascii="Robo" w:hAnsi="Robo"/>
+        </w:rPr>
+        <w:t xml:space="preserve"> such as omp_get_num_threads() and omp_get_thread_num(), allowing basic control and tuning of thread execution at runtime while all threads share the same memory space.</w:t>
+      </w:r>
+    </w:p>
+    <w:p>
+      <w:pPr>
+        <w:rPr>
+          <w:rFonts w:ascii="Robo" w:hAnsi="Robo"/>
+          <w:b/>
+          <w:bCs/>
+        </w:rPr>
+      </w:pPr>
+      <w:r>
+        <w:rPr>
+          <w:rFonts w:ascii="Robo" w:hAnsi="Robo" w:hint="eastAsia"/>
+          <w:b/>
+          <w:bCs/>
+        </w:rPr>
+        <w:br w:type="page"/>
+      </w:r>
+    </w:p>
+    <w:p>
+      <w:pPr>
+        <w:rPr>
+          <w:rFonts w:ascii="Robo" w:hAnsi="Robo" w:hint="eastAsia"/>
+          <w:b/>
+          <w:bCs/>
+        </w:rPr>
+      </w:pPr>
+      <w:r>
+        <w:rPr>
+          <w:rFonts w:ascii="Robo" w:hAnsi="Robo"/>
+          <w:b/>
+          <w:bCs/>
+        </w:rPr>
+        <w:lastRenderedPageBreak/>
+        <w:t>Step 2 – Understanding the modifications on canny_local.c with OpenMP</w:t>
       </w:r>
     </w:p>
     <w:tbl>
@@ -492,25 +580,23 @@
               </w:pBdr>
               <w:jc w:val="center"/>
               <w:rPr>
+                <w:rFonts w:ascii="Robo" w:hAnsi="Robo" w:hint="eastAsia"/>
+                <w:b/>
+                <w:bCs/>
+                <w:sz w:val="32"/>
+                <w:szCs w:val="32"/>
+              </w:rPr>
+            </w:pPr>
+            <w:r>
+              <w:rPr>
                 <w:rFonts w:ascii="Robo" w:hAnsi="Robo"/>
                 <w:b/>
                 <w:bCs/>
                 <w:sz w:val="32"/>
                 <w:szCs w:val="32"/>
               </w:rPr>
-            </w:pPr>
-            <w:proofErr w:type="spellStart"/>
-            <w:r>
-              <w:rPr>
-                <w:rFonts w:ascii="Robo" w:hAnsi="Robo"/>
-                <w:b/>
-                <w:bCs/>
-                <w:sz w:val="32"/>
-                <w:szCs w:val="32"/>
-              </w:rPr>
               <w:t>canny_local_omp.c</w:t>
             </w:r>
-            <w:proofErr w:type="spellEnd"/>
           </w:p>
         </w:tc>
         <w:tc>
@@ -529,25 +615,23 @@
               </w:pBdr>
               <w:jc w:val="center"/>
               <w:rPr>
+                <w:rFonts w:ascii="Robo" w:hAnsi="Robo" w:hint="eastAsia"/>
+                <w:b/>
+                <w:bCs/>
+                <w:sz w:val="32"/>
+                <w:szCs w:val="32"/>
+              </w:rPr>
+            </w:pPr>
+            <w:r>
+              <w:rPr>
                 <w:rFonts w:ascii="Robo" w:hAnsi="Robo"/>
                 <w:b/>
                 <w:bCs/>
                 <w:sz w:val="32"/>
                 <w:szCs w:val="32"/>
               </w:rPr>
-            </w:pPr>
-            <w:proofErr w:type="spellStart"/>
-            <w:r>
-              <w:rPr>
-                <w:rFonts w:ascii="Robo" w:hAnsi="Robo"/>
-                <w:b/>
-                <w:bCs/>
-                <w:sz w:val="32"/>
-                <w:szCs w:val="32"/>
-              </w:rPr>
               <w:t>canny_local_.c</w:t>
             </w:r>
-            <w:proofErr w:type="spellEnd"/>
           </w:p>
         </w:tc>
       </w:tr>
@@ -567,12 +651,13 @@
                 <w:bar w:val="none" w:sz="0" w:color="auto"/>
               </w:pBdr>
               <w:rPr>
-                <w:rFonts w:ascii="Robo" w:hAnsi="Robo"/>
+                <w:rFonts w:ascii="Robo" w:hAnsi="Robo" w:hint="eastAsia"/>
               </w:rPr>
             </w:pPr>
             <w:r>
               <w:rPr>
                 <w:rFonts w:ascii="Robo" w:hAnsi="Robo"/>
+                <w:noProof/>
               </w:rPr>
               <w:drawing>
                 <wp:inline distT="0" distB="0" distL="0" distR="0" wp14:anchorId="0726C2F8" wp14:editId="75A9E6DA">
@@ -622,42 +707,20 @@
                 <w:bar w:val="none" w:sz="0" w:color="auto"/>
               </w:pBdr>
               <w:rPr>
-                <w:rFonts w:ascii="Robo" w:hAnsi="Robo"/>
+                <w:rFonts w:ascii="Robo" w:hAnsi="Robo" w:hint="eastAsia"/>
               </w:rPr>
             </w:pPr>
             <w:r>
               <w:rPr>
                 <w:rFonts w:ascii="Robo" w:hAnsi="Robo"/>
               </w:rPr>
-              <w:t xml:space="preserve">In </w:t>
+              <w:t xml:space="preserve">In Blur_x, </w:t>
             </w:r>
-            <w:proofErr w:type="spellStart"/>
             <w:r>
               <w:rPr>
                 <w:rFonts w:ascii="Robo" w:hAnsi="Robo"/>
               </w:rPr>
-              <w:t>Blur_x</w:t>
-            </w:r>
-            <w:proofErr w:type="spellEnd"/>
-            <w:r>
-              <w:rPr>
-                <w:rFonts w:ascii="Robo" w:hAnsi="Robo"/>
-              </w:rPr>
-              <w:t xml:space="preserve">, </w:t>
-            </w:r>
-            <w:proofErr w:type="spellStart"/>
-            <w:r>
-              <w:rPr>
-                <w:rFonts w:ascii="Robo" w:hAnsi="Robo"/>
-              </w:rPr>
-              <w:t>omp</w:t>
-            </w:r>
-            <w:proofErr w:type="spellEnd"/>
-            <w:r>
-              <w:rPr>
-                <w:rFonts w:ascii="Robo" w:hAnsi="Robo"/>
-              </w:rPr>
-              <w:t xml:space="preserve"> is implemented to </w:t>
+              <w:t xml:space="preserve">omp is implemented to </w:t>
             </w:r>
             <w:r>
               <w:rPr>
@@ -683,42 +746,14 @@
                 <w:bar w:val="none" w:sz="0" w:color="auto"/>
               </w:pBdr>
               <w:rPr>
+                <w:rFonts w:ascii="Robo" w:hAnsi="Robo" w:hint="eastAsia"/>
+              </w:rPr>
+            </w:pPr>
+            <w:r>
+              <w:rPr>
                 <w:rFonts w:ascii="Robo" w:hAnsi="Robo"/>
               </w:rPr>
-            </w:pPr>
-            <w:proofErr w:type="spellStart"/>
-            <w:r>
-              <w:rPr>
-                <w:rFonts w:ascii="Robo" w:hAnsi="Robo"/>
-              </w:rPr>
-              <w:t>omp_set_dynamic</w:t>
-            </w:r>
-            <w:proofErr w:type="spellEnd"/>
-            <w:r>
-              <w:rPr>
-                <w:rFonts w:ascii="Robo" w:hAnsi="Robo"/>
-              </w:rPr>
-              <w:t>(0)</w:t>
-            </w:r>
-            <w:r>
-              <w:rPr>
-                <w:rFonts w:ascii="Robo" w:hAnsi="Robo"/>
-              </w:rPr>
-              <w:t xml:space="preserve"> configured </w:t>
-            </w:r>
-            <w:proofErr w:type="spellStart"/>
-            <w:r>
-              <w:rPr>
-                <w:rFonts w:ascii="Robo" w:hAnsi="Robo"/>
-              </w:rPr>
-              <w:t>omp</w:t>
-            </w:r>
-            <w:proofErr w:type="spellEnd"/>
-            <w:r>
-              <w:rPr>
-                <w:rFonts w:ascii="Robo" w:hAnsi="Robo"/>
-              </w:rPr>
-              <w:t xml:space="preserve"> to not changing thread numbers dynamically unless limited by hardware resource.</w:t>
+              <w:t>omp_set_dynamic(0) configured omp to not changing thread numbers dynamically unless limited by hardware resource.</w:t>
             </w:r>
           </w:p>
         </w:tc>
@@ -737,12 +772,13 @@
                 <w:bar w:val="none" w:sz="0" w:color="auto"/>
               </w:pBdr>
               <w:rPr>
-                <w:rFonts w:ascii="Robo" w:hAnsi="Robo"/>
+                <w:rFonts w:ascii="Robo" w:hAnsi="Robo" w:hint="eastAsia"/>
               </w:rPr>
             </w:pPr>
             <w:r>
               <w:rPr>
                 <w:rFonts w:ascii="Robo" w:hAnsi="Robo"/>
+                <w:noProof/>
               </w:rPr>
               <w:drawing>
                 <wp:inline distT="0" distB="0" distL="0" distR="0" wp14:anchorId="57A137B5" wp14:editId="14F9102B">
@@ -792,7 +828,7 @@
                 <w:bar w:val="none" w:sz="0" w:color="auto"/>
               </w:pBdr>
               <w:rPr>
-                <w:rFonts w:ascii="Robo" w:hAnsi="Robo"/>
+                <w:rFonts w:ascii="Robo" w:hAnsi="Robo" w:hint="eastAsia"/>
               </w:rPr>
             </w:pPr>
             <w:r>
@@ -820,12 +856,13 @@
                 <w:bar w:val="none" w:sz="0" w:color="auto"/>
               </w:pBdr>
               <w:rPr>
-                <w:rFonts w:ascii="Robo" w:hAnsi="Robo"/>
+                <w:rFonts w:ascii="Robo" w:hAnsi="Robo" w:hint="eastAsia"/>
               </w:rPr>
             </w:pPr>
             <w:r>
               <w:rPr>
                 <w:rFonts w:ascii="Robo" w:hAnsi="Robo"/>
+                <w:noProof/>
               </w:rPr>
               <w:drawing>
                 <wp:inline distT="0" distB="0" distL="0" distR="0" wp14:anchorId="263ACD76" wp14:editId="4B3CE174">
@@ -875,7 +912,7 @@
                 <w:bar w:val="none" w:sz="0" w:color="auto"/>
               </w:pBdr>
               <w:rPr>
-                <w:rFonts w:ascii="Robo" w:hAnsi="Robo"/>
+                <w:rFonts w:ascii="Robo" w:hAnsi="Robo" w:hint="eastAsia"/>
               </w:rPr>
             </w:pPr>
             <w:r>
@@ -937,7 +974,7 @@
                 <w:bar w:val="none" w:sz="0" w:color="auto"/>
               </w:pBdr>
               <w:rPr>
-                <w:rFonts w:ascii="Robo" w:hAnsi="Robo"/>
+                <w:rFonts w:ascii="Robo" w:hAnsi="Robo" w:hint="eastAsia"/>
               </w:rPr>
             </w:pPr>
             <w:r>
@@ -965,12 +1002,13 @@
                 <w:bar w:val="none" w:sz="0" w:color="auto"/>
               </w:pBdr>
               <w:rPr>
-                <w:rFonts w:ascii="Robo" w:hAnsi="Robo"/>
+                <w:rFonts w:ascii="Robo" w:hAnsi="Robo" w:hint="eastAsia"/>
               </w:rPr>
             </w:pPr>
             <w:r>
               <w:rPr>
                 <w:rFonts w:ascii="Robo" w:hAnsi="Robo"/>
+                <w:noProof/>
               </w:rPr>
               <w:drawing>
                 <wp:inline distT="0" distB="0" distL="0" distR="0" wp14:anchorId="7F4401FB" wp14:editId="4BCB9CB8">
@@ -1020,48 +1058,20 @@
                 <w:bar w:val="none" w:sz="0" w:color="auto"/>
               </w:pBdr>
               <w:rPr>
-                <w:rFonts w:ascii="Robo" w:hAnsi="Robo"/>
+                <w:rFonts w:ascii="Robo" w:hAnsi="Robo" w:hint="eastAsia"/>
               </w:rPr>
             </w:pPr>
             <w:r>
               <w:rPr>
                 <w:rFonts w:ascii="Robo" w:hAnsi="Robo"/>
               </w:rPr>
-              <w:t xml:space="preserve">#pragma </w:t>
-            </w:r>
-            <w:proofErr w:type="spellStart"/>
-            <w:r>
-              <w:rPr>
-                <w:rFonts w:ascii="Robo" w:hAnsi="Robo"/>
-              </w:rPr>
-              <w:t>omp</w:t>
-            </w:r>
-            <w:proofErr w:type="spellEnd"/>
-            <w:r>
-              <w:rPr>
-                <w:rFonts w:ascii="Robo" w:hAnsi="Robo"/>
-              </w:rPr>
-              <w:t xml:space="preserve"> for</w:t>
+              <w:t>#pragma omp for</w:t>
             </w:r>
             <w:r>
               <w:rPr>
                 <w:rFonts w:ascii="Robo" w:hAnsi="Robo"/>
               </w:rPr>
-              <w:t xml:space="preserve">… </w:t>
-            </w:r>
-            <w:proofErr w:type="spellStart"/>
-            <w:r>
-              <w:rPr>
-                <w:rFonts w:ascii="Robo" w:hAnsi="Robo"/>
-              </w:rPr>
-              <w:t>dertermins</w:t>
-            </w:r>
-            <w:proofErr w:type="spellEnd"/>
-            <w:r>
-              <w:rPr>
-                <w:rFonts w:ascii="Robo" w:hAnsi="Robo"/>
-              </w:rPr>
-              <w:t xml:space="preserve"> the for loop to be run separately in each thread. </w:t>
+              <w:t xml:space="preserve">… dertermins the for loop to be run separately in each thread. </w:t>
             </w:r>
             <w:r>
               <w:rPr>
@@ -1092,7 +1102,7 @@
                 <w:bar w:val="none" w:sz="0" w:color="auto"/>
               </w:pBdr>
               <w:rPr>
-                <w:rFonts w:ascii="Robo" w:hAnsi="Robo"/>
+                <w:rFonts w:ascii="Robo" w:hAnsi="Robo" w:hint="eastAsia"/>
               </w:rPr>
             </w:pPr>
             <w:r>
@@ -1108,7 +1118,7 @@
     <w:p>
       <w:pPr>
         <w:rPr>
-          <w:rFonts w:ascii="Robo" w:hAnsi="Robo"/>
+          <w:rFonts w:ascii="Robo" w:hAnsi="Robo" w:hint="eastAsia"/>
         </w:rPr>
       </w:pPr>
       <w:r>
@@ -1158,6 +1168,7 @@
           <w:rFonts w:ascii="Robo" w:eastAsia="Calibri" w:hAnsi="Robo"/>
           <w:b/>
           <w:bCs/>
+          <w:noProof/>
           <w:color w:val="000000"/>
           <w:u w:color="000000"/>
           <w:lang w:eastAsia="zh-CN"/>
@@ -1509,56 +1520,16 @@
           <w:u w:color="000000"/>
           <w:lang w:eastAsia="zh-CN"/>
         </w:rPr>
-        <w:t xml:space="preserve"> the user time is the total </w:t>
-      </w:r>
-      <w:proofErr w:type="spellStart"/>
-      <w:r>
-        <w:rPr>
-          <w:rFonts w:ascii="Robo" w:eastAsia="Calibri" w:hAnsi="Robo"/>
-          <w:color w:val="000000"/>
-          <w:u w:color="000000"/>
-          <w:lang w:eastAsia="zh-CN"/>
-        </w:rPr>
-        <w:t>cpu</w:t>
-      </w:r>
-      <w:proofErr w:type="spellEnd"/>
-      <w:r>
-        <w:rPr>
-          <w:rFonts w:ascii="Robo" w:eastAsia="Calibri" w:hAnsi="Robo"/>
-          <w:color w:val="000000"/>
-          <w:u w:color="000000"/>
-          <w:lang w:eastAsia="zh-CN"/>
-        </w:rPr>
-        <w:t xml:space="preserve"> time and system time is the kernel time. With multithreading, the wall time is improved</w:t>
-      </w:r>
-      <w:r>
-        <w:rPr>
-          <w:rFonts w:ascii="Robo" w:eastAsia="Calibri" w:hAnsi="Robo"/>
-          <w:color w:val="000000"/>
-          <w:u w:color="000000"/>
-          <w:lang w:eastAsia="zh-CN"/>
-        </w:rPr>
-        <w:t xml:space="preserve"> and </w:t>
-      </w:r>
-      <w:proofErr w:type="spellStart"/>
-      <w:r>
-        <w:rPr>
-          <w:rFonts w:ascii="Robo" w:eastAsia="Calibri" w:hAnsi="Robo"/>
-          <w:color w:val="000000"/>
-          <w:u w:color="000000"/>
-          <w:lang w:eastAsia="zh-CN"/>
-        </w:rPr>
-        <w:t>cpu</w:t>
-      </w:r>
-      <w:proofErr w:type="spellEnd"/>
-      <w:r>
-        <w:rPr>
-          <w:rFonts w:ascii="Robo" w:eastAsia="Calibri" w:hAnsi="Robo"/>
-          <w:color w:val="000000"/>
-          <w:u w:color="000000"/>
-          <w:lang w:eastAsia="zh-CN"/>
-        </w:rPr>
-        <w:t>/system time increased due to multithread/core execution.</w:t>
+        <w:t xml:space="preserve"> the user time is the total cpu time and system time is the kernel time. With multithreading, the wall time is improved</w:t>
+      </w:r>
+      <w:r>
+        <w:rPr>
+          <w:rFonts w:ascii="Robo" w:eastAsia="Calibri" w:hAnsi="Robo"/>
+          <w:color w:val="000000"/>
+          <w:u w:color="000000"/>
+          <w:lang w:eastAsia="zh-CN"/>
+        </w:rPr>
+        <w:t xml:space="preserve"> and cpu/system time increased due to multithread/core execution.</w:t>
       </w:r>
       <w:r>
         <w:rPr>
@@ -1646,6 +1617,7 @@
           <w:rFonts w:ascii="Robo" w:eastAsia="Calibri" w:hAnsi="Robo"/>
           <w:b/>
           <w:bCs/>
+          <w:noProof/>
           <w:color w:val="000000"/>
           <w:u w:color="000000"/>
           <w:lang w:eastAsia="zh-CN"/>
@@ -1713,76 +1685,25 @@
           <w:u w:color="000000"/>
           <w:lang w:eastAsia="zh-CN"/>
         </w:rPr>
-        <w:t xml:space="preserve">In </w:t>
-      </w:r>
-      <w:proofErr w:type="spellStart"/>
-      <w:r>
-        <w:rPr>
-          <w:rFonts w:ascii="Robo" w:eastAsia="Calibri" w:hAnsi="Robo"/>
-          <w:color w:val="000000"/>
-          <w:u w:color="000000"/>
-          <w:lang w:eastAsia="zh-CN"/>
-        </w:rPr>
-        <w:t>BlurY</w:t>
-      </w:r>
-      <w:proofErr w:type="spellEnd"/>
-      <w:r>
-        <w:rPr>
-          <w:rFonts w:ascii="Robo" w:eastAsia="Calibri" w:hAnsi="Robo"/>
-          <w:color w:val="000000"/>
-          <w:u w:color="000000"/>
-          <w:lang w:eastAsia="zh-CN"/>
-        </w:rPr>
-        <w:t xml:space="preserve"> multithreading implementation, </w:t>
-      </w:r>
-      <w:proofErr w:type="spellStart"/>
-      <w:r>
-        <w:rPr>
-          <w:rFonts w:ascii="Robo" w:eastAsia="Calibri" w:hAnsi="Robo"/>
-          <w:color w:val="000000"/>
-          <w:u w:color="000000"/>
-          <w:lang w:eastAsia="zh-CN"/>
-        </w:rPr>
-        <w:t>n_thread</w:t>
-      </w:r>
-      <w:proofErr w:type="spellEnd"/>
-      <w:r>
-        <w:rPr>
-          <w:rFonts w:ascii="Robo" w:eastAsia="Calibri" w:hAnsi="Robo"/>
-          <w:color w:val="000000"/>
-          <w:u w:color="000000"/>
-          <w:lang w:eastAsia="zh-CN"/>
-        </w:rPr>
-        <w:t xml:space="preserve"> isn’t declared again since </w:t>
-      </w:r>
-      <w:r>
-        <w:rPr>
-          <w:rFonts w:ascii="Robo" w:eastAsia="Calibri" w:hAnsi="Robo"/>
-          <w:color w:val="000000"/>
-          <w:u w:color="000000"/>
-          <w:lang w:eastAsia="zh-CN"/>
-        </w:rPr>
-        <w:t xml:space="preserve">it was done before </w:t>
-      </w:r>
-      <w:proofErr w:type="spellStart"/>
-      <w:r>
-        <w:rPr>
-          <w:rFonts w:ascii="Robo" w:eastAsia="Calibri" w:hAnsi="Robo"/>
-          <w:color w:val="000000"/>
-          <w:u w:color="000000"/>
-          <w:lang w:eastAsia="zh-CN"/>
-        </w:rPr>
-        <w:t>BlurX</w:t>
-      </w:r>
-      <w:proofErr w:type="spellEnd"/>
-      <w:r>
-        <w:rPr>
-          <w:rFonts w:ascii="Robo" w:eastAsia="Calibri" w:hAnsi="Robo"/>
-          <w:color w:val="000000"/>
-          <w:u w:color="000000"/>
-          <w:lang w:eastAsia="zh-CN"/>
-        </w:rPr>
-        <w:t xml:space="preserve">. </w:t>
+        <w:t xml:space="preserve">In BlurY multithreading implementation, </w:t>
+      </w:r>
+      <w:r>
+        <w:rPr>
+          <w:rFonts w:ascii="Robo" w:eastAsia="Calibri" w:hAnsi="Robo"/>
+          <w:color w:val="000000"/>
+          <w:u w:color="000000"/>
+          <w:lang w:eastAsia="zh-CN"/>
+        </w:rPr>
+        <w:t xml:space="preserve">n_thread isn’t declared again since </w:t>
+      </w:r>
+      <w:r>
+        <w:rPr>
+          <w:rFonts w:ascii="Robo" w:eastAsia="Calibri" w:hAnsi="Robo"/>
+          <w:color w:val="000000"/>
+          <w:u w:color="000000"/>
+          <w:lang w:eastAsia="zh-CN"/>
+        </w:rPr>
+        <w:t xml:space="preserve">it was done before BlurX. </w:t>
       </w:r>
       <w:r>
         <w:rPr>
@@ -1809,27 +1730,7 @@
           <w:u w:color="000000"/>
           <w:lang w:eastAsia="zh-CN"/>
         </w:rPr>
-        <w:t xml:space="preserve">r, </w:t>
-      </w:r>
-      <w:proofErr w:type="spellStart"/>
-      <w:r>
-        <w:rPr>
-          <w:rFonts w:ascii="Robo" w:eastAsia="Calibri" w:hAnsi="Robo"/>
-          <w:color w:val="000000"/>
-          <w:u w:color="000000"/>
-          <w:lang w:eastAsia="zh-CN"/>
-        </w:rPr>
-        <w:t>rr</w:t>
-      </w:r>
-      <w:proofErr w:type="spellEnd"/>
-      <w:r>
-        <w:rPr>
-          <w:rFonts w:ascii="Robo" w:eastAsia="Calibri" w:hAnsi="Robo"/>
-          <w:color w:val="000000"/>
-          <w:u w:color="000000"/>
-          <w:lang w:eastAsia="zh-CN"/>
-        </w:rPr>
-        <w:t>, dot, sum</w:t>
+        <w:t>r, rr, dot, sum</w:t>
       </w:r>
       <w:r>
         <w:rPr>
@@ -1860,7 +1761,6 @@
           <w:lang w:eastAsia="zh-CN"/>
         </w:rPr>
       </w:pPr>
-      <w:proofErr w:type="spellStart"/>
       <w:r>
         <w:rPr>
           <w:rFonts w:ascii="Robo" w:eastAsia="Calibri" w:hAnsi="Robo"/>
@@ -1877,17 +1777,7 @@
           <w:u w:color="000000"/>
           <w:lang w:eastAsia="zh-CN"/>
         </w:rPr>
-        <w:t>empim</w:t>
-      </w:r>
-      <w:proofErr w:type="spellEnd"/>
-      <w:r>
-        <w:rPr>
-          <w:rFonts w:ascii="Robo" w:eastAsia="Calibri" w:hAnsi="Robo"/>
-          <w:color w:val="000000"/>
-          <w:u w:color="000000"/>
-          <w:lang w:eastAsia="zh-CN"/>
-        </w:rPr>
-        <w:t xml:space="preserve"> and kernel are free</w:t>
+        <w:t>empim and kernel are free</w:t>
       </w:r>
       <w:r>
         <w:rPr>
@@ -1932,6 +1822,7 @@
       <w:r>
         <w:rPr>
           <w:rFonts w:ascii="Robo" w:eastAsia="Calibri" w:hAnsi="Robo"/>
+          <w:noProof/>
           <w:color w:val="000000"/>
           <w:u w:color="000000"/>
           <w:lang w:eastAsia="zh-CN"/>
@@ -2187,27 +2078,7 @@
           <w:u w:color="000000"/>
           <w:lang w:eastAsia="zh-CN"/>
         </w:rPr>
-        <w:t xml:space="preserve">ltithreading in </w:t>
-      </w:r>
-      <w:proofErr w:type="spellStart"/>
-      <w:r>
-        <w:rPr>
-          <w:rFonts w:ascii="Robo" w:eastAsia="Calibri" w:hAnsi="Robo"/>
-          <w:color w:val="000000"/>
-          <w:u w:color="000000"/>
-          <w:lang w:eastAsia="zh-CN"/>
-        </w:rPr>
-        <w:t>BlurX</w:t>
-      </w:r>
-      <w:proofErr w:type="spellEnd"/>
-      <w:r>
-        <w:rPr>
-          <w:rFonts w:ascii="Robo" w:eastAsia="Calibri" w:hAnsi="Robo"/>
-          <w:color w:val="000000"/>
-          <w:u w:color="000000"/>
-          <w:lang w:eastAsia="zh-CN"/>
-        </w:rPr>
-        <w:t>.</w:t>
+        <w:t>ltithreading in BlurX.</w:t>
       </w:r>
     </w:p>
     <w:p>
@@ -2351,31 +2222,205 @@
           <w:lang w:eastAsia="zh-CN"/>
         </w:rPr>
         <w:lastRenderedPageBreak/>
-        <w:t xml:space="preserve">Step 6 – Understanding the modifications on </w:t>
-      </w:r>
-      <w:proofErr w:type="spellStart"/>
-      <w:r>
-        <w:rPr>
-          <w:rFonts w:ascii="Robo" w:eastAsia="Calibri" w:hAnsi="Robo"/>
-          <w:b/>
-          <w:bCs/>
-          <w:color w:val="000000"/>
-          <w:u w:color="000000"/>
-          <w:lang w:eastAsia="zh-CN"/>
-        </w:rPr>
-        <w:t>canny_local.c</w:t>
-      </w:r>
-      <w:proofErr w:type="spellEnd"/>
-      <w:r>
-        <w:rPr>
-          <w:rFonts w:ascii="Robo" w:eastAsia="Calibri" w:hAnsi="Robo"/>
-          <w:b/>
-          <w:bCs/>
-          <w:color w:val="000000"/>
-          <w:u w:color="000000"/>
-          <w:lang w:eastAsia="zh-CN"/>
-        </w:rPr>
-        <w:t xml:space="preserve"> with pthread</w:t>
+        <w:t>Step 5 – Learning the basics of multi-thread programming with pthread</w:t>
+      </w:r>
+    </w:p>
+    <w:p>
+      <w:pPr>
+        <w:rPr>
+          <w:rFonts w:ascii="Robo" w:eastAsia="Calibri" w:hAnsi="Robo"/>
+          <w:b/>
+          <w:bCs/>
+          <w:color w:val="000000"/>
+          <w:u w:color="000000"/>
+          <w:lang w:eastAsia="zh-CN"/>
+        </w:rPr>
+      </w:pPr>
+    </w:p>
+    <w:p>
+      <w:pPr>
+        <w:jc w:val="both"/>
+        <w:rPr>
+          <w:rFonts w:ascii="Robo" w:eastAsia="Calibri" w:hAnsi="Robo"/>
+          <w:color w:val="000000"/>
+          <w:u w:color="000000"/>
+          <w:lang w:eastAsia="zh-CN"/>
+        </w:rPr>
+      </w:pPr>
+      <w:r>
+        <w:rPr>
+          <w:rFonts w:ascii="Robo" w:eastAsia="Calibri" w:hAnsi="Robo"/>
+          <w:color w:val="000000"/>
+          <w:u w:color="000000"/>
+          <w:lang w:eastAsia="zh-CN"/>
+        </w:rPr>
+        <w:t>POSIX threads</w:t>
+      </w:r>
+      <w:r>
+        <w:rPr>
+          <w:rFonts w:ascii="Robo" w:eastAsia="Calibri" w:hAnsi="Robo"/>
+          <w:color w:val="000000"/>
+          <w:u w:color="000000"/>
+          <w:lang w:eastAsia="zh-CN"/>
+        </w:rPr>
+        <w:t xml:space="preserve"> </w:t>
+      </w:r>
+      <w:r>
+        <w:rPr>
+          <w:rFonts w:ascii="Robo" w:eastAsia="Calibri" w:hAnsi="Robo"/>
+          <w:color w:val="000000"/>
+          <w:u w:color="000000"/>
+          <w:lang w:eastAsia="zh-CN"/>
+        </w:rPr>
+        <w:t xml:space="preserve">provide a low-level way to </w:t>
+      </w:r>
+      <w:r>
+        <w:rPr>
+          <w:rFonts w:ascii="Robo" w:eastAsia="Calibri" w:hAnsi="Robo"/>
+          <w:color w:val="000000"/>
+          <w:u w:color="000000"/>
+          <w:lang w:eastAsia="zh-CN"/>
+        </w:rPr>
+        <w:t>implement</w:t>
+      </w:r>
+      <w:r>
+        <w:rPr>
+          <w:rFonts w:ascii="Robo" w:eastAsia="Calibri" w:hAnsi="Robo"/>
+          <w:color w:val="000000"/>
+          <w:u w:color="000000"/>
+          <w:lang w:eastAsia="zh-CN"/>
+        </w:rPr>
+        <w:t xml:space="preserve"> parallelism by manually creating and managing threads within a single process. Like OpenMP, pthreads use a shared-memory model, meaning all threads run in the same address space and can access the same global and heap memory. </w:t>
+      </w:r>
+    </w:p>
+    <w:p>
+      <w:pPr>
+        <w:jc w:val="both"/>
+        <w:rPr>
+          <w:rFonts w:ascii="Robo" w:eastAsia="Calibri" w:hAnsi="Robo"/>
+          <w:color w:val="000000"/>
+          <w:u w:color="000000"/>
+          <w:lang w:eastAsia="zh-CN"/>
+        </w:rPr>
+      </w:pPr>
+      <w:r>
+        <w:rPr>
+          <w:rFonts w:ascii="Robo" w:eastAsia="Calibri" w:hAnsi="Robo"/>
+          <w:color w:val="000000"/>
+          <w:u w:color="000000"/>
+          <w:lang w:eastAsia="zh-CN"/>
+        </w:rPr>
+        <w:t xml:space="preserve">Each thread starts execution in a user-defined function and receives its own argument structure, allowing the programmer to </w:t>
+      </w:r>
+      <w:r>
+        <w:rPr>
+          <w:rFonts w:ascii="Robo" w:eastAsia="Calibri" w:hAnsi="Robo"/>
+          <w:color w:val="000000"/>
+          <w:u w:color="000000"/>
+          <w:lang w:eastAsia="zh-CN"/>
+        </w:rPr>
+        <w:t>c</w:t>
+      </w:r>
+      <w:r>
+        <w:rPr>
+          <w:rFonts w:ascii="Robo" w:eastAsia="Calibri" w:hAnsi="Robo"/>
+          <w:color w:val="000000"/>
+          <w:u w:color="000000"/>
+          <w:lang w:eastAsia="zh-CN"/>
+        </w:rPr>
+        <w:t xml:space="preserve">ontrol </w:t>
+      </w:r>
+      <w:r>
+        <w:rPr>
+          <w:rFonts w:ascii="Robo" w:eastAsia="Calibri" w:hAnsi="Robo"/>
+          <w:color w:val="000000"/>
+          <w:u w:color="000000"/>
+          <w:lang w:eastAsia="zh-CN"/>
+        </w:rPr>
+        <w:t>whether</w:t>
+      </w:r>
+      <w:r>
+        <w:rPr>
+          <w:rFonts w:ascii="Robo" w:eastAsia="Calibri" w:hAnsi="Robo"/>
+          <w:color w:val="000000"/>
+          <w:u w:color="000000"/>
+          <w:lang w:eastAsia="zh-CN"/>
+        </w:rPr>
+        <w:t xml:space="preserve"> a</w:t>
+      </w:r>
+      <w:r>
+        <w:rPr>
+          <w:rFonts w:ascii="Robo" w:eastAsia="Calibri" w:hAnsi="Robo"/>
+          <w:color w:val="000000"/>
+          <w:u w:color="000000"/>
+          <w:lang w:eastAsia="zh-CN"/>
+        </w:rPr>
+        <w:t xml:space="preserve"> data is shared </w:t>
+      </w:r>
+      <w:r>
+        <w:rPr>
+          <w:rFonts w:ascii="Robo" w:eastAsia="Calibri" w:hAnsi="Robo"/>
+          <w:color w:val="000000"/>
+          <w:u w:color="000000"/>
+          <w:lang w:eastAsia="zh-CN"/>
+        </w:rPr>
+        <w:t xml:space="preserve">or </w:t>
+      </w:r>
+      <w:r>
+        <w:rPr>
+          <w:rFonts w:ascii="Robo" w:eastAsia="Calibri" w:hAnsi="Robo"/>
+          <w:color w:val="000000"/>
+          <w:u w:color="000000"/>
+          <w:lang w:eastAsia="zh-CN"/>
+        </w:rPr>
+        <w:t>private. Unlike OpenMP’s pragma-based approach, pthreads require the programmer to handle thread creation, workload partitioning, and synchronization directly using APIs such as pthread_create(), pthread_join(), and mutexes, offering more control but also more implementation complexity.</w:t>
+      </w:r>
+    </w:p>
+    <w:p>
+      <w:pPr>
+        <w:rPr>
+          <w:rFonts w:ascii="Robo" w:eastAsia="Calibri" w:hAnsi="Robo"/>
+          <w:b/>
+          <w:bCs/>
+          <w:color w:val="000000"/>
+          <w:u w:color="000000"/>
+          <w:lang w:eastAsia="zh-CN"/>
+        </w:rPr>
+      </w:pPr>
+      <w:r>
+        <w:rPr>
+          <w:rFonts w:ascii="Robo" w:eastAsia="Calibri" w:hAnsi="Robo"/>
+          <w:b/>
+          <w:bCs/>
+          <w:color w:val="000000"/>
+          <w:u w:color="000000"/>
+          <w:lang w:eastAsia="zh-CN"/>
+        </w:rPr>
+        <w:br w:type="page"/>
+      </w:r>
+    </w:p>
+    <w:p>
+      <w:pPr>
+        <w:rPr>
+          <w:rFonts w:ascii="Robo" w:eastAsia="Calibri" w:hAnsi="Robo"/>
+          <w:b/>
+          <w:bCs/>
+          <w:color w:val="000000"/>
+          <w:u w:color="000000"/>
+          <w:lang w:eastAsia="zh-CN"/>
+        </w:rPr>
+      </w:pPr>
+      <w:r>
+        <w:rPr>
+          <w:rFonts w:ascii="Robo" w:eastAsia="Calibri" w:hAnsi="Robo"/>
+          <w:b/>
+          <w:bCs/>
+          <w:color w:val="000000"/>
+          <w:u w:color="000000"/>
+          <w:lang w:eastAsia="zh-CN"/>
+        </w:rPr>
+        <w:lastRenderedPageBreak/>
+        <w:t>Step 6 – Understanding the modifications on canny_local.c with pthread</w:t>
       </w:r>
     </w:p>
     <w:p>
@@ -2417,14 +2462,23 @@
               </w:pBdr>
               <w:jc w:val="center"/>
               <w:rPr>
+                <w:rFonts w:ascii="Robo" w:hAnsi="Robo" w:hint="eastAsia"/>
+                <w:b/>
+                <w:bCs/>
+                <w:sz w:val="32"/>
+                <w:szCs w:val="32"/>
+              </w:rPr>
+            </w:pPr>
+            <w:r>
+              <w:rPr>
                 <w:rFonts w:ascii="Robo" w:hAnsi="Robo"/>
                 <w:b/>
                 <w:bCs/>
                 <w:sz w:val="32"/>
                 <w:szCs w:val="32"/>
               </w:rPr>
-            </w:pPr>
-            <w:proofErr w:type="spellStart"/>
+              <w:t>canny_local_</w:t>
+            </w:r>
             <w:r>
               <w:rPr>
                 <w:rFonts w:ascii="Robo" w:hAnsi="Robo"/>
@@ -2433,7 +2487,7 @@
                 <w:sz w:val="32"/>
                 <w:szCs w:val="32"/>
               </w:rPr>
-              <w:t>canny_local_</w:t>
+              <w:t>pthread</w:t>
             </w:r>
             <w:r>
               <w:rPr>
@@ -2443,19 +2497,8 @@
                 <w:sz w:val="32"/>
                 <w:szCs w:val="32"/>
               </w:rPr>
-              <w:t>pthread</w:t>
-            </w:r>
-            <w:r>
-              <w:rPr>
-                <w:rFonts w:ascii="Robo" w:hAnsi="Robo"/>
-                <w:b/>
-                <w:bCs/>
-                <w:sz w:val="32"/>
-                <w:szCs w:val="32"/>
-              </w:rPr>
               <w:t>.c</w:t>
             </w:r>
-            <w:proofErr w:type="spellEnd"/>
           </w:p>
         </w:tc>
         <w:tc>
@@ -2474,25 +2517,23 @@
               </w:pBdr>
               <w:jc w:val="center"/>
               <w:rPr>
+                <w:rFonts w:ascii="Robo" w:hAnsi="Robo" w:hint="eastAsia"/>
+                <w:b/>
+                <w:bCs/>
+                <w:sz w:val="32"/>
+                <w:szCs w:val="32"/>
+              </w:rPr>
+            </w:pPr>
+            <w:r>
+              <w:rPr>
                 <w:rFonts w:ascii="Robo" w:hAnsi="Robo"/>
                 <w:b/>
                 <w:bCs/>
                 <w:sz w:val="32"/>
                 <w:szCs w:val="32"/>
               </w:rPr>
-            </w:pPr>
-            <w:proofErr w:type="spellStart"/>
-            <w:r>
-              <w:rPr>
-                <w:rFonts w:ascii="Robo" w:hAnsi="Robo"/>
-                <w:b/>
-                <w:bCs/>
-                <w:sz w:val="32"/>
-                <w:szCs w:val="32"/>
-              </w:rPr>
               <w:t>canny_local_.c</w:t>
             </w:r>
-            <w:proofErr w:type="spellEnd"/>
           </w:p>
         </w:tc>
       </w:tr>
@@ -2512,12 +2553,13 @@
                 <w:bar w:val="none" w:sz="0" w:color="auto"/>
               </w:pBdr>
               <w:rPr>
-                <w:rFonts w:ascii="Robo" w:hAnsi="Robo"/>
+                <w:rFonts w:ascii="Robo" w:hAnsi="Robo" w:hint="eastAsia"/>
               </w:rPr>
             </w:pPr>
             <w:r>
               <w:rPr>
                 <w:rFonts w:ascii="Robo" w:hAnsi="Robo"/>
+                <w:noProof/>
               </w:rPr>
               <w:drawing>
                 <wp:inline distT="0" distB="0" distL="0" distR="0" wp14:anchorId="02B50587" wp14:editId="41148238">
@@ -2567,7 +2609,7 @@
                 <w:bar w:val="none" w:sz="0" w:color="auto"/>
               </w:pBdr>
               <w:rPr>
-                <w:rFonts w:ascii="Robo" w:hAnsi="Robo"/>
+                <w:rFonts w:ascii="Robo" w:hAnsi="Robo" w:hint="eastAsia"/>
               </w:rPr>
             </w:pPr>
             <w:r>
@@ -2588,7 +2630,7 @@
                 <w:bar w:val="none" w:sz="0" w:color="auto"/>
               </w:pBdr>
               <w:rPr>
-                <w:rFonts w:ascii="Robo" w:hAnsi="Robo"/>
+                <w:rFonts w:ascii="Robo" w:hAnsi="Robo" w:hint="eastAsia"/>
               </w:rPr>
             </w:pPr>
           </w:p>
@@ -2608,7 +2650,7 @@
                 <w:bar w:val="none" w:sz="0" w:color="auto"/>
               </w:pBdr>
               <w:rPr>
-                <w:rFonts w:ascii="Robo" w:hAnsi="Robo"/>
+                <w:rFonts w:ascii="Robo" w:hAnsi="Robo" w:hint="eastAsia"/>
               </w:rPr>
             </w:pPr>
             <w:r>
@@ -2636,12 +2678,13 @@
                 <w:bar w:val="none" w:sz="0" w:color="auto"/>
               </w:pBdr>
               <w:rPr>
-                <w:rFonts w:ascii="Robo" w:hAnsi="Robo"/>
+                <w:rFonts w:ascii="Robo" w:hAnsi="Robo" w:hint="eastAsia"/>
               </w:rPr>
             </w:pPr>
             <w:r>
               <w:rPr>
                 <w:rFonts w:ascii="Robo" w:hAnsi="Robo"/>
+                <w:noProof/>
               </w:rPr>
               <w:drawing>
                 <wp:inline distT="0" distB="0" distL="0" distR="0" wp14:anchorId="5EDAAC5A" wp14:editId="027951FD">
@@ -2691,17 +2734,15 @@
                 <w:bar w:val="none" w:sz="0" w:color="auto"/>
               </w:pBdr>
               <w:rPr>
-                <w:rFonts w:ascii="Robo" w:hAnsi="Robo"/>
+                <w:rFonts w:ascii="Robo" w:hAnsi="Robo" w:hint="eastAsia"/>
               </w:rPr>
             </w:pPr>
-            <w:proofErr w:type="spellStart"/>
             <w:r>
               <w:rPr>
                 <w:rFonts w:ascii="Robo" w:hAnsi="Robo"/>
               </w:rPr>
               <w:t>blur_x</w:t>
             </w:r>
-            <w:proofErr w:type="spellEnd"/>
             <w:r>
               <w:rPr>
                 <w:rFonts w:ascii="Robo" w:hAnsi="Robo"/>
@@ -2712,21 +2753,7 @@
               <w:rPr>
                 <w:rFonts w:ascii="Robo" w:hAnsi="Robo"/>
               </w:rPr>
-              <w:t xml:space="preserve">have local variables declared with </w:t>
-            </w:r>
-            <w:proofErr w:type="spellStart"/>
-            <w:r>
-              <w:rPr>
-                <w:rFonts w:ascii="Robo" w:hAnsi="Robo"/>
-              </w:rPr>
-              <w:t>init</w:t>
-            </w:r>
-            <w:proofErr w:type="spellEnd"/>
-            <w:r>
-              <w:rPr>
-                <w:rFonts w:ascii="Robo" w:hAnsi="Robo"/>
-              </w:rPr>
-              <w:t xml:space="preserve"> value from the argument,</w:t>
+              <w:t>have local variables declared with init value from the argument,</w:t>
             </w:r>
           </w:p>
         </w:tc>
@@ -2745,7 +2772,7 @@
                 <w:bar w:val="none" w:sz="0" w:color="auto"/>
               </w:pBdr>
               <w:rPr>
-                <w:rFonts w:ascii="Robo" w:hAnsi="Robo"/>
+                <w:rFonts w:ascii="Robo" w:hAnsi="Robo" w:hint="eastAsia"/>
               </w:rPr>
             </w:pPr>
             <w:r>
@@ -2773,12 +2800,13 @@
                 <w:bar w:val="none" w:sz="0" w:color="auto"/>
               </w:pBdr>
               <w:rPr>
-                <w:rFonts w:ascii="Robo" w:hAnsi="Robo"/>
+                <w:rFonts w:ascii="Robo" w:hAnsi="Robo" w:hint="eastAsia"/>
               </w:rPr>
             </w:pPr>
             <w:r>
               <w:rPr>
                 <w:rFonts w:ascii="Robo" w:hAnsi="Robo"/>
+                <w:noProof/>
               </w:rPr>
               <w:drawing>
                 <wp:inline distT="0" distB="0" distL="0" distR="0" wp14:anchorId="06AD91AA" wp14:editId="68C64E71">
@@ -2828,28 +2856,14 @@
                 <w:bar w:val="none" w:sz="0" w:color="auto"/>
               </w:pBdr>
               <w:rPr>
-                <w:rFonts w:ascii="Robo" w:hAnsi="Robo"/>
+                <w:rFonts w:ascii="Robo" w:hAnsi="Robo" w:hint="eastAsia"/>
               </w:rPr>
             </w:pPr>
             <w:r>
               <w:rPr>
                 <w:rFonts w:ascii="Robo" w:hAnsi="Robo"/>
               </w:rPr>
-              <w:t xml:space="preserve">Number of </w:t>
-            </w:r>
-            <w:proofErr w:type="gramStart"/>
-            <w:r>
-              <w:rPr>
-                <w:rFonts w:ascii="Robo" w:hAnsi="Robo"/>
-              </w:rPr>
-              <w:t>thread</w:t>
-            </w:r>
-            <w:proofErr w:type="gramEnd"/>
-            <w:r>
-              <w:rPr>
-                <w:rFonts w:ascii="Robo" w:hAnsi="Robo"/>
-              </w:rPr>
-              <w:t xml:space="preserve"> is defined as 4</w:t>
+              <w:t>Number of thread is defined as 4</w:t>
             </w:r>
           </w:p>
         </w:tc>
@@ -2868,7 +2882,7 @@
                 <w:bar w:val="none" w:sz="0" w:color="auto"/>
               </w:pBdr>
               <w:rPr>
-                <w:rFonts w:ascii="Robo" w:hAnsi="Robo"/>
+                <w:rFonts w:ascii="Robo" w:hAnsi="Robo" w:hint="eastAsia"/>
               </w:rPr>
             </w:pPr>
             <w:r>
@@ -2896,12 +2910,13 @@
                 <w:bar w:val="none" w:sz="0" w:color="auto"/>
               </w:pBdr>
               <w:rPr>
-                <w:rFonts w:ascii="Robo" w:hAnsi="Robo"/>
+                <w:rFonts w:ascii="Robo" w:hAnsi="Robo" w:hint="eastAsia"/>
               </w:rPr>
             </w:pPr>
             <w:r>
               <w:rPr>
                 <w:rFonts w:ascii="Robo" w:hAnsi="Robo"/>
+                <w:noProof/>
               </w:rPr>
               <w:drawing>
                 <wp:inline distT="0" distB="0" distL="0" distR="0" wp14:anchorId="5337350D" wp14:editId="2EC6C51A">
@@ -2951,28 +2966,14 @@
                 <w:bar w:val="none" w:sz="0" w:color="auto"/>
               </w:pBdr>
               <w:rPr>
-                <w:rFonts w:ascii="Robo" w:hAnsi="Robo"/>
+                <w:rFonts w:ascii="Robo" w:hAnsi="Robo" w:hint="eastAsia"/>
               </w:rPr>
             </w:pPr>
             <w:r>
               <w:rPr>
                 <w:rFonts w:ascii="Robo" w:hAnsi="Robo"/>
               </w:rPr>
-              <w:t xml:space="preserve">In gaussian smooth, threads are created for </w:t>
-            </w:r>
-            <w:proofErr w:type="spellStart"/>
-            <w:r>
-              <w:rPr>
-                <w:rFonts w:ascii="Robo" w:hAnsi="Robo"/>
-              </w:rPr>
-              <w:t>BlurX</w:t>
-            </w:r>
-            <w:proofErr w:type="spellEnd"/>
-            <w:r>
-              <w:rPr>
-                <w:rFonts w:ascii="Robo" w:hAnsi="Robo"/>
-              </w:rPr>
-              <w:t xml:space="preserve"> and executed</w:t>
+              <w:t>In gaussian smooth, threads are created for BlurX and executed</w:t>
             </w:r>
           </w:p>
         </w:tc>
@@ -2991,7 +2992,7 @@
                 <w:bar w:val="none" w:sz="0" w:color="auto"/>
               </w:pBdr>
               <w:rPr>
-                <w:rFonts w:ascii="Robo" w:hAnsi="Robo"/>
+                <w:rFonts w:ascii="Robo" w:hAnsi="Robo" w:hint="eastAsia"/>
               </w:rPr>
             </w:pPr>
             <w:r>
@@ -3019,12 +3020,13 @@
                 <w:bar w:val="none" w:sz="0" w:color="auto"/>
               </w:pBdr>
               <w:rPr>
-                <w:rFonts w:ascii="Robo" w:hAnsi="Robo"/>
+                <w:rFonts w:ascii="Robo" w:hAnsi="Robo" w:hint="eastAsia"/>
               </w:rPr>
             </w:pPr>
             <w:r>
               <w:rPr>
                 <w:rFonts w:ascii="Robo" w:hAnsi="Robo"/>
+                <w:noProof/>
               </w:rPr>
               <w:drawing>
                 <wp:inline distT="0" distB="0" distL="0" distR="0" wp14:anchorId="07F66D81" wp14:editId="63322A7D">
@@ -3074,7 +3076,7 @@
                 <w:bar w:val="none" w:sz="0" w:color="auto"/>
               </w:pBdr>
               <w:rPr>
-                <w:rFonts w:ascii="Robo" w:hAnsi="Robo"/>
+                <w:rFonts w:ascii="Robo" w:hAnsi="Robo" w:hint="eastAsia"/>
               </w:rPr>
             </w:pPr>
             <w:r>
@@ -3112,7 +3114,7 @@
                 <w:bar w:val="none" w:sz="0" w:color="auto"/>
               </w:pBdr>
               <w:rPr>
-                <w:rFonts w:ascii="Robo" w:hAnsi="Robo"/>
+                <w:rFonts w:ascii="Robo" w:hAnsi="Robo" w:hint="eastAsia"/>
               </w:rPr>
             </w:pPr>
             <w:r>
@@ -3140,36 +3142,36 @@
     <w:p>
       <w:pPr>
         <w:rPr>
-          <w:rFonts w:ascii="Robo" w:hAnsi="Robo"/>
-          <w:color w:val="000000"/>
-          <w:u w:color="000000"/>
-          <w:lang w:eastAsia="zh-TW"/>
-        </w:rPr>
-      </w:pPr>
-    </w:p>
-    <w:p>
-      <w:pPr>
-        <w:rPr>
           <w:rFonts w:ascii="Robo" w:hAnsi="Robo" w:hint="eastAsia"/>
           <w:color w:val="000000"/>
           <w:u w:color="000000"/>
           <w:lang w:eastAsia="zh-TW"/>
         </w:rPr>
       </w:pPr>
-      <w:r>
+    </w:p>
+    <w:p>
+      <w:pPr>
         <w:rPr>
           <w:rFonts w:ascii="Robo" w:hAnsi="Robo" w:hint="eastAsia"/>
           <w:color w:val="000000"/>
           <w:u w:color="000000"/>
           <w:lang w:eastAsia="zh-TW"/>
         </w:rPr>
+      </w:pPr>
+      <w:r>
+        <w:rPr>
+          <w:rFonts w:ascii="Robo" w:hAnsi="Robo" w:hint="eastAsia"/>
+          <w:color w:val="000000"/>
+          <w:u w:color="000000"/>
+          <w:lang w:eastAsia="zh-TW"/>
+        </w:rPr>
         <w:br w:type="page"/>
       </w:r>
     </w:p>
     <w:p>
       <w:pPr>
         <w:rPr>
-          <w:rFonts w:ascii="Robo" w:hAnsi="Robo"/>
+          <w:rFonts w:ascii="Robo" w:hAnsi="Robo" w:hint="eastAsia"/>
           <w:b/>
           <w:bCs/>
           <w:color w:val="000000"/>
@@ -3187,38 +3189,26 @@
           <w:lang w:eastAsia="zh-TW"/>
         </w:rPr>
         <w:lastRenderedPageBreak/>
-        <w:t xml:space="preserve">Step 7 – Compiling and running the modified code with </w:t>
-      </w:r>
-      <w:proofErr w:type="spellStart"/>
-      <w:r>
-        <w:rPr>
-          <w:rFonts w:ascii="Robo" w:hAnsi="Robo"/>
-          <w:b/>
-          <w:bCs/>
-          <w:color w:val="000000"/>
-          <w:u w:color="000000"/>
-          <w:lang w:eastAsia="zh-TW"/>
-        </w:rPr>
-        <w:t>pthreads</w:t>
-      </w:r>
-      <w:proofErr w:type="spellEnd"/>
-    </w:p>
-    <w:p>
-      <w:pPr>
-        <w:rPr>
-          <w:rFonts w:ascii="Robo" w:hAnsi="Robo"/>
-          <w:b/>
-          <w:bCs/>
-          <w:color w:val="000000"/>
-          <w:u w:color="000000"/>
-          <w:lang w:eastAsia="zh-TW"/>
-        </w:rPr>
-      </w:pPr>
-      <w:r>
-        <w:rPr>
-          <w:rFonts w:ascii="Robo" w:hAnsi="Robo"/>
-          <w:b/>
-          <w:bCs/>
+        <w:t>Step 7 – Compiling and running the modified code with pthreads</w:t>
+      </w:r>
+    </w:p>
+    <w:p>
+      <w:pPr>
+        <w:rPr>
+          <w:rFonts w:ascii="Robo" w:hAnsi="Robo" w:hint="eastAsia"/>
+          <w:b/>
+          <w:bCs/>
+          <w:color w:val="000000"/>
+          <w:u w:color="000000"/>
+          <w:lang w:eastAsia="zh-TW"/>
+        </w:rPr>
+      </w:pPr>
+      <w:r>
+        <w:rPr>
+          <w:rFonts w:ascii="Robo" w:hAnsi="Robo"/>
+          <w:b/>
+          <w:bCs/>
+          <w:noProof/>
           <w:color w:val="000000"/>
           <w:u w:color="000000"/>
           <w:lang w:eastAsia="zh-TW"/>
@@ -3297,7 +3287,7 @@
     <w:p>
       <w:pPr>
         <w:rPr>
-          <w:rFonts w:ascii="Robo" w:hAnsi="Robo"/>
+          <w:rFonts w:ascii="Robo" w:hAnsi="Robo" w:hint="eastAsia"/>
           <w:color w:val="000000"/>
           <w:u w:color="000000"/>
           <w:lang w:eastAsia="zh-TW"/>
@@ -3326,7 +3316,7 @@
     <w:p>
       <w:pPr>
         <w:rPr>
-          <w:rFonts w:ascii="Robo" w:hAnsi="Robo"/>
+          <w:rFonts w:ascii="Robo" w:hAnsi="Robo" w:hint="eastAsia"/>
           <w:color w:val="000000"/>
           <w:u w:color="000000"/>
           <w:lang w:eastAsia="zh-TW"/>
@@ -3355,7 +3345,7 @@
     <w:p>
       <w:pPr>
         <w:rPr>
-          <w:rFonts w:ascii="Robo" w:hAnsi="Robo"/>
+          <w:rFonts w:ascii="Robo" w:hAnsi="Robo" w:hint="eastAsia"/>
           <w:color w:val="000000"/>
           <w:u w:color="000000"/>
           <w:lang w:eastAsia="zh-TW"/>
@@ -3604,29 +3594,29 @@
     <w:p>
       <w:pPr>
         <w:rPr>
-          <w:rFonts w:ascii="Robo" w:hAnsi="Robo"/>
-          <w:color w:val="000000"/>
-          <w:u w:color="000000"/>
-          <w:lang w:eastAsia="zh-TW"/>
-        </w:rPr>
-      </w:pPr>
-    </w:p>
-    <w:p>
-      <w:pPr>
-        <w:rPr>
           <w:rFonts w:ascii="Robo" w:hAnsi="Robo" w:hint="eastAsia"/>
           <w:color w:val="000000"/>
           <w:u w:color="000000"/>
           <w:lang w:eastAsia="zh-TW"/>
         </w:rPr>
       </w:pPr>
-      <w:r>
+    </w:p>
+    <w:p>
+      <w:pPr>
         <w:rPr>
           <w:rFonts w:ascii="Robo" w:hAnsi="Robo" w:hint="eastAsia"/>
           <w:color w:val="000000"/>
           <w:u w:color="000000"/>
           <w:lang w:eastAsia="zh-TW"/>
         </w:rPr>
+      </w:pPr>
+      <w:r>
+        <w:rPr>
+          <w:rFonts w:ascii="Robo" w:hAnsi="Robo" w:hint="eastAsia"/>
+          <w:color w:val="000000"/>
+          <w:u w:color="000000"/>
+          <w:lang w:eastAsia="zh-TW"/>
+        </w:rPr>
         <w:t>From the results, we can tell the</w:t>
       </w:r>
       <w:r>
@@ -3715,7 +3705,7 @@
     <w:p>
       <w:pPr>
         <w:rPr>
-          <w:rFonts w:ascii="Robo" w:hAnsi="Robo"/>
+          <w:rFonts w:ascii="Robo" w:hAnsi="Robo" w:hint="eastAsia"/>
           <w:b/>
           <w:bCs/>
           <w:color w:val="000000"/>
@@ -3733,38 +3723,26 @@
           <w:lang w:eastAsia="zh-TW"/>
         </w:rPr>
         <w:lastRenderedPageBreak/>
-        <w:t xml:space="preserve">Step 8 – Modifying the Blur in the y - direction with </w:t>
-      </w:r>
-      <w:proofErr w:type="spellStart"/>
-      <w:r>
-        <w:rPr>
-          <w:rFonts w:ascii="Robo" w:hAnsi="Robo"/>
-          <w:b/>
-          <w:bCs/>
-          <w:color w:val="000000"/>
-          <w:u w:color="000000"/>
-          <w:lang w:eastAsia="zh-TW"/>
-        </w:rPr>
-        <w:t>pthreads</w:t>
-      </w:r>
-      <w:proofErr w:type="spellEnd"/>
-    </w:p>
-    <w:p>
-      <w:pPr>
-        <w:rPr>
-          <w:rFonts w:ascii="Robo" w:hAnsi="Robo"/>
-          <w:b/>
-          <w:bCs/>
-          <w:color w:val="000000"/>
-          <w:u w:color="000000"/>
-          <w:lang w:eastAsia="zh-TW"/>
-        </w:rPr>
-      </w:pPr>
-      <w:r>
-        <w:rPr>
-          <w:rFonts w:ascii="Robo" w:hAnsi="Robo"/>
-          <w:b/>
-          <w:bCs/>
+        <w:t>Step 8 – Modifying the Blur in the y - direction with pthreads</w:t>
+      </w:r>
+    </w:p>
+    <w:p>
+      <w:pPr>
+        <w:rPr>
+          <w:rFonts w:ascii="Robo" w:hAnsi="Robo" w:hint="eastAsia"/>
+          <w:b/>
+          <w:bCs/>
+          <w:color w:val="000000"/>
+          <w:u w:color="000000"/>
+          <w:lang w:eastAsia="zh-TW"/>
+        </w:rPr>
+      </w:pPr>
+      <w:r>
+        <w:rPr>
+          <w:rFonts w:ascii="Robo" w:hAnsi="Robo"/>
+          <w:b/>
+          <w:bCs/>
+          <w:noProof/>
           <w:color w:val="000000"/>
           <w:u w:color="000000"/>
           <w:lang w:eastAsia="zh-TW"/>
@@ -3809,7 +3787,7 @@
     <w:p>
       <w:pPr>
         <w:rPr>
-          <w:rFonts w:ascii="Robo" w:hAnsi="Robo"/>
+          <w:rFonts w:ascii="Robo" w:hAnsi="Robo" w:hint="eastAsia"/>
           <w:color w:val="000000"/>
           <w:u w:color="000000"/>
           <w:lang w:eastAsia="zh-TW"/>
@@ -3855,19 +3833,20 @@
     <w:p>
       <w:pPr>
         <w:rPr>
-          <w:rFonts w:ascii="Robo" w:hAnsi="Robo"/>
-          <w:b/>
-          <w:bCs/>
-          <w:color w:val="000000"/>
-          <w:u w:color="000000"/>
-          <w:lang w:eastAsia="zh-TW"/>
-        </w:rPr>
-      </w:pPr>
-      <w:r>
-        <w:rPr>
-          <w:rFonts w:ascii="Robo" w:hAnsi="Robo"/>
-          <w:b/>
-          <w:bCs/>
+          <w:rFonts w:ascii="Robo" w:hAnsi="Robo" w:hint="eastAsia"/>
+          <w:b/>
+          <w:bCs/>
+          <w:color w:val="000000"/>
+          <w:u w:color="000000"/>
+          <w:lang w:eastAsia="zh-TW"/>
+        </w:rPr>
+      </w:pPr>
+      <w:r>
+        <w:rPr>
+          <w:rFonts w:ascii="Robo" w:hAnsi="Robo"/>
+          <w:b/>
+          <w:bCs/>
+          <w:noProof/>
           <w:color w:val="000000"/>
           <w:u w:color="000000"/>
           <w:lang w:eastAsia="zh-TW"/>
@@ -3912,7 +3891,7 @@
     <w:p>
       <w:pPr>
         <w:rPr>
-          <w:rFonts w:ascii="Robo" w:hAnsi="Robo"/>
+          <w:rFonts w:ascii="Robo" w:hAnsi="Robo" w:hint="eastAsia"/>
           <w:color w:val="000000"/>
           <w:u w:color="000000"/>
           <w:lang w:eastAsia="zh-TW"/>
@@ -3927,7 +3906,6 @@
         </w:rPr>
         <w:t xml:space="preserve">Blur Y </w:t>
       </w:r>
-      <w:proofErr w:type="spellStart"/>
       <w:r>
         <w:rPr>
           <w:rFonts w:ascii="Robo" w:hAnsi="Robo"/>
@@ -3937,7 +3915,6 @@
         </w:rPr>
         <w:t>seperated</w:t>
       </w:r>
-      <w:proofErr w:type="spellEnd"/>
       <w:r>
         <w:rPr>
           <w:rFonts w:ascii="Robo" w:hAnsi="Robo"/>
@@ -3983,39 +3960,29 @@
         </w:rPr>
         <w:t xml:space="preserve">Iteration on rows, so we modified the for loops as </w:t>
       </w:r>
-      <w:proofErr w:type="gramStart"/>
-      <w:r>
-        <w:rPr>
-          <w:rFonts w:ascii="Robo" w:hAnsi="Robo"/>
-          <w:color w:val="000000"/>
-          <w:u w:color="000000"/>
-          <w:lang w:eastAsia="zh-TW"/>
-        </w:rPr>
-        <w:t>cols</w:t>
-      </w:r>
-      <w:proofErr w:type="gramEnd"/>
-      <w:r>
-        <w:rPr>
-          <w:rFonts w:ascii="Robo" w:hAnsi="Robo"/>
-          <w:color w:val="000000"/>
-          <w:u w:color="000000"/>
-          <w:lang w:eastAsia="zh-TW"/>
-        </w:rPr>
-        <w:t xml:space="preserve"> in the inner loop.</w:t>
-      </w:r>
-    </w:p>
-    <w:p>
-      <w:pPr>
-        <w:rPr>
-          <w:rFonts w:ascii="Robo" w:hAnsi="Robo"/>
-          <w:color w:val="000000"/>
-          <w:u w:color="000000"/>
-          <w:lang w:eastAsia="zh-TW"/>
-        </w:rPr>
-      </w:pPr>
-      <w:r>
-        <w:rPr>
-          <w:rFonts w:ascii="Robo" w:hAnsi="Robo"/>
+      <w:r>
+        <w:rPr>
+          <w:rFonts w:ascii="Robo" w:hAnsi="Robo"/>
+          <w:color w:val="000000"/>
+          <w:u w:color="000000"/>
+          <w:lang w:eastAsia="zh-TW"/>
+        </w:rPr>
+        <w:t>cols in the inner loop.</w:t>
+      </w:r>
+    </w:p>
+    <w:p>
+      <w:pPr>
+        <w:rPr>
+          <w:rFonts w:ascii="Robo" w:hAnsi="Robo" w:hint="eastAsia"/>
+          <w:color w:val="000000"/>
+          <w:u w:color="000000"/>
+          <w:lang w:eastAsia="zh-TW"/>
+        </w:rPr>
+      </w:pPr>
+      <w:r>
+        <w:rPr>
+          <w:rFonts w:ascii="Robo" w:hAnsi="Robo"/>
+          <w:noProof/>
           <w:color w:val="000000"/>
           <w:u w:color="000000"/>
           <w:lang w:eastAsia="zh-TW"/>
@@ -4060,7 +4027,7 @@
     <w:p>
       <w:pPr>
         <w:rPr>
-          <w:rFonts w:ascii="Robo" w:hAnsi="Robo"/>
+          <w:rFonts w:ascii="Robo" w:hAnsi="Robo" w:hint="eastAsia"/>
           <w:color w:val="000000"/>
           <w:u w:color="000000"/>
           <w:lang w:eastAsia="zh-TW"/>
@@ -4079,15 +4046,16 @@
     <w:p>
       <w:pPr>
         <w:rPr>
-          <w:rFonts w:ascii="Robo" w:hAnsi="Robo"/>
-          <w:color w:val="000000"/>
-          <w:u w:color="000000"/>
-          <w:lang w:eastAsia="zh-TW"/>
-        </w:rPr>
-      </w:pPr>
-      <w:r>
-        <w:rPr>
-          <w:rFonts w:ascii="Robo" w:hAnsi="Robo"/>
+          <w:rFonts w:ascii="Robo" w:hAnsi="Robo" w:hint="eastAsia"/>
+          <w:color w:val="000000"/>
+          <w:u w:color="000000"/>
+          <w:lang w:eastAsia="zh-TW"/>
+        </w:rPr>
+      </w:pPr>
+      <w:r>
+        <w:rPr>
+          <w:rFonts w:ascii="Robo" w:hAnsi="Robo"/>
+          <w:noProof/>
           <w:color w:val="000000"/>
           <w:u w:color="000000"/>
           <w:lang w:eastAsia="zh-TW"/>
@@ -4133,7 +4101,7 @@
     <w:p>
       <w:pPr>
         <w:rPr>
-          <w:rFonts w:ascii="Robo" w:hAnsi="Robo"/>
+          <w:rFonts w:ascii="Robo" w:hAnsi="Robo" w:hint="eastAsia"/>
           <w:color w:val="000000"/>
           <w:u w:color="000000"/>
           <w:lang w:eastAsia="zh-TW"/>
@@ -4170,7 +4138,7 @@
     <w:p>
       <w:pPr>
         <w:rPr>
-          <w:rFonts w:ascii="Robo" w:hAnsi="Robo"/>
+          <w:rFonts w:ascii="Robo" w:hAnsi="Robo" w:hint="eastAsia"/>
           <w:color w:val="000000"/>
           <w:u w:color="000000"/>
           <w:lang w:eastAsia="zh-TW"/>
@@ -4189,7 +4157,7 @@
     <w:p>
       <w:pPr>
         <w:rPr>
-          <w:rFonts w:ascii="Robo" w:hAnsi="Robo"/>
+          <w:rFonts w:ascii="Robo" w:hAnsi="Robo" w:hint="eastAsia"/>
           <w:b/>
           <w:bCs/>
           <w:color w:val="000000"/>
@@ -4234,7 +4202,7 @@
     <w:p>
       <w:pPr>
         <w:rPr>
-          <w:rFonts w:ascii="Robo" w:hAnsi="Robo"/>
+          <w:rFonts w:ascii="Robo" w:hAnsi="Robo" w:hint="eastAsia"/>
           <w:color w:val="000000"/>
           <w:u w:color="000000"/>
           <w:lang w:eastAsia="zh-TW"/>
@@ -4263,7 +4231,7 @@
     <w:p>
       <w:pPr>
         <w:rPr>
-          <w:rFonts w:ascii="Robo" w:hAnsi="Robo"/>
+          <w:rFonts w:ascii="Robo" w:hAnsi="Robo" w:hint="eastAsia"/>
           <w:color w:val="000000"/>
           <w:u w:color="000000"/>
           <w:lang w:eastAsia="zh-TW"/>
@@ -4292,7 +4260,7 @@
     <w:p>
       <w:pPr>
         <w:rPr>
-          <w:rFonts w:ascii="Robo" w:hAnsi="Robo"/>
+          <w:rFonts w:ascii="Robo" w:hAnsi="Robo" w:hint="eastAsia"/>
           <w:color w:val="000000"/>
           <w:u w:color="000000"/>
           <w:lang w:eastAsia="zh-TW"/>
@@ -4544,17 +4512,17 @@
     <w:p>
       <w:pPr>
         <w:rPr>
-          <w:rFonts w:ascii="Robo" w:hAnsi="Robo"/>
-          <w:color w:val="000000"/>
-          <w:u w:color="000000"/>
-          <w:lang w:eastAsia="zh-TW"/>
-        </w:rPr>
-      </w:pPr>
-    </w:p>
-    <w:p>
-      <w:pPr>
-        <w:rPr>
-          <w:rFonts w:ascii="Robo" w:hAnsi="Robo"/>
+          <w:rFonts w:ascii="Robo" w:hAnsi="Robo" w:hint="eastAsia"/>
+          <w:color w:val="000000"/>
+          <w:u w:color="000000"/>
+          <w:lang w:eastAsia="zh-TW"/>
+        </w:rPr>
+      </w:pPr>
+    </w:p>
+    <w:p>
+      <w:pPr>
+        <w:rPr>
+          <w:rFonts w:ascii="Robo" w:hAnsi="Robo" w:hint="eastAsia"/>
           <w:color w:val="000000"/>
           <w:u w:color="000000"/>
           <w:lang w:eastAsia="zh-TW"/>
@@ -4576,81 +4544,48 @@
           <w:u w:color="000000"/>
           <w:lang w:eastAsia="zh-TW"/>
         </w:rPr>
-        <w:t xml:space="preserve">and having better performance than </w:t>
-      </w:r>
-      <w:proofErr w:type="spellStart"/>
-      <w:r>
-        <w:rPr>
-          <w:rFonts w:ascii="Robo" w:hAnsi="Robo"/>
-          <w:color w:val="000000"/>
-          <w:u w:color="000000"/>
-          <w:lang w:eastAsia="zh-TW"/>
-        </w:rPr>
-        <w:t>omp</w:t>
-      </w:r>
-      <w:proofErr w:type="spellEnd"/>
-      <w:r>
-        <w:rPr>
-          <w:rFonts w:ascii="Robo" w:hAnsi="Robo"/>
-          <w:color w:val="000000"/>
-          <w:u w:color="000000"/>
-          <w:lang w:eastAsia="zh-TW"/>
-        </w:rPr>
-        <w:t>.</w:t>
-      </w:r>
-    </w:p>
-    <w:p>
-      <w:pPr>
-        <w:rPr>
-          <w:rFonts w:ascii="Robo" w:hAnsi="Robo"/>
-          <w:b/>
-          <w:bCs/>
-          <w:color w:val="000000"/>
-          <w:u w:color="000000"/>
-          <w:lang w:eastAsia="zh-TW"/>
-        </w:rPr>
-      </w:pPr>
-    </w:p>
-    <w:p>
-      <w:pPr>
-        <w:rPr>
-          <w:rFonts w:ascii="Robo" w:hAnsi="Robo"/>
-          <w:b/>
-          <w:bCs/>
-          <w:color w:val="000000"/>
-          <w:u w:color="000000"/>
-          <w:lang w:eastAsia="zh-TW"/>
-        </w:rPr>
-      </w:pPr>
-      <w:r>
-        <w:rPr>
-          <w:rFonts w:ascii="Robo" w:hAnsi="Robo"/>
-          <w:b/>
-          <w:bCs/>
-          <w:color w:val="000000"/>
-          <w:u w:color="000000"/>
-          <w:lang w:eastAsia="zh-TW"/>
-        </w:rPr>
-        <w:t xml:space="preserve">Step 9 – Comparing OpenMP and </w:t>
-      </w:r>
-      <w:proofErr w:type="spellStart"/>
-      <w:r>
-        <w:rPr>
-          <w:rFonts w:ascii="Robo" w:hAnsi="Robo"/>
-          <w:b/>
-          <w:bCs/>
-          <w:color w:val="000000"/>
-          <w:u w:color="000000"/>
-          <w:lang w:eastAsia="zh-TW"/>
-        </w:rPr>
-        <w:t>pthreads</w:t>
-      </w:r>
-      <w:proofErr w:type="spellEnd"/>
-    </w:p>
-    <w:p>
-      <w:pPr>
-        <w:rPr>
-          <w:rFonts w:ascii="Robo" w:hAnsi="Robo"/>
+        <w:t>and having better performance than omp.</w:t>
+      </w:r>
+    </w:p>
+    <w:p>
+      <w:pPr>
+        <w:rPr>
+          <w:rFonts w:ascii="Robo" w:hAnsi="Robo" w:hint="eastAsia"/>
+          <w:b/>
+          <w:bCs/>
+          <w:color w:val="000000"/>
+          <w:u w:color="000000"/>
+          <w:lang w:eastAsia="zh-TW"/>
+        </w:rPr>
+      </w:pPr>
+    </w:p>
+    <w:p>
+      <w:pPr>
+        <w:rPr>
+          <w:rFonts w:ascii="Robo" w:hAnsi="Robo" w:hint="eastAsia"/>
+          <w:b/>
+          <w:bCs/>
+          <w:color w:val="000000"/>
+          <w:u w:color="000000"/>
+          <w:lang w:eastAsia="zh-TW"/>
+        </w:rPr>
+      </w:pPr>
+      <w:r>
+        <w:rPr>
+          <w:rFonts w:ascii="Robo" w:hAnsi="Robo"/>
+          <w:b/>
+          <w:bCs/>
+          <w:color w:val="000000"/>
+          <w:u w:color="000000"/>
+          <w:lang w:eastAsia="zh-TW"/>
+        </w:rPr>
+        <w:t>Step 9 – Comparing OpenMP and pthreads</w:t>
+      </w:r>
+    </w:p>
+    <w:p>
+      <w:pPr>
+        <w:rPr>
+          <w:rFonts w:ascii="Robo" w:hAnsi="Robo" w:hint="eastAsia"/>
           <w:b/>
           <w:bCs/>
           <w:color w:val="000000"/>
@@ -4689,7 +4624,7 @@
                 <w:bar w:val="none" w:sz="0" w:color="auto"/>
               </w:pBdr>
               <w:rPr>
-                <w:rFonts w:ascii="Robo" w:hAnsi="Robo"/>
+                <w:rFonts w:ascii="Robo" w:hAnsi="Robo" w:hint="eastAsia"/>
                 <w:color w:val="000000"/>
                 <w:u w:color="000000"/>
                 <w:lang w:eastAsia="zh-TW"/>
@@ -4713,7 +4648,7 @@
                 <w:bar w:val="none" w:sz="0" w:color="auto"/>
               </w:pBdr>
               <w:rPr>
-                <w:rFonts w:ascii="Robo" w:hAnsi="Robo"/>
+                <w:rFonts w:ascii="Robo" w:hAnsi="Robo" w:hint="eastAsia"/>
                 <w:color w:val="000000"/>
                 <w:u w:color="000000"/>
                 <w:lang w:eastAsia="zh-TW"/>
@@ -4746,7 +4681,7 @@
                 <w:bar w:val="none" w:sz="0" w:color="auto"/>
               </w:pBdr>
               <w:rPr>
-                <w:rFonts w:ascii="Robo" w:hAnsi="Robo"/>
+                <w:rFonts w:ascii="Robo" w:hAnsi="Robo" w:hint="eastAsia"/>
                 <w:color w:val="000000"/>
                 <w:u w:color="000000"/>
                 <w:lang w:eastAsia="zh-TW"/>
@@ -4779,7 +4714,7 @@
                 <w:bar w:val="none" w:sz="0" w:color="auto"/>
               </w:pBdr>
               <w:rPr>
-                <w:rFonts w:ascii="Robo" w:hAnsi="Robo"/>
+                <w:rFonts w:ascii="Robo" w:hAnsi="Robo" w:hint="eastAsia"/>
                 <w:color w:val="000000"/>
                 <w:u w:color="000000"/>
                 <w:lang w:eastAsia="zh-TW"/>
@@ -4812,7 +4747,7 @@
                 <w:bar w:val="none" w:sz="0" w:color="auto"/>
               </w:pBdr>
               <w:rPr>
-                <w:rFonts w:ascii="Robo" w:hAnsi="Robo"/>
+                <w:rFonts w:ascii="Robo" w:hAnsi="Robo" w:hint="eastAsia"/>
                 <w:color w:val="000000"/>
                 <w:u w:color="000000"/>
                 <w:lang w:eastAsia="zh-TW"/>
@@ -4845,7 +4780,7 @@
                 <w:bar w:val="none" w:sz="0" w:color="auto"/>
               </w:pBdr>
               <w:rPr>
-                <w:rFonts w:ascii="Robo" w:hAnsi="Robo"/>
+                <w:rFonts w:ascii="Robo" w:hAnsi="Robo" w:hint="eastAsia"/>
                 <w:color w:val="000000"/>
                 <w:u w:color="000000"/>
                 <w:lang w:eastAsia="zh-TW"/>
@@ -4858,16 +4793,7 @@
                 <w:u w:color="000000"/>
                 <w:lang w:eastAsia="zh-TW"/>
               </w:rPr>
-              <w:t>pThread</w:t>
-            </w:r>
-            <w:r>
-              <w:rPr>
-                <w:rFonts w:ascii="Robo" w:hAnsi="Robo"/>
-                <w:color w:val="000000"/>
-                <w:u w:color="000000"/>
-                <w:lang w:eastAsia="zh-TW"/>
-              </w:rPr>
-              <w:t xml:space="preserve"> to Original</w:t>
+              <w:t>pThread to Original</w:t>
             </w:r>
           </w:p>
         </w:tc>
@@ -4888,7 +4814,7 @@
                 <w:bar w:val="none" w:sz="0" w:color="auto"/>
               </w:pBdr>
               <w:rPr>
-                <w:rFonts w:ascii="Robo" w:hAnsi="Robo"/>
+                <w:rFonts w:ascii="Robo" w:hAnsi="Robo" w:hint="eastAsia"/>
                 <w:color w:val="000000"/>
                 <w:u w:color="000000"/>
                 <w:lang w:eastAsia="zh-TW"/>
@@ -4921,7 +4847,7 @@
               </w:pBdr>
               <w:jc w:val="center"/>
               <w:rPr>
-                <w:rFonts w:ascii="Robo" w:hAnsi="Robo"/>
+                <w:rFonts w:ascii="Robo" w:hAnsi="Robo" w:hint="eastAsia"/>
                 <w:color w:val="000000"/>
                 <w:sz w:val="20"/>
                 <w:szCs w:val="20"/>
@@ -4979,7 +4905,7 @@
             <w:pPr>
               <w:jc w:val="center"/>
               <w:rPr>
-                <w:rFonts w:ascii="Robo" w:hAnsi="Robo"/>
+                <w:rFonts w:ascii="Robo" w:hAnsi="Robo" w:hint="eastAsia"/>
                 <w:color w:val="000000"/>
                 <w:sz w:val="20"/>
                 <w:szCs w:val="20"/>
@@ -5019,7 +4945,7 @@
             <w:pPr>
               <w:jc w:val="center"/>
               <w:rPr>
-                <w:rFonts w:ascii="Robo" w:hAnsi="Robo"/>
+                <w:rFonts w:ascii="Robo" w:hAnsi="Robo" w:hint="eastAsia"/>
                 <w:color w:val="000000"/>
                 <w:sz w:val="20"/>
                 <w:szCs w:val="20"/>
@@ -5048,7 +4974,7 @@
             <w:pPr>
               <w:jc w:val="center"/>
               <w:rPr>
-                <w:rFonts w:ascii="Robo" w:hAnsi="Robo"/>
+                <w:rFonts w:ascii="Robo" w:hAnsi="Robo" w:hint="eastAsia"/>
                 <w:color w:val="000000"/>
                 <w:sz w:val="20"/>
                 <w:szCs w:val="20"/>
@@ -5086,7 +5012,7 @@
                 <w:bar w:val="none" w:sz="0" w:color="auto"/>
               </w:pBdr>
               <w:rPr>
-                <w:rFonts w:ascii="Robo" w:hAnsi="Robo"/>
+                <w:rFonts w:ascii="Robo" w:hAnsi="Robo" w:hint="eastAsia"/>
                 <w:color w:val="000000"/>
                 <w:u w:color="000000"/>
                 <w:lang w:eastAsia="zh-TW"/>
@@ -5169,7 +5095,7 @@
             <w:pPr>
               <w:jc w:val="center"/>
               <w:rPr>
-                <w:rFonts w:ascii="Robo" w:hAnsi="Robo"/>
+                <w:rFonts w:ascii="Robo" w:hAnsi="Robo" w:hint="eastAsia"/>
                 <w:color w:val="000000"/>
                 <w:sz w:val="20"/>
                 <w:szCs w:val="20"/>
@@ -5209,7 +5135,7 @@
             <w:pPr>
               <w:jc w:val="center"/>
               <w:rPr>
-                <w:rFonts w:ascii="Robo" w:hAnsi="Robo"/>
+                <w:rFonts w:ascii="Robo" w:hAnsi="Robo" w:hint="eastAsia"/>
                 <w:color w:val="000000"/>
                 <w:sz w:val="20"/>
                 <w:szCs w:val="20"/>
@@ -5238,7 +5164,7 @@
             <w:pPr>
               <w:jc w:val="center"/>
               <w:rPr>
-                <w:rFonts w:ascii="Robo" w:hAnsi="Robo"/>
+                <w:rFonts w:ascii="Robo" w:hAnsi="Robo" w:hint="eastAsia"/>
                 <w:color w:val="000000"/>
                 <w:sz w:val="20"/>
                 <w:szCs w:val="20"/>
@@ -5276,7 +5202,7 @@
                 <w:bar w:val="none" w:sz="0" w:color="auto"/>
               </w:pBdr>
               <w:rPr>
-                <w:rFonts w:ascii="Robo" w:hAnsi="Robo"/>
+                <w:rFonts w:ascii="Robo" w:hAnsi="Robo" w:hint="eastAsia"/>
                 <w:color w:val="000000"/>
                 <w:u w:color="000000"/>
                 <w:lang w:eastAsia="zh-TW"/>
@@ -5359,7 +5285,7 @@
             <w:pPr>
               <w:jc w:val="center"/>
               <w:rPr>
-                <w:rFonts w:ascii="Robo" w:hAnsi="Robo"/>
+                <w:rFonts w:ascii="Robo" w:hAnsi="Robo" w:hint="eastAsia"/>
                 <w:color w:val="000000"/>
                 <w:sz w:val="20"/>
                 <w:szCs w:val="20"/>
@@ -5399,7 +5325,7 @@
             <w:pPr>
               <w:jc w:val="center"/>
               <w:rPr>
-                <w:rFonts w:ascii="Robo" w:hAnsi="Robo"/>
+                <w:rFonts w:ascii="Robo" w:hAnsi="Robo" w:hint="eastAsia"/>
                 <w:color w:val="000000"/>
                 <w:sz w:val="20"/>
                 <w:szCs w:val="20"/>
@@ -5428,7 +5354,7 @@
             <w:pPr>
               <w:jc w:val="center"/>
               <w:rPr>
-                <w:rFonts w:ascii="Robo" w:hAnsi="Robo"/>
+                <w:rFonts w:ascii="Robo" w:hAnsi="Robo" w:hint="eastAsia"/>
                 <w:color w:val="000000"/>
                 <w:sz w:val="20"/>
                 <w:szCs w:val="20"/>
@@ -5454,17 +5380,17 @@
     <w:p>
       <w:pPr>
         <w:rPr>
-          <w:rFonts w:ascii="Robo" w:hAnsi="Robo"/>
-          <w:color w:val="000000"/>
-          <w:u w:color="000000"/>
-          <w:lang w:eastAsia="zh-TW"/>
-        </w:rPr>
-      </w:pPr>
-    </w:p>
-    <w:p>
-      <w:pPr>
-        <w:rPr>
-          <w:rFonts w:ascii="Robo" w:hAnsi="Robo"/>
+          <w:rFonts w:ascii="Robo" w:hAnsi="Robo" w:hint="eastAsia"/>
+          <w:color w:val="000000"/>
+          <w:u w:color="000000"/>
+          <w:lang w:eastAsia="zh-TW"/>
+        </w:rPr>
+      </w:pPr>
+    </w:p>
+    <w:p>
+      <w:pPr>
+        <w:rPr>
+          <w:rFonts w:ascii="Robo" w:hAnsi="Robo" w:hint="eastAsia"/>
           <w:color w:val="000000"/>
           <w:u w:color="000000"/>
           <w:lang w:eastAsia="zh-TW"/>
@@ -5520,7 +5446,7 @@
     <w:p>
       <w:pPr>
         <w:rPr>
-          <w:rFonts w:ascii="Robo" w:hAnsi="Robo"/>
+          <w:rFonts w:ascii="Robo" w:hAnsi="Robo" w:hint="eastAsia"/>
           <w:b/>
           <w:bCs/>
           <w:color w:val="000000"/>
@@ -5538,49 +5464,25 @@
           <w:lang w:eastAsia="zh-TW"/>
         </w:rPr>
         <w:lastRenderedPageBreak/>
-        <w:t xml:space="preserve">Step 10 - Applying multi-threading (in OpenMP and pthread individually) to the camera-capturing-and-edge-detection system (in </w:t>
-      </w:r>
-      <w:proofErr w:type="spellStart"/>
-      <w:r>
-        <w:rPr>
-          <w:rFonts w:ascii="Robo" w:hAnsi="Robo"/>
-          <w:b/>
-          <w:bCs/>
-          <w:color w:val="000000"/>
-          <w:u w:color="000000"/>
-          <w:lang w:eastAsia="zh-TW"/>
-        </w:rPr>
-        <w:t>Proj</w:t>
-      </w:r>
-      <w:proofErr w:type="spellEnd"/>
-      <w:r>
-        <w:rPr>
-          <w:rFonts w:ascii="Robo" w:hAnsi="Robo"/>
-          <w:b/>
-          <w:bCs/>
-          <w:color w:val="000000"/>
-          <w:u w:color="000000"/>
-          <w:lang w:eastAsia="zh-TW"/>
-        </w:rPr>
-        <w:t xml:space="preserve"> #1-b)</w:t>
-      </w:r>
-    </w:p>
-    <w:p>
-      <w:pPr>
-        <w:rPr>
-          <w:rFonts w:ascii="Robo" w:hAnsi="Robo"/>
-          <w:b/>
-          <w:bCs/>
-          <w:color w:val="000000"/>
-          <w:u w:color="000000"/>
-          <w:lang w:eastAsia="zh-TW"/>
-        </w:rPr>
-      </w:pPr>
-    </w:p>
-    <w:p>
-      <w:pPr>
-        <w:rPr>
-          <w:rFonts w:ascii="Robo" w:hAnsi="Robo"/>
+        <w:t>Step 10 - Applying multi-threading (in OpenMP and pthread individually) to the camera-capturing-and-edge-detection system (in Proj #1-b)</w:t>
+      </w:r>
+    </w:p>
+    <w:p>
+      <w:pPr>
+        <w:rPr>
+          <w:rFonts w:ascii="Robo" w:hAnsi="Robo" w:hint="eastAsia"/>
+          <w:b/>
+          <w:bCs/>
+          <w:color w:val="000000"/>
+          <w:u w:color="000000"/>
+          <w:lang w:eastAsia="zh-TW"/>
+        </w:rPr>
+      </w:pPr>
+    </w:p>
+    <w:p>
+      <w:pPr>
+        <w:rPr>
+          <w:rFonts w:ascii="Robo" w:hAnsi="Robo" w:hint="eastAsia"/>
           <w:b/>
           <w:bCs/>
           <w:color w:val="000000"/>
@@ -5630,7 +5532,7 @@
           <w:numId w:val="14"/>
         </w:numPr>
         <w:rPr>
-          <w:rFonts w:ascii="Robo" w:hAnsi="Robo"/>
+          <w:rFonts w:ascii="Robo" w:hAnsi="Robo" w:hint="eastAsia"/>
           <w:b/>
           <w:bCs/>
           <w:color w:val="000000"/>
@@ -5670,7 +5572,7 @@
         </w:numPr>
         <w:ind w:left="426" w:hanging="142"/>
         <w:rPr>
-          <w:rFonts w:ascii="Robo" w:hAnsi="Robo"/>
+          <w:rFonts w:ascii="Robo" w:hAnsi="Robo" w:hint="eastAsia"/>
           <w:b/>
           <w:bCs/>
           <w:color w:val="000000"/>
@@ -5694,16 +5596,17 @@
       <w:pPr>
         <w:ind w:left="426" w:hanging="142"/>
         <w:rPr>
-          <w:rFonts w:ascii="Robo" w:hAnsi="Robo"/>
-          <w:b/>
-          <w:bCs/>
-          <w:color w:val="000000"/>
-          <w:u w:color="000000"/>
-          <w:lang w:eastAsia="zh-TW"/>
-        </w:rPr>
-      </w:pPr>
-      <w:r>
-        <w:rPr>
+          <w:rFonts w:ascii="Robo" w:hAnsi="Robo" w:hint="eastAsia"/>
+          <w:b/>
+          <w:bCs/>
+          <w:color w:val="000000"/>
+          <w:u w:color="000000"/>
+          <w:lang w:eastAsia="zh-TW"/>
+        </w:rPr>
+      </w:pPr>
+      <w:r>
+        <w:rPr>
+          <w:noProof/>
           <w:u w:color="000000"/>
           <w:lang w:eastAsia="zh-TW"/>
         </w:rPr>
@@ -5749,19 +5652,20 @@
         <w:pStyle w:val="af"/>
         <w:ind w:left="426" w:hanging="142"/>
         <w:rPr>
-          <w:rFonts w:ascii="Robo" w:hAnsi="Robo"/>
-          <w:b/>
-          <w:bCs/>
-          <w:color w:val="000000"/>
-          <w:u w:color="000000"/>
-          <w:lang w:eastAsia="zh-TW"/>
-        </w:rPr>
-      </w:pPr>
-      <w:r>
-        <w:rPr>
-          <w:rFonts w:ascii="Robo" w:hAnsi="Robo"/>
-          <w:b/>
-          <w:bCs/>
+          <w:rFonts w:ascii="Robo" w:hAnsi="Robo" w:hint="eastAsia"/>
+          <w:b/>
+          <w:bCs/>
+          <w:color w:val="000000"/>
+          <w:u w:color="000000"/>
+          <w:lang w:eastAsia="zh-TW"/>
+        </w:rPr>
+      </w:pPr>
+      <w:r>
+        <w:rPr>
+          <w:rFonts w:ascii="Robo" w:hAnsi="Robo"/>
+          <w:b/>
+          <w:bCs/>
+          <w:noProof/>
           <w:color w:val="000000"/>
           <w:u w:color="000000"/>
           <w:lang w:eastAsia="zh-TW"/>
@@ -5812,7 +5716,7 @@
         </w:numPr>
         <w:ind w:left="426" w:hanging="142"/>
         <w:rPr>
-          <w:rFonts w:ascii="Robo" w:hAnsi="Robo"/>
+          <w:rFonts w:ascii="Robo" w:hAnsi="Robo" w:hint="eastAsia"/>
           <w:b/>
           <w:bCs/>
           <w:color w:val="000000"/>
@@ -5837,7 +5741,7 @@
         <w:pStyle w:val="af"/>
         <w:ind w:left="426" w:hanging="142"/>
         <w:rPr>
-          <w:rFonts w:ascii="Robo" w:hAnsi="Robo"/>
+          <w:rFonts w:ascii="Robo" w:hAnsi="Robo" w:hint="eastAsia"/>
           <w:color w:val="000000"/>
           <w:sz w:val="20"/>
           <w:szCs w:val="20"/>
@@ -5862,7 +5766,7 @@
         <w:pStyle w:val="af"/>
         <w:ind w:left="426" w:hanging="142"/>
         <w:rPr>
-          <w:rFonts w:ascii="Robo" w:hAnsi="Robo"/>
+          <w:rFonts w:ascii="Robo" w:hAnsi="Robo" w:hint="eastAsia"/>
           <w:color w:val="000000"/>
           <w:sz w:val="20"/>
           <w:szCs w:val="20"/>
@@ -5887,7 +5791,7 @@
         <w:pStyle w:val="af"/>
         <w:ind w:left="426" w:hanging="142"/>
         <w:rPr>
-          <w:rFonts w:ascii="Robo" w:hAnsi="Robo"/>
+          <w:rFonts w:ascii="Robo" w:hAnsi="Robo" w:hint="eastAsia"/>
           <w:color w:val="000000"/>
           <w:sz w:val="20"/>
           <w:szCs w:val="20"/>
@@ -5912,7 +5816,7 @@
         <w:pStyle w:val="af"/>
         <w:ind w:left="426" w:hanging="142"/>
         <w:rPr>
-          <w:rFonts w:ascii="Robo" w:hAnsi="Robo"/>
+          <w:rFonts w:ascii="Robo" w:hAnsi="Robo" w:hint="eastAsia"/>
           <w:color w:val="000000"/>
           <w:sz w:val="20"/>
           <w:szCs w:val="20"/>
@@ -5937,7 +5841,7 @@
         <w:pStyle w:val="af"/>
         <w:ind w:left="426" w:hanging="142"/>
         <w:rPr>
-          <w:rFonts w:ascii="Robo" w:hAnsi="Robo"/>
+          <w:rFonts w:ascii="Robo" w:hAnsi="Robo" w:hint="eastAsia"/>
           <w:color w:val="000000"/>
           <w:sz w:val="20"/>
           <w:szCs w:val="20"/>
@@ -5962,7 +5866,7 @@
         <w:pStyle w:val="af"/>
         <w:ind w:left="426" w:hanging="142"/>
         <w:rPr>
-          <w:rFonts w:ascii="Robo" w:hAnsi="Robo"/>
+          <w:rFonts w:ascii="Robo" w:hAnsi="Robo" w:hint="eastAsia"/>
           <w:color w:val="000000"/>
           <w:sz w:val="20"/>
           <w:szCs w:val="20"/>
@@ -5987,7 +5891,7 @@
         <w:pStyle w:val="af"/>
         <w:ind w:left="426" w:hanging="142"/>
         <w:rPr>
-          <w:rFonts w:ascii="Robo" w:hAnsi="Robo"/>
+          <w:rFonts w:ascii="Robo" w:hAnsi="Robo" w:hint="eastAsia"/>
           <w:color w:val="000000"/>
           <w:sz w:val="20"/>
           <w:szCs w:val="20"/>
@@ -6012,7 +5916,7 @@
         <w:pStyle w:val="af"/>
         <w:ind w:left="426" w:hanging="142"/>
         <w:rPr>
-          <w:rFonts w:ascii="Robo" w:hAnsi="Robo"/>
+          <w:rFonts w:ascii="Robo" w:hAnsi="Robo" w:hint="eastAsia"/>
           <w:color w:val="000000"/>
           <w:sz w:val="20"/>
           <w:szCs w:val="20"/>
@@ -6037,7 +5941,7 @@
         <w:pStyle w:val="af"/>
         <w:ind w:left="426" w:hanging="142"/>
         <w:rPr>
-          <w:rFonts w:ascii="Robo" w:hAnsi="Robo"/>
+          <w:rFonts w:ascii="Robo" w:hAnsi="Robo" w:hint="eastAsia"/>
           <w:color w:val="000000"/>
           <w:sz w:val="20"/>
           <w:szCs w:val="20"/>
@@ -6062,7 +5966,7 @@
         <w:pStyle w:val="af"/>
         <w:ind w:left="426" w:hanging="142"/>
         <w:rPr>
-          <w:rFonts w:ascii="Robo" w:hAnsi="Robo"/>
+          <w:rFonts w:ascii="Robo" w:hAnsi="Robo" w:hint="eastAsia"/>
           <w:color w:val="000000"/>
           <w:sz w:val="20"/>
           <w:szCs w:val="20"/>
@@ -6090,7 +5994,7 @@
           <w:numId w:val="14"/>
         </w:numPr>
         <w:rPr>
-          <w:rFonts w:ascii="Robo" w:hAnsi="Robo"/>
+          <w:rFonts w:ascii="Robo" w:hAnsi="Robo" w:hint="eastAsia"/>
           <w:b/>
           <w:bCs/>
           <w:color w:val="000000"/>
@@ -6109,7 +6013,6 @@
         </w:rPr>
         <w:t xml:space="preserve">Implementing </w:t>
       </w:r>
-      <w:proofErr w:type="gramStart"/>
       <w:r>
         <w:rPr>
           <w:rFonts w:ascii="Robo" w:hAnsi="Robo"/>
@@ -6121,7 +6024,6 @@
         </w:rPr>
         <w:t>pthread</w:t>
       </w:r>
-      <w:proofErr w:type="gramEnd"/>
     </w:p>
     <w:p>
       <w:pPr>
@@ -6132,7 +6034,7 @@
         </w:numPr>
         <w:ind w:left="426" w:hanging="142"/>
         <w:rPr>
-          <w:rFonts w:ascii="Robo" w:hAnsi="Robo"/>
+          <w:rFonts w:ascii="Robo" w:hAnsi="Robo" w:hint="eastAsia"/>
           <w:b/>
           <w:bCs/>
           <w:color w:val="000000"/>
@@ -6167,16 +6069,17 @@
       <w:pPr>
         <w:ind w:left="426" w:hanging="142"/>
         <w:rPr>
-          <w:rFonts w:ascii="Robo" w:hAnsi="Robo"/>
-          <w:b/>
-          <w:bCs/>
-          <w:color w:val="000000"/>
-          <w:u w:color="000000"/>
-          <w:lang w:eastAsia="zh-TW"/>
-        </w:rPr>
-      </w:pPr>
-      <w:r>
-        <w:rPr>
+          <w:rFonts w:ascii="Robo" w:hAnsi="Robo" w:hint="eastAsia"/>
+          <w:b/>
+          <w:bCs/>
+          <w:color w:val="000000"/>
+          <w:u w:color="000000"/>
+          <w:lang w:eastAsia="zh-TW"/>
+        </w:rPr>
+      </w:pPr>
+      <w:r>
+        <w:rPr>
+          <w:noProof/>
           <w:u w:color="000000"/>
           <w:lang w:eastAsia="zh-TW"/>
         </w:rPr>
@@ -6222,19 +6125,20 @@
         <w:pStyle w:val="af"/>
         <w:ind w:left="426" w:hanging="142"/>
         <w:rPr>
-          <w:rFonts w:ascii="Robo" w:hAnsi="Robo"/>
-          <w:b/>
-          <w:bCs/>
-          <w:color w:val="000000"/>
-          <w:u w:color="000000"/>
-          <w:lang w:eastAsia="zh-TW"/>
-        </w:rPr>
-      </w:pPr>
-      <w:r>
-        <w:rPr>
-          <w:rFonts w:ascii="Robo" w:hAnsi="Robo"/>
-          <w:b/>
-          <w:bCs/>
+          <w:rFonts w:ascii="Robo" w:hAnsi="Robo" w:hint="eastAsia"/>
+          <w:b/>
+          <w:bCs/>
+          <w:color w:val="000000"/>
+          <w:u w:color="000000"/>
+          <w:lang w:eastAsia="zh-TW"/>
+        </w:rPr>
+      </w:pPr>
+      <w:r>
+        <w:rPr>
+          <w:rFonts w:ascii="Robo" w:hAnsi="Robo"/>
+          <w:b/>
+          <w:bCs/>
+          <w:noProof/>
           <w:color w:val="000000"/>
           <w:u w:color="000000"/>
           <w:lang w:eastAsia="zh-TW"/>
@@ -6285,7 +6189,7 @@
         </w:numPr>
         <w:ind w:left="426" w:hanging="142"/>
         <w:rPr>
-          <w:rFonts w:ascii="Robo" w:hAnsi="Robo"/>
+          <w:rFonts w:ascii="Robo" w:hAnsi="Robo" w:hint="eastAsia"/>
           <w:b/>
           <w:bCs/>
           <w:color w:val="000000"/>
@@ -6320,7 +6224,7 @@
       <w:pPr>
         <w:pStyle w:val="af"/>
         <w:rPr>
-          <w:rFonts w:ascii="Robo" w:hAnsi="Robo"/>
+          <w:rFonts w:ascii="Robo" w:hAnsi="Robo" w:hint="eastAsia"/>
           <w:color w:val="000000"/>
           <w:sz w:val="20"/>
           <w:szCs w:val="20"/>
@@ -6344,7 +6248,7 @@
       <w:pPr>
         <w:pStyle w:val="af"/>
         <w:rPr>
-          <w:rFonts w:ascii="Robo" w:hAnsi="Robo"/>
+          <w:rFonts w:ascii="Robo" w:hAnsi="Robo" w:hint="eastAsia"/>
           <w:color w:val="000000"/>
           <w:sz w:val="20"/>
           <w:szCs w:val="20"/>
@@ -6368,7 +6272,7 @@
       <w:pPr>
         <w:pStyle w:val="af"/>
         <w:rPr>
-          <w:rFonts w:ascii="Robo" w:hAnsi="Robo"/>
+          <w:rFonts w:ascii="Robo" w:hAnsi="Robo" w:hint="eastAsia"/>
           <w:color w:val="000000"/>
           <w:sz w:val="20"/>
           <w:szCs w:val="20"/>
@@ -6392,7 +6296,7 @@
       <w:pPr>
         <w:pStyle w:val="af"/>
         <w:rPr>
-          <w:rFonts w:ascii="Robo" w:hAnsi="Robo"/>
+          <w:rFonts w:ascii="Robo" w:hAnsi="Robo" w:hint="eastAsia"/>
           <w:color w:val="000000"/>
           <w:sz w:val="20"/>
           <w:szCs w:val="20"/>
@@ -6416,7 +6320,7 @@
       <w:pPr>
         <w:pStyle w:val="af"/>
         <w:rPr>
-          <w:rFonts w:ascii="Robo" w:hAnsi="Robo"/>
+          <w:rFonts w:ascii="Robo" w:hAnsi="Robo" w:hint="eastAsia"/>
           <w:color w:val="000000"/>
           <w:sz w:val="20"/>
           <w:szCs w:val="20"/>
@@ -6440,7 +6344,7 @@
       <w:pPr>
         <w:pStyle w:val="af"/>
         <w:rPr>
-          <w:rFonts w:ascii="Robo" w:hAnsi="Robo"/>
+          <w:rFonts w:ascii="Robo" w:hAnsi="Robo" w:hint="eastAsia"/>
           <w:color w:val="000000"/>
           <w:sz w:val="20"/>
           <w:szCs w:val="20"/>
@@ -6464,7 +6368,7 @@
       <w:pPr>
         <w:pStyle w:val="af"/>
         <w:rPr>
-          <w:rFonts w:ascii="Robo" w:hAnsi="Robo"/>
+          <w:rFonts w:ascii="Robo" w:hAnsi="Robo" w:hint="eastAsia"/>
           <w:color w:val="000000"/>
           <w:sz w:val="20"/>
           <w:szCs w:val="20"/>
@@ -6488,7 +6392,7 @@
       <w:pPr>
         <w:pStyle w:val="af"/>
         <w:rPr>
-          <w:rFonts w:ascii="Robo" w:hAnsi="Robo"/>
+          <w:rFonts w:ascii="Robo" w:hAnsi="Robo" w:hint="eastAsia"/>
           <w:color w:val="000000"/>
           <w:sz w:val="20"/>
           <w:szCs w:val="20"/>
@@ -6512,7 +6416,7 @@
       <w:pPr>
         <w:pStyle w:val="af"/>
         <w:rPr>
-          <w:rFonts w:ascii="Robo" w:hAnsi="Robo"/>
+          <w:rFonts w:ascii="Robo" w:hAnsi="Robo" w:hint="eastAsia"/>
           <w:color w:val="000000"/>
           <w:sz w:val="20"/>
           <w:szCs w:val="20"/>
@@ -6587,7 +6491,7 @@
           <w:numId w:val="14"/>
         </w:numPr>
         <w:rPr>
-          <w:rFonts w:ascii="Robo" w:hAnsi="Robo"/>
+          <w:rFonts w:ascii="Robo" w:hAnsi="Robo" w:hint="eastAsia"/>
           <w:b/>
           <w:bCs/>
           <w:color w:val="000000"/>
@@ -6617,7 +6521,7 @@
         </w:numPr>
         <w:ind w:left="426" w:hanging="142"/>
         <w:rPr>
-          <w:rFonts w:ascii="Robo" w:hAnsi="Robo"/>
+          <w:rFonts w:ascii="Robo" w:hAnsi="Robo" w:hint="eastAsia"/>
           <w:b/>
           <w:bCs/>
           <w:color w:val="000000"/>
@@ -6642,19 +6546,20 @@
         <w:pStyle w:val="af"/>
         <w:ind w:left="426"/>
         <w:rPr>
-          <w:rFonts w:ascii="Robo" w:hAnsi="Robo"/>
-          <w:b/>
-          <w:bCs/>
-          <w:color w:val="000000"/>
-          <w:u w:color="000000"/>
-          <w:lang w:eastAsia="zh-TW"/>
-        </w:rPr>
-      </w:pPr>
-      <w:r>
-        <w:rPr>
-          <w:rFonts w:ascii="Robo" w:hAnsi="Robo"/>
-          <w:b/>
-          <w:bCs/>
+          <w:rFonts w:ascii="Robo" w:hAnsi="Robo" w:hint="eastAsia"/>
+          <w:b/>
+          <w:bCs/>
+          <w:color w:val="000000"/>
+          <w:u w:color="000000"/>
+          <w:lang w:eastAsia="zh-TW"/>
+        </w:rPr>
+      </w:pPr>
+      <w:r>
+        <w:rPr>
+          <w:rFonts w:ascii="Robo" w:hAnsi="Robo"/>
+          <w:b/>
+          <w:bCs/>
+          <w:noProof/>
           <w:color w:val="000000"/>
           <w:u w:color="000000"/>
           <w:lang w:eastAsia="zh-TW"/>
@@ -6701,19 +6606,20 @@
         <w:pStyle w:val="af"/>
         <w:ind w:left="426"/>
         <w:rPr>
-          <w:rFonts w:ascii="Robo" w:hAnsi="Robo"/>
-          <w:b/>
-          <w:bCs/>
-          <w:color w:val="000000"/>
-          <w:u w:color="000000"/>
-          <w:lang w:eastAsia="zh-TW"/>
-        </w:rPr>
-      </w:pPr>
-      <w:r>
-        <w:rPr>
-          <w:rFonts w:ascii="Robo" w:hAnsi="Robo"/>
-          <w:b/>
-          <w:bCs/>
+          <w:rFonts w:ascii="Robo" w:hAnsi="Robo" w:hint="eastAsia"/>
+          <w:b/>
+          <w:bCs/>
+          <w:color w:val="000000"/>
+          <w:u w:color="000000"/>
+          <w:lang w:eastAsia="zh-TW"/>
+        </w:rPr>
+      </w:pPr>
+      <w:r>
+        <w:rPr>
+          <w:rFonts w:ascii="Robo" w:hAnsi="Robo"/>
+          <w:b/>
+          <w:bCs/>
+          <w:noProof/>
           <w:color w:val="000000"/>
           <w:u w:color="000000"/>
           <w:lang w:eastAsia="zh-TW"/>
@@ -6764,7 +6670,7 @@
         </w:numPr>
         <w:ind w:left="426" w:hanging="142"/>
         <w:rPr>
-          <w:rFonts w:ascii="Robo" w:hAnsi="Robo"/>
+          <w:rFonts w:ascii="Robo" w:hAnsi="Robo" w:hint="eastAsia"/>
           <w:b/>
           <w:bCs/>
           <w:color w:val="000000"/>
@@ -6788,7 +6694,7 @@
       <w:pPr>
         <w:ind w:leftChars="295" w:left="709" w:hanging="1"/>
         <w:rPr>
-          <w:rFonts w:ascii="Robo" w:hAnsi="Robo"/>
+          <w:rFonts w:ascii="Robo" w:hAnsi="Robo" w:hint="eastAsia"/>
           <w:color w:val="000000"/>
           <w:sz w:val="20"/>
           <w:szCs w:val="20"/>
@@ -6812,7 +6718,7 @@
       <w:pPr>
         <w:ind w:leftChars="295" w:left="709" w:hanging="1"/>
         <w:rPr>
-          <w:rFonts w:ascii="Robo" w:hAnsi="Robo"/>
+          <w:rFonts w:ascii="Robo" w:hAnsi="Robo" w:hint="eastAsia"/>
           <w:color w:val="000000"/>
           <w:sz w:val="20"/>
           <w:szCs w:val="20"/>
@@ -6836,7 +6742,7 @@
       <w:pPr>
         <w:ind w:leftChars="295" w:left="709" w:hanging="1"/>
         <w:rPr>
-          <w:rFonts w:ascii="Robo" w:hAnsi="Robo"/>
+          <w:rFonts w:ascii="Robo" w:hAnsi="Robo" w:hint="eastAsia"/>
           <w:color w:val="000000"/>
           <w:sz w:val="20"/>
           <w:szCs w:val="20"/>
@@ -6860,7 +6766,7 @@
       <w:pPr>
         <w:ind w:leftChars="295" w:left="709" w:hanging="1"/>
         <w:rPr>
-          <w:rFonts w:ascii="Robo" w:hAnsi="Robo"/>
+          <w:rFonts w:ascii="Robo" w:hAnsi="Robo" w:hint="eastAsia"/>
           <w:color w:val="000000"/>
           <w:sz w:val="20"/>
           <w:szCs w:val="20"/>
@@ -6884,7 +6790,7 @@
       <w:pPr>
         <w:ind w:leftChars="295" w:left="709" w:hanging="1"/>
         <w:rPr>
-          <w:rFonts w:ascii="Robo" w:hAnsi="Robo"/>
+          <w:rFonts w:ascii="Robo" w:hAnsi="Robo" w:hint="eastAsia"/>
           <w:color w:val="000000"/>
           <w:sz w:val="20"/>
           <w:szCs w:val="20"/>
@@ -6908,7 +6814,7 @@
       <w:pPr>
         <w:ind w:leftChars="295" w:left="709" w:hanging="1"/>
         <w:rPr>
-          <w:rFonts w:ascii="Robo" w:hAnsi="Robo"/>
+          <w:rFonts w:ascii="Robo" w:hAnsi="Robo" w:hint="eastAsia"/>
           <w:color w:val="000000"/>
           <w:sz w:val="20"/>
           <w:szCs w:val="20"/>
@@ -6932,7 +6838,7 @@
       <w:pPr>
         <w:ind w:leftChars="295" w:left="709" w:hanging="1"/>
         <w:rPr>
-          <w:rFonts w:ascii="Robo" w:hAnsi="Robo"/>
+          <w:rFonts w:ascii="Robo" w:hAnsi="Robo" w:hint="eastAsia"/>
           <w:color w:val="000000"/>
           <w:sz w:val="20"/>
           <w:szCs w:val="20"/>
@@ -6956,7 +6862,7 @@
       <w:pPr>
         <w:ind w:leftChars="295" w:left="709" w:hanging="1"/>
         <w:rPr>
-          <w:rFonts w:ascii="Robo" w:hAnsi="Robo"/>
+          <w:rFonts w:ascii="Robo" w:hAnsi="Robo" w:hint="eastAsia"/>
           <w:color w:val="000000"/>
           <w:sz w:val="20"/>
           <w:szCs w:val="20"/>
@@ -6980,7 +6886,7 @@
       <w:pPr>
         <w:ind w:leftChars="295" w:left="709" w:hanging="1"/>
         <w:rPr>
-          <w:rFonts w:ascii="Robo" w:hAnsi="Robo"/>
+          <w:rFonts w:ascii="Robo" w:hAnsi="Robo" w:hint="eastAsia"/>
           <w:color w:val="000000"/>
           <w:sz w:val="20"/>
           <w:szCs w:val="20"/>
@@ -7004,7 +6910,7 @@
       <w:pPr>
         <w:ind w:leftChars="295" w:left="709" w:hanging="1"/>
         <w:rPr>
-          <w:rFonts w:ascii="Robo" w:hAnsi="Robo"/>
+          <w:rFonts w:ascii="Robo" w:hAnsi="Robo" w:hint="eastAsia"/>
           <w:color w:val="000000"/>
           <w:sz w:val="20"/>
           <w:szCs w:val="20"/>
@@ -7032,7 +6938,7 @@
           <w:numId w:val="14"/>
         </w:numPr>
         <w:rPr>
-          <w:rFonts w:ascii="Robo" w:hAnsi="Robo"/>
+          <w:rFonts w:ascii="Robo" w:hAnsi="Robo" w:hint="eastAsia"/>
           <w:b/>
           <w:bCs/>
           <w:color w:val="000000"/>
@@ -7094,7 +7000,7 @@
                 <w:bar w:val="none" w:sz="0" w:color="auto"/>
               </w:pBdr>
               <w:rPr>
-                <w:rFonts w:ascii="Robo" w:hAnsi="Robo"/>
+                <w:rFonts w:ascii="Robo" w:hAnsi="Robo" w:hint="eastAsia"/>
                 <w:color w:val="000000"/>
                 <w:u w:color="000000"/>
                 <w:lang w:eastAsia="zh-TW"/>
@@ -7118,7 +7024,7 @@
                 <w:bar w:val="none" w:sz="0" w:color="auto"/>
               </w:pBdr>
               <w:rPr>
-                <w:rFonts w:ascii="Robo" w:hAnsi="Robo"/>
+                <w:rFonts w:ascii="Robo" w:hAnsi="Robo" w:hint="eastAsia"/>
                 <w:color w:val="000000"/>
                 <w:u w:color="000000"/>
                 <w:lang w:eastAsia="zh-TW"/>
@@ -7151,7 +7057,7 @@
                 <w:bar w:val="none" w:sz="0" w:color="auto"/>
               </w:pBdr>
               <w:rPr>
-                <w:rFonts w:ascii="Robo" w:hAnsi="Robo"/>
+                <w:rFonts w:ascii="Robo" w:hAnsi="Robo" w:hint="eastAsia"/>
                 <w:color w:val="000000"/>
                 <w:u w:color="000000"/>
                 <w:lang w:eastAsia="zh-TW"/>
@@ -7184,7 +7090,7 @@
                 <w:bar w:val="none" w:sz="0" w:color="auto"/>
               </w:pBdr>
               <w:rPr>
-                <w:rFonts w:ascii="Robo" w:hAnsi="Robo"/>
+                <w:rFonts w:ascii="Robo" w:hAnsi="Robo" w:hint="eastAsia"/>
                 <w:color w:val="000000"/>
                 <w:u w:color="000000"/>
                 <w:lang w:eastAsia="zh-TW"/>
@@ -7217,7 +7123,7 @@
                 <w:bar w:val="none" w:sz="0" w:color="auto"/>
               </w:pBdr>
               <w:rPr>
-                <w:rFonts w:ascii="Robo" w:hAnsi="Robo"/>
+                <w:rFonts w:ascii="Robo" w:hAnsi="Robo" w:hint="eastAsia"/>
                 <w:color w:val="000000"/>
                 <w:u w:color="000000"/>
                 <w:lang w:eastAsia="zh-TW"/>
@@ -7250,7 +7156,7 @@
                 <w:bar w:val="none" w:sz="0" w:color="auto"/>
               </w:pBdr>
               <w:rPr>
-                <w:rFonts w:ascii="Robo" w:hAnsi="Robo"/>
+                <w:rFonts w:ascii="Robo" w:hAnsi="Robo" w:hint="eastAsia"/>
                 <w:color w:val="000000"/>
                 <w:u w:color="000000"/>
                 <w:lang w:eastAsia="zh-TW"/>
@@ -7263,25 +7169,7 @@
                 <w:u w:color="000000"/>
                 <w:lang w:eastAsia="zh-TW"/>
               </w:rPr>
-              <w:t xml:space="preserve">Impv. </w:t>
-            </w:r>
-            <w:r>
-              <w:rPr>
-                <w:rFonts w:ascii="Robo" w:hAnsi="Robo"/>
-                <w:color w:val="000000"/>
-                <w:u w:color="000000"/>
-                <w:lang w:eastAsia="zh-TW"/>
-              </w:rPr>
-              <w:t>pThread</w:t>
-            </w:r>
-            <w:r>
-              <w:rPr>
-                <w:rFonts w:ascii="Robo" w:hAnsi="Robo"/>
-                <w:color w:val="000000"/>
-                <w:u w:color="000000"/>
-                <w:lang w:eastAsia="zh-TW"/>
-              </w:rPr>
-              <w:t xml:space="preserve"> to Proj1</w:t>
+              <w:t>Impv. pThread to Proj1</w:t>
             </w:r>
           </w:p>
         </w:tc>
@@ -7302,7 +7190,7 @@
                 <w:bar w:val="none" w:sz="0" w:color="auto"/>
               </w:pBdr>
               <w:rPr>
-                <w:rFonts w:ascii="Robo" w:hAnsi="Robo"/>
+                <w:rFonts w:ascii="Robo" w:hAnsi="Robo" w:hint="eastAsia"/>
                 <w:color w:val="000000"/>
                 <w:u w:color="000000"/>
                 <w:lang w:eastAsia="zh-TW"/>
@@ -7336,7 +7224,7 @@
                 <w:bar w:val="none" w:sz="0" w:color="auto"/>
               </w:pBdr>
               <w:rPr>
-                <w:rFonts w:ascii="Robo" w:hAnsi="Robo"/>
+                <w:rFonts w:ascii="Robo" w:hAnsi="Robo" w:hint="eastAsia"/>
                 <w:color w:val="000000"/>
                 <w:u w:color="000000"/>
                 <w:lang w:eastAsia="zh-TW"/>
@@ -7370,7 +7258,7 @@
                 <w:bar w:val="none" w:sz="0" w:color="auto"/>
               </w:pBdr>
               <w:rPr>
-                <w:rFonts w:ascii="Robo" w:hAnsi="Robo"/>
+                <w:rFonts w:ascii="Robo" w:hAnsi="Robo" w:hint="eastAsia"/>
                 <w:color w:val="000000"/>
                 <w:u w:color="000000"/>
                 <w:lang w:eastAsia="zh-TW"/>
@@ -7404,7 +7292,7 @@
                 <w:bar w:val="none" w:sz="0" w:color="auto"/>
               </w:pBdr>
               <w:rPr>
-                <w:rFonts w:ascii="Robo" w:hAnsi="Robo"/>
+                <w:rFonts w:ascii="Robo" w:hAnsi="Robo" w:hint="eastAsia"/>
                 <w:color w:val="000000"/>
                 <w:sz w:val="20"/>
                 <w:szCs w:val="20"/>
@@ -7440,7 +7328,7 @@
                 <w:bar w:val="none" w:sz="0" w:color="auto"/>
               </w:pBdr>
               <w:rPr>
-                <w:rFonts w:ascii="Robo" w:hAnsi="Robo"/>
+                <w:rFonts w:ascii="Robo" w:hAnsi="Robo" w:hint="eastAsia"/>
                 <w:color w:val="000000"/>
                 <w:u w:color="000000"/>
                 <w:lang w:eastAsia="zh-TW"/>
@@ -7474,7 +7362,7 @@
                 <w:bar w:val="none" w:sz="0" w:color="auto"/>
               </w:pBdr>
               <w:rPr>
-                <w:rFonts w:ascii="Robo" w:hAnsi="Robo"/>
+                <w:rFonts w:ascii="Robo" w:hAnsi="Robo" w:hint="eastAsia"/>
                 <w:color w:val="000000"/>
                 <w:sz w:val="20"/>
                 <w:szCs w:val="20"/>
@@ -7512,7 +7400,7 @@
                 <w:bar w:val="none" w:sz="0" w:color="auto"/>
               </w:pBdr>
               <w:rPr>
-                <w:rFonts w:ascii="Robo" w:hAnsi="Robo"/>
+                <w:rFonts w:ascii="Robo" w:hAnsi="Robo" w:hint="eastAsia"/>
                 <w:color w:val="000000"/>
                 <w:u w:color="000000"/>
                 <w:lang w:eastAsia="zh-TW"/>
@@ -7546,7 +7434,7 @@
                 <w:bar w:val="none" w:sz="0" w:color="auto"/>
               </w:pBdr>
               <w:rPr>
-                <w:rFonts w:ascii="Robo" w:hAnsi="Robo"/>
+                <w:rFonts w:ascii="Robo" w:hAnsi="Robo" w:hint="eastAsia"/>
                 <w:color w:val="000000"/>
                 <w:u w:color="000000"/>
                 <w:lang w:eastAsia="zh-TW"/>
@@ -7580,7 +7468,7 @@
                 <w:bar w:val="none" w:sz="0" w:color="auto"/>
               </w:pBdr>
               <w:rPr>
-                <w:rFonts w:ascii="Robo" w:hAnsi="Robo"/>
+                <w:rFonts w:ascii="Robo" w:hAnsi="Robo" w:hint="eastAsia"/>
                 <w:color w:val="000000"/>
                 <w:u w:color="000000"/>
                 <w:lang w:eastAsia="zh-TW"/>
@@ -7615,7 +7503,7 @@
                 <w:bar w:val="none" w:sz="0" w:color="auto"/>
               </w:pBdr>
               <w:rPr>
-                <w:rFonts w:ascii="Robo" w:hAnsi="Robo"/>
+                <w:rFonts w:ascii="Robo" w:hAnsi="Robo" w:hint="eastAsia"/>
                 <w:color w:val="000000"/>
                 <w:sz w:val="20"/>
                 <w:szCs w:val="20"/>
@@ -7651,7 +7539,7 @@
                 <w:bar w:val="none" w:sz="0" w:color="auto"/>
               </w:pBdr>
               <w:rPr>
-                <w:rFonts w:ascii="Robo" w:hAnsi="Robo"/>
+                <w:rFonts w:ascii="Robo" w:hAnsi="Robo" w:hint="eastAsia"/>
                 <w:color w:val="000000"/>
                 <w:u w:color="000000"/>
                 <w:lang w:eastAsia="zh-TW"/>
@@ -7685,7 +7573,7 @@
                 <w:bar w:val="none" w:sz="0" w:color="auto"/>
               </w:pBdr>
               <w:rPr>
-                <w:rFonts w:ascii="Robo" w:hAnsi="Robo"/>
+                <w:rFonts w:ascii="Robo" w:hAnsi="Robo" w:hint="eastAsia"/>
                 <w:color w:val="000000"/>
                 <w:sz w:val="20"/>
                 <w:szCs w:val="20"/>
@@ -7723,7 +7611,7 @@
                 <w:bar w:val="none" w:sz="0" w:color="auto"/>
               </w:pBdr>
               <w:rPr>
-                <w:rFonts w:ascii="Robo" w:hAnsi="Robo"/>
+                <w:rFonts w:ascii="Robo" w:hAnsi="Robo" w:hint="eastAsia"/>
                 <w:color w:val="000000"/>
                 <w:u w:color="000000"/>
                 <w:lang w:eastAsia="zh-TW"/>
@@ -7757,7 +7645,7 @@
                 <w:bar w:val="none" w:sz="0" w:color="auto"/>
               </w:pBdr>
               <w:rPr>
-                <w:rFonts w:ascii="Robo" w:hAnsi="Robo"/>
+                <w:rFonts w:ascii="Robo" w:hAnsi="Robo" w:hint="eastAsia"/>
                 <w:color w:val="000000"/>
                 <w:u w:color="000000"/>
                 <w:lang w:eastAsia="zh-TW"/>
@@ -7791,7 +7679,7 @@
                 <w:bar w:val="none" w:sz="0" w:color="auto"/>
               </w:pBdr>
               <w:rPr>
-                <w:rFonts w:ascii="Robo" w:hAnsi="Robo"/>
+                <w:rFonts w:ascii="Robo" w:hAnsi="Robo" w:hint="eastAsia"/>
                 <w:color w:val="000000"/>
                 <w:u w:color="000000"/>
                 <w:lang w:eastAsia="zh-TW"/>
@@ -7825,7 +7713,7 @@
                 <w:bar w:val="none" w:sz="0" w:color="auto"/>
               </w:pBdr>
               <w:rPr>
-                <w:rFonts w:ascii="Robo" w:hAnsi="Robo"/>
+                <w:rFonts w:ascii="Robo" w:hAnsi="Robo" w:hint="eastAsia"/>
                 <w:color w:val="000000"/>
                 <w:sz w:val="20"/>
                 <w:szCs w:val="20"/>
@@ -7861,7 +7749,7 @@
                 <w:bar w:val="none" w:sz="0" w:color="auto"/>
               </w:pBdr>
               <w:rPr>
-                <w:rFonts w:ascii="Robo" w:hAnsi="Robo"/>
+                <w:rFonts w:ascii="Robo" w:hAnsi="Robo" w:hint="eastAsia"/>
                 <w:color w:val="000000"/>
                 <w:u w:color="000000"/>
                 <w:lang w:eastAsia="zh-TW"/>
@@ -7895,7 +7783,7 @@
                 <w:bar w:val="none" w:sz="0" w:color="auto"/>
               </w:pBdr>
               <w:rPr>
-                <w:rFonts w:ascii="Robo" w:hAnsi="Robo"/>
+                <w:rFonts w:ascii="Robo" w:hAnsi="Robo" w:hint="eastAsia"/>
                 <w:color w:val="000000"/>
                 <w:sz w:val="20"/>
                 <w:szCs w:val="20"/>
@@ -7933,7 +7821,7 @@
                 <w:bar w:val="none" w:sz="0" w:color="auto"/>
               </w:pBdr>
               <w:rPr>
-                <w:rFonts w:ascii="Robo" w:hAnsi="Robo"/>
+                <w:rFonts w:ascii="Robo" w:hAnsi="Robo" w:hint="eastAsia"/>
                 <w:color w:val="000000"/>
                 <w:u w:color="000000"/>
                 <w:lang w:eastAsia="zh-TW"/>
@@ -7967,7 +7855,7 @@
                 <w:bar w:val="none" w:sz="0" w:color="auto"/>
               </w:pBdr>
               <w:rPr>
-                <w:rFonts w:ascii="Robo" w:hAnsi="Robo"/>
+                <w:rFonts w:ascii="Robo" w:hAnsi="Robo" w:hint="eastAsia"/>
                 <w:color w:val="000000"/>
                 <w:u w:color="000000"/>
                 <w:lang w:eastAsia="zh-TW"/>
@@ -8001,7 +7889,7 @@
                 <w:bar w:val="none" w:sz="0" w:color="auto"/>
               </w:pBdr>
               <w:rPr>
-                <w:rFonts w:ascii="Robo" w:hAnsi="Robo"/>
+                <w:rFonts w:ascii="Robo" w:hAnsi="Robo" w:hint="eastAsia"/>
                 <w:color w:val="000000"/>
                 <w:u w:color="000000"/>
                 <w:lang w:eastAsia="zh-TW"/>
@@ -8036,7 +7924,7 @@
                 <w:bar w:val="none" w:sz="0" w:color="auto"/>
               </w:pBdr>
               <w:rPr>
-                <w:rFonts w:ascii="Robo" w:hAnsi="Robo"/>
+                <w:rFonts w:ascii="Robo" w:hAnsi="Robo" w:hint="eastAsia"/>
                 <w:color w:val="000000"/>
                 <w:sz w:val="20"/>
                 <w:szCs w:val="20"/>
@@ -8072,7 +7960,7 @@
                 <w:bar w:val="none" w:sz="0" w:color="auto"/>
               </w:pBdr>
               <w:rPr>
-                <w:rFonts w:ascii="Robo" w:hAnsi="Robo"/>
+                <w:rFonts w:ascii="Robo" w:hAnsi="Robo" w:hint="eastAsia"/>
                 <w:color w:val="000000"/>
                 <w:u w:color="000000"/>
                 <w:lang w:eastAsia="zh-TW"/>
@@ -8106,7 +7994,7 @@
                 <w:bar w:val="none" w:sz="0" w:color="auto"/>
               </w:pBdr>
               <w:rPr>
-                <w:rFonts w:ascii="Robo" w:hAnsi="Robo"/>
+                <w:rFonts w:ascii="Robo" w:hAnsi="Robo" w:hint="eastAsia"/>
                 <w:color w:val="000000"/>
                 <w:sz w:val="20"/>
                 <w:szCs w:val="20"/>
@@ -8144,7 +8032,7 @@
                 <w:bar w:val="none" w:sz="0" w:color="auto"/>
               </w:pBdr>
               <w:rPr>
-                <w:rFonts w:ascii="Robo" w:hAnsi="Robo"/>
+                <w:rFonts w:ascii="Robo" w:hAnsi="Robo" w:hint="eastAsia"/>
                 <w:color w:val="000000"/>
                 <w:u w:color="000000"/>
                 <w:lang w:eastAsia="zh-TW"/>
@@ -8178,7 +8066,7 @@
                 <w:bar w:val="none" w:sz="0" w:color="auto"/>
               </w:pBdr>
               <w:rPr>
-                <w:rFonts w:ascii="Robo" w:hAnsi="Robo"/>
+                <w:rFonts w:ascii="Robo" w:hAnsi="Robo" w:hint="eastAsia"/>
                 <w:color w:val="000000"/>
                 <w:u w:color="000000"/>
                 <w:lang w:eastAsia="zh-TW"/>
@@ -8212,7 +8100,7 @@
                 <w:bar w:val="none" w:sz="0" w:color="auto"/>
               </w:pBdr>
               <w:rPr>
-                <w:rFonts w:ascii="Robo" w:hAnsi="Robo"/>
+                <w:rFonts w:ascii="Robo" w:hAnsi="Robo" w:hint="eastAsia"/>
                 <w:color w:val="000000"/>
                 <w:u w:color="000000"/>
                 <w:lang w:eastAsia="zh-TW"/>
@@ -8246,7 +8134,7 @@
                 <w:bar w:val="none" w:sz="0" w:color="auto"/>
               </w:pBdr>
               <w:rPr>
-                <w:rFonts w:ascii="Robo" w:hAnsi="Robo"/>
+                <w:rFonts w:ascii="Robo" w:hAnsi="Robo" w:hint="eastAsia"/>
                 <w:color w:val="000000"/>
                 <w:sz w:val="20"/>
                 <w:szCs w:val="20"/>
@@ -8282,7 +8170,7 @@
                 <w:bar w:val="none" w:sz="0" w:color="auto"/>
               </w:pBdr>
               <w:rPr>
-                <w:rFonts w:ascii="Robo" w:hAnsi="Robo"/>
+                <w:rFonts w:ascii="Robo" w:hAnsi="Robo" w:hint="eastAsia"/>
                 <w:color w:val="000000"/>
                 <w:u w:color="000000"/>
                 <w:lang w:eastAsia="zh-TW"/>
@@ -8316,7 +8204,7 @@
                 <w:bar w:val="none" w:sz="0" w:color="auto"/>
               </w:pBdr>
               <w:rPr>
-                <w:rFonts w:ascii="Robo" w:hAnsi="Robo"/>
+                <w:rFonts w:ascii="Robo" w:hAnsi="Robo" w:hint="eastAsia"/>
                 <w:color w:val="000000"/>
                 <w:sz w:val="20"/>
                 <w:szCs w:val="20"/>
@@ -8354,7 +8242,7 @@
                 <w:bar w:val="none" w:sz="0" w:color="auto"/>
               </w:pBdr>
               <w:rPr>
-                <w:rFonts w:ascii="Robo" w:hAnsi="Robo"/>
+                <w:rFonts w:ascii="Robo" w:hAnsi="Robo" w:hint="eastAsia"/>
                 <w:color w:val="000000"/>
                 <w:u w:color="000000"/>
                 <w:lang w:eastAsia="zh-TW"/>
@@ -8388,7 +8276,7 @@
                 <w:bar w:val="none" w:sz="0" w:color="auto"/>
               </w:pBdr>
               <w:rPr>
-                <w:rFonts w:ascii="Robo" w:hAnsi="Robo"/>
+                <w:rFonts w:ascii="Robo" w:hAnsi="Robo" w:hint="eastAsia"/>
                 <w:color w:val="000000"/>
                 <w:u w:color="000000"/>
                 <w:lang w:eastAsia="zh-TW"/>
@@ -8422,7 +8310,7 @@
                 <w:bar w:val="none" w:sz="0" w:color="auto"/>
               </w:pBdr>
               <w:rPr>
-                <w:rFonts w:ascii="Robo" w:hAnsi="Robo"/>
+                <w:rFonts w:ascii="Robo" w:hAnsi="Robo" w:hint="eastAsia"/>
                 <w:color w:val="000000"/>
                 <w:u w:color="000000"/>
                 <w:lang w:eastAsia="zh-TW"/>
@@ -8457,7 +8345,7 @@
                 <w:bar w:val="none" w:sz="0" w:color="auto"/>
               </w:pBdr>
               <w:rPr>
-                <w:rFonts w:ascii="Robo" w:hAnsi="Robo"/>
+                <w:rFonts w:ascii="Robo" w:hAnsi="Robo" w:hint="eastAsia"/>
                 <w:color w:val="000000"/>
                 <w:sz w:val="20"/>
                 <w:szCs w:val="20"/>
@@ -8493,7 +8381,7 @@
                 <w:bar w:val="none" w:sz="0" w:color="auto"/>
               </w:pBdr>
               <w:rPr>
-                <w:rFonts w:ascii="Robo" w:hAnsi="Robo"/>
+                <w:rFonts w:ascii="Robo" w:hAnsi="Robo" w:hint="eastAsia"/>
                 <w:color w:val="000000"/>
                 <w:u w:color="000000"/>
                 <w:lang w:eastAsia="zh-TW"/>
@@ -8527,7 +8415,7 @@
                 <w:bar w:val="none" w:sz="0" w:color="auto"/>
               </w:pBdr>
               <w:rPr>
-                <w:rFonts w:ascii="Robo" w:hAnsi="Robo"/>
+                <w:rFonts w:ascii="Robo" w:hAnsi="Robo" w:hint="eastAsia"/>
                 <w:color w:val="000000"/>
                 <w:sz w:val="20"/>
                 <w:szCs w:val="20"/>
@@ -8553,17 +8441,17 @@
     <w:p>
       <w:pPr>
         <w:rPr>
-          <w:rFonts w:ascii="Robo" w:hAnsi="Robo"/>
-          <w:color w:val="000000"/>
-          <w:u w:color="000000"/>
-          <w:lang w:eastAsia="zh-TW"/>
-        </w:rPr>
-      </w:pPr>
-    </w:p>
-    <w:p>
-      <w:pPr>
-        <w:rPr>
-          <w:rFonts w:ascii="Robo" w:hAnsi="Robo"/>
+          <w:rFonts w:ascii="Robo" w:hAnsi="Robo" w:hint="eastAsia"/>
+          <w:color w:val="000000"/>
+          <w:u w:color="000000"/>
+          <w:lang w:eastAsia="zh-TW"/>
+        </w:rPr>
+      </w:pPr>
+    </w:p>
+    <w:p>
+      <w:pPr>
+        <w:rPr>
+          <w:rFonts w:ascii="Robo" w:hAnsi="Robo" w:hint="eastAsia"/>
           <w:color w:val="000000"/>
           <w:u w:color="000000"/>
           <w:lang w:eastAsia="zh-TW"/>
@@ -8627,7 +8515,7 @@
     <w:p>
       <w:pPr>
         <w:rPr>
-          <w:rFonts w:ascii="Robo" w:hAnsi="Robo"/>
+          <w:rFonts w:ascii="Robo" w:hAnsi="Robo" w:hint="eastAsia"/>
           <w:color w:val="000000"/>
           <w:u w:color="000000"/>
           <w:lang w:eastAsia="zh-TW"/>
@@ -8642,25 +8530,23 @@
         </w:rPr>
         <w:t xml:space="preserve">However, we get </w:t>
       </w:r>
-      <w:proofErr w:type="gramStart"/>
-      <w:r>
-        <w:rPr>
-          <w:rFonts w:ascii="Robo" w:hAnsi="Robo"/>
-          <w:color w:val="000000"/>
-          <w:u w:color="000000"/>
-          <w:lang w:eastAsia="zh-TW"/>
-        </w:rPr>
-        <w:t>wall time</w:t>
-      </w:r>
-      <w:proofErr w:type="gramEnd"/>
-      <w:r>
-        <w:rPr>
-          <w:rFonts w:ascii="Robo" w:hAnsi="Robo"/>
-          <w:color w:val="000000"/>
-          <w:u w:color="000000"/>
-          <w:lang w:eastAsia="zh-TW"/>
-        </w:rPr>
-        <w:t xml:space="preserve"> improvement in both implementations.</w:t>
+      <w:r>
+        <w:rPr>
+          <w:rFonts w:ascii="Robo" w:hAnsi="Robo"/>
+          <w:color w:val="000000"/>
+          <w:u w:color="000000"/>
+          <w:lang w:eastAsia="zh-TW"/>
+        </w:rPr>
+        <w:t>WALL</w:t>
+      </w:r>
+      <w:r>
+        <w:rPr>
+          <w:rFonts w:ascii="Robo" w:hAnsi="Robo"/>
+          <w:color w:val="000000"/>
+          <w:u w:color="000000"/>
+          <w:lang w:eastAsia="zh-TW"/>
+        </w:rPr>
+        <w:t xml:space="preserve"> time improvement in both implementations.</w:t>
       </w:r>
     </w:p>
     <w:p>
@@ -8765,7 +8651,13 @@
         <w:rPr>
           <w:rFonts w:ascii="Robo" w:hAnsi="Robo"/>
         </w:rPr>
-        <w:t>F</w:t>
+        <w:t>OpenMP is rather easy to implement</w:t>
+      </w:r>
+      <w:r>
+        <w:rPr>
+          <w:rFonts w:ascii="Robo" w:hAnsi="Robo"/>
+        </w:rPr>
+        <w:t>, thus bringing no issue.</w:t>
       </w:r>
     </w:p>
     <w:p>
@@ -8775,6 +8667,116 @@
           <w:rFonts w:ascii="Robo" w:hAnsi="Robo"/>
         </w:rPr>
       </w:pPr>
+      <w:r>
+        <w:rPr>
+          <w:rFonts w:ascii="Robo" w:hAnsi="Robo"/>
+        </w:rPr>
+        <w:t xml:space="preserve">POSIX requires us to modify the source code heavily. </w:t>
+      </w:r>
+      <w:r>
+        <w:rPr>
+          <w:rFonts w:ascii="Robo" w:hAnsi="Robo"/>
+        </w:rPr>
+        <w:t>We face</w:t>
+      </w:r>
+      <w:r>
+        <w:rPr>
+          <w:rFonts w:ascii="Robo" w:hAnsi="Robo"/>
+        </w:rPr>
+        <w:t>d</w:t>
+      </w:r>
+      <w:r>
+        <w:rPr>
+          <w:rFonts w:ascii="Robo" w:hAnsi="Robo"/>
+        </w:rPr>
+        <w:t xml:space="preserve"> issue in adding argument “</w:t>
+      </w:r>
+      <w:r>
+        <w:rPr>
+          <w:rFonts w:ascii="Robo" w:hAnsi="Robo"/>
+        </w:rPr>
+        <w:t>smoothedim</w:t>
+      </w:r>
+      <w:r>
+        <w:rPr>
+          <w:rFonts w:ascii="Robo" w:hAnsi="Robo"/>
+        </w:rPr>
+        <w:t xml:space="preserve">” to the structure regarding type casting. </w:t>
+      </w:r>
+      <w:r>
+        <w:rPr>
+          <w:rFonts w:ascii="Robo" w:hAnsi="Robo"/>
+        </w:rPr>
+        <w:t xml:space="preserve">However, it was just a pointer casting </w:t>
+      </w:r>
+      <w:r>
+        <w:rPr>
+          <w:rFonts w:ascii="Robo" w:hAnsi="Robo"/>
+        </w:rPr>
+        <w:t>issue,</w:t>
+      </w:r>
+      <w:r>
+        <w:rPr>
+          <w:rFonts w:ascii="Robo" w:hAnsi="Robo"/>
+        </w:rPr>
+        <w:t xml:space="preserve"> so we fixed it </w:t>
+      </w:r>
+      <w:r>
+        <w:rPr>
+          <w:rFonts w:ascii="Robo" w:hAnsi="Robo"/>
+        </w:rPr>
+        <w:t>quickly</w:t>
+      </w:r>
+      <w:r>
+        <w:rPr>
+          <w:rFonts w:ascii="Robo" w:hAnsi="Robo"/>
+        </w:rPr>
+        <w:t>.</w:t>
+      </w:r>
+    </w:p>
+    <w:p>
+      <w:pPr>
+        <w:pStyle w:val="a0"/>
+        <w:rPr>
+          <w:rFonts w:ascii="Robo" w:hAnsi="Robo"/>
+        </w:rPr>
+      </w:pPr>
+      <w:r>
+        <w:rPr>
+          <w:rFonts w:ascii="Robo" w:hAnsi="Robo"/>
+        </w:rPr>
+        <w:t xml:space="preserve">After modifying the pthread implementation code, the </w:t>
+      </w:r>
+      <w:r>
+        <w:rPr>
+          <w:rFonts w:ascii="Robo" w:hAnsi="Robo"/>
+        </w:rPr>
+        <w:t>first-round</w:t>
+      </w:r>
+      <w:r>
+        <w:rPr>
+          <w:rFonts w:ascii="Robo" w:hAnsi="Robo"/>
+        </w:rPr>
+        <w:t xml:space="preserve"> test failed unexpectedly. </w:t>
+      </w:r>
+      <w:r>
+        <w:rPr>
+          <w:rFonts w:ascii="Robo" w:hAnsi="Robo"/>
+        </w:rPr>
+        <w:t xml:space="preserve">The root cause is not clear now since we </w:t>
+      </w:r>
+      <w:r>
+        <w:rPr>
+          <w:rFonts w:ascii="Robo" w:hAnsi="Robo"/>
+        </w:rPr>
+        <w:t>couldn’t reproduce it.</w:t>
+      </w:r>
+      <w:r>
+        <w:rPr>
+          <w:rFonts w:ascii="Robo" w:hAnsi="Robo"/>
+        </w:rPr>
+        <w:t xml:space="preserve"> Our guess is that a segmentation fault happened.</w:t>
+      </w:r>
     </w:p>
     <w:p>
       <w:pPr>
@@ -8843,7 +8845,19 @@
         <w:rPr>
           <w:rFonts w:ascii="Robo" w:hAnsi="Robo"/>
         </w:rPr>
-        <w:t>A</w:t>
+        <w:t xml:space="preserve">In this project, two multithreading methods are explored with both </w:t>
+      </w:r>
+      <w:r>
+        <w:rPr>
+          <w:rFonts w:ascii="Robo" w:hAnsi="Robo"/>
+        </w:rPr>
+        <w:t>implementations</w:t>
+      </w:r>
+      <w:r>
+        <w:rPr>
+          <w:rFonts w:ascii="Robo" w:hAnsi="Robo"/>
+        </w:rPr>
+        <w:t xml:space="preserve"> done. </w:t>
       </w:r>
     </w:p>
     <w:p>
@@ -8857,7 +8871,45 @@
         <w:rPr>
           <w:rFonts w:ascii="Robo" w:hAnsi="Robo"/>
         </w:rPr>
-        <w:t>.</w:t>
+        <w:t xml:space="preserve">Performance comparison is done </w:t>
+      </w:r>
+      <w:r>
+        <w:rPr>
+          <w:rFonts w:ascii="Robo" w:hAnsi="Robo"/>
+        </w:rPr>
+        <w:t xml:space="preserve">through </w:t>
+      </w:r>
+      <w:r>
+        <w:rPr>
+          <w:rFonts w:ascii="Robo" w:hAnsi="Robo"/>
+        </w:rPr>
+        <w:t>the time measurement approach from project 1.</w:t>
+      </w:r>
+    </w:p>
+    <w:p>
+      <w:pPr>
+        <w:pStyle w:val="a0"/>
+        <w:rPr>
+          <w:rFonts w:ascii="Robo" w:hAnsi="Robo"/>
+        </w:rPr>
+      </w:pPr>
+      <w:r>
+        <w:rPr>
+          <w:rFonts w:ascii="Robo" w:hAnsi="Robo"/>
+        </w:rPr>
+        <w:t>OpenMP is easier to implement, whereas the performance improvement is not as good as POSIX</w:t>
+      </w:r>
+      <w:r>
+        <w:rPr>
+          <w:rFonts w:ascii="Robo" w:hAnsi="Robo"/>
+        </w:rPr>
+        <w:t xml:space="preserve">. </w:t>
+      </w:r>
+      <w:r>
+        <w:rPr>
+          <w:rFonts w:ascii="Robo" w:hAnsi="Robo"/>
+        </w:rPr>
+        <w:t>Developers should take the project development status and project requirement into consideration upon choosing the approach.</w:t>
       </w:r>
     </w:p>
     <w:p>
